--- a/paper/거북목_AI운동_RCT_논문.docx
+++ b/paper/거북목_AI운동_RCT_논문.docx
@@ -228,7 +228,7 @@
           <w:i w:val="0"/>
           <w:sz w:val="20"/>
         </w:rPr>
-        <w:t>Purpose: This study compared the effects of an AI-generated exercise program, which incorporated group-specific characteristics, with a conventional clinical exercise program on craniovertebral angle (CVA) and cervical range of motion (CROM) in university students with forward head posture (FHP). Methods: A total of 40 university students with FHP (CVA&lt;50°) were randomly assigned to an AI-generated exercise group (n=20) or a conventional clinical exercise group (n=20). Interventions were performed twice weekly for 5 weeks (10 sessions, 20 min each). CVA and CROM in six directions were measured before and after the intervention, and 34 participants (17 per group) with complete data were analyzed using a 2(group)×2(time) repeated-measures ANOVA. Results: The groups were homogeneous at baseline (all p&gt;0.05). A significant main effect of time was found for CVA (F=125.41, p&lt;.001, partial η²=0.80), with both groups improving after the intervention. However, no significant group×time interaction was observed for any outcome (CVA: F=1.41, p=0.244), and between-group differences in change were not significant. Conclusion: The AI-generated exercise program did not produce significantly greater improvement than the conventional program; both improved CVA and CROM comparably. The AI-generated program may serve as an accessible alternative with effects comparable to expert-designed clinical exercise.</w:t>
+        <w:t>Purpose: This study compared the effects of an artificial intelligence (AI)-generated exercise program, which incorporated group-specific characteristics, with a conventional clinical exercise program on craniovertebral angle (CVA) and cervical range of motion (CROM) in university students with forward head posture (FHP). Methods: A total of 40 university students with FHP (CVA&lt;50°) were randomly assigned to an AI-generated exercise group (EG, n=20) or a conventional clinical exercise group (CG, n=20). The AI program was generated by a large language model (Claude Opus 4.5) using the group's mean baseline values, and the control program comprised evidence-based cervical extensor and pectoralis major stretching and McKenzie extension exercise. Both interventions were performed twice weekly for 5 weeks (10 sessions, 20 min each) under direct supervision. CVA (photogrammetry) and CROM in six directions (goniometry) were measured before and after the intervention. 34 participants (17 per group) with complete pre/post data were analyzed using a 2 (group) × 2 (time) repeated-measures ANOVA, with paired and independent t-tests and partial eta-squared (partial η²) effect sizes. Results: The groups were homogeneous at baseline (all p&gt;0.05). A significant main effect of time was found for CVA (F=125.41, p&lt;.001, partial η²=0.80), with both groups improving after the intervention (EG 45.0→58.3°, CG 46.5→57.3°), and a significant time effect was also found for five of six CROM directions. However, no significant group × time interaction was observed for any outcome (CVA: F=1.41, p=0.244, partial η²=0.042), and all between-group differences in change had 95% confidence intervals spanning zero. Conclusion: The AI-generated exercise program did not produce significantly greater improvement than the conventional program; both improved CVA and CROM comparably. The AI-generated program may therefore serve as an accessible, scalable alternative with effects comparable to expert-designed clinical exercise, although a larger non-inferiority trial is warranted to confirm equivalence.</w:t>
       </w:r>
     </w:p>
     <w:p>
@@ -1506,6 +1506,21 @@
     </w:p>
     <w:p>
       <w:pPr>
+        <w:spacing w:before="0" w:after="120" w:line="384" w:lineRule="auto"/>
+        <w:ind w:firstLine="567"/>
+      </w:pPr>
+      <w:r>
+        <w:rPr>
+          <w:rFonts w:ascii="바탕" w:hAnsi="바탕" w:eastAsia="바탕"/>
+          <w:b w:val="0"/>
+          <w:i w:val="0"/>
+          <w:sz w:val="20"/>
+        </w:rPr>
+        <w:t>연구의 투명성과 재현성을 위하여 개인식별정보를 제거한 익명화 측정 자료와 전체 분석 코드(Python 기반 분석 노트북)를 공개 저장소(https://github.com/y3korea/fhp-ai-rct)에 공개하였다.</w:t>
+      </w:r>
+    </w:p>
+    <w:p>
+      <w:pPr>
         <w:spacing w:before="280" w:after="140" w:line="312" w:lineRule="auto"/>
       </w:pPr>
       <w:r>
@@ -1544,7 +1559,7 @@
           <w:i w:val="0"/>
           <w:sz w:val="20"/>
         </w:rPr>
-        <w:t>총 40명이 무작위 배정되었다(실험군 20명, 대조군 20명). 이 중 중재 또는 사후 측정 과정에서 사전 또는 사후 자료가 확보되지 않은 6명(각 군 3명)을 제외하고, 사전·사후 자료가 모두 확보된 34명(실험군 17명, 대조군 17명)을 중재 효과 분석에 포함하였다. 연구 대상자의 일반적 특성은 Table 3과 같다. 성별, 나이, 신장, 체중, 통증(VAS), 스마트폰 사용시간 등 모든 변수에서 두 군 간 유의한 차이가 없어 집단의 동질성이 확보되었다(모두 p&gt;0.05). 또한 분석에 포함된 대상자의 모든 결과변수 사전값에서도 군간 유의한 차이가 없었다(모두 p&gt;0.05).</w:t>
+        <w:t>총 40명이 무작위 배정되었다(실험군 20명, 대조군 20명). 이 중 중재 또는 사후 측정 과정에서 사전 또는 사후 자료가 확보되지 않은 6명(각 군 3명)을 제외하고, 사전·사후 자료가 모두 확보된 34명(실험군 17명, 대조군 17명)을 중재 효과 분석에 포함하였다. 연구 대상자의 일반적 특성은 Table 3과 같다. 성별, 나이, 신장, 체중, 통증(VAS), 스마트폰 사용시간 등 모든 변수에서 두 군 간 유의한 차이가 없어 집단의 동질성이 확보되었다(모두 p&gt;0.05). 또한 분석에 포함된 대상자의 모든 결과변수 사전값에서도 군간 유의한 차이가 없었다(모두 p&gt;0.05). (Table 3).</w:t>
       </w:r>
     </w:p>
     <w:p>
@@ -1567,7 +1582,7 @@
           <w:i w:val="0"/>
           <w:sz w:val="20"/>
         </w:rPr>
-        <w:t>연구 대상자의 일반적 특성 및 사전 동질성 검정</w:t>
+        <w:t>General characteristics of subjects</w:t>
       </w:r>
     </w:p>
     <w:tbl>
@@ -1586,7 +1601,7 @@
       <w:tr>
         <w:tc>
           <w:tcPr>
-            <w:tcW w:type="dxa" w:w="2551"/>
+            <w:tcW w:type="dxa" w:w="2721"/>
             <w:tcBorders>
               <w:top w:val="single" w:sz="8" w:color="000000"/>
               <w:bottom w:val="single" w:sz="8" w:color="000000"/>
@@ -1605,13 +1620,13 @@
                 <w:i w:val="0"/>
                 <w:sz w:val="18"/>
               </w:rPr>
-              <w:t>변수</w:t>
+              <w:t>Variables (unit)</w:t>
             </w:r>
           </w:p>
         </w:tc>
         <w:tc>
           <w:tcPr>
-            <w:tcW w:type="dxa" w:w="2381"/>
+            <w:tcW w:type="dxa" w:w="2268"/>
             <w:tcBorders>
               <w:top w:val="single" w:sz="8" w:color="000000"/>
               <w:bottom w:val="single" w:sz="8" w:color="000000"/>
@@ -1630,13 +1645,13 @@
                 <w:i w:val="0"/>
                 <w:sz w:val="18"/>
               </w:rPr>
-              <w:t>실험군 (n=20)</w:t>
+              <w:t>EG (n=20)</w:t>
             </w:r>
           </w:p>
         </w:tc>
         <w:tc>
           <w:tcPr>
-            <w:tcW w:type="dxa" w:w="2381"/>
+            <w:tcW w:type="dxa" w:w="2268"/>
             <w:tcBorders>
               <w:top w:val="single" w:sz="8" w:color="000000"/>
               <w:bottom w:val="single" w:sz="8" w:color="000000"/>
@@ -1655,13 +1670,13 @@
                 <w:i w:val="0"/>
                 <w:sz w:val="18"/>
               </w:rPr>
-              <w:t>대조군 (n=20)</w:t>
+              <w:t>CG (n=20)</w:t>
             </w:r>
           </w:p>
         </w:tc>
         <w:tc>
           <w:tcPr>
-            <w:tcW w:type="dxa" w:w="907"/>
+            <w:tcW w:type="dxa" w:w="964"/>
             <w:tcBorders>
               <w:top w:val="single" w:sz="8" w:color="000000"/>
               <w:bottom w:val="single" w:sz="8" w:color="000000"/>
@@ -1680,13 +1695,13 @@
                 <w:i w:val="0"/>
                 <w:sz w:val="18"/>
               </w:rPr>
-              <w:t>검정</w:t>
+              <w:t>χ²/t/Z</w:t>
             </w:r>
           </w:p>
         </w:tc>
         <w:tc>
           <w:tcPr>
-            <w:tcW w:type="dxa" w:w="907"/>
+            <w:tcW w:type="dxa" w:w="850"/>
             <w:tcBorders>
               <w:top w:val="single" w:sz="8" w:color="000000"/>
               <w:bottom w:val="single" w:sz="8" w:color="000000"/>
@@ -1713,7 +1728,7 @@
       <w:tr>
         <w:tc>
           <w:tcPr>
-            <w:tcW w:type="dxa" w:w="2551"/>
+            <w:tcW w:type="dxa" w:w="2721"/>
           </w:tcPr>
           <w:p>
             <w:pPr>
@@ -1728,13 +1743,13 @@
                 <w:i w:val="0"/>
                 <w:sz w:val="18"/>
               </w:rPr>
-              <w:t>성별 (남/여)</w:t>
+              <w:t>Sex (M/F)</w:t>
             </w:r>
           </w:p>
         </w:tc>
         <w:tc>
           <w:tcPr>
-            <w:tcW w:type="dxa" w:w="2381"/>
+            <w:tcW w:type="dxa" w:w="2268"/>
           </w:tcPr>
           <w:p>
             <w:pPr>
@@ -1755,7 +1770,7 @@
         </w:tc>
         <w:tc>
           <w:tcPr>
-            <w:tcW w:type="dxa" w:w="2381"/>
+            <w:tcW w:type="dxa" w:w="2268"/>
           </w:tcPr>
           <w:p>
             <w:pPr>
@@ -1776,7 +1791,7 @@
         </w:tc>
         <w:tc>
           <w:tcPr>
-            <w:tcW w:type="dxa" w:w="907"/>
+            <w:tcW w:type="dxa" w:w="964"/>
           </w:tcPr>
           <w:p>
             <w:pPr>
@@ -1797,7 +1812,7 @@
         </w:tc>
         <w:tc>
           <w:tcPr>
-            <w:tcW w:type="dxa" w:w="907"/>
+            <w:tcW w:type="dxa" w:w="850"/>
           </w:tcPr>
           <w:p>
             <w:pPr>
@@ -1820,12 +1835,12 @@
       <w:tr>
         <w:tc>
           <w:tcPr>
-            <w:tcW w:type="dxa" w:w="2551"/>
+            <w:tcW w:type="dxa" w:w="2721"/>
           </w:tcPr>
           <w:p>
             <w:pPr>
               <w:spacing w:after="20" w:before="20" w:line="264" w:lineRule="auto"/>
-              <w:jc w:val="center"/>
+              <w:jc w:val="left"/>
             </w:pPr>
             <w:r/>
             <w:r>
@@ -1835,13 +1850,13 @@
                 <w:i w:val="0"/>
                 <w:sz w:val="18"/>
               </w:rPr>
-              <w:t>나이 (세)</w:t>
+              <w:t>Age (years)</w:t>
             </w:r>
           </w:p>
         </w:tc>
         <w:tc>
           <w:tcPr>
-            <w:tcW w:type="dxa" w:w="2381"/>
+            <w:tcW w:type="dxa" w:w="2268"/>
           </w:tcPr>
           <w:p>
             <w:pPr>
@@ -1862,7 +1877,7 @@
         </w:tc>
         <w:tc>
           <w:tcPr>
-            <w:tcW w:type="dxa" w:w="2381"/>
+            <w:tcW w:type="dxa" w:w="2268"/>
           </w:tcPr>
           <w:p>
             <w:pPr>
@@ -1883,7 +1898,7 @@
         </w:tc>
         <w:tc>
           <w:tcPr>
-            <w:tcW w:type="dxa" w:w="907"/>
+            <w:tcW w:type="dxa" w:w="964"/>
           </w:tcPr>
           <w:p>
             <w:pPr>
@@ -1904,7 +1919,7 @@
         </w:tc>
         <w:tc>
           <w:tcPr>
-            <w:tcW w:type="dxa" w:w="907"/>
+            <w:tcW w:type="dxa" w:w="850"/>
           </w:tcPr>
           <w:p>
             <w:pPr>
@@ -1927,7 +1942,7 @@
       <w:tr>
         <w:tc>
           <w:tcPr>
-            <w:tcW w:type="dxa" w:w="2551"/>
+            <w:tcW w:type="dxa" w:w="2721"/>
           </w:tcPr>
           <w:p>
             <w:pPr>
@@ -1942,13 +1957,13 @@
                 <w:i w:val="0"/>
                 <w:sz w:val="18"/>
               </w:rPr>
-              <w:t>신장 (cm)</w:t>
+              <w:t>Height (cm)</w:t>
             </w:r>
           </w:p>
         </w:tc>
         <w:tc>
           <w:tcPr>
-            <w:tcW w:type="dxa" w:w="2381"/>
+            <w:tcW w:type="dxa" w:w="2268"/>
           </w:tcPr>
           <w:p>
             <w:pPr>
@@ -1969,7 +1984,7 @@
         </w:tc>
         <w:tc>
           <w:tcPr>
-            <w:tcW w:type="dxa" w:w="2381"/>
+            <w:tcW w:type="dxa" w:w="2268"/>
           </w:tcPr>
           <w:p>
             <w:pPr>
@@ -1990,7 +2005,7 @@
         </w:tc>
         <w:tc>
           <w:tcPr>
-            <w:tcW w:type="dxa" w:w="907"/>
+            <w:tcW w:type="dxa" w:w="964"/>
           </w:tcPr>
           <w:p>
             <w:pPr>
@@ -2011,7 +2026,7 @@
         </w:tc>
         <w:tc>
           <w:tcPr>
-            <w:tcW w:type="dxa" w:w="907"/>
+            <w:tcW w:type="dxa" w:w="850"/>
           </w:tcPr>
           <w:p>
             <w:pPr>
@@ -2034,7 +2049,7 @@
       <w:tr>
         <w:tc>
           <w:tcPr>
-            <w:tcW w:type="dxa" w:w="2551"/>
+            <w:tcW w:type="dxa" w:w="2721"/>
           </w:tcPr>
           <w:p>
             <w:pPr>
@@ -2049,13 +2064,13 @@
                 <w:i w:val="0"/>
                 <w:sz w:val="18"/>
               </w:rPr>
-              <w:t>체중 (kg)</w:t>
+              <w:t>Weight (kg)</w:t>
             </w:r>
           </w:p>
         </w:tc>
         <w:tc>
           <w:tcPr>
-            <w:tcW w:type="dxa" w:w="2381"/>
+            <w:tcW w:type="dxa" w:w="2268"/>
           </w:tcPr>
           <w:p>
             <w:pPr>
@@ -2076,7 +2091,7 @@
         </w:tc>
         <w:tc>
           <w:tcPr>
-            <w:tcW w:type="dxa" w:w="2381"/>
+            <w:tcW w:type="dxa" w:w="2268"/>
           </w:tcPr>
           <w:p>
             <w:pPr>
@@ -2097,7 +2112,7 @@
         </w:tc>
         <w:tc>
           <w:tcPr>
-            <w:tcW w:type="dxa" w:w="907"/>
+            <w:tcW w:type="dxa" w:w="964"/>
           </w:tcPr>
           <w:p>
             <w:pPr>
@@ -2118,7 +2133,7 @@
         </w:tc>
         <w:tc>
           <w:tcPr>
-            <w:tcW w:type="dxa" w:w="907"/>
+            <w:tcW w:type="dxa" w:w="850"/>
           </w:tcPr>
           <w:p>
             <w:pPr>
@@ -2141,7 +2156,7 @@
       <w:tr>
         <w:tc>
           <w:tcPr>
-            <w:tcW w:type="dxa" w:w="2551"/>
+            <w:tcW w:type="dxa" w:w="2721"/>
           </w:tcPr>
           <w:p>
             <w:pPr>
@@ -2156,13 +2171,13 @@
                 <w:i w:val="0"/>
                 <w:sz w:val="18"/>
               </w:rPr>
-              <w:t>통증 (VAS)</w:t>
+              <w:t>Pain (VAS)</w:t>
             </w:r>
           </w:p>
         </w:tc>
         <w:tc>
           <w:tcPr>
-            <w:tcW w:type="dxa" w:w="2381"/>
+            <w:tcW w:type="dxa" w:w="2268"/>
           </w:tcPr>
           <w:p>
             <w:pPr>
@@ -2183,7 +2198,7 @@
         </w:tc>
         <w:tc>
           <w:tcPr>
-            <w:tcW w:type="dxa" w:w="2381"/>
+            <w:tcW w:type="dxa" w:w="2268"/>
           </w:tcPr>
           <w:p>
             <w:pPr>
@@ -2204,7 +2219,7 @@
         </w:tc>
         <w:tc>
           <w:tcPr>
-            <w:tcW w:type="dxa" w:w="907"/>
+            <w:tcW w:type="dxa" w:w="964"/>
           </w:tcPr>
           <w:p>
             <w:pPr>
@@ -2225,7 +2240,7 @@
         </w:tc>
         <w:tc>
           <w:tcPr>
-            <w:tcW w:type="dxa" w:w="907"/>
+            <w:tcW w:type="dxa" w:w="850"/>
           </w:tcPr>
           <w:p>
             <w:pPr>
@@ -2248,7 +2263,7 @@
       <w:tr>
         <w:tc>
           <w:tcPr>
-            <w:tcW w:type="dxa" w:w="2551"/>
+            <w:tcW w:type="dxa" w:w="2721"/>
             <w:tcBorders>
               <w:bottom w:val="single" w:sz="8" w:color="000000"/>
             </w:tcBorders>
@@ -2266,13 +2281,13 @@
                 <w:i w:val="0"/>
                 <w:sz w:val="18"/>
               </w:rPr>
-              <w:t>스마트폰 사용 (시간/일)</w:t>
+              <w:t>Smartphone use (h/day)</w:t>
             </w:r>
           </w:p>
         </w:tc>
         <w:tc>
           <w:tcPr>
-            <w:tcW w:type="dxa" w:w="2381"/>
+            <w:tcW w:type="dxa" w:w="2268"/>
             <w:tcBorders>
               <w:bottom w:val="single" w:sz="8" w:color="000000"/>
             </w:tcBorders>
@@ -2296,7 +2311,7 @@
         </w:tc>
         <w:tc>
           <w:tcPr>
-            <w:tcW w:type="dxa" w:w="2381"/>
+            <w:tcW w:type="dxa" w:w="2268"/>
             <w:tcBorders>
               <w:bottom w:val="single" w:sz="8" w:color="000000"/>
             </w:tcBorders>
@@ -2320,7 +2335,7 @@
         </w:tc>
         <w:tc>
           <w:tcPr>
-            <w:tcW w:type="dxa" w:w="907"/>
+            <w:tcW w:type="dxa" w:w="964"/>
             <w:tcBorders>
               <w:bottom w:val="single" w:sz="8" w:color="000000"/>
             </w:tcBorders>
@@ -2344,7 +2359,7 @@
         </w:tc>
         <w:tc>
           <w:tcPr>
-            <w:tcW w:type="dxa" w:w="907"/>
+            <w:tcW w:type="dxa" w:w="850"/>
             <w:tcBorders>
               <w:bottom w:val="single" w:sz="8" w:color="000000"/>
             </w:tcBorders>
@@ -2379,7 +2394,7 @@
           <w:i w:val="0"/>
           <w:sz w:val="17"/>
         </w:rPr>
-        <w:t>* 값은 평균±표준편차 또는 빈도. t: 독립표본 t-검정, Z: Mann-Whitney U 검정, χ²: 카이제곱 검정.</w:t>
+        <w:t>Values are presented as mean ± SD or frequency. t: independent t-test, Z: Mann–Whitney U test, χ²: chi-square test. EG: experimental group; CG: control group.</w:t>
       </w:r>
     </w:p>
     <w:p>
@@ -2408,7 +2423,7 @@
           <w:i w:val="0"/>
           <w:sz w:val="20"/>
         </w:rPr>
-        <w:t>CVA 및 CROM의 군내 사전-사후 변화는 Table 4와 같다. CVA는 실험군에서 44.98±4.16°에서 58.30±5.85°로(Δ=+13.32°, p&lt;.001), 대조군에서 46.49±2.98°에서 57.26±7.32°로(Δ=+10.77°, p&lt;.001) 두 군 모두 중재 후 유의하게 증가하였다. CROM의 경우 실험군에서는 신전, 측방굴곡(우), 측방굴곡(좌), 회전(우), 회전(좌)에서 유의한 개선이 나타났으며, 대조군에서는 신전, 회전(우), 회전(좌)에서 유의한 개선이 관찰되었다.</w:t>
+        <w:t>CVA 및 CROM의 군내 사전-사후 변화는 Table 4와 같다. CVA는 실험군에서 44.98±4.16°에서 58.30±5.85°로(Δ=+13.32°, p&lt;.001), 대조군에서 46.49±2.98°에서 57.26±7.32°로(Δ=+10.77°, p&lt;.001) 두 군 모두 중재 후 유의하게 증가하였다. CROM의 경우 실험군에서는 신전, 측방굴곡(우), 측방굴곡(좌), 회전(우), 회전(좌)에서 유의한 개선이 나타났으며, 대조군에서는 신전, 회전(우), 회전(좌)에서 유의한 개선이 관찰되었다. (Table 4, Figure 1).</w:t>
       </w:r>
     </w:p>
     <w:p>
@@ -2431,7 +2446,7 @@
           <w:i w:val="0"/>
           <w:sz w:val="20"/>
         </w:rPr>
-        <w:t>결과변수의 사전·사후 값 및 군내 변화 (단위: °)</w:t>
+        <w:t>Pre/post values and within-group change (unit: °)</w:t>
       </w:r>
     </w:p>
     <w:tbl>
@@ -2451,7 +2466,7 @@
       <w:tr>
         <w:tc>
           <w:tcPr>
-            <w:tcW w:type="dxa" w:w="1928"/>
+            <w:tcW w:type="dxa" w:w="1814"/>
             <w:tcBorders>
               <w:top w:val="single" w:sz="8" w:color="000000"/>
               <w:bottom w:val="single" w:sz="8" w:color="000000"/>
@@ -2470,13 +2485,13 @@
                 <w:i w:val="0"/>
                 <w:sz w:val="18"/>
               </w:rPr>
-              <w:t>결과변수</w:t>
+              <w:t>Outcome</w:t>
             </w:r>
           </w:p>
         </w:tc>
         <w:tc>
           <w:tcPr>
-            <w:tcW w:type="dxa" w:w="1020"/>
+            <w:tcW w:type="dxa" w:w="964"/>
             <w:tcBorders>
               <w:top w:val="single" w:sz="8" w:color="000000"/>
               <w:bottom w:val="single" w:sz="8" w:color="000000"/>
@@ -2495,13 +2510,13 @@
                 <w:i w:val="0"/>
                 <w:sz w:val="18"/>
               </w:rPr>
-              <w:t>군</w:t>
+              <w:t>Group</w:t>
             </w:r>
           </w:p>
         </w:tc>
         <w:tc>
           <w:tcPr>
-            <w:tcW w:type="dxa" w:w="1701"/>
+            <w:tcW w:type="dxa" w:w="1814"/>
             <w:tcBorders>
               <w:top w:val="single" w:sz="8" w:color="000000"/>
               <w:bottom w:val="single" w:sz="8" w:color="000000"/>
@@ -2520,13 +2535,13 @@
                 <w:i w:val="0"/>
                 <w:sz w:val="18"/>
               </w:rPr>
-              <w:t>사전</w:t>
+              <w:t>Pre (M±SD)</w:t>
             </w:r>
           </w:p>
         </w:tc>
         <w:tc>
           <w:tcPr>
-            <w:tcW w:type="dxa" w:w="1701"/>
+            <w:tcW w:type="dxa" w:w="1814"/>
             <w:tcBorders>
               <w:top w:val="single" w:sz="8" w:color="000000"/>
               <w:bottom w:val="single" w:sz="8" w:color="000000"/>
@@ -2545,13 +2560,13 @@
                 <w:i w:val="0"/>
                 <w:sz w:val="18"/>
               </w:rPr>
-              <w:t>사후</w:t>
+              <w:t>Post (M±SD)</w:t>
             </w:r>
           </w:p>
         </w:tc>
         <w:tc>
           <w:tcPr>
-            <w:tcW w:type="dxa" w:w="1020"/>
+            <w:tcW w:type="dxa" w:w="964"/>
             <w:tcBorders>
               <w:top w:val="single" w:sz="8" w:color="000000"/>
               <w:bottom w:val="single" w:sz="8" w:color="000000"/>
@@ -2603,28 +2618,7 @@
       <w:tr>
         <w:tc>
           <w:tcPr>
-            <w:tcW w:type="dxa" w:w="1928"/>
-          </w:tcPr>
-          <w:p>
-            <w:pPr>
-              <w:spacing w:after="20" w:before="20" w:line="264" w:lineRule="auto"/>
-              <w:jc w:val="left"/>
-            </w:pPr>
-            <w:r/>
-            <w:r>
-              <w:rPr>
-                <w:rFonts w:ascii="바탕" w:hAnsi="바탕" w:eastAsia="바탕"/>
-                <w:b w:val="0"/>
-                <w:i w:val="0"/>
-                <w:sz w:val="18"/>
-              </w:rPr>
-              <w:t>두개척추각(CVA)</w:t>
-            </w:r>
-          </w:p>
-        </w:tc>
-        <w:tc>
-          <w:tcPr>
-            <w:tcW w:type="dxa" w:w="1020"/>
+            <w:tcW w:type="dxa" w:w="1814"/>
           </w:tcPr>
           <w:p>
             <w:pPr>
@@ -2639,13 +2633,34 @@
                 <w:i w:val="0"/>
                 <w:sz w:val="18"/>
               </w:rPr>
-              <w:t>실험군</w:t>
+              <w:t>CVA</w:t>
             </w:r>
           </w:p>
         </w:tc>
         <w:tc>
           <w:tcPr>
-            <w:tcW w:type="dxa" w:w="1701"/>
+            <w:tcW w:type="dxa" w:w="964"/>
+          </w:tcPr>
+          <w:p>
+            <w:pPr>
+              <w:spacing w:after="20" w:before="20" w:line="264" w:lineRule="auto"/>
+              <w:jc w:val="center"/>
+            </w:pPr>
+            <w:r/>
+            <w:r>
+              <w:rPr>
+                <w:rFonts w:ascii="바탕" w:hAnsi="바탕" w:eastAsia="바탕"/>
+                <w:b w:val="0"/>
+                <w:i w:val="0"/>
+                <w:sz w:val="18"/>
+              </w:rPr>
+              <w:t>EG</w:t>
+            </w:r>
+          </w:p>
+        </w:tc>
+        <w:tc>
+          <w:tcPr>
+            <w:tcW w:type="dxa" w:w="1814"/>
           </w:tcPr>
           <w:p>
             <w:pPr>
@@ -2666,7 +2681,7 @@
         </w:tc>
         <w:tc>
           <w:tcPr>
-            <w:tcW w:type="dxa" w:w="1701"/>
+            <w:tcW w:type="dxa" w:w="1814"/>
           </w:tcPr>
           <w:p>
             <w:pPr>
@@ -2687,7 +2702,7 @@
         </w:tc>
         <w:tc>
           <w:tcPr>
-            <w:tcW w:type="dxa" w:w="1020"/>
+            <w:tcW w:type="dxa" w:w="964"/>
           </w:tcPr>
           <w:p>
             <w:pPr>
@@ -2731,28 +2746,7 @@
       <w:tr>
         <w:tc>
           <w:tcPr>
-            <w:tcW w:type="dxa" w:w="1928"/>
-          </w:tcPr>
-          <w:p>
-            <w:pPr>
-              <w:spacing w:after="20" w:before="20" w:line="264" w:lineRule="auto"/>
-              <w:jc w:val="left"/>
-            </w:pPr>
-            <w:r/>
-            <w:r>
-              <w:rPr>
-                <w:rFonts w:ascii="바탕" w:hAnsi="바탕" w:eastAsia="바탕"/>
-                <w:b w:val="0"/>
-                <w:i w:val="0"/>
-                <w:sz w:val="18"/>
-              </w:rPr>
-              <w:t>두개척추각(CVA)</w:t>
-            </w:r>
-          </w:p>
-        </w:tc>
-        <w:tc>
-          <w:tcPr>
-            <w:tcW w:type="dxa" w:w="1020"/>
+            <w:tcW w:type="dxa" w:w="1814"/>
           </w:tcPr>
           <w:p>
             <w:pPr>
@@ -2767,13 +2761,34 @@
                 <w:i w:val="0"/>
                 <w:sz w:val="18"/>
               </w:rPr>
-              <w:t>대조군</w:t>
+              <w:t>CVA</w:t>
             </w:r>
           </w:p>
         </w:tc>
         <w:tc>
           <w:tcPr>
-            <w:tcW w:type="dxa" w:w="1701"/>
+            <w:tcW w:type="dxa" w:w="964"/>
+          </w:tcPr>
+          <w:p>
+            <w:pPr>
+              <w:spacing w:after="20" w:before="20" w:line="264" w:lineRule="auto"/>
+              <w:jc w:val="center"/>
+            </w:pPr>
+            <w:r/>
+            <w:r>
+              <w:rPr>
+                <w:rFonts w:ascii="바탕" w:hAnsi="바탕" w:eastAsia="바탕"/>
+                <w:b w:val="0"/>
+                <w:i w:val="0"/>
+                <w:sz w:val="18"/>
+              </w:rPr>
+              <w:t>CG</w:t>
+            </w:r>
+          </w:p>
+        </w:tc>
+        <w:tc>
+          <w:tcPr>
+            <w:tcW w:type="dxa" w:w="1814"/>
           </w:tcPr>
           <w:p>
             <w:pPr>
@@ -2794,7 +2809,7 @@
         </w:tc>
         <w:tc>
           <w:tcPr>
-            <w:tcW w:type="dxa" w:w="1701"/>
+            <w:tcW w:type="dxa" w:w="1814"/>
           </w:tcPr>
           <w:p>
             <w:pPr>
@@ -2815,7 +2830,7 @@
         </w:tc>
         <w:tc>
           <w:tcPr>
-            <w:tcW w:type="dxa" w:w="1020"/>
+            <w:tcW w:type="dxa" w:w="964"/>
           </w:tcPr>
           <w:p>
             <w:pPr>
@@ -2859,7 +2874,28 @@
       <w:tr>
         <w:tc>
           <w:tcPr>
-            <w:tcW w:type="dxa" w:w="1928"/>
+            <w:tcW w:type="dxa" w:w="1814"/>
+          </w:tcPr>
+          <w:p>
+            <w:pPr>
+              <w:spacing w:after="20" w:before="20" w:line="264" w:lineRule="auto"/>
+              <w:jc w:val="left"/>
+            </w:pPr>
+            <w:r/>
+            <w:r>
+              <w:rPr>
+                <w:rFonts w:ascii="바탕" w:hAnsi="바탕" w:eastAsia="바탕"/>
+                <w:b w:val="0"/>
+                <w:i w:val="0"/>
+                <w:sz w:val="18"/>
+              </w:rPr>
+              <w:t>Flexion</w:t>
+            </w:r>
+          </w:p>
+        </w:tc>
+        <w:tc>
+          <w:tcPr>
+            <w:tcW w:type="dxa" w:w="964"/>
           </w:tcPr>
           <w:p>
             <w:pPr>
@@ -2874,34 +2910,13 @@
                 <w:i w:val="0"/>
                 <w:sz w:val="18"/>
               </w:rPr>
-              <w:t>굴곡</w:t>
+              <w:t>EG</w:t>
             </w:r>
           </w:p>
         </w:tc>
         <w:tc>
           <w:tcPr>
-            <w:tcW w:type="dxa" w:w="1020"/>
-          </w:tcPr>
-          <w:p>
-            <w:pPr>
-              <w:spacing w:after="20" w:before="20" w:line="264" w:lineRule="auto"/>
-              <w:jc w:val="center"/>
-            </w:pPr>
-            <w:r/>
-            <w:r>
-              <w:rPr>
-                <w:rFonts w:ascii="바탕" w:hAnsi="바탕" w:eastAsia="바탕"/>
-                <w:b w:val="0"/>
-                <w:i w:val="0"/>
-                <w:sz w:val="18"/>
-              </w:rPr>
-              <w:t>실험군</w:t>
-            </w:r>
-          </w:p>
-        </w:tc>
-        <w:tc>
-          <w:tcPr>
-            <w:tcW w:type="dxa" w:w="1701"/>
+            <w:tcW w:type="dxa" w:w="1814"/>
           </w:tcPr>
           <w:p>
             <w:pPr>
@@ -2922,7 +2937,7 @@
         </w:tc>
         <w:tc>
           <w:tcPr>
-            <w:tcW w:type="dxa" w:w="1701"/>
+            <w:tcW w:type="dxa" w:w="1814"/>
           </w:tcPr>
           <w:p>
             <w:pPr>
@@ -2943,7 +2958,7 @@
         </w:tc>
         <w:tc>
           <w:tcPr>
-            <w:tcW w:type="dxa" w:w="1020"/>
+            <w:tcW w:type="dxa" w:w="964"/>
           </w:tcPr>
           <w:p>
             <w:pPr>
@@ -2987,7 +3002,28 @@
       <w:tr>
         <w:tc>
           <w:tcPr>
-            <w:tcW w:type="dxa" w:w="1928"/>
+            <w:tcW w:type="dxa" w:w="1814"/>
+          </w:tcPr>
+          <w:p>
+            <w:pPr>
+              <w:spacing w:after="20" w:before="20" w:line="264" w:lineRule="auto"/>
+              <w:jc w:val="left"/>
+            </w:pPr>
+            <w:r/>
+            <w:r>
+              <w:rPr>
+                <w:rFonts w:ascii="바탕" w:hAnsi="바탕" w:eastAsia="바탕"/>
+                <w:b w:val="0"/>
+                <w:i w:val="0"/>
+                <w:sz w:val="18"/>
+              </w:rPr>
+              <w:t>Flexion</w:t>
+            </w:r>
+          </w:p>
+        </w:tc>
+        <w:tc>
+          <w:tcPr>
+            <w:tcW w:type="dxa" w:w="964"/>
           </w:tcPr>
           <w:p>
             <w:pPr>
@@ -3002,34 +3038,13 @@
                 <w:i w:val="0"/>
                 <w:sz w:val="18"/>
               </w:rPr>
-              <w:t>굴곡</w:t>
+              <w:t>CG</w:t>
             </w:r>
           </w:p>
         </w:tc>
         <w:tc>
           <w:tcPr>
-            <w:tcW w:type="dxa" w:w="1020"/>
-          </w:tcPr>
-          <w:p>
-            <w:pPr>
-              <w:spacing w:after="20" w:before="20" w:line="264" w:lineRule="auto"/>
-              <w:jc w:val="center"/>
-            </w:pPr>
-            <w:r/>
-            <w:r>
-              <w:rPr>
-                <w:rFonts w:ascii="바탕" w:hAnsi="바탕" w:eastAsia="바탕"/>
-                <w:b w:val="0"/>
-                <w:i w:val="0"/>
-                <w:sz w:val="18"/>
-              </w:rPr>
-              <w:t>대조군</w:t>
-            </w:r>
-          </w:p>
-        </w:tc>
-        <w:tc>
-          <w:tcPr>
-            <w:tcW w:type="dxa" w:w="1701"/>
+            <w:tcW w:type="dxa" w:w="1814"/>
           </w:tcPr>
           <w:p>
             <w:pPr>
@@ -3050,7 +3065,7 @@
         </w:tc>
         <w:tc>
           <w:tcPr>
-            <w:tcW w:type="dxa" w:w="1701"/>
+            <w:tcW w:type="dxa" w:w="1814"/>
           </w:tcPr>
           <w:p>
             <w:pPr>
@@ -3071,7 +3086,7 @@
         </w:tc>
         <w:tc>
           <w:tcPr>
-            <w:tcW w:type="dxa" w:w="1020"/>
+            <w:tcW w:type="dxa" w:w="964"/>
           </w:tcPr>
           <w:p>
             <w:pPr>
@@ -3115,7 +3130,28 @@
       <w:tr>
         <w:tc>
           <w:tcPr>
-            <w:tcW w:type="dxa" w:w="1928"/>
+            <w:tcW w:type="dxa" w:w="1814"/>
+          </w:tcPr>
+          <w:p>
+            <w:pPr>
+              <w:spacing w:after="20" w:before="20" w:line="264" w:lineRule="auto"/>
+              <w:jc w:val="left"/>
+            </w:pPr>
+            <w:r/>
+            <w:r>
+              <w:rPr>
+                <w:rFonts w:ascii="바탕" w:hAnsi="바탕" w:eastAsia="바탕"/>
+                <w:b w:val="0"/>
+                <w:i w:val="0"/>
+                <w:sz w:val="18"/>
+              </w:rPr>
+              <w:t>Extension</w:t>
+            </w:r>
+          </w:p>
+        </w:tc>
+        <w:tc>
+          <w:tcPr>
+            <w:tcW w:type="dxa" w:w="964"/>
           </w:tcPr>
           <w:p>
             <w:pPr>
@@ -3130,34 +3166,13 @@
                 <w:i w:val="0"/>
                 <w:sz w:val="18"/>
               </w:rPr>
-              <w:t>신전</w:t>
+              <w:t>EG</w:t>
             </w:r>
           </w:p>
         </w:tc>
         <w:tc>
           <w:tcPr>
-            <w:tcW w:type="dxa" w:w="1020"/>
-          </w:tcPr>
-          <w:p>
-            <w:pPr>
-              <w:spacing w:after="20" w:before="20" w:line="264" w:lineRule="auto"/>
-              <w:jc w:val="center"/>
-            </w:pPr>
-            <w:r/>
-            <w:r>
-              <w:rPr>
-                <w:rFonts w:ascii="바탕" w:hAnsi="바탕" w:eastAsia="바탕"/>
-                <w:b w:val="0"/>
-                <w:i w:val="0"/>
-                <w:sz w:val="18"/>
-              </w:rPr>
-              <w:t>실험군</w:t>
-            </w:r>
-          </w:p>
-        </w:tc>
-        <w:tc>
-          <w:tcPr>
-            <w:tcW w:type="dxa" w:w="1701"/>
+            <w:tcW w:type="dxa" w:w="1814"/>
           </w:tcPr>
           <w:p>
             <w:pPr>
@@ -3178,7 +3193,7 @@
         </w:tc>
         <w:tc>
           <w:tcPr>
-            <w:tcW w:type="dxa" w:w="1701"/>
+            <w:tcW w:type="dxa" w:w="1814"/>
           </w:tcPr>
           <w:p>
             <w:pPr>
@@ -3199,7 +3214,7 @@
         </w:tc>
         <w:tc>
           <w:tcPr>
-            <w:tcW w:type="dxa" w:w="1020"/>
+            <w:tcW w:type="dxa" w:w="964"/>
           </w:tcPr>
           <w:p>
             <w:pPr>
@@ -3243,7 +3258,28 @@
       <w:tr>
         <w:tc>
           <w:tcPr>
-            <w:tcW w:type="dxa" w:w="1928"/>
+            <w:tcW w:type="dxa" w:w="1814"/>
+          </w:tcPr>
+          <w:p>
+            <w:pPr>
+              <w:spacing w:after="20" w:before="20" w:line="264" w:lineRule="auto"/>
+              <w:jc w:val="left"/>
+            </w:pPr>
+            <w:r/>
+            <w:r>
+              <w:rPr>
+                <w:rFonts w:ascii="바탕" w:hAnsi="바탕" w:eastAsia="바탕"/>
+                <w:b w:val="0"/>
+                <w:i w:val="0"/>
+                <w:sz w:val="18"/>
+              </w:rPr>
+              <w:t>Extension</w:t>
+            </w:r>
+          </w:p>
+        </w:tc>
+        <w:tc>
+          <w:tcPr>
+            <w:tcW w:type="dxa" w:w="964"/>
           </w:tcPr>
           <w:p>
             <w:pPr>
@@ -3258,34 +3294,13 @@
                 <w:i w:val="0"/>
                 <w:sz w:val="18"/>
               </w:rPr>
-              <w:t>신전</w:t>
+              <w:t>CG</w:t>
             </w:r>
           </w:p>
         </w:tc>
         <w:tc>
           <w:tcPr>
-            <w:tcW w:type="dxa" w:w="1020"/>
-          </w:tcPr>
-          <w:p>
-            <w:pPr>
-              <w:spacing w:after="20" w:before="20" w:line="264" w:lineRule="auto"/>
-              <w:jc w:val="center"/>
-            </w:pPr>
-            <w:r/>
-            <w:r>
-              <w:rPr>
-                <w:rFonts w:ascii="바탕" w:hAnsi="바탕" w:eastAsia="바탕"/>
-                <w:b w:val="0"/>
-                <w:i w:val="0"/>
-                <w:sz w:val="18"/>
-              </w:rPr>
-              <w:t>대조군</w:t>
-            </w:r>
-          </w:p>
-        </w:tc>
-        <w:tc>
-          <w:tcPr>
-            <w:tcW w:type="dxa" w:w="1701"/>
+            <w:tcW w:type="dxa" w:w="1814"/>
           </w:tcPr>
           <w:p>
             <w:pPr>
@@ -3306,7 +3321,7 @@
         </w:tc>
         <w:tc>
           <w:tcPr>
-            <w:tcW w:type="dxa" w:w="1701"/>
+            <w:tcW w:type="dxa" w:w="1814"/>
           </w:tcPr>
           <w:p>
             <w:pPr>
@@ -3327,7 +3342,7 @@
         </w:tc>
         <w:tc>
           <w:tcPr>
-            <w:tcW w:type="dxa" w:w="1020"/>
+            <w:tcW w:type="dxa" w:w="964"/>
           </w:tcPr>
           <w:p>
             <w:pPr>
@@ -3371,7 +3386,7 @@
       <w:tr>
         <w:tc>
           <w:tcPr>
-            <w:tcW w:type="dxa" w:w="1928"/>
+            <w:tcW w:type="dxa" w:w="1814"/>
           </w:tcPr>
           <w:p>
             <w:pPr>
@@ -3386,13 +3401,13 @@
                 <w:i w:val="0"/>
                 <w:sz w:val="18"/>
               </w:rPr>
-              <w:t>측방굴곡(우)</w:t>
+              <w:t>Lat. flexion (R)</w:t>
             </w:r>
           </w:p>
         </w:tc>
         <w:tc>
           <w:tcPr>
-            <w:tcW w:type="dxa" w:w="1020"/>
+            <w:tcW w:type="dxa" w:w="964"/>
           </w:tcPr>
           <w:p>
             <w:pPr>
@@ -3407,13 +3422,13 @@
                 <w:i w:val="0"/>
                 <w:sz w:val="18"/>
               </w:rPr>
-              <w:t>실험군</w:t>
+              <w:t>EG</w:t>
             </w:r>
           </w:p>
         </w:tc>
         <w:tc>
           <w:tcPr>
-            <w:tcW w:type="dxa" w:w="1701"/>
+            <w:tcW w:type="dxa" w:w="1814"/>
           </w:tcPr>
           <w:p>
             <w:pPr>
@@ -3434,7 +3449,7 @@
         </w:tc>
         <w:tc>
           <w:tcPr>
-            <w:tcW w:type="dxa" w:w="1701"/>
+            <w:tcW w:type="dxa" w:w="1814"/>
           </w:tcPr>
           <w:p>
             <w:pPr>
@@ -3455,7 +3470,7 @@
         </w:tc>
         <w:tc>
           <w:tcPr>
-            <w:tcW w:type="dxa" w:w="1020"/>
+            <w:tcW w:type="dxa" w:w="964"/>
           </w:tcPr>
           <w:p>
             <w:pPr>
@@ -3499,7 +3514,7 @@
       <w:tr>
         <w:tc>
           <w:tcPr>
-            <w:tcW w:type="dxa" w:w="1928"/>
+            <w:tcW w:type="dxa" w:w="1814"/>
           </w:tcPr>
           <w:p>
             <w:pPr>
@@ -3514,13 +3529,13 @@
                 <w:i w:val="0"/>
                 <w:sz w:val="18"/>
               </w:rPr>
-              <w:t>측방굴곡(우)</w:t>
+              <w:t>Lat. flexion (R)</w:t>
             </w:r>
           </w:p>
         </w:tc>
         <w:tc>
           <w:tcPr>
-            <w:tcW w:type="dxa" w:w="1020"/>
+            <w:tcW w:type="dxa" w:w="964"/>
           </w:tcPr>
           <w:p>
             <w:pPr>
@@ -3535,13 +3550,13 @@
                 <w:i w:val="0"/>
                 <w:sz w:val="18"/>
               </w:rPr>
-              <w:t>대조군</w:t>
+              <w:t>CG</w:t>
             </w:r>
           </w:p>
         </w:tc>
         <w:tc>
           <w:tcPr>
-            <w:tcW w:type="dxa" w:w="1701"/>
+            <w:tcW w:type="dxa" w:w="1814"/>
           </w:tcPr>
           <w:p>
             <w:pPr>
@@ -3562,7 +3577,7 @@
         </w:tc>
         <w:tc>
           <w:tcPr>
-            <w:tcW w:type="dxa" w:w="1701"/>
+            <w:tcW w:type="dxa" w:w="1814"/>
           </w:tcPr>
           <w:p>
             <w:pPr>
@@ -3583,7 +3598,7 @@
         </w:tc>
         <w:tc>
           <w:tcPr>
-            <w:tcW w:type="dxa" w:w="1020"/>
+            <w:tcW w:type="dxa" w:w="964"/>
           </w:tcPr>
           <w:p>
             <w:pPr>
@@ -3627,7 +3642,7 @@
       <w:tr>
         <w:tc>
           <w:tcPr>
-            <w:tcW w:type="dxa" w:w="1928"/>
+            <w:tcW w:type="dxa" w:w="1814"/>
           </w:tcPr>
           <w:p>
             <w:pPr>
@@ -3642,13 +3657,13 @@
                 <w:i w:val="0"/>
                 <w:sz w:val="18"/>
               </w:rPr>
-              <w:t>측방굴곡(좌)</w:t>
+              <w:t>Lat. flexion (L)</w:t>
             </w:r>
           </w:p>
         </w:tc>
         <w:tc>
           <w:tcPr>
-            <w:tcW w:type="dxa" w:w="1020"/>
+            <w:tcW w:type="dxa" w:w="964"/>
           </w:tcPr>
           <w:p>
             <w:pPr>
@@ -3663,13 +3678,13 @@
                 <w:i w:val="0"/>
                 <w:sz w:val="18"/>
               </w:rPr>
-              <w:t>실험군</w:t>
+              <w:t>EG</w:t>
             </w:r>
           </w:p>
         </w:tc>
         <w:tc>
           <w:tcPr>
-            <w:tcW w:type="dxa" w:w="1701"/>
+            <w:tcW w:type="dxa" w:w="1814"/>
           </w:tcPr>
           <w:p>
             <w:pPr>
@@ -3690,7 +3705,7 @@
         </w:tc>
         <w:tc>
           <w:tcPr>
-            <w:tcW w:type="dxa" w:w="1701"/>
+            <w:tcW w:type="dxa" w:w="1814"/>
           </w:tcPr>
           <w:p>
             <w:pPr>
@@ -3711,7 +3726,7 @@
         </w:tc>
         <w:tc>
           <w:tcPr>
-            <w:tcW w:type="dxa" w:w="1020"/>
+            <w:tcW w:type="dxa" w:w="964"/>
           </w:tcPr>
           <w:p>
             <w:pPr>
@@ -3755,7 +3770,7 @@
       <w:tr>
         <w:tc>
           <w:tcPr>
-            <w:tcW w:type="dxa" w:w="1928"/>
+            <w:tcW w:type="dxa" w:w="1814"/>
           </w:tcPr>
           <w:p>
             <w:pPr>
@@ -3770,13 +3785,13 @@
                 <w:i w:val="0"/>
                 <w:sz w:val="18"/>
               </w:rPr>
-              <w:t>측방굴곡(좌)</w:t>
+              <w:t>Lat. flexion (L)</w:t>
             </w:r>
           </w:p>
         </w:tc>
         <w:tc>
           <w:tcPr>
-            <w:tcW w:type="dxa" w:w="1020"/>
+            <w:tcW w:type="dxa" w:w="964"/>
           </w:tcPr>
           <w:p>
             <w:pPr>
@@ -3791,13 +3806,13 @@
                 <w:i w:val="0"/>
                 <w:sz w:val="18"/>
               </w:rPr>
-              <w:t>대조군</w:t>
+              <w:t>CG</w:t>
             </w:r>
           </w:p>
         </w:tc>
         <w:tc>
           <w:tcPr>
-            <w:tcW w:type="dxa" w:w="1701"/>
+            <w:tcW w:type="dxa" w:w="1814"/>
           </w:tcPr>
           <w:p>
             <w:pPr>
@@ -3818,7 +3833,7 @@
         </w:tc>
         <w:tc>
           <w:tcPr>
-            <w:tcW w:type="dxa" w:w="1701"/>
+            <w:tcW w:type="dxa" w:w="1814"/>
           </w:tcPr>
           <w:p>
             <w:pPr>
@@ -3839,7 +3854,7 @@
         </w:tc>
         <w:tc>
           <w:tcPr>
-            <w:tcW w:type="dxa" w:w="1020"/>
+            <w:tcW w:type="dxa" w:w="964"/>
           </w:tcPr>
           <w:p>
             <w:pPr>
@@ -3883,7 +3898,28 @@
       <w:tr>
         <w:tc>
           <w:tcPr>
-            <w:tcW w:type="dxa" w:w="1928"/>
+            <w:tcW w:type="dxa" w:w="1814"/>
+          </w:tcPr>
+          <w:p>
+            <w:pPr>
+              <w:spacing w:after="20" w:before="20" w:line="264" w:lineRule="auto"/>
+              <w:jc w:val="left"/>
+            </w:pPr>
+            <w:r/>
+            <w:r>
+              <w:rPr>
+                <w:rFonts w:ascii="바탕" w:hAnsi="바탕" w:eastAsia="바탕"/>
+                <w:b w:val="0"/>
+                <w:i w:val="0"/>
+                <w:sz w:val="18"/>
+              </w:rPr>
+              <w:t>Rotation (R)</w:t>
+            </w:r>
+          </w:p>
+        </w:tc>
+        <w:tc>
+          <w:tcPr>
+            <w:tcW w:type="dxa" w:w="964"/>
           </w:tcPr>
           <w:p>
             <w:pPr>
@@ -3898,34 +3934,13 @@
                 <w:i w:val="0"/>
                 <w:sz w:val="18"/>
               </w:rPr>
-              <w:t>회전(우)</w:t>
+              <w:t>EG</w:t>
             </w:r>
           </w:p>
         </w:tc>
         <w:tc>
           <w:tcPr>
-            <w:tcW w:type="dxa" w:w="1020"/>
-          </w:tcPr>
-          <w:p>
-            <w:pPr>
-              <w:spacing w:after="20" w:before="20" w:line="264" w:lineRule="auto"/>
-              <w:jc w:val="center"/>
-            </w:pPr>
-            <w:r/>
-            <w:r>
-              <w:rPr>
-                <w:rFonts w:ascii="바탕" w:hAnsi="바탕" w:eastAsia="바탕"/>
-                <w:b w:val="0"/>
-                <w:i w:val="0"/>
-                <w:sz w:val="18"/>
-              </w:rPr>
-              <w:t>실험군</w:t>
-            </w:r>
-          </w:p>
-        </w:tc>
-        <w:tc>
-          <w:tcPr>
-            <w:tcW w:type="dxa" w:w="1701"/>
+            <w:tcW w:type="dxa" w:w="1814"/>
           </w:tcPr>
           <w:p>
             <w:pPr>
@@ -3946,7 +3961,7 @@
         </w:tc>
         <w:tc>
           <w:tcPr>
-            <w:tcW w:type="dxa" w:w="1701"/>
+            <w:tcW w:type="dxa" w:w="1814"/>
           </w:tcPr>
           <w:p>
             <w:pPr>
@@ -3967,7 +3982,7 @@
         </w:tc>
         <w:tc>
           <w:tcPr>
-            <w:tcW w:type="dxa" w:w="1020"/>
+            <w:tcW w:type="dxa" w:w="964"/>
           </w:tcPr>
           <w:p>
             <w:pPr>
@@ -4011,7 +4026,28 @@
       <w:tr>
         <w:tc>
           <w:tcPr>
-            <w:tcW w:type="dxa" w:w="1928"/>
+            <w:tcW w:type="dxa" w:w="1814"/>
+          </w:tcPr>
+          <w:p>
+            <w:pPr>
+              <w:spacing w:after="20" w:before="20" w:line="264" w:lineRule="auto"/>
+              <w:jc w:val="left"/>
+            </w:pPr>
+            <w:r/>
+            <w:r>
+              <w:rPr>
+                <w:rFonts w:ascii="바탕" w:hAnsi="바탕" w:eastAsia="바탕"/>
+                <w:b w:val="0"/>
+                <w:i w:val="0"/>
+                <w:sz w:val="18"/>
+              </w:rPr>
+              <w:t>Rotation (R)</w:t>
+            </w:r>
+          </w:p>
+        </w:tc>
+        <w:tc>
+          <w:tcPr>
+            <w:tcW w:type="dxa" w:w="964"/>
           </w:tcPr>
           <w:p>
             <w:pPr>
@@ -4026,34 +4062,13 @@
                 <w:i w:val="0"/>
                 <w:sz w:val="18"/>
               </w:rPr>
-              <w:t>회전(우)</w:t>
+              <w:t>CG</w:t>
             </w:r>
           </w:p>
         </w:tc>
         <w:tc>
           <w:tcPr>
-            <w:tcW w:type="dxa" w:w="1020"/>
-          </w:tcPr>
-          <w:p>
-            <w:pPr>
-              <w:spacing w:after="20" w:before="20" w:line="264" w:lineRule="auto"/>
-              <w:jc w:val="center"/>
-            </w:pPr>
-            <w:r/>
-            <w:r>
-              <w:rPr>
-                <w:rFonts w:ascii="바탕" w:hAnsi="바탕" w:eastAsia="바탕"/>
-                <w:b w:val="0"/>
-                <w:i w:val="0"/>
-                <w:sz w:val="18"/>
-              </w:rPr>
-              <w:t>대조군</w:t>
-            </w:r>
-          </w:p>
-        </w:tc>
-        <w:tc>
-          <w:tcPr>
-            <w:tcW w:type="dxa" w:w="1701"/>
+            <w:tcW w:type="dxa" w:w="1814"/>
           </w:tcPr>
           <w:p>
             <w:pPr>
@@ -4074,7 +4089,7 @@
         </w:tc>
         <w:tc>
           <w:tcPr>
-            <w:tcW w:type="dxa" w:w="1701"/>
+            <w:tcW w:type="dxa" w:w="1814"/>
           </w:tcPr>
           <w:p>
             <w:pPr>
@@ -4095,7 +4110,7 @@
         </w:tc>
         <w:tc>
           <w:tcPr>
-            <w:tcW w:type="dxa" w:w="1020"/>
+            <w:tcW w:type="dxa" w:w="964"/>
           </w:tcPr>
           <w:p>
             <w:pPr>
@@ -4139,7 +4154,28 @@
       <w:tr>
         <w:tc>
           <w:tcPr>
-            <w:tcW w:type="dxa" w:w="1928"/>
+            <w:tcW w:type="dxa" w:w="1814"/>
+          </w:tcPr>
+          <w:p>
+            <w:pPr>
+              <w:spacing w:after="20" w:before="20" w:line="264" w:lineRule="auto"/>
+              <w:jc w:val="left"/>
+            </w:pPr>
+            <w:r/>
+            <w:r>
+              <w:rPr>
+                <w:rFonts w:ascii="바탕" w:hAnsi="바탕" w:eastAsia="바탕"/>
+                <w:b w:val="0"/>
+                <w:i w:val="0"/>
+                <w:sz w:val="18"/>
+              </w:rPr>
+              <w:t>Rotation (L)</w:t>
+            </w:r>
+          </w:p>
+        </w:tc>
+        <w:tc>
+          <w:tcPr>
+            <w:tcW w:type="dxa" w:w="964"/>
           </w:tcPr>
           <w:p>
             <w:pPr>
@@ -4154,34 +4190,13 @@
                 <w:i w:val="0"/>
                 <w:sz w:val="18"/>
               </w:rPr>
-              <w:t>회전(좌)</w:t>
+              <w:t>EG</w:t>
             </w:r>
           </w:p>
         </w:tc>
         <w:tc>
           <w:tcPr>
-            <w:tcW w:type="dxa" w:w="1020"/>
-          </w:tcPr>
-          <w:p>
-            <w:pPr>
-              <w:spacing w:after="20" w:before="20" w:line="264" w:lineRule="auto"/>
-              <w:jc w:val="center"/>
-            </w:pPr>
-            <w:r/>
-            <w:r>
-              <w:rPr>
-                <w:rFonts w:ascii="바탕" w:hAnsi="바탕" w:eastAsia="바탕"/>
-                <w:b w:val="0"/>
-                <w:i w:val="0"/>
-                <w:sz w:val="18"/>
-              </w:rPr>
-              <w:t>실험군</w:t>
-            </w:r>
-          </w:p>
-        </w:tc>
-        <w:tc>
-          <w:tcPr>
-            <w:tcW w:type="dxa" w:w="1701"/>
+            <w:tcW w:type="dxa" w:w="1814"/>
           </w:tcPr>
           <w:p>
             <w:pPr>
@@ -4202,7 +4217,7 @@
         </w:tc>
         <w:tc>
           <w:tcPr>
-            <w:tcW w:type="dxa" w:w="1701"/>
+            <w:tcW w:type="dxa" w:w="1814"/>
           </w:tcPr>
           <w:p>
             <w:pPr>
@@ -4223,7 +4238,7 @@
         </w:tc>
         <w:tc>
           <w:tcPr>
-            <w:tcW w:type="dxa" w:w="1020"/>
+            <w:tcW w:type="dxa" w:w="964"/>
           </w:tcPr>
           <w:p>
             <w:pPr>
@@ -4267,7 +4282,31 @@
       <w:tr>
         <w:tc>
           <w:tcPr>
-            <w:tcW w:type="dxa" w:w="1928"/>
+            <w:tcW w:type="dxa" w:w="1814"/>
+            <w:tcBorders>
+              <w:bottom w:val="single" w:sz="8" w:color="000000"/>
+            </w:tcBorders>
+          </w:tcPr>
+          <w:p>
+            <w:pPr>
+              <w:spacing w:after="20" w:before="20" w:line="264" w:lineRule="auto"/>
+              <w:jc w:val="left"/>
+            </w:pPr>
+            <w:r/>
+            <w:r>
+              <w:rPr>
+                <w:rFonts w:ascii="바탕" w:hAnsi="바탕" w:eastAsia="바탕"/>
+                <w:b w:val="0"/>
+                <w:i w:val="0"/>
+                <w:sz w:val="18"/>
+              </w:rPr>
+              <w:t>Rotation (L)</w:t>
+            </w:r>
+          </w:p>
+        </w:tc>
+        <w:tc>
+          <w:tcPr>
+            <w:tcW w:type="dxa" w:w="964"/>
             <w:tcBorders>
               <w:bottom w:val="single" w:sz="8" w:color="000000"/>
             </w:tcBorders>
@@ -4285,37 +4324,13 @@
                 <w:i w:val="0"/>
                 <w:sz w:val="18"/>
               </w:rPr>
-              <w:t>회전(좌)</w:t>
+              <w:t>CG</w:t>
             </w:r>
           </w:p>
         </w:tc>
         <w:tc>
           <w:tcPr>
-            <w:tcW w:type="dxa" w:w="1020"/>
-            <w:tcBorders>
-              <w:bottom w:val="single" w:sz="8" w:color="000000"/>
-            </w:tcBorders>
-          </w:tcPr>
-          <w:p>
-            <w:pPr>
-              <w:spacing w:after="20" w:before="20" w:line="264" w:lineRule="auto"/>
-              <w:jc w:val="center"/>
-            </w:pPr>
-            <w:r/>
-            <w:r>
-              <w:rPr>
-                <w:rFonts w:ascii="바탕" w:hAnsi="바탕" w:eastAsia="바탕"/>
-                <w:b w:val="0"/>
-                <w:i w:val="0"/>
-                <w:sz w:val="18"/>
-              </w:rPr>
-              <w:t>대조군</w:t>
-            </w:r>
-          </w:p>
-        </w:tc>
-        <w:tc>
-          <w:tcPr>
-            <w:tcW w:type="dxa" w:w="1701"/>
+            <w:tcW w:type="dxa" w:w="1814"/>
             <w:tcBorders>
               <w:bottom w:val="single" w:sz="8" w:color="000000"/>
             </w:tcBorders>
@@ -4339,7 +4354,7 @@
         </w:tc>
         <w:tc>
           <w:tcPr>
-            <w:tcW w:type="dxa" w:w="1701"/>
+            <w:tcW w:type="dxa" w:w="1814"/>
             <w:tcBorders>
               <w:bottom w:val="single" w:sz="8" w:color="000000"/>
             </w:tcBorders>
@@ -4363,7 +4378,7 @@
         </w:tc>
         <w:tc>
           <w:tcPr>
-            <w:tcW w:type="dxa" w:w="1020"/>
+            <w:tcW w:type="dxa" w:w="964"/>
             <w:tcBorders>
               <w:bottom w:val="single" w:sz="8" w:color="000000"/>
             </w:tcBorders>
@@ -4422,7 +4437,7 @@
           <w:i w:val="0"/>
           <w:sz w:val="17"/>
         </w:rPr>
-        <w:t>* Δ: 변화량(사후−사전). * p&lt;0.05, ** p&lt;0.01, *** p&lt;0.001 (대응표본 t-검정).</w:t>
+        <w:t>Δ: change (post − pre). * p&lt;0.05, ** p&lt;0.01, *** p&lt;0.001 (paired t-test). EG: experimental group; CG: control group.</w:t>
       </w:r>
     </w:p>
     <w:p>
@@ -4433,7 +4448,7 @@
       <w:r>
         <w:drawing>
           <wp:inline xmlns:a="http://schemas.openxmlformats.org/drawingml/2006/main" xmlns:pic="http://schemas.openxmlformats.org/drawingml/2006/picture">
-            <wp:extent cx="4140000" cy="3160401"/>
+            <wp:extent cx="4140000" cy="3162920"/>
             <wp:docPr id="1" name="Picture 1"/>
             <wp:cNvGraphicFramePr>
               <a:graphicFrameLocks noChangeAspect="1"/>
@@ -4454,7 +4469,7 @@
                   <pic:spPr>
                     <a:xfrm>
                       <a:off x="0" y="0"/>
-                      <a:ext cx="4140000" cy="3160401"/>
+                      <a:ext cx="4140000" cy="3162920"/>
                     </a:xfrm>
                     <a:prstGeom prst="rect"/>
                   </pic:spPr>
@@ -4486,7 +4501,7 @@
           <w:i w:val="0"/>
           <w:sz w:val="18"/>
         </w:rPr>
-        <w:t>두개척추각(CVA)의 사전–사후 변화(개인 궤적 및 군 평균)</w:t>
+        <w:t>Pre- and post-intervention craniovertebral angle (CVA) by group (individual trajectories and group means).</w:t>
       </w:r>
     </w:p>
     <w:p>
@@ -4515,7 +4530,7 @@
           <w:i w:val="0"/>
           <w:sz w:val="20"/>
         </w:rPr>
-        <w:t>군×시점 반복측정 이원분산분석 결과는 Table 5와 같다. CVA에서 시점의 주효과가 유의하였으며(F(1,32)=125.41, p&lt;.001, partial η²=0.797, 큰 효과크기), 이는 두 군 모두 중재 후 CVA가 개선되었음을 의미한다. CROM에서도 신전, 측방굴곡(우), 측방굴곡(좌), 회전(우), 회전(좌) 방향에서 시점의 주효과가 유의하였다. 반면 군×시점 상호작용은 측정한 모든 변수에서 통계적으로 유의하지 않았으며(CVA: F=1.41, p=.244, partial η²=0.042), 군의 주효과 또한 모든 변수에서 유의하지 않았다. 즉, 중재에 따른 개선의 양상이 두 군 간에 다르지 않았다.</w:t>
+        <w:t>군×시점 반복측정 이원분산분석 결과는 Table 5와 같다. CVA에서 시점의 주효과가 유의하였으며(F(1,32)=125.41, p&lt;.001, partial η²=0.797, 큰 효과크기), 이는 두 군 모두 중재 후 CVA가 개선되었음을 의미한다. CROM에서도 신전, 측방굴곡(우), 측방굴곡(좌), 회전(우), 회전(좌) 방향에서 시점의 주효과가 유의하였다. 반면 군×시점 상호작용은 측정한 모든 변수에서 통계적으로 유의하지 않았으며(CVA: F=1.41, p=.244, partial η²=0.042), 군의 주효과 또한 모든 변수에서 유의하지 않았다. 즉, 중재에 따른 개선의 양상이 두 군 간에 다르지 않았다. (Table 5, Figure 2, Figure 3).</w:t>
       </w:r>
     </w:p>
     <w:p>
@@ -4538,7 +4553,7 @@
           <w:i w:val="0"/>
           <w:sz w:val="20"/>
         </w:rPr>
-        <w:t>군(2)×시점(2) 반복측정 이원분산분석 결과</w:t>
+        <w:t>Two-way repeated-measures ANOVA (group × time)</w:t>
       </w:r>
     </w:p>
     <w:tbl>
@@ -4558,7 +4573,7 @@
       <w:tr>
         <w:tc>
           <w:tcPr>
-            <w:tcW w:type="dxa" w:w="1928"/>
+            <w:tcW w:type="dxa" w:w="1701"/>
             <w:tcBorders>
               <w:top w:val="single" w:sz="8" w:color="000000"/>
               <w:bottom w:val="single" w:sz="8" w:color="000000"/>
@@ -4577,13 +4592,13 @@
                 <w:i w:val="0"/>
                 <w:sz w:val="18"/>
               </w:rPr>
-              <w:t>결과변수</w:t>
+              <w:t>Outcome</w:t>
             </w:r>
           </w:p>
         </w:tc>
         <w:tc>
           <w:tcPr>
-            <w:tcW w:type="dxa" w:w="1361"/>
+            <w:tcW w:type="dxa" w:w="1474"/>
             <w:tcBorders>
               <w:top w:val="single" w:sz="8" w:color="000000"/>
               <w:bottom w:val="single" w:sz="8" w:color="000000"/>
@@ -4602,13 +4617,13 @@
                 <w:i w:val="0"/>
                 <w:sz w:val="18"/>
               </w:rPr>
-              <w:t>효과</w:t>
+              <w:t>Effect</w:t>
             </w:r>
           </w:p>
         </w:tc>
         <w:tc>
           <w:tcPr>
-            <w:tcW w:type="dxa" w:w="1134"/>
+            <w:tcW w:type="dxa" w:w="1077"/>
             <w:tcBorders>
               <w:top w:val="single" w:sz="8" w:color="000000"/>
               <w:bottom w:val="single" w:sz="8" w:color="000000"/>
@@ -4633,7 +4648,7 @@
         </w:tc>
         <w:tc>
           <w:tcPr>
-            <w:tcW w:type="dxa" w:w="1361"/>
+            <w:tcW w:type="dxa" w:w="1304"/>
             <w:tcBorders>
               <w:top w:val="single" w:sz="8" w:color="000000"/>
               <w:bottom w:val="single" w:sz="8" w:color="000000"/>
@@ -4683,7 +4698,7 @@
         </w:tc>
         <w:tc>
           <w:tcPr>
-            <w:tcW w:type="dxa" w:w="1247"/>
+            <w:tcW w:type="dxa" w:w="1134"/>
             <w:tcBorders>
               <w:top w:val="single" w:sz="8" w:color="000000"/>
               <w:bottom w:val="single" w:sz="8" w:color="000000"/>
@@ -4702,7 +4717,7 @@
                 <w:i w:val="0"/>
                 <w:sz w:val="18"/>
               </w:rPr>
-              <w:t>효과크기</w:t>
+              <w:t>ES</w:t>
             </w:r>
           </w:p>
         </w:tc>
@@ -4710,28 +4725,7 @@
       <w:tr>
         <w:tc>
           <w:tcPr>
-            <w:tcW w:type="dxa" w:w="1928"/>
-          </w:tcPr>
-          <w:p>
-            <w:pPr>
-              <w:spacing w:after="20" w:before="20" w:line="264" w:lineRule="auto"/>
-              <w:jc w:val="left"/>
-            </w:pPr>
-            <w:r/>
-            <w:r>
-              <w:rPr>
-                <w:rFonts w:ascii="바탕" w:hAnsi="바탕" w:eastAsia="바탕"/>
-                <w:b w:val="0"/>
-                <w:i w:val="0"/>
-                <w:sz w:val="18"/>
-              </w:rPr>
-              <w:t>두개척추각(CVA)</w:t>
-            </w:r>
-          </w:p>
-        </w:tc>
-        <w:tc>
-          <w:tcPr>
-            <w:tcW w:type="dxa" w:w="1361"/>
+            <w:tcW w:type="dxa" w:w="1701"/>
           </w:tcPr>
           <w:p>
             <w:pPr>
@@ -4746,13 +4740,34 @@
                 <w:i w:val="0"/>
                 <w:sz w:val="18"/>
               </w:rPr>
-              <w:t>시점</w:t>
+              <w:t>CVA</w:t>
             </w:r>
           </w:p>
         </w:tc>
         <w:tc>
           <w:tcPr>
-            <w:tcW w:type="dxa" w:w="1134"/>
+            <w:tcW w:type="dxa" w:w="1474"/>
+          </w:tcPr>
+          <w:p>
+            <w:pPr>
+              <w:spacing w:after="20" w:before="20" w:line="264" w:lineRule="auto"/>
+              <w:jc w:val="center"/>
+            </w:pPr>
+            <w:r/>
+            <w:r>
+              <w:rPr>
+                <w:rFonts w:ascii="바탕" w:hAnsi="바탕" w:eastAsia="바탕"/>
+                <w:b w:val="0"/>
+                <w:i w:val="0"/>
+                <w:sz w:val="18"/>
+              </w:rPr>
+              <w:t>Time</w:t>
+            </w:r>
+          </w:p>
+        </w:tc>
+        <w:tc>
+          <w:tcPr>
+            <w:tcW w:type="dxa" w:w="1077"/>
           </w:tcPr>
           <w:p>
             <w:pPr>
@@ -4773,7 +4788,7 @@
         </w:tc>
         <w:tc>
           <w:tcPr>
-            <w:tcW w:type="dxa" w:w="1361"/>
+            <w:tcW w:type="dxa" w:w="1304"/>
           </w:tcPr>
           <w:p>
             <w:pPr>
@@ -4815,7 +4830,7 @@
         </w:tc>
         <w:tc>
           <w:tcPr>
-            <w:tcW w:type="dxa" w:w="1247"/>
+            <w:tcW w:type="dxa" w:w="1134"/>
           </w:tcPr>
           <w:p>
             <w:pPr>
@@ -4830,7 +4845,7 @@
                 <w:i w:val="0"/>
                 <w:sz w:val="18"/>
               </w:rPr>
-              <w:t>큰</w:t>
+              <w:t>large</w:t>
             </w:r>
           </w:p>
         </w:tc>
@@ -4838,28 +4853,7 @@
       <w:tr>
         <w:tc>
           <w:tcPr>
-            <w:tcW w:type="dxa" w:w="1928"/>
-          </w:tcPr>
-          <w:p>
-            <w:pPr>
-              <w:spacing w:after="20" w:before="20" w:line="264" w:lineRule="auto"/>
-              <w:jc w:val="left"/>
-            </w:pPr>
-            <w:r/>
-            <w:r>
-              <w:rPr>
-                <w:rFonts w:ascii="바탕" w:hAnsi="바탕" w:eastAsia="바탕"/>
-                <w:b w:val="0"/>
-                <w:i w:val="0"/>
-                <w:sz w:val="18"/>
-              </w:rPr>
-              <w:t>두개척추각(CVA)</w:t>
-            </w:r>
-          </w:p>
-        </w:tc>
-        <w:tc>
-          <w:tcPr>
-            <w:tcW w:type="dxa" w:w="1361"/>
+            <w:tcW w:type="dxa" w:w="1701"/>
           </w:tcPr>
           <w:p>
             <w:pPr>
@@ -4874,13 +4868,34 @@
                 <w:i w:val="0"/>
                 <w:sz w:val="18"/>
               </w:rPr>
-              <w:t>군</w:t>
+              <w:t>CVA</w:t>
             </w:r>
           </w:p>
         </w:tc>
         <w:tc>
           <w:tcPr>
-            <w:tcW w:type="dxa" w:w="1134"/>
+            <w:tcW w:type="dxa" w:w="1474"/>
+          </w:tcPr>
+          <w:p>
+            <w:pPr>
+              <w:spacing w:after="20" w:before="20" w:line="264" w:lineRule="auto"/>
+              <w:jc w:val="center"/>
+            </w:pPr>
+            <w:r/>
+            <w:r>
+              <w:rPr>
+                <w:rFonts w:ascii="바탕" w:hAnsi="바탕" w:eastAsia="바탕"/>
+                <w:b w:val="0"/>
+                <w:i w:val="0"/>
+                <w:sz w:val="18"/>
+              </w:rPr>
+              <w:t>Group</w:t>
+            </w:r>
+          </w:p>
+        </w:tc>
+        <w:tc>
+          <w:tcPr>
+            <w:tcW w:type="dxa" w:w="1077"/>
           </w:tcPr>
           <w:p>
             <w:pPr>
@@ -4901,7 +4916,7 @@
         </w:tc>
         <w:tc>
           <w:tcPr>
-            <w:tcW w:type="dxa" w:w="1361"/>
+            <w:tcW w:type="dxa" w:w="1304"/>
           </w:tcPr>
           <w:p>
             <w:pPr>
@@ -4943,7 +4958,7 @@
         </w:tc>
         <w:tc>
           <w:tcPr>
-            <w:tcW w:type="dxa" w:w="1247"/>
+            <w:tcW w:type="dxa" w:w="1134"/>
           </w:tcPr>
           <w:p>
             <w:pPr>
@@ -4958,7 +4973,7 @@
                 <w:i w:val="0"/>
                 <w:sz w:val="18"/>
               </w:rPr>
-              <w:t>미미한</w:t>
+              <w:t>—</w:t>
             </w:r>
           </w:p>
         </w:tc>
@@ -4966,28 +4981,7 @@
       <w:tr>
         <w:tc>
           <w:tcPr>
-            <w:tcW w:type="dxa" w:w="1928"/>
-          </w:tcPr>
-          <w:p>
-            <w:pPr>
-              <w:spacing w:after="20" w:before="20" w:line="264" w:lineRule="auto"/>
-              <w:jc w:val="left"/>
-            </w:pPr>
-            <w:r/>
-            <w:r>
-              <w:rPr>
-                <w:rFonts w:ascii="바탕" w:hAnsi="바탕" w:eastAsia="바탕"/>
-                <w:b w:val="0"/>
-                <w:i w:val="0"/>
-                <w:sz w:val="18"/>
-              </w:rPr>
-              <w:t>두개척추각(CVA)</w:t>
-            </w:r>
-          </w:p>
-        </w:tc>
-        <w:tc>
-          <w:tcPr>
-            <w:tcW w:type="dxa" w:w="1361"/>
+            <w:tcW w:type="dxa" w:w="1701"/>
           </w:tcPr>
           <w:p>
             <w:pPr>
@@ -5002,13 +4996,34 @@
                 <w:i w:val="0"/>
                 <w:sz w:val="18"/>
               </w:rPr>
-              <w:t>군×시점</w:t>
+              <w:t>CVA</w:t>
             </w:r>
           </w:p>
         </w:tc>
         <w:tc>
           <w:tcPr>
-            <w:tcW w:type="dxa" w:w="1134"/>
+            <w:tcW w:type="dxa" w:w="1474"/>
+          </w:tcPr>
+          <w:p>
+            <w:pPr>
+              <w:spacing w:after="20" w:before="20" w:line="264" w:lineRule="auto"/>
+              <w:jc w:val="center"/>
+            </w:pPr>
+            <w:r/>
+            <w:r>
+              <w:rPr>
+                <w:rFonts w:ascii="바탕" w:hAnsi="바탕" w:eastAsia="바탕"/>
+                <w:b w:val="0"/>
+                <w:i w:val="0"/>
+                <w:sz w:val="18"/>
+              </w:rPr>
+              <w:t>Group × Time</w:t>
+            </w:r>
+          </w:p>
+        </w:tc>
+        <w:tc>
+          <w:tcPr>
+            <w:tcW w:type="dxa" w:w="1077"/>
           </w:tcPr>
           <w:p>
             <w:pPr>
@@ -5029,7 +5044,7 @@
         </w:tc>
         <w:tc>
           <w:tcPr>
-            <w:tcW w:type="dxa" w:w="1361"/>
+            <w:tcW w:type="dxa" w:w="1304"/>
           </w:tcPr>
           <w:p>
             <w:pPr>
@@ -5071,7 +5086,7 @@
         </w:tc>
         <w:tc>
           <w:tcPr>
-            <w:tcW w:type="dxa" w:w="1247"/>
+            <w:tcW w:type="dxa" w:w="1134"/>
           </w:tcPr>
           <w:p>
             <w:pPr>
@@ -5086,7 +5101,7 @@
                 <w:i w:val="0"/>
                 <w:sz w:val="18"/>
               </w:rPr>
-              <w:t>작은</w:t>
+              <w:t>small</w:t>
             </w:r>
           </w:p>
         </w:tc>
@@ -5094,7 +5109,28 @@
       <w:tr>
         <w:tc>
           <w:tcPr>
-            <w:tcW w:type="dxa" w:w="1928"/>
+            <w:tcW w:type="dxa" w:w="1701"/>
+          </w:tcPr>
+          <w:p>
+            <w:pPr>
+              <w:spacing w:after="20" w:before="20" w:line="264" w:lineRule="auto"/>
+              <w:jc w:val="left"/>
+            </w:pPr>
+            <w:r/>
+            <w:r>
+              <w:rPr>
+                <w:rFonts w:ascii="바탕" w:hAnsi="바탕" w:eastAsia="바탕"/>
+                <w:b w:val="0"/>
+                <w:i w:val="0"/>
+                <w:sz w:val="18"/>
+              </w:rPr>
+              <w:t>Flexion</w:t>
+            </w:r>
+          </w:p>
+        </w:tc>
+        <w:tc>
+          <w:tcPr>
+            <w:tcW w:type="dxa" w:w="1474"/>
           </w:tcPr>
           <w:p>
             <w:pPr>
@@ -5109,34 +5145,13 @@
                 <w:i w:val="0"/>
                 <w:sz w:val="18"/>
               </w:rPr>
-              <w:t>굴곡</w:t>
+              <w:t>Time</w:t>
             </w:r>
           </w:p>
         </w:tc>
         <w:tc>
           <w:tcPr>
-            <w:tcW w:type="dxa" w:w="1361"/>
-          </w:tcPr>
-          <w:p>
-            <w:pPr>
-              <w:spacing w:after="20" w:before="20" w:line="264" w:lineRule="auto"/>
-              <w:jc w:val="center"/>
-            </w:pPr>
-            <w:r/>
-            <w:r>
-              <w:rPr>
-                <w:rFonts w:ascii="바탕" w:hAnsi="바탕" w:eastAsia="바탕"/>
-                <w:b w:val="0"/>
-                <w:i w:val="0"/>
-                <w:sz w:val="18"/>
-              </w:rPr>
-              <w:t>시점</w:t>
-            </w:r>
-          </w:p>
-        </w:tc>
-        <w:tc>
-          <w:tcPr>
-            <w:tcW w:type="dxa" w:w="1134"/>
+            <w:tcW w:type="dxa" w:w="1077"/>
           </w:tcPr>
           <w:p>
             <w:pPr>
@@ -5157,7 +5172,7 @@
         </w:tc>
         <w:tc>
           <w:tcPr>
-            <w:tcW w:type="dxa" w:w="1361"/>
+            <w:tcW w:type="dxa" w:w="1304"/>
           </w:tcPr>
           <w:p>
             <w:pPr>
@@ -5199,7 +5214,7 @@
         </w:tc>
         <w:tc>
           <w:tcPr>
-            <w:tcW w:type="dxa" w:w="1247"/>
+            <w:tcW w:type="dxa" w:w="1134"/>
           </w:tcPr>
           <w:p>
             <w:pPr>
@@ -5214,7 +5229,7 @@
                 <w:i w:val="0"/>
                 <w:sz w:val="18"/>
               </w:rPr>
-              <w:t>중간</w:t>
+              <w:t>medium</w:t>
             </w:r>
           </w:p>
         </w:tc>
@@ -5222,7 +5237,28 @@
       <w:tr>
         <w:tc>
           <w:tcPr>
-            <w:tcW w:type="dxa" w:w="1928"/>
+            <w:tcW w:type="dxa" w:w="1701"/>
+          </w:tcPr>
+          <w:p>
+            <w:pPr>
+              <w:spacing w:after="20" w:before="20" w:line="264" w:lineRule="auto"/>
+              <w:jc w:val="left"/>
+            </w:pPr>
+            <w:r/>
+            <w:r>
+              <w:rPr>
+                <w:rFonts w:ascii="바탕" w:hAnsi="바탕" w:eastAsia="바탕"/>
+                <w:b w:val="0"/>
+                <w:i w:val="0"/>
+                <w:sz w:val="18"/>
+              </w:rPr>
+              <w:t>Flexion</w:t>
+            </w:r>
+          </w:p>
+        </w:tc>
+        <w:tc>
+          <w:tcPr>
+            <w:tcW w:type="dxa" w:w="1474"/>
           </w:tcPr>
           <w:p>
             <w:pPr>
@@ -5237,34 +5273,13 @@
                 <w:i w:val="0"/>
                 <w:sz w:val="18"/>
               </w:rPr>
-              <w:t>굴곡</w:t>
+              <w:t>Group</w:t>
             </w:r>
           </w:p>
         </w:tc>
         <w:tc>
           <w:tcPr>
-            <w:tcW w:type="dxa" w:w="1361"/>
-          </w:tcPr>
-          <w:p>
-            <w:pPr>
-              <w:spacing w:after="20" w:before="20" w:line="264" w:lineRule="auto"/>
-              <w:jc w:val="center"/>
-            </w:pPr>
-            <w:r/>
-            <w:r>
-              <w:rPr>
-                <w:rFonts w:ascii="바탕" w:hAnsi="바탕" w:eastAsia="바탕"/>
-                <w:b w:val="0"/>
-                <w:i w:val="0"/>
-                <w:sz w:val="18"/>
-              </w:rPr>
-              <w:t>군</w:t>
-            </w:r>
-          </w:p>
-        </w:tc>
-        <w:tc>
-          <w:tcPr>
-            <w:tcW w:type="dxa" w:w="1134"/>
+            <w:tcW w:type="dxa" w:w="1077"/>
           </w:tcPr>
           <w:p>
             <w:pPr>
@@ -5285,7 +5300,7 @@
         </w:tc>
         <w:tc>
           <w:tcPr>
-            <w:tcW w:type="dxa" w:w="1361"/>
+            <w:tcW w:type="dxa" w:w="1304"/>
           </w:tcPr>
           <w:p>
             <w:pPr>
@@ -5327,7 +5342,7 @@
         </w:tc>
         <w:tc>
           <w:tcPr>
-            <w:tcW w:type="dxa" w:w="1247"/>
+            <w:tcW w:type="dxa" w:w="1134"/>
           </w:tcPr>
           <w:p>
             <w:pPr>
@@ -5342,7 +5357,7 @@
                 <w:i w:val="0"/>
                 <w:sz w:val="18"/>
               </w:rPr>
-              <w:t>작은</w:t>
+              <w:t>small</w:t>
             </w:r>
           </w:p>
         </w:tc>
@@ -5350,7 +5365,28 @@
       <w:tr>
         <w:tc>
           <w:tcPr>
-            <w:tcW w:type="dxa" w:w="1928"/>
+            <w:tcW w:type="dxa" w:w="1701"/>
+          </w:tcPr>
+          <w:p>
+            <w:pPr>
+              <w:spacing w:after="20" w:before="20" w:line="264" w:lineRule="auto"/>
+              <w:jc w:val="left"/>
+            </w:pPr>
+            <w:r/>
+            <w:r>
+              <w:rPr>
+                <w:rFonts w:ascii="바탕" w:hAnsi="바탕" w:eastAsia="바탕"/>
+                <w:b w:val="0"/>
+                <w:i w:val="0"/>
+                <w:sz w:val="18"/>
+              </w:rPr>
+              <w:t>Flexion</w:t>
+            </w:r>
+          </w:p>
+        </w:tc>
+        <w:tc>
+          <w:tcPr>
+            <w:tcW w:type="dxa" w:w="1474"/>
           </w:tcPr>
           <w:p>
             <w:pPr>
@@ -5365,34 +5401,13 @@
                 <w:i w:val="0"/>
                 <w:sz w:val="18"/>
               </w:rPr>
-              <w:t>굴곡</w:t>
+              <w:t>Group × Time</w:t>
             </w:r>
           </w:p>
         </w:tc>
         <w:tc>
           <w:tcPr>
-            <w:tcW w:type="dxa" w:w="1361"/>
-          </w:tcPr>
-          <w:p>
-            <w:pPr>
-              <w:spacing w:after="20" w:before="20" w:line="264" w:lineRule="auto"/>
-              <w:jc w:val="center"/>
-            </w:pPr>
-            <w:r/>
-            <w:r>
-              <w:rPr>
-                <w:rFonts w:ascii="바탕" w:hAnsi="바탕" w:eastAsia="바탕"/>
-                <w:b w:val="0"/>
-                <w:i w:val="0"/>
-                <w:sz w:val="18"/>
-              </w:rPr>
-              <w:t>군×시점</w:t>
-            </w:r>
-          </w:p>
-        </w:tc>
-        <w:tc>
-          <w:tcPr>
-            <w:tcW w:type="dxa" w:w="1134"/>
+            <w:tcW w:type="dxa" w:w="1077"/>
           </w:tcPr>
           <w:p>
             <w:pPr>
@@ -5413,7 +5428,7 @@
         </w:tc>
         <w:tc>
           <w:tcPr>
-            <w:tcW w:type="dxa" w:w="1361"/>
+            <w:tcW w:type="dxa" w:w="1304"/>
           </w:tcPr>
           <w:p>
             <w:pPr>
@@ -5455,7 +5470,7 @@
         </w:tc>
         <w:tc>
           <w:tcPr>
-            <w:tcW w:type="dxa" w:w="1247"/>
+            <w:tcW w:type="dxa" w:w="1134"/>
           </w:tcPr>
           <w:p>
             <w:pPr>
@@ -5470,7 +5485,7 @@
                 <w:i w:val="0"/>
                 <w:sz w:val="18"/>
               </w:rPr>
-              <w:t>미미한</w:t>
+              <w:t>—</w:t>
             </w:r>
           </w:p>
         </w:tc>
@@ -5478,7 +5493,28 @@
       <w:tr>
         <w:tc>
           <w:tcPr>
-            <w:tcW w:type="dxa" w:w="1928"/>
+            <w:tcW w:type="dxa" w:w="1701"/>
+          </w:tcPr>
+          <w:p>
+            <w:pPr>
+              <w:spacing w:after="20" w:before="20" w:line="264" w:lineRule="auto"/>
+              <w:jc w:val="left"/>
+            </w:pPr>
+            <w:r/>
+            <w:r>
+              <w:rPr>
+                <w:rFonts w:ascii="바탕" w:hAnsi="바탕" w:eastAsia="바탕"/>
+                <w:b w:val="0"/>
+                <w:i w:val="0"/>
+                <w:sz w:val="18"/>
+              </w:rPr>
+              <w:t>Extension</w:t>
+            </w:r>
+          </w:p>
+        </w:tc>
+        <w:tc>
+          <w:tcPr>
+            <w:tcW w:type="dxa" w:w="1474"/>
           </w:tcPr>
           <w:p>
             <w:pPr>
@@ -5493,34 +5529,13 @@
                 <w:i w:val="0"/>
                 <w:sz w:val="18"/>
               </w:rPr>
-              <w:t>신전</w:t>
+              <w:t>Time</w:t>
             </w:r>
           </w:p>
         </w:tc>
         <w:tc>
           <w:tcPr>
-            <w:tcW w:type="dxa" w:w="1361"/>
-          </w:tcPr>
-          <w:p>
-            <w:pPr>
-              <w:spacing w:after="20" w:before="20" w:line="264" w:lineRule="auto"/>
-              <w:jc w:val="center"/>
-            </w:pPr>
-            <w:r/>
-            <w:r>
-              <w:rPr>
-                <w:rFonts w:ascii="바탕" w:hAnsi="바탕" w:eastAsia="바탕"/>
-                <w:b w:val="0"/>
-                <w:i w:val="0"/>
-                <w:sz w:val="18"/>
-              </w:rPr>
-              <w:t>시점</w:t>
-            </w:r>
-          </w:p>
-        </w:tc>
-        <w:tc>
-          <w:tcPr>
-            <w:tcW w:type="dxa" w:w="1134"/>
+            <w:tcW w:type="dxa" w:w="1077"/>
           </w:tcPr>
           <w:p>
             <w:pPr>
@@ -5541,7 +5556,7 @@
         </w:tc>
         <w:tc>
           <w:tcPr>
-            <w:tcW w:type="dxa" w:w="1361"/>
+            <w:tcW w:type="dxa" w:w="1304"/>
           </w:tcPr>
           <w:p>
             <w:pPr>
@@ -5583,7 +5598,7 @@
         </w:tc>
         <w:tc>
           <w:tcPr>
-            <w:tcW w:type="dxa" w:w="1247"/>
+            <w:tcW w:type="dxa" w:w="1134"/>
           </w:tcPr>
           <w:p>
             <w:pPr>
@@ -5598,7 +5613,7 @@
                 <w:i w:val="0"/>
                 <w:sz w:val="18"/>
               </w:rPr>
-              <w:t>큰</w:t>
+              <w:t>large</w:t>
             </w:r>
           </w:p>
         </w:tc>
@@ -5606,7 +5621,28 @@
       <w:tr>
         <w:tc>
           <w:tcPr>
-            <w:tcW w:type="dxa" w:w="1928"/>
+            <w:tcW w:type="dxa" w:w="1701"/>
+          </w:tcPr>
+          <w:p>
+            <w:pPr>
+              <w:spacing w:after="20" w:before="20" w:line="264" w:lineRule="auto"/>
+              <w:jc w:val="left"/>
+            </w:pPr>
+            <w:r/>
+            <w:r>
+              <w:rPr>
+                <w:rFonts w:ascii="바탕" w:hAnsi="바탕" w:eastAsia="바탕"/>
+                <w:b w:val="0"/>
+                <w:i w:val="0"/>
+                <w:sz w:val="18"/>
+              </w:rPr>
+              <w:t>Extension</w:t>
+            </w:r>
+          </w:p>
+        </w:tc>
+        <w:tc>
+          <w:tcPr>
+            <w:tcW w:type="dxa" w:w="1474"/>
           </w:tcPr>
           <w:p>
             <w:pPr>
@@ -5621,34 +5657,13 @@
                 <w:i w:val="0"/>
                 <w:sz w:val="18"/>
               </w:rPr>
-              <w:t>신전</w:t>
+              <w:t>Group</w:t>
             </w:r>
           </w:p>
         </w:tc>
         <w:tc>
           <w:tcPr>
-            <w:tcW w:type="dxa" w:w="1361"/>
-          </w:tcPr>
-          <w:p>
-            <w:pPr>
-              <w:spacing w:after="20" w:before="20" w:line="264" w:lineRule="auto"/>
-              <w:jc w:val="center"/>
-            </w:pPr>
-            <w:r/>
-            <w:r>
-              <w:rPr>
-                <w:rFonts w:ascii="바탕" w:hAnsi="바탕" w:eastAsia="바탕"/>
-                <w:b w:val="0"/>
-                <w:i w:val="0"/>
-                <w:sz w:val="18"/>
-              </w:rPr>
-              <w:t>군</w:t>
-            </w:r>
-          </w:p>
-        </w:tc>
-        <w:tc>
-          <w:tcPr>
-            <w:tcW w:type="dxa" w:w="1134"/>
+            <w:tcW w:type="dxa" w:w="1077"/>
           </w:tcPr>
           <w:p>
             <w:pPr>
@@ -5669,7 +5684,7 @@
         </w:tc>
         <w:tc>
           <w:tcPr>
-            <w:tcW w:type="dxa" w:w="1361"/>
+            <w:tcW w:type="dxa" w:w="1304"/>
           </w:tcPr>
           <w:p>
             <w:pPr>
@@ -5711,7 +5726,7 @@
         </w:tc>
         <w:tc>
           <w:tcPr>
-            <w:tcW w:type="dxa" w:w="1247"/>
+            <w:tcW w:type="dxa" w:w="1134"/>
           </w:tcPr>
           <w:p>
             <w:pPr>
@@ -5726,7 +5741,7 @@
                 <w:i w:val="0"/>
                 <w:sz w:val="18"/>
               </w:rPr>
-              <w:t>미미한</w:t>
+              <w:t>—</w:t>
             </w:r>
           </w:p>
         </w:tc>
@@ -5734,7 +5749,28 @@
       <w:tr>
         <w:tc>
           <w:tcPr>
-            <w:tcW w:type="dxa" w:w="1928"/>
+            <w:tcW w:type="dxa" w:w="1701"/>
+          </w:tcPr>
+          <w:p>
+            <w:pPr>
+              <w:spacing w:after="20" w:before="20" w:line="264" w:lineRule="auto"/>
+              <w:jc w:val="left"/>
+            </w:pPr>
+            <w:r/>
+            <w:r>
+              <w:rPr>
+                <w:rFonts w:ascii="바탕" w:hAnsi="바탕" w:eastAsia="바탕"/>
+                <w:b w:val="0"/>
+                <w:i w:val="0"/>
+                <w:sz w:val="18"/>
+              </w:rPr>
+              <w:t>Extension</w:t>
+            </w:r>
+          </w:p>
+        </w:tc>
+        <w:tc>
+          <w:tcPr>
+            <w:tcW w:type="dxa" w:w="1474"/>
           </w:tcPr>
           <w:p>
             <w:pPr>
@@ -5749,34 +5785,13 @@
                 <w:i w:val="0"/>
                 <w:sz w:val="18"/>
               </w:rPr>
-              <w:t>신전</w:t>
+              <w:t>Group × Time</w:t>
             </w:r>
           </w:p>
         </w:tc>
         <w:tc>
           <w:tcPr>
-            <w:tcW w:type="dxa" w:w="1361"/>
-          </w:tcPr>
-          <w:p>
-            <w:pPr>
-              <w:spacing w:after="20" w:before="20" w:line="264" w:lineRule="auto"/>
-              <w:jc w:val="center"/>
-            </w:pPr>
-            <w:r/>
-            <w:r>
-              <w:rPr>
-                <w:rFonts w:ascii="바탕" w:hAnsi="바탕" w:eastAsia="바탕"/>
-                <w:b w:val="0"/>
-                <w:i w:val="0"/>
-                <w:sz w:val="18"/>
-              </w:rPr>
-              <w:t>군×시점</w:t>
-            </w:r>
-          </w:p>
-        </w:tc>
-        <w:tc>
-          <w:tcPr>
-            <w:tcW w:type="dxa" w:w="1134"/>
+            <w:tcW w:type="dxa" w:w="1077"/>
           </w:tcPr>
           <w:p>
             <w:pPr>
@@ -5797,7 +5812,7 @@
         </w:tc>
         <w:tc>
           <w:tcPr>
-            <w:tcW w:type="dxa" w:w="1361"/>
+            <w:tcW w:type="dxa" w:w="1304"/>
           </w:tcPr>
           <w:p>
             <w:pPr>
@@ -5839,7 +5854,7 @@
         </w:tc>
         <w:tc>
           <w:tcPr>
-            <w:tcW w:type="dxa" w:w="1247"/>
+            <w:tcW w:type="dxa" w:w="1134"/>
           </w:tcPr>
           <w:p>
             <w:pPr>
@@ -5854,7 +5869,7 @@
                 <w:i w:val="0"/>
                 <w:sz w:val="18"/>
               </w:rPr>
-              <w:t>작은</w:t>
+              <w:t>small</w:t>
             </w:r>
           </w:p>
         </w:tc>
@@ -5862,7 +5877,7 @@
       <w:tr>
         <w:tc>
           <w:tcPr>
-            <w:tcW w:type="dxa" w:w="1928"/>
+            <w:tcW w:type="dxa" w:w="1701"/>
           </w:tcPr>
           <w:p>
             <w:pPr>
@@ -5877,13 +5892,13 @@
                 <w:i w:val="0"/>
                 <w:sz w:val="18"/>
               </w:rPr>
-              <w:t>측방굴곡(우)</w:t>
+              <w:t>Lat. flexion (R)</w:t>
             </w:r>
           </w:p>
         </w:tc>
         <w:tc>
           <w:tcPr>
-            <w:tcW w:type="dxa" w:w="1361"/>
+            <w:tcW w:type="dxa" w:w="1474"/>
           </w:tcPr>
           <w:p>
             <w:pPr>
@@ -5898,13 +5913,13 @@
                 <w:i w:val="0"/>
                 <w:sz w:val="18"/>
               </w:rPr>
-              <w:t>시점</w:t>
+              <w:t>Time</w:t>
             </w:r>
           </w:p>
         </w:tc>
         <w:tc>
           <w:tcPr>
-            <w:tcW w:type="dxa" w:w="1134"/>
+            <w:tcW w:type="dxa" w:w="1077"/>
           </w:tcPr>
           <w:p>
             <w:pPr>
@@ -5925,7 +5940,7 @@
         </w:tc>
         <w:tc>
           <w:tcPr>
-            <w:tcW w:type="dxa" w:w="1361"/>
+            <w:tcW w:type="dxa" w:w="1304"/>
           </w:tcPr>
           <w:p>
             <w:pPr>
@@ -5967,7 +5982,7 @@
         </w:tc>
         <w:tc>
           <w:tcPr>
-            <w:tcW w:type="dxa" w:w="1247"/>
+            <w:tcW w:type="dxa" w:w="1134"/>
           </w:tcPr>
           <w:p>
             <w:pPr>
@@ -5982,7 +5997,7 @@
                 <w:i w:val="0"/>
                 <w:sz w:val="18"/>
               </w:rPr>
-              <w:t>큰</w:t>
+              <w:t>large</w:t>
             </w:r>
           </w:p>
         </w:tc>
@@ -5990,7 +6005,7 @@
       <w:tr>
         <w:tc>
           <w:tcPr>
-            <w:tcW w:type="dxa" w:w="1928"/>
+            <w:tcW w:type="dxa" w:w="1701"/>
           </w:tcPr>
           <w:p>
             <w:pPr>
@@ -6005,13 +6020,13 @@
                 <w:i w:val="0"/>
                 <w:sz w:val="18"/>
               </w:rPr>
-              <w:t>측방굴곡(우)</w:t>
+              <w:t>Lat. flexion (R)</w:t>
             </w:r>
           </w:p>
         </w:tc>
         <w:tc>
           <w:tcPr>
-            <w:tcW w:type="dxa" w:w="1361"/>
+            <w:tcW w:type="dxa" w:w="1474"/>
           </w:tcPr>
           <w:p>
             <w:pPr>
@@ -6026,13 +6041,13 @@
                 <w:i w:val="0"/>
                 <w:sz w:val="18"/>
               </w:rPr>
-              <w:t>군</w:t>
+              <w:t>Group</w:t>
             </w:r>
           </w:p>
         </w:tc>
         <w:tc>
           <w:tcPr>
-            <w:tcW w:type="dxa" w:w="1134"/>
+            <w:tcW w:type="dxa" w:w="1077"/>
           </w:tcPr>
           <w:p>
             <w:pPr>
@@ -6053,7 +6068,7 @@
         </w:tc>
         <w:tc>
           <w:tcPr>
-            <w:tcW w:type="dxa" w:w="1361"/>
+            <w:tcW w:type="dxa" w:w="1304"/>
           </w:tcPr>
           <w:p>
             <w:pPr>
@@ -6095,7 +6110,7 @@
         </w:tc>
         <w:tc>
           <w:tcPr>
-            <w:tcW w:type="dxa" w:w="1247"/>
+            <w:tcW w:type="dxa" w:w="1134"/>
           </w:tcPr>
           <w:p>
             <w:pPr>
@@ -6110,7 +6125,7 @@
                 <w:i w:val="0"/>
                 <w:sz w:val="18"/>
               </w:rPr>
-              <w:t>미미한</w:t>
+              <w:t>—</w:t>
             </w:r>
           </w:p>
         </w:tc>
@@ -6118,7 +6133,7 @@
       <w:tr>
         <w:tc>
           <w:tcPr>
-            <w:tcW w:type="dxa" w:w="1928"/>
+            <w:tcW w:type="dxa" w:w="1701"/>
           </w:tcPr>
           <w:p>
             <w:pPr>
@@ -6133,13 +6148,13 @@
                 <w:i w:val="0"/>
                 <w:sz w:val="18"/>
               </w:rPr>
-              <w:t>측방굴곡(우)</w:t>
+              <w:t>Lat. flexion (R)</w:t>
             </w:r>
           </w:p>
         </w:tc>
         <w:tc>
           <w:tcPr>
-            <w:tcW w:type="dxa" w:w="1361"/>
+            <w:tcW w:type="dxa" w:w="1474"/>
           </w:tcPr>
           <w:p>
             <w:pPr>
@@ -6154,13 +6169,13 @@
                 <w:i w:val="0"/>
                 <w:sz w:val="18"/>
               </w:rPr>
-              <w:t>군×시점</w:t>
+              <w:t>Group × Time</w:t>
             </w:r>
           </w:p>
         </w:tc>
         <w:tc>
           <w:tcPr>
-            <w:tcW w:type="dxa" w:w="1134"/>
+            <w:tcW w:type="dxa" w:w="1077"/>
           </w:tcPr>
           <w:p>
             <w:pPr>
@@ -6181,7 +6196,7 @@
         </w:tc>
         <w:tc>
           <w:tcPr>
-            <w:tcW w:type="dxa" w:w="1361"/>
+            <w:tcW w:type="dxa" w:w="1304"/>
           </w:tcPr>
           <w:p>
             <w:pPr>
@@ -6223,7 +6238,7 @@
         </w:tc>
         <w:tc>
           <w:tcPr>
-            <w:tcW w:type="dxa" w:w="1247"/>
+            <w:tcW w:type="dxa" w:w="1134"/>
           </w:tcPr>
           <w:p>
             <w:pPr>
@@ -6238,7 +6253,7 @@
                 <w:i w:val="0"/>
                 <w:sz w:val="18"/>
               </w:rPr>
-              <w:t>미미한</w:t>
+              <w:t>—</w:t>
             </w:r>
           </w:p>
         </w:tc>
@@ -6246,7 +6261,7 @@
       <w:tr>
         <w:tc>
           <w:tcPr>
-            <w:tcW w:type="dxa" w:w="1928"/>
+            <w:tcW w:type="dxa" w:w="1701"/>
           </w:tcPr>
           <w:p>
             <w:pPr>
@@ -6261,13 +6276,13 @@
                 <w:i w:val="0"/>
                 <w:sz w:val="18"/>
               </w:rPr>
-              <w:t>측방굴곡(좌)</w:t>
+              <w:t>Lat. flexion (L)</w:t>
             </w:r>
           </w:p>
         </w:tc>
         <w:tc>
           <w:tcPr>
-            <w:tcW w:type="dxa" w:w="1361"/>
+            <w:tcW w:type="dxa" w:w="1474"/>
           </w:tcPr>
           <w:p>
             <w:pPr>
@@ -6282,13 +6297,13 @@
                 <w:i w:val="0"/>
                 <w:sz w:val="18"/>
               </w:rPr>
-              <w:t>시점</w:t>
+              <w:t>Time</w:t>
             </w:r>
           </w:p>
         </w:tc>
         <w:tc>
           <w:tcPr>
-            <w:tcW w:type="dxa" w:w="1134"/>
+            <w:tcW w:type="dxa" w:w="1077"/>
           </w:tcPr>
           <w:p>
             <w:pPr>
@@ -6309,7 +6324,7 @@
         </w:tc>
         <w:tc>
           <w:tcPr>
-            <w:tcW w:type="dxa" w:w="1361"/>
+            <w:tcW w:type="dxa" w:w="1304"/>
           </w:tcPr>
           <w:p>
             <w:pPr>
@@ -6351,7 +6366,7 @@
         </w:tc>
         <w:tc>
           <w:tcPr>
-            <w:tcW w:type="dxa" w:w="1247"/>
+            <w:tcW w:type="dxa" w:w="1134"/>
           </w:tcPr>
           <w:p>
             <w:pPr>
@@ -6366,7 +6381,7 @@
                 <w:i w:val="0"/>
                 <w:sz w:val="18"/>
               </w:rPr>
-              <w:t>큰</w:t>
+              <w:t>large</w:t>
             </w:r>
           </w:p>
         </w:tc>
@@ -6374,7 +6389,7 @@
       <w:tr>
         <w:tc>
           <w:tcPr>
-            <w:tcW w:type="dxa" w:w="1928"/>
+            <w:tcW w:type="dxa" w:w="1701"/>
           </w:tcPr>
           <w:p>
             <w:pPr>
@@ -6389,13 +6404,13 @@
                 <w:i w:val="0"/>
                 <w:sz w:val="18"/>
               </w:rPr>
-              <w:t>측방굴곡(좌)</w:t>
+              <w:t>Lat. flexion (L)</w:t>
             </w:r>
           </w:p>
         </w:tc>
         <w:tc>
           <w:tcPr>
-            <w:tcW w:type="dxa" w:w="1361"/>
+            <w:tcW w:type="dxa" w:w="1474"/>
           </w:tcPr>
           <w:p>
             <w:pPr>
@@ -6410,13 +6425,13 @@
                 <w:i w:val="0"/>
                 <w:sz w:val="18"/>
               </w:rPr>
-              <w:t>군</w:t>
+              <w:t>Group</w:t>
             </w:r>
           </w:p>
         </w:tc>
         <w:tc>
           <w:tcPr>
-            <w:tcW w:type="dxa" w:w="1134"/>
+            <w:tcW w:type="dxa" w:w="1077"/>
           </w:tcPr>
           <w:p>
             <w:pPr>
@@ -6437,7 +6452,7 @@
         </w:tc>
         <w:tc>
           <w:tcPr>
-            <w:tcW w:type="dxa" w:w="1361"/>
+            <w:tcW w:type="dxa" w:w="1304"/>
           </w:tcPr>
           <w:p>
             <w:pPr>
@@ -6479,7 +6494,7 @@
         </w:tc>
         <w:tc>
           <w:tcPr>
-            <w:tcW w:type="dxa" w:w="1247"/>
+            <w:tcW w:type="dxa" w:w="1134"/>
           </w:tcPr>
           <w:p>
             <w:pPr>
@@ -6494,7 +6509,7 @@
                 <w:i w:val="0"/>
                 <w:sz w:val="18"/>
               </w:rPr>
-              <w:t>미미한</w:t>
+              <w:t>—</w:t>
             </w:r>
           </w:p>
         </w:tc>
@@ -6502,7 +6517,7 @@
       <w:tr>
         <w:tc>
           <w:tcPr>
-            <w:tcW w:type="dxa" w:w="1928"/>
+            <w:tcW w:type="dxa" w:w="1701"/>
           </w:tcPr>
           <w:p>
             <w:pPr>
@@ -6517,13 +6532,13 @@
                 <w:i w:val="0"/>
                 <w:sz w:val="18"/>
               </w:rPr>
-              <w:t>측방굴곡(좌)</w:t>
+              <w:t>Lat. flexion (L)</w:t>
             </w:r>
           </w:p>
         </w:tc>
         <w:tc>
           <w:tcPr>
-            <w:tcW w:type="dxa" w:w="1361"/>
+            <w:tcW w:type="dxa" w:w="1474"/>
           </w:tcPr>
           <w:p>
             <w:pPr>
@@ -6538,13 +6553,13 @@
                 <w:i w:val="0"/>
                 <w:sz w:val="18"/>
               </w:rPr>
-              <w:t>군×시점</w:t>
+              <w:t>Group × Time</w:t>
             </w:r>
           </w:p>
         </w:tc>
         <w:tc>
           <w:tcPr>
-            <w:tcW w:type="dxa" w:w="1134"/>
+            <w:tcW w:type="dxa" w:w="1077"/>
           </w:tcPr>
           <w:p>
             <w:pPr>
@@ -6565,7 +6580,7 @@
         </w:tc>
         <w:tc>
           <w:tcPr>
-            <w:tcW w:type="dxa" w:w="1361"/>
+            <w:tcW w:type="dxa" w:w="1304"/>
           </w:tcPr>
           <w:p>
             <w:pPr>
@@ -6607,7 +6622,7 @@
         </w:tc>
         <w:tc>
           <w:tcPr>
-            <w:tcW w:type="dxa" w:w="1247"/>
+            <w:tcW w:type="dxa" w:w="1134"/>
           </w:tcPr>
           <w:p>
             <w:pPr>
@@ -6622,7 +6637,7 @@
                 <w:i w:val="0"/>
                 <w:sz w:val="18"/>
               </w:rPr>
-              <w:t>미미한</w:t>
+              <w:t>—</w:t>
             </w:r>
           </w:p>
         </w:tc>
@@ -6630,7 +6645,28 @@
       <w:tr>
         <w:tc>
           <w:tcPr>
-            <w:tcW w:type="dxa" w:w="1928"/>
+            <w:tcW w:type="dxa" w:w="1701"/>
+          </w:tcPr>
+          <w:p>
+            <w:pPr>
+              <w:spacing w:after="20" w:before="20" w:line="264" w:lineRule="auto"/>
+              <w:jc w:val="left"/>
+            </w:pPr>
+            <w:r/>
+            <w:r>
+              <w:rPr>
+                <w:rFonts w:ascii="바탕" w:hAnsi="바탕" w:eastAsia="바탕"/>
+                <w:b w:val="0"/>
+                <w:i w:val="0"/>
+                <w:sz w:val="18"/>
+              </w:rPr>
+              <w:t>Rotation (R)</w:t>
+            </w:r>
+          </w:p>
+        </w:tc>
+        <w:tc>
+          <w:tcPr>
+            <w:tcW w:type="dxa" w:w="1474"/>
           </w:tcPr>
           <w:p>
             <w:pPr>
@@ -6645,34 +6681,13 @@
                 <w:i w:val="0"/>
                 <w:sz w:val="18"/>
               </w:rPr>
-              <w:t>회전(우)</w:t>
+              <w:t>Time</w:t>
             </w:r>
           </w:p>
         </w:tc>
         <w:tc>
           <w:tcPr>
-            <w:tcW w:type="dxa" w:w="1361"/>
-          </w:tcPr>
-          <w:p>
-            <w:pPr>
-              <w:spacing w:after="20" w:before="20" w:line="264" w:lineRule="auto"/>
-              <w:jc w:val="center"/>
-            </w:pPr>
-            <w:r/>
-            <w:r>
-              <w:rPr>
-                <w:rFonts w:ascii="바탕" w:hAnsi="바탕" w:eastAsia="바탕"/>
-                <w:b w:val="0"/>
-                <w:i w:val="0"/>
-                <w:sz w:val="18"/>
-              </w:rPr>
-              <w:t>시점</w:t>
-            </w:r>
-          </w:p>
-        </w:tc>
-        <w:tc>
-          <w:tcPr>
-            <w:tcW w:type="dxa" w:w="1134"/>
+            <w:tcW w:type="dxa" w:w="1077"/>
           </w:tcPr>
           <w:p>
             <w:pPr>
@@ -6693,7 +6708,7 @@
         </w:tc>
         <w:tc>
           <w:tcPr>
-            <w:tcW w:type="dxa" w:w="1361"/>
+            <w:tcW w:type="dxa" w:w="1304"/>
           </w:tcPr>
           <w:p>
             <w:pPr>
@@ -6735,7 +6750,7 @@
         </w:tc>
         <w:tc>
           <w:tcPr>
-            <w:tcW w:type="dxa" w:w="1247"/>
+            <w:tcW w:type="dxa" w:w="1134"/>
           </w:tcPr>
           <w:p>
             <w:pPr>
@@ -6750,7 +6765,7 @@
                 <w:i w:val="0"/>
                 <w:sz w:val="18"/>
               </w:rPr>
-              <w:t>큰</w:t>
+              <w:t>large</w:t>
             </w:r>
           </w:p>
         </w:tc>
@@ -6758,7 +6773,28 @@
       <w:tr>
         <w:tc>
           <w:tcPr>
-            <w:tcW w:type="dxa" w:w="1928"/>
+            <w:tcW w:type="dxa" w:w="1701"/>
+          </w:tcPr>
+          <w:p>
+            <w:pPr>
+              <w:spacing w:after="20" w:before="20" w:line="264" w:lineRule="auto"/>
+              <w:jc w:val="left"/>
+            </w:pPr>
+            <w:r/>
+            <w:r>
+              <w:rPr>
+                <w:rFonts w:ascii="바탕" w:hAnsi="바탕" w:eastAsia="바탕"/>
+                <w:b w:val="0"/>
+                <w:i w:val="0"/>
+                <w:sz w:val="18"/>
+              </w:rPr>
+              <w:t>Rotation (R)</w:t>
+            </w:r>
+          </w:p>
+        </w:tc>
+        <w:tc>
+          <w:tcPr>
+            <w:tcW w:type="dxa" w:w="1474"/>
           </w:tcPr>
           <w:p>
             <w:pPr>
@@ -6773,34 +6809,13 @@
                 <w:i w:val="0"/>
                 <w:sz w:val="18"/>
               </w:rPr>
-              <w:t>회전(우)</w:t>
+              <w:t>Group</w:t>
             </w:r>
           </w:p>
         </w:tc>
         <w:tc>
           <w:tcPr>
-            <w:tcW w:type="dxa" w:w="1361"/>
-          </w:tcPr>
-          <w:p>
-            <w:pPr>
-              <w:spacing w:after="20" w:before="20" w:line="264" w:lineRule="auto"/>
-              <w:jc w:val="center"/>
-            </w:pPr>
-            <w:r/>
-            <w:r>
-              <w:rPr>
-                <w:rFonts w:ascii="바탕" w:hAnsi="바탕" w:eastAsia="바탕"/>
-                <w:b w:val="0"/>
-                <w:i w:val="0"/>
-                <w:sz w:val="18"/>
-              </w:rPr>
-              <w:t>군</w:t>
-            </w:r>
-          </w:p>
-        </w:tc>
-        <w:tc>
-          <w:tcPr>
-            <w:tcW w:type="dxa" w:w="1134"/>
+            <w:tcW w:type="dxa" w:w="1077"/>
           </w:tcPr>
           <w:p>
             <w:pPr>
@@ -6821,7 +6836,7 @@
         </w:tc>
         <w:tc>
           <w:tcPr>
-            <w:tcW w:type="dxa" w:w="1361"/>
+            <w:tcW w:type="dxa" w:w="1304"/>
           </w:tcPr>
           <w:p>
             <w:pPr>
@@ -6863,7 +6878,7 @@
         </w:tc>
         <w:tc>
           <w:tcPr>
-            <w:tcW w:type="dxa" w:w="1247"/>
+            <w:tcW w:type="dxa" w:w="1134"/>
           </w:tcPr>
           <w:p>
             <w:pPr>
@@ -6878,7 +6893,7 @@
                 <w:i w:val="0"/>
                 <w:sz w:val="18"/>
               </w:rPr>
-              <w:t>작은</w:t>
+              <w:t>small</w:t>
             </w:r>
           </w:p>
         </w:tc>
@@ -6886,7 +6901,28 @@
       <w:tr>
         <w:tc>
           <w:tcPr>
-            <w:tcW w:type="dxa" w:w="1928"/>
+            <w:tcW w:type="dxa" w:w="1701"/>
+          </w:tcPr>
+          <w:p>
+            <w:pPr>
+              <w:spacing w:after="20" w:before="20" w:line="264" w:lineRule="auto"/>
+              <w:jc w:val="left"/>
+            </w:pPr>
+            <w:r/>
+            <w:r>
+              <w:rPr>
+                <w:rFonts w:ascii="바탕" w:hAnsi="바탕" w:eastAsia="바탕"/>
+                <w:b w:val="0"/>
+                <w:i w:val="0"/>
+                <w:sz w:val="18"/>
+              </w:rPr>
+              <w:t>Rotation (R)</w:t>
+            </w:r>
+          </w:p>
+        </w:tc>
+        <w:tc>
+          <w:tcPr>
+            <w:tcW w:type="dxa" w:w="1474"/>
           </w:tcPr>
           <w:p>
             <w:pPr>
@@ -6901,34 +6937,13 @@
                 <w:i w:val="0"/>
                 <w:sz w:val="18"/>
               </w:rPr>
-              <w:t>회전(우)</w:t>
+              <w:t>Group × Time</w:t>
             </w:r>
           </w:p>
         </w:tc>
         <w:tc>
           <w:tcPr>
-            <w:tcW w:type="dxa" w:w="1361"/>
-          </w:tcPr>
-          <w:p>
-            <w:pPr>
-              <w:spacing w:after="20" w:before="20" w:line="264" w:lineRule="auto"/>
-              <w:jc w:val="center"/>
-            </w:pPr>
-            <w:r/>
-            <w:r>
-              <w:rPr>
-                <w:rFonts w:ascii="바탕" w:hAnsi="바탕" w:eastAsia="바탕"/>
-                <w:b w:val="0"/>
-                <w:i w:val="0"/>
-                <w:sz w:val="18"/>
-              </w:rPr>
-              <w:t>군×시점</w:t>
-            </w:r>
-          </w:p>
-        </w:tc>
-        <w:tc>
-          <w:tcPr>
-            <w:tcW w:type="dxa" w:w="1134"/>
+            <w:tcW w:type="dxa" w:w="1077"/>
           </w:tcPr>
           <w:p>
             <w:pPr>
@@ -6949,7 +6964,7 @@
         </w:tc>
         <w:tc>
           <w:tcPr>
-            <w:tcW w:type="dxa" w:w="1361"/>
+            <w:tcW w:type="dxa" w:w="1304"/>
           </w:tcPr>
           <w:p>
             <w:pPr>
@@ -6991,7 +7006,7 @@
         </w:tc>
         <w:tc>
           <w:tcPr>
-            <w:tcW w:type="dxa" w:w="1247"/>
+            <w:tcW w:type="dxa" w:w="1134"/>
           </w:tcPr>
           <w:p>
             <w:pPr>
@@ -7006,7 +7021,7 @@
                 <w:i w:val="0"/>
                 <w:sz w:val="18"/>
               </w:rPr>
-              <w:t>중간</w:t>
+              <w:t>medium</w:t>
             </w:r>
           </w:p>
         </w:tc>
@@ -7014,7 +7029,28 @@
       <w:tr>
         <w:tc>
           <w:tcPr>
-            <w:tcW w:type="dxa" w:w="1928"/>
+            <w:tcW w:type="dxa" w:w="1701"/>
+          </w:tcPr>
+          <w:p>
+            <w:pPr>
+              <w:spacing w:after="20" w:before="20" w:line="264" w:lineRule="auto"/>
+              <w:jc w:val="left"/>
+            </w:pPr>
+            <w:r/>
+            <w:r>
+              <w:rPr>
+                <w:rFonts w:ascii="바탕" w:hAnsi="바탕" w:eastAsia="바탕"/>
+                <w:b w:val="0"/>
+                <w:i w:val="0"/>
+                <w:sz w:val="18"/>
+              </w:rPr>
+              <w:t>Rotation (L)</w:t>
+            </w:r>
+          </w:p>
+        </w:tc>
+        <w:tc>
+          <w:tcPr>
+            <w:tcW w:type="dxa" w:w="1474"/>
           </w:tcPr>
           <w:p>
             <w:pPr>
@@ -7029,34 +7065,13 @@
                 <w:i w:val="0"/>
                 <w:sz w:val="18"/>
               </w:rPr>
-              <w:t>회전(좌)</w:t>
+              <w:t>Time</w:t>
             </w:r>
           </w:p>
         </w:tc>
         <w:tc>
           <w:tcPr>
-            <w:tcW w:type="dxa" w:w="1361"/>
-          </w:tcPr>
-          <w:p>
-            <w:pPr>
-              <w:spacing w:after="20" w:before="20" w:line="264" w:lineRule="auto"/>
-              <w:jc w:val="center"/>
-            </w:pPr>
-            <w:r/>
-            <w:r>
-              <w:rPr>
-                <w:rFonts w:ascii="바탕" w:hAnsi="바탕" w:eastAsia="바탕"/>
-                <w:b w:val="0"/>
-                <w:i w:val="0"/>
-                <w:sz w:val="18"/>
-              </w:rPr>
-              <w:t>시점</w:t>
-            </w:r>
-          </w:p>
-        </w:tc>
-        <w:tc>
-          <w:tcPr>
-            <w:tcW w:type="dxa" w:w="1134"/>
+            <w:tcW w:type="dxa" w:w="1077"/>
           </w:tcPr>
           <w:p>
             <w:pPr>
@@ -7077,7 +7092,7 @@
         </w:tc>
         <w:tc>
           <w:tcPr>
-            <w:tcW w:type="dxa" w:w="1361"/>
+            <w:tcW w:type="dxa" w:w="1304"/>
           </w:tcPr>
           <w:p>
             <w:pPr>
@@ -7119,7 +7134,7 @@
         </w:tc>
         <w:tc>
           <w:tcPr>
-            <w:tcW w:type="dxa" w:w="1247"/>
+            <w:tcW w:type="dxa" w:w="1134"/>
           </w:tcPr>
           <w:p>
             <w:pPr>
@@ -7134,7 +7149,7 @@
                 <w:i w:val="0"/>
                 <w:sz w:val="18"/>
               </w:rPr>
-              <w:t>큰</w:t>
+              <w:t>large</w:t>
             </w:r>
           </w:p>
         </w:tc>
@@ -7142,7 +7157,28 @@
       <w:tr>
         <w:tc>
           <w:tcPr>
-            <w:tcW w:type="dxa" w:w="1928"/>
+            <w:tcW w:type="dxa" w:w="1701"/>
+          </w:tcPr>
+          <w:p>
+            <w:pPr>
+              <w:spacing w:after="20" w:before="20" w:line="264" w:lineRule="auto"/>
+              <w:jc w:val="left"/>
+            </w:pPr>
+            <w:r/>
+            <w:r>
+              <w:rPr>
+                <w:rFonts w:ascii="바탕" w:hAnsi="바탕" w:eastAsia="바탕"/>
+                <w:b w:val="0"/>
+                <w:i w:val="0"/>
+                <w:sz w:val="18"/>
+              </w:rPr>
+              <w:t>Rotation (L)</w:t>
+            </w:r>
+          </w:p>
+        </w:tc>
+        <w:tc>
+          <w:tcPr>
+            <w:tcW w:type="dxa" w:w="1474"/>
           </w:tcPr>
           <w:p>
             <w:pPr>
@@ -7157,34 +7193,13 @@
                 <w:i w:val="0"/>
                 <w:sz w:val="18"/>
               </w:rPr>
-              <w:t>회전(좌)</w:t>
+              <w:t>Group</w:t>
             </w:r>
           </w:p>
         </w:tc>
         <w:tc>
           <w:tcPr>
-            <w:tcW w:type="dxa" w:w="1361"/>
-          </w:tcPr>
-          <w:p>
-            <w:pPr>
-              <w:spacing w:after="20" w:before="20" w:line="264" w:lineRule="auto"/>
-              <w:jc w:val="center"/>
-            </w:pPr>
-            <w:r/>
-            <w:r>
-              <w:rPr>
-                <w:rFonts w:ascii="바탕" w:hAnsi="바탕" w:eastAsia="바탕"/>
-                <w:b w:val="0"/>
-                <w:i w:val="0"/>
-                <w:sz w:val="18"/>
-              </w:rPr>
-              <w:t>군</w:t>
-            </w:r>
-          </w:p>
-        </w:tc>
-        <w:tc>
-          <w:tcPr>
-            <w:tcW w:type="dxa" w:w="1134"/>
+            <w:tcW w:type="dxa" w:w="1077"/>
           </w:tcPr>
           <w:p>
             <w:pPr>
@@ -7205,7 +7220,7 @@
         </w:tc>
         <w:tc>
           <w:tcPr>
-            <w:tcW w:type="dxa" w:w="1361"/>
+            <w:tcW w:type="dxa" w:w="1304"/>
           </w:tcPr>
           <w:p>
             <w:pPr>
@@ -7247,7 +7262,7 @@
         </w:tc>
         <w:tc>
           <w:tcPr>
-            <w:tcW w:type="dxa" w:w="1247"/>
+            <w:tcW w:type="dxa" w:w="1134"/>
           </w:tcPr>
           <w:p>
             <w:pPr>
@@ -7262,7 +7277,7 @@
                 <w:i w:val="0"/>
                 <w:sz w:val="18"/>
               </w:rPr>
-              <w:t>미미한</w:t>
+              <w:t>—</w:t>
             </w:r>
           </w:p>
         </w:tc>
@@ -7270,7 +7285,31 @@
       <w:tr>
         <w:tc>
           <w:tcPr>
-            <w:tcW w:type="dxa" w:w="1928"/>
+            <w:tcW w:type="dxa" w:w="1701"/>
+            <w:tcBorders>
+              <w:bottom w:val="single" w:sz="8" w:color="000000"/>
+            </w:tcBorders>
+          </w:tcPr>
+          <w:p>
+            <w:pPr>
+              <w:spacing w:after="20" w:before="20" w:line="264" w:lineRule="auto"/>
+              <w:jc w:val="left"/>
+            </w:pPr>
+            <w:r/>
+            <w:r>
+              <w:rPr>
+                <w:rFonts w:ascii="바탕" w:hAnsi="바탕" w:eastAsia="바탕"/>
+                <w:b w:val="0"/>
+                <w:i w:val="0"/>
+                <w:sz w:val="18"/>
+              </w:rPr>
+              <w:t>Rotation (L)</w:t>
+            </w:r>
+          </w:p>
+        </w:tc>
+        <w:tc>
+          <w:tcPr>
+            <w:tcW w:type="dxa" w:w="1474"/>
             <w:tcBorders>
               <w:bottom w:val="single" w:sz="8" w:color="000000"/>
             </w:tcBorders>
@@ -7288,37 +7327,13 @@
                 <w:i w:val="0"/>
                 <w:sz w:val="18"/>
               </w:rPr>
-              <w:t>회전(좌)</w:t>
+              <w:t>Group × Time</w:t>
             </w:r>
           </w:p>
         </w:tc>
         <w:tc>
           <w:tcPr>
-            <w:tcW w:type="dxa" w:w="1361"/>
-            <w:tcBorders>
-              <w:bottom w:val="single" w:sz="8" w:color="000000"/>
-            </w:tcBorders>
-          </w:tcPr>
-          <w:p>
-            <w:pPr>
-              <w:spacing w:after="20" w:before="20" w:line="264" w:lineRule="auto"/>
-              <w:jc w:val="center"/>
-            </w:pPr>
-            <w:r/>
-            <w:r>
-              <w:rPr>
-                <w:rFonts w:ascii="바탕" w:hAnsi="바탕" w:eastAsia="바탕"/>
-                <w:b w:val="0"/>
-                <w:i w:val="0"/>
-                <w:sz w:val="18"/>
-              </w:rPr>
-              <w:t>군×시점</w:t>
-            </w:r>
-          </w:p>
-        </w:tc>
-        <w:tc>
-          <w:tcPr>
-            <w:tcW w:type="dxa" w:w="1134"/>
+            <w:tcW w:type="dxa" w:w="1077"/>
             <w:tcBorders>
               <w:bottom w:val="single" w:sz="8" w:color="000000"/>
             </w:tcBorders>
@@ -7342,7 +7357,7 @@
         </w:tc>
         <w:tc>
           <w:tcPr>
-            <w:tcW w:type="dxa" w:w="1361"/>
+            <w:tcW w:type="dxa" w:w="1304"/>
             <w:tcBorders>
               <w:bottom w:val="single" w:sz="8" w:color="000000"/>
             </w:tcBorders>
@@ -7390,7 +7405,7 @@
         </w:tc>
         <w:tc>
           <w:tcPr>
-            <w:tcW w:type="dxa" w:w="1247"/>
+            <w:tcW w:type="dxa" w:w="1134"/>
             <w:tcBorders>
               <w:bottom w:val="single" w:sz="8" w:color="000000"/>
             </w:tcBorders>
@@ -7408,7 +7423,7 @@
                 <w:i w:val="0"/>
                 <w:sz w:val="18"/>
               </w:rPr>
-              <w:t>작은</w:t>
+              <w:t>small</w:t>
             </w:r>
           </w:p>
         </w:tc>
@@ -7425,7 +7440,7 @@
           <w:i w:val="0"/>
           <w:sz w:val="17"/>
         </w:rPr>
-        <w:t>* partial η²: 0.01 작은, 0.06 중간, 0.14 큰 효과. n.s.: 유의하지 않음.</w:t>
+        <w:t>partial η²: 0.01 small, 0.06 medium, 0.14 large. n.s.: not significant. ES: effect size.</w:t>
       </w:r>
     </w:p>
     <w:p>
@@ -7436,7 +7451,7 @@
       <w:r>
         <w:drawing>
           <wp:inline xmlns:a="http://schemas.openxmlformats.org/drawingml/2006/main" xmlns:pic="http://schemas.openxmlformats.org/drawingml/2006/picture">
-            <wp:extent cx="4500000" cy="2788243"/>
+            <wp:extent cx="4500000" cy="2773469"/>
             <wp:docPr id="2" name="Picture 2"/>
             <wp:cNvGraphicFramePr>
               <a:graphicFrameLocks noChangeAspect="1"/>
@@ -7457,7 +7472,7 @@
                   <pic:spPr>
                     <a:xfrm>
                       <a:off x="0" y="0"/>
-                      <a:ext cx="4500000" cy="2788243"/>
+                      <a:ext cx="4500000" cy="2773469"/>
                     </a:xfrm>
                     <a:prstGeom prst="rect"/>
                   </pic:spPr>
@@ -7489,7 +7504,7 @@
           <w:i w:val="0"/>
           <w:sz w:val="18"/>
         </w:rPr>
-        <w:t>경추 가동범위(CROM)의 군별 변화량</w:t>
+        <w:t>Cervical range of motion (CROM): mean change by group.</w:t>
       </w:r>
     </w:p>
     <w:p>
@@ -7500,7 +7515,7 @@
       <w:r>
         <w:drawing>
           <wp:inline xmlns:a="http://schemas.openxmlformats.org/drawingml/2006/main" xmlns:pic="http://schemas.openxmlformats.org/drawingml/2006/picture">
-            <wp:extent cx="3960000" cy="2587410"/>
+            <wp:extent cx="3960000" cy="2745879"/>
             <wp:docPr id="3" name="Picture 3"/>
             <wp:cNvGraphicFramePr>
               <a:graphicFrameLocks noChangeAspect="1"/>
@@ -7521,7 +7536,7 @@
                   <pic:spPr>
                     <a:xfrm>
                       <a:off x="0" y="0"/>
-                      <a:ext cx="3960000" cy="2587410"/>
+                      <a:ext cx="3960000" cy="2745879"/>
                     </a:xfrm>
                     <a:prstGeom prst="rect"/>
                   </pic:spPr>
@@ -7553,7 +7568,7 @@
           <w:i w:val="0"/>
           <w:sz w:val="18"/>
         </w:rPr>
-        <w:t>군×시점 상호작용의 효과크기(부분 η²)</w:t>
+        <w:t>Group × time interaction effect size (partial η²) for each outcome.</w:t>
       </w:r>
     </w:p>
     <w:p>
@@ -7582,7 +7597,7 @@
           <w:i w:val="0"/>
           <w:sz w:val="20"/>
         </w:rPr>
-        <w:t>중재 전·후 변화량의 군간 비교 결과는 Table 6과 같다. 모든 결과변수에서 변화량의 군간 차이는 통계적으로 유의하지 않았으며, 95% 신뢰구간이 모두 0을 포함하였다. 주요 결과변수인 CVA의 변화량 차이는 +2.55°(95% CI -1.83~+6.93°, t=1.19, p=.244, Cohen's d=+0.41)로 작은 수준이었다. 따라서 AI 생성 운동군이 표준 임상 운동군에 비해 더 큰 개선을 보일 것이라는 대립가설(H1)은 지지되지 않았다.</w:t>
+        <w:t>중재 전·후 변화량의 군간 비교 결과는 Table 6과 같다. 모든 결과변수에서 변화량의 군간 차이는 통계적으로 유의하지 않았으며, 95% 신뢰구간이 모두 0을 포함하였다. 주요 결과변수인 CVA의 변화량 차이는 +2.55°(95% CI -1.83~+6.93°, t=1.19, p=.244, Cohen's d=+0.41)로 작은 수준이었다. 따라서 AI 생성 운동군이 표준 임상 운동군에 비해 더 큰 개선을 보일 것이라는 대립가설(H1)은 지지되지 않았다. (Table 6).</w:t>
       </w:r>
     </w:p>
     <w:p>
@@ -7605,7 +7620,7 @@
           <w:i w:val="0"/>
           <w:sz w:val="20"/>
         </w:rPr>
-        <w:t>중재 전·후 변화량의 군간 비교 (독립표본 t-검정)</w:t>
+        <w:t>Between-group comparison of pre-to-post change (independent t-test)</w:t>
       </w:r>
     </w:p>
     <w:tbl>
@@ -7625,7 +7640,7 @@
       <w:tr>
         <w:tc>
           <w:tcPr>
-            <w:tcW w:type="dxa" w:w="1814"/>
+            <w:tcW w:type="dxa" w:w="1701"/>
             <w:tcBorders>
               <w:top w:val="single" w:sz="8" w:color="000000"/>
               <w:bottom w:val="single" w:sz="8" w:color="000000"/>
@@ -7644,13 +7659,13 @@
                 <w:i w:val="0"/>
                 <w:sz w:val="18"/>
               </w:rPr>
-              <w:t>결과변수</w:t>
+              <w:t>Outcome</w:t>
             </w:r>
           </w:p>
         </w:tc>
         <w:tc>
           <w:tcPr>
-            <w:tcW w:type="dxa" w:w="2041"/>
+            <w:tcW w:type="dxa" w:w="2154"/>
             <w:tcBorders>
               <w:top w:val="single" w:sz="8" w:color="000000"/>
               <w:bottom w:val="single" w:sz="8" w:color="000000"/>
@@ -7669,7 +7684,7 @@
                 <w:i w:val="0"/>
                 <w:sz w:val="18"/>
               </w:rPr>
-              <w:t>변화량 차이(실험−대조)</w:t>
+              <w:t>Mean diff (EG−CG)</w:t>
             </w:r>
           </w:p>
         </w:tc>
@@ -7700,7 +7715,7 @@
         </w:tc>
         <w:tc>
           <w:tcPr>
-            <w:tcW w:type="dxa" w:w="907"/>
+            <w:tcW w:type="dxa" w:w="850"/>
             <w:tcBorders>
               <w:top w:val="single" w:sz="8" w:color="000000"/>
               <w:bottom w:val="single" w:sz="8" w:color="000000"/>
@@ -7777,12 +7792,12 @@
       <w:tr>
         <w:tc>
           <w:tcPr>
-            <w:tcW w:type="dxa" w:w="1814"/>
+            <w:tcW w:type="dxa" w:w="1701"/>
           </w:tcPr>
           <w:p>
             <w:pPr>
               <w:spacing w:after="20" w:before="20" w:line="264" w:lineRule="auto"/>
-              <w:jc w:val="left"/>
+              <w:jc w:val="center"/>
             </w:pPr>
             <w:r/>
             <w:r>
@@ -7792,13 +7807,13 @@
                 <w:i w:val="0"/>
                 <w:sz w:val="18"/>
               </w:rPr>
-              <w:t>두개척추각(CVA)</w:t>
+              <w:t>CVA</w:t>
             </w:r>
           </w:p>
         </w:tc>
         <w:tc>
           <w:tcPr>
-            <w:tcW w:type="dxa" w:w="2041"/>
+            <w:tcW w:type="dxa" w:w="2154"/>
           </w:tcPr>
           <w:p>
             <w:pPr>
@@ -7840,7 +7855,7 @@
         </w:tc>
         <w:tc>
           <w:tcPr>
-            <w:tcW w:type="dxa" w:w="907"/>
+            <w:tcW w:type="dxa" w:w="850"/>
           </w:tcPr>
           <w:p>
             <w:pPr>
@@ -7905,12 +7920,12 @@
       <w:tr>
         <w:tc>
           <w:tcPr>
-            <w:tcW w:type="dxa" w:w="1814"/>
+            <w:tcW w:type="dxa" w:w="1701"/>
           </w:tcPr>
           <w:p>
             <w:pPr>
               <w:spacing w:after="20" w:before="20" w:line="264" w:lineRule="auto"/>
-              <w:jc w:val="center"/>
+              <w:jc w:val="left"/>
             </w:pPr>
             <w:r/>
             <w:r>
@@ -7920,13 +7935,13 @@
                 <w:i w:val="0"/>
                 <w:sz w:val="18"/>
               </w:rPr>
-              <w:t>굴곡</w:t>
+              <w:t>Flexion</w:t>
             </w:r>
           </w:p>
         </w:tc>
         <w:tc>
           <w:tcPr>
-            <w:tcW w:type="dxa" w:w="2041"/>
+            <w:tcW w:type="dxa" w:w="2154"/>
           </w:tcPr>
           <w:p>
             <w:pPr>
@@ -7968,7 +7983,7 @@
         </w:tc>
         <w:tc>
           <w:tcPr>
-            <w:tcW w:type="dxa" w:w="907"/>
+            <w:tcW w:type="dxa" w:w="850"/>
           </w:tcPr>
           <w:p>
             <w:pPr>
@@ -8033,12 +8048,12 @@
       <w:tr>
         <w:tc>
           <w:tcPr>
-            <w:tcW w:type="dxa" w:w="1814"/>
+            <w:tcW w:type="dxa" w:w="1701"/>
           </w:tcPr>
           <w:p>
             <w:pPr>
               <w:spacing w:after="20" w:before="20" w:line="264" w:lineRule="auto"/>
-              <w:jc w:val="center"/>
+              <w:jc w:val="left"/>
             </w:pPr>
             <w:r/>
             <w:r>
@@ -8048,13 +8063,13 @@
                 <w:i w:val="0"/>
                 <w:sz w:val="18"/>
               </w:rPr>
-              <w:t>신전</w:t>
+              <w:t>Extension</w:t>
             </w:r>
           </w:p>
         </w:tc>
         <w:tc>
           <w:tcPr>
-            <w:tcW w:type="dxa" w:w="2041"/>
+            <w:tcW w:type="dxa" w:w="2154"/>
           </w:tcPr>
           <w:p>
             <w:pPr>
@@ -8096,7 +8111,7 @@
         </w:tc>
         <w:tc>
           <w:tcPr>
-            <w:tcW w:type="dxa" w:w="907"/>
+            <w:tcW w:type="dxa" w:w="850"/>
           </w:tcPr>
           <w:p>
             <w:pPr>
@@ -8161,7 +8176,7 @@
       <w:tr>
         <w:tc>
           <w:tcPr>
-            <w:tcW w:type="dxa" w:w="1814"/>
+            <w:tcW w:type="dxa" w:w="1701"/>
           </w:tcPr>
           <w:p>
             <w:pPr>
@@ -8176,13 +8191,13 @@
                 <w:i w:val="0"/>
                 <w:sz w:val="18"/>
               </w:rPr>
-              <w:t>측방굴곡(우)</w:t>
+              <w:t>Lat. flexion (R)</w:t>
             </w:r>
           </w:p>
         </w:tc>
         <w:tc>
           <w:tcPr>
-            <w:tcW w:type="dxa" w:w="2041"/>
+            <w:tcW w:type="dxa" w:w="2154"/>
           </w:tcPr>
           <w:p>
             <w:pPr>
@@ -8224,7 +8239,7 @@
         </w:tc>
         <w:tc>
           <w:tcPr>
-            <w:tcW w:type="dxa" w:w="907"/>
+            <w:tcW w:type="dxa" w:w="850"/>
           </w:tcPr>
           <w:p>
             <w:pPr>
@@ -8289,7 +8304,7 @@
       <w:tr>
         <w:tc>
           <w:tcPr>
-            <w:tcW w:type="dxa" w:w="1814"/>
+            <w:tcW w:type="dxa" w:w="1701"/>
           </w:tcPr>
           <w:p>
             <w:pPr>
@@ -8304,13 +8319,13 @@
                 <w:i w:val="0"/>
                 <w:sz w:val="18"/>
               </w:rPr>
-              <w:t>측방굴곡(좌)</w:t>
+              <w:t>Lat. flexion (L)</w:t>
             </w:r>
           </w:p>
         </w:tc>
         <w:tc>
           <w:tcPr>
-            <w:tcW w:type="dxa" w:w="2041"/>
+            <w:tcW w:type="dxa" w:w="2154"/>
           </w:tcPr>
           <w:p>
             <w:pPr>
@@ -8352,7 +8367,7 @@
         </w:tc>
         <w:tc>
           <w:tcPr>
-            <w:tcW w:type="dxa" w:w="907"/>
+            <w:tcW w:type="dxa" w:w="850"/>
           </w:tcPr>
           <w:p>
             <w:pPr>
@@ -8417,12 +8432,12 @@
       <w:tr>
         <w:tc>
           <w:tcPr>
-            <w:tcW w:type="dxa" w:w="1814"/>
+            <w:tcW w:type="dxa" w:w="1701"/>
           </w:tcPr>
           <w:p>
             <w:pPr>
               <w:spacing w:after="20" w:before="20" w:line="264" w:lineRule="auto"/>
-              <w:jc w:val="center"/>
+              <w:jc w:val="left"/>
             </w:pPr>
             <w:r/>
             <w:r>
@@ -8432,13 +8447,13 @@
                 <w:i w:val="0"/>
                 <w:sz w:val="18"/>
               </w:rPr>
-              <w:t>회전(우)</w:t>
+              <w:t>Rotation (R)</w:t>
             </w:r>
           </w:p>
         </w:tc>
         <w:tc>
           <w:tcPr>
-            <w:tcW w:type="dxa" w:w="2041"/>
+            <w:tcW w:type="dxa" w:w="2154"/>
           </w:tcPr>
           <w:p>
             <w:pPr>
@@ -8480,7 +8495,7 @@
         </w:tc>
         <w:tc>
           <w:tcPr>
-            <w:tcW w:type="dxa" w:w="907"/>
+            <w:tcW w:type="dxa" w:w="850"/>
           </w:tcPr>
           <w:p>
             <w:pPr>
@@ -8545,7 +8560,7 @@
       <w:tr>
         <w:tc>
           <w:tcPr>
-            <w:tcW w:type="dxa" w:w="1814"/>
+            <w:tcW w:type="dxa" w:w="1701"/>
             <w:tcBorders>
               <w:bottom w:val="single" w:sz="8" w:color="000000"/>
             </w:tcBorders>
@@ -8553,7 +8568,7 @@
           <w:p>
             <w:pPr>
               <w:spacing w:after="20" w:before="20" w:line="264" w:lineRule="auto"/>
-              <w:jc w:val="center"/>
+              <w:jc w:val="left"/>
             </w:pPr>
             <w:r/>
             <w:r>
@@ -8563,13 +8578,13 @@
                 <w:i w:val="0"/>
                 <w:sz w:val="18"/>
               </w:rPr>
-              <w:t>회전(좌)</w:t>
+              <w:t>Rotation (L)</w:t>
             </w:r>
           </w:p>
         </w:tc>
         <w:tc>
           <w:tcPr>
-            <w:tcW w:type="dxa" w:w="2041"/>
+            <w:tcW w:type="dxa" w:w="2154"/>
             <w:tcBorders>
               <w:bottom w:val="single" w:sz="8" w:color="000000"/>
             </w:tcBorders>
@@ -8617,7 +8632,7 @@
         </w:tc>
         <w:tc>
           <w:tcPr>
-            <w:tcW w:type="dxa" w:w="907"/>
+            <w:tcW w:type="dxa" w:w="850"/>
             <w:tcBorders>
               <w:bottom w:val="single" w:sz="8" w:color="000000"/>
             </w:tcBorders>
@@ -8700,7 +8715,7 @@
           <w:i w:val="0"/>
           <w:sz w:val="17"/>
         </w:rPr>
-        <w:t>* n.s.: 유의하지 않음. 95% CI가 0을 포함하면 군간 차이가 유의하지 않음을 의미.</w:t>
+        <w:t>n.s.: not significant. A 95% CI including 0 indicates no significant between-group difference.</w:t>
       </w:r>
     </w:p>
     <w:p>
@@ -8849,6 +8864,35 @@
           <w:sz w:val="20"/>
         </w:rPr>
         <w:t>본 연구 결과, 대상 집단의 평균 특성을 반영하여 AI가 생성한 운동 프로그램은 표준 임상 운동 프로그램에 비해 통계적으로 유의하게 더 큰 개선을 보이지는 않았으나, 두 프로그램 모두 FHP 대학생의 두개척추각과 경추 가동범위를 유사한 수준으로 유의하게 개선하였다. 이는 AI 생성 운동 프로그램이 표준 임상 운동에 상응하는 효과를 가지면서 접근성과 확장성이 높은 대안적 중재로 활용될 가능성을 시사한다. 다만 표본수와 연구설계의 제한을 고려할 때, 두 중재의 동등성을 확증하기 위해서는 비열등성 설계의 대규모 후속 연구가 요구된다.</w:t>
+      </w:r>
+    </w:p>
+    <w:p>
+      <w:pPr>
+        <w:spacing w:before="180" w:after="80" w:line="312" w:lineRule="auto"/>
+      </w:pPr>
+      <w:r>
+        <w:rPr>
+          <w:rFonts w:ascii="맑은 고딕" w:hAnsi="맑은 고딕" w:eastAsia="맑은 고딕"/>
+          <w:b/>
+          <w:i w:val="0"/>
+          <w:sz w:val="22"/>
+        </w:rPr>
+        <w:t>데이터 및 코드 가용성 (Data and Code Availability)</w:t>
+      </w:r>
+    </w:p>
+    <w:p>
+      <w:pPr>
+        <w:spacing w:before="0" w:after="120" w:line="384" w:lineRule="auto"/>
+        <w:ind w:firstLine="567"/>
+      </w:pPr>
+      <w:r>
+        <w:rPr>
+          <w:rFonts w:ascii="바탕" w:hAnsi="바탕" w:eastAsia="바탕"/>
+          <w:b w:val="0"/>
+          <w:i w:val="0"/>
+          <w:sz w:val="20"/>
+        </w:rPr>
+        <w:t>본 연구에서 사용한 개인식별정보 제거(익명화) 측정 자료와 전체 분석 코드는 공개 저장소에서 확인할 수 있다: https://github.com/y3korea/fhp-ai-rct. 개인식별정보(이름·학번·생년)가 포함된 원자료는 공개 대상에서 제외된다.</w:t>
       </w:r>
     </w:p>
     <w:p>

--- a/paper/거북목_AI운동_RCT_논문.docx
+++ b/paper/거북목_AI운동_RCT_논문.docx
@@ -277,7 +277,7 @@
           <w:i w:val="0"/>
           <w:sz w:val="20"/>
         </w:rPr>
-        <w:t>전방머리자세(forward head posture, FHP)는 머리가 경추에 비해 전방으로 돌출된 자세이상으로, 두개척추각(craniovertebral angle, CVA)이 50° 미만일 때 진단된다[1]. 스마트폰과 컴퓨터 사용의 급격한 증가는 현대인의 경추 정렬에 영향을 미치는 주요 환경 요인으로 작용하고 있으며, FHP는 이러한 디지털 환경의 확산 속에서 임상적·사회적 주목을 받는 대표적인 자세 이상으로 부각되고 있다. 특히 현대 대학생에서 FHP 유병률이 급격히 증가하고 있으며, 약 73%에 이르는 것으로 보고되었다[2]. FHP는 경부통, 두통, 견갑부 불편감 등 다양한 근골격계 문제와 연관되며[3,4], 장시간 컴퓨터 사용자에서는 자세 균형 저하와도 관련이 있다[5].</w:t>
+        <w:t>전방머리자세(forward head posture, FHP)는 머리가 경추에 비해 전방으로 돌출된 자세이상으로, 두개척추각(craniovertebral angle, CVA)이 50° 미만일 때 진단된다[1]. 스마트폰과 컴퓨터 사용의 급격한 증가는 현대인의 경추 정렬에 영향을 미치는 주요 환경 요인으로 작용하고 있으며, 실제로 스마트폰 사용과 경부 통증의 연관성은 체계적 문헌고찰을 통해 보고된 바 있다[18]. FHP는 이러한 디지털 환경의 확산 속에서 임상적·사회적 주목을 받는 대표적인 자세 이상으로 부각되고 있다. 특히 현대 대학생에서 FHP 유병률이 급격히 증가하고 있으며, 약 73%에 이르는 것으로 보고되었다[2]. FHP는 경부통, 두통, 견갑부 불편감 등 다양한 근골격계 문제와 연관되며[3,4], 장시간 컴퓨터 사용자에서는 자세 균형 저하와도 관련이 있다[5].</w:t>
       </w:r>
     </w:p>
     <w:p>
@@ -523,7 +523,7 @@
       <w:tr>
         <w:tc>
           <w:tcPr>
-            <w:tcW w:type="dxa" w:w="1701"/>
+            <w:tcW w:type="dxa" w:w="1871"/>
             <w:tcBorders>
               <w:top w:val="single" w:sz="8" w:color="000000"/>
               <w:bottom w:val="single" w:sz="8" w:color="000000"/>
@@ -548,7 +548,7 @@
         </w:tc>
         <w:tc>
           <w:tcPr>
-            <w:tcW w:type="dxa" w:w="4252"/>
+            <w:tcW w:type="dxa" w:w="4082"/>
             <w:tcBorders>
               <w:top w:val="single" w:sz="8" w:color="000000"/>
               <w:bottom w:val="single" w:sz="8" w:color="000000"/>
@@ -573,7 +573,7 @@
         </w:tc>
         <w:tc>
           <w:tcPr>
-            <w:tcW w:type="dxa" w:w="1984"/>
+            <w:tcW w:type="dxa" w:w="1871"/>
             <w:tcBorders>
               <w:top w:val="single" w:sz="8" w:color="000000"/>
               <w:bottom w:val="single" w:sz="8" w:color="000000"/>
@@ -598,7 +598,7 @@
         </w:tc>
         <w:tc>
           <w:tcPr>
-            <w:tcW w:type="dxa" w:w="1417"/>
+            <w:tcW w:type="dxa" w:w="1531"/>
             <w:tcBorders>
               <w:top w:val="single" w:sz="8" w:color="000000"/>
               <w:bottom w:val="single" w:sz="8" w:color="000000"/>
@@ -625,7 +625,32 @@
       <w:tr>
         <w:tc>
           <w:tcPr>
-            <w:tcW w:type="dxa" w:w="1701"/>
+            <w:tcW w:type="dxa" w:w="1871"/>
+          </w:tcPr>
+          <w:p>
+            <w:pPr>
+              <w:spacing w:after="20" w:before="20" w:line="264" w:lineRule="auto"/>
+              <w:jc w:val="left"/>
+            </w:pPr>
+            <w:r/>
+            <w:r>
+              <w:rPr>
+                <w:rFonts w:ascii="바탕" w:hAnsi="바탕" w:eastAsia="바탕"/>
+                <w:b w:val="0"/>
+                <w:i w:val="0"/>
+                <w:sz w:val="18"/>
+              </w:rPr>
+              <w:t>턱 당기기</w:t>
+              <w:br/>
+              <w:t>(Chin-tuck/</w:t>
+              <w:br/>
+              <w:t>craniocervical flexion)</w:t>
+            </w:r>
+          </w:p>
+        </w:tc>
+        <w:tc>
+          <w:tcPr>
+            <w:tcW w:type="dxa" w:w="4082"/>
           </w:tcPr>
           <w:p>
             <w:pPr>
@@ -640,13 +665,13 @@
                 <w:i w:val="0"/>
                 <w:sz w:val="18"/>
               </w:rPr>
-              <w:t>운동 1</w:t>
+              <w:t>앉거나 선 자세에서 머리를 뒤로 당겨 이중턱을 만들며 심부목굽힘근을 수축, 자세 유지</w:t>
             </w:r>
           </w:p>
         </w:tc>
         <w:tc>
           <w:tcPr>
-            <w:tcW w:type="dxa" w:w="4252"/>
+            <w:tcW w:type="dxa" w:w="1871"/>
           </w:tcPr>
           <w:p>
             <w:pPr>
@@ -661,13 +686,15 @@
                 <w:i w:val="0"/>
                 <w:sz w:val="18"/>
               </w:rPr>
-              <w:t>[AI 생성 운동 프로그램 최종본의 운동명·방법·세트/반복을 입력]</w:t>
+              <w:t>심부목굽힘근</w:t>
+              <w:br/>
+              <w:t>(목긴근, 머리긴근)</w:t>
             </w:r>
           </w:p>
         </w:tc>
         <w:tc>
           <w:tcPr>
-            <w:tcW w:type="dxa" w:w="1984"/>
+            <w:tcW w:type="dxa" w:w="1531"/>
           </w:tcPr>
           <w:p>
             <w:pPr>
@@ -682,13 +709,40 @@
                 <w:i w:val="0"/>
                 <w:sz w:val="18"/>
               </w:rPr>
-              <w:t>[대상 근육]</w:t>
+              <w:t>10초 유지, 10회×3세트</w:t>
+            </w:r>
+          </w:p>
+        </w:tc>
+      </w:tr>
+      <w:tr>
+        <w:tc>
+          <w:tcPr>
+            <w:tcW w:type="dxa" w:w="1871"/>
+          </w:tcPr>
+          <w:p>
+            <w:pPr>
+              <w:spacing w:after="20" w:before="20" w:line="264" w:lineRule="auto"/>
+              <w:jc w:val="left"/>
+            </w:pPr>
+            <w:r/>
+            <w:r>
+              <w:rPr>
+                <w:rFonts w:ascii="바탕" w:hAnsi="바탕" w:eastAsia="바탕"/>
+                <w:b w:val="0"/>
+                <w:i w:val="0"/>
+                <w:sz w:val="18"/>
+              </w:rPr>
+              <w:t>견갑골 후인 운동</w:t>
+              <w:br/>
+              <w:t>(Scapular retraction/</w:t>
+              <w:br/>
+              <w:t>wall angel)</w:t>
             </w:r>
           </w:p>
         </w:tc>
         <w:tc>
           <w:tcPr>
-            <w:tcW w:type="dxa" w:w="1417"/>
+            <w:tcW w:type="dxa" w:w="4082"/>
           </w:tcPr>
           <w:p>
             <w:pPr>
@@ -703,15 +757,13 @@
                 <w:i w:val="0"/>
                 <w:sz w:val="18"/>
               </w:rPr>
-              <w:t>[용량]</w:t>
+              <w:t>벽에 등·머리를 대고 양팔을 'W'에서 'Y' 자로 들어 올리며 견갑골을 모음</w:t>
             </w:r>
           </w:p>
         </w:tc>
-      </w:tr>
-      <w:tr>
         <w:tc>
           <w:tcPr>
-            <w:tcW w:type="dxa" w:w="1701"/>
+            <w:tcW w:type="dxa" w:w="1871"/>
           </w:tcPr>
           <w:p>
             <w:pPr>
@@ -726,13 +778,15 @@
                 <w:i w:val="0"/>
                 <w:sz w:val="18"/>
               </w:rPr>
-              <w:t>운동 2</w:t>
+              <w:t>중·하부 승모근,</w:t>
+              <w:br/>
+              <w:t>능형근</w:t>
             </w:r>
           </w:p>
         </w:tc>
         <w:tc>
           <w:tcPr>
-            <w:tcW w:type="dxa" w:w="4252"/>
+            <w:tcW w:type="dxa" w:w="1531"/>
           </w:tcPr>
           <w:p>
             <w:pPr>
@@ -747,18 +801,23 @@
                 <w:i w:val="0"/>
                 <w:sz w:val="18"/>
               </w:rPr>
-              <w:t>[ 〃 ]</w:t>
+              <w:t>10회×3세트</w:t>
             </w:r>
           </w:p>
         </w:tc>
+      </w:tr>
+      <w:tr>
         <w:tc>
           <w:tcPr>
-            <w:tcW w:type="dxa" w:w="1984"/>
+            <w:tcW w:type="dxa" w:w="1871"/>
+            <w:tcBorders>
+              <w:bottom w:val="single" w:sz="8" w:color="000000"/>
+            </w:tcBorders>
           </w:tcPr>
           <w:p>
             <w:pPr>
               <w:spacing w:after="20" w:before="20" w:line="264" w:lineRule="auto"/>
-              <w:jc w:val="center"/>
+              <w:jc w:val="left"/>
             </w:pPr>
             <w:r/>
             <w:r>
@@ -768,36 +827,17 @@
                 <w:i w:val="0"/>
                 <w:sz w:val="18"/>
               </w:rPr>
-              <w:t>[대상 근육]</w:t>
+              <w:t>뒤통수밑근·대흉근 신장</w:t>
+              <w:br/>
+              <w:t>(Suboccipital &amp;</w:t>
+              <w:br/>
+              <w:t>pectoralis stretch)</w:t>
             </w:r>
           </w:p>
         </w:tc>
         <w:tc>
           <w:tcPr>
-            <w:tcW w:type="dxa" w:w="1417"/>
-          </w:tcPr>
-          <w:p>
-            <w:pPr>
-              <w:spacing w:after="20" w:before="20" w:line="264" w:lineRule="auto"/>
-              <w:jc w:val="center"/>
-            </w:pPr>
-            <w:r/>
-            <w:r>
-              <w:rPr>
-                <w:rFonts w:ascii="바탕" w:hAnsi="바탕" w:eastAsia="바탕"/>
-                <w:b w:val="0"/>
-                <w:i w:val="0"/>
-                <w:sz w:val="18"/>
-              </w:rPr>
-              <w:t>[용량]</w:t>
-            </w:r>
-          </w:p>
-        </w:tc>
-      </w:tr>
-      <w:tr>
-        <w:tc>
-          <w:tcPr>
-            <w:tcW w:type="dxa" w:w="1701"/>
+            <w:tcW w:type="dxa" w:w="4082"/>
             <w:tcBorders>
               <w:bottom w:val="single" w:sz="8" w:color="000000"/>
             </w:tcBorders>
@@ -815,13 +855,13 @@
                 <w:i w:val="0"/>
                 <w:sz w:val="18"/>
               </w:rPr>
-              <w:t>운동 3</w:t>
+              <w:t>턱을 당긴 채 목 뒤를 신장하고, 문틀에서 팔꿈치를 대어 가슴 앞쪽을 신장</w:t>
             </w:r>
           </w:p>
         </w:tc>
         <w:tc>
           <w:tcPr>
-            <w:tcW w:type="dxa" w:w="4252"/>
+            <w:tcW w:type="dxa" w:w="1871"/>
             <w:tcBorders>
               <w:bottom w:val="single" w:sz="8" w:color="000000"/>
             </w:tcBorders>
@@ -839,13 +879,15 @@
                 <w:i w:val="0"/>
                 <w:sz w:val="18"/>
               </w:rPr>
-              <w:t>[ 〃 ]</w:t>
+              <w:t>뒤통수밑근, 상부승모근,</w:t>
+              <w:br/>
+              <w:t>대흉근</w:t>
             </w:r>
           </w:p>
         </w:tc>
         <w:tc>
           <w:tcPr>
-            <w:tcW w:type="dxa" w:w="1984"/>
+            <w:tcW w:type="dxa" w:w="1531"/>
             <w:tcBorders>
               <w:bottom w:val="single" w:sz="8" w:color="000000"/>
             </w:tcBorders>
@@ -863,31 +905,7 @@
                 <w:i w:val="0"/>
                 <w:sz w:val="18"/>
               </w:rPr>
-              <w:t>[대상 근육]</w:t>
-            </w:r>
-          </w:p>
-        </w:tc>
-        <w:tc>
-          <w:tcPr>
-            <w:tcW w:type="dxa" w:w="1417"/>
-            <w:tcBorders>
-              <w:bottom w:val="single" w:sz="8" w:color="000000"/>
-            </w:tcBorders>
-          </w:tcPr>
-          <w:p>
-            <w:pPr>
-              <w:spacing w:after="20" w:before="20" w:line="264" w:lineRule="auto"/>
-              <w:jc w:val="center"/>
-            </w:pPr>
-            <w:r/>
-            <w:r>
-              <w:rPr>
-                <w:rFonts w:ascii="바탕" w:hAnsi="바탕" w:eastAsia="바탕"/>
-                <w:b w:val="0"/>
-                <w:i w:val="0"/>
-                <w:sz w:val="18"/>
-              </w:rPr>
-              <w:t>[용량]</w:t>
+              <w:t>20–30초, 4세트</w:t>
             </w:r>
           </w:p>
         </w:tc>
@@ -904,7 +922,7 @@
           <w:i w:val="0"/>
           <w:sz w:val="17"/>
         </w:rPr>
-        <w:t>* 본 표는 실제 선정된 AI 생성 운동 프로그램의 세부 내용으로 교체 필요(현재 자리표시).</w:t>
+        <w:t>* 운동은 Appendix 1의 프롬프트로 생성된 프로그램이며, 모든 운동은 도구 없이 맨몸으로 수행하였다.</w:t>
       </w:r>
     </w:p>
     <w:p>
@@ -8921,7 +8939,137 @@
           <w:i w:val="0"/>
           <w:sz w:val="19"/>
         </w:rPr>
-        <w:t>1. Salahzadeh Z, Maroufi N, Ahmadi A, Behtash H, Razmjoo A, Gohari M, Parnianpour M. Assessment of forward head posture in females: Observational and photogrammetry methods. J Back Musculoskelet Rehabil. 2014;27(2):131-139. doi:10.3233/BMR-130426</w:t>
+        <w:t xml:space="preserve">1. Salahzadeh Z, Maroufi N, Ahmadi A, Behtash H, Razmjoo A, Gohari M, Parnianpour M. Assessment of forward head posture in females: Observational and photogrammetry methods. J Back Musculoskelet Rehabil. 2014;27(2):131-139. </w:t>
+      </w:r>
+      <w:hyperlink r:id="rId12">
+        <w:r>
+          <w:rPr>
+            <w:color w:val="0563C1"/>
+            <w:u w:val="single"/>
+            <w:rFonts w:eastAsia="Times New Roman" w:ascii="Times New Roman" w:hAnsi="Times New Roman"/>
+            <w:sz w:val="19"/>
+          </w:rPr>
+          <w:t xml:space="preserve">https://doi.org/10.3233/BMR-130426</w:t>
+        </w:r>
+      </w:hyperlink>
+    </w:p>
+    <w:p>
+      <w:pPr>
+        <w:spacing w:line="312" w:lineRule="auto" w:after="40"/>
+        <w:ind w:left="397" w:hanging="397"/>
+      </w:pPr>
+      <w:r>
+        <w:rPr>
+          <w:rFonts w:ascii="Times New Roman" w:hAnsi="Times New Roman" w:eastAsia="Times New Roman"/>
+          <w:b w:val="0"/>
+          <w:i w:val="0"/>
+          <w:sz w:val="19"/>
+        </w:rPr>
+        <w:t xml:space="preserve">2. Singh S, Kaushal K, Jasrotia S. Prevalence of Forward Head Posture and Its Impact on the Activity of Daily Living Among Students of Adesh University: A Cross-Sectional Study. Adesh Univ J Med Sci Res. 2020;2(2):99-102. </w:t>
+      </w:r>
+      <w:hyperlink r:id="rId13">
+        <w:r>
+          <w:rPr>
+            <w:color w:val="0563C1"/>
+            <w:u w:val="single"/>
+            <w:rFonts w:eastAsia="Times New Roman" w:ascii="Times New Roman" w:hAnsi="Times New Roman"/>
+            <w:sz w:val="19"/>
+          </w:rPr>
+          <w:t xml:space="preserve">https://doi.org/10.25259/AUJMSR_18_2020</w:t>
+        </w:r>
+      </w:hyperlink>
+    </w:p>
+    <w:p>
+      <w:pPr>
+        <w:spacing w:line="312" w:lineRule="auto" w:after="40"/>
+        <w:ind w:left="397" w:hanging="397"/>
+      </w:pPr>
+      <w:r>
+        <w:rPr>
+          <w:rFonts w:ascii="Times New Roman" w:hAnsi="Times New Roman" w:eastAsia="Times New Roman"/>
+          <w:b w:val="0"/>
+          <w:i w:val="0"/>
+          <w:sz w:val="19"/>
+        </w:rPr>
+        <w:t xml:space="preserve">3. Fernández-de-las-Peñas C, Alonso-Blanco C, Cuadrado ML, Pareja JA. Forward head posture and neck mobility in chronic tension-type headache: a blinded, controlled study. Cephalalgia. 2006;26(3):314-319. </w:t>
+      </w:r>
+      <w:hyperlink r:id="rId14">
+        <w:r>
+          <w:rPr>
+            <w:color w:val="0563C1"/>
+            <w:u w:val="single"/>
+            <w:rFonts w:eastAsia="Times New Roman" w:ascii="Times New Roman" w:hAnsi="Times New Roman"/>
+            <w:sz w:val="19"/>
+          </w:rPr>
+          <w:t xml:space="preserve">https://doi.org/10.1111/j.1468-2982.2005.01042.x</w:t>
+        </w:r>
+      </w:hyperlink>
+    </w:p>
+    <w:p>
+      <w:pPr>
+        <w:spacing w:line="312" w:lineRule="auto" w:after="40"/>
+        <w:ind w:left="397" w:hanging="397"/>
+      </w:pPr>
+      <w:r>
+        <w:rPr>
+          <w:rFonts w:ascii="Times New Roman" w:hAnsi="Times New Roman" w:eastAsia="Times New Roman"/>
+          <w:b w:val="0"/>
+          <w:i w:val="0"/>
+          <w:sz w:val="19"/>
+        </w:rPr>
+        <w:t xml:space="preserve">4. Kim DH, Kim CJ, Son SM. Neck Pain in Adults with Forward Head Posture: Effects of Craniovertebral Angle and Cervical Range of Motion. Osong Public Health Res Perspect. 2018;9(6):309-313. </w:t>
+      </w:r>
+      <w:hyperlink r:id="rId15">
+        <w:r>
+          <w:rPr>
+            <w:color w:val="0563C1"/>
+            <w:u w:val="single"/>
+            <w:rFonts w:eastAsia="Times New Roman" w:ascii="Times New Roman" w:hAnsi="Times New Roman"/>
+            <w:sz w:val="19"/>
+          </w:rPr>
+          <w:t xml:space="preserve">https://doi.org/10.24171/j.phrp.2018.9.6.04</w:t>
+        </w:r>
+      </w:hyperlink>
+    </w:p>
+    <w:p>
+      <w:pPr>
+        <w:spacing w:line="312" w:lineRule="auto" w:after="40"/>
+        <w:ind w:left="397" w:hanging="397"/>
+      </w:pPr>
+      <w:r>
+        <w:rPr>
+          <w:rFonts w:ascii="Times New Roman" w:hAnsi="Times New Roman" w:eastAsia="Times New Roman"/>
+          <w:b w:val="0"/>
+          <w:i w:val="0"/>
+          <w:sz w:val="19"/>
+        </w:rPr>
+        <w:t xml:space="preserve">5. Kang JH, Park RY, Lee SJ, Kim JY, Yoon SR, Jung KI. The effect of the forward head posture on postural balance in long time computer based worker. Ann Rehabil Med. 2012;36(1):98-104. </w:t>
+      </w:r>
+      <w:hyperlink r:id="rId16">
+        <w:r>
+          <w:rPr>
+            <w:color w:val="0563C1"/>
+            <w:u w:val="single"/>
+            <w:rFonts w:eastAsia="Times New Roman" w:ascii="Times New Roman" w:hAnsi="Times New Roman"/>
+            <w:sz w:val="19"/>
+          </w:rPr>
+          <w:t xml:space="preserve">https://doi.org/10.5535/arm.2012.36.1.98</w:t>
+        </w:r>
+      </w:hyperlink>
+    </w:p>
+    <w:p>
+      <w:pPr>
+        <w:spacing w:line="312" w:lineRule="auto" w:after="40"/>
+        <w:ind w:left="397" w:hanging="397"/>
+      </w:pPr>
+      <w:r>
+        <w:rPr>
+          <w:rFonts w:ascii="Times New Roman" w:hAnsi="Times New Roman" w:eastAsia="Times New Roman"/>
+          <w:b w:val="0"/>
+          <w:i w:val="0"/>
+          <w:sz w:val="19"/>
+        </w:rPr>
+        <w:t xml:space="preserve">6. Janda V. Muscles and motor control in cervicogenic disorders. In: Grant R, ed. Physical Therapy of the Cervical and Thoracic Spine. New York: Churchill Livingstone; 1994:195-216. </w:t>
       </w:r>
     </w:p>
     <w:p>
@@ -8936,7 +9084,7 @@
           <w:i w:val="0"/>
           <w:sz w:val="19"/>
         </w:rPr>
-        <w:t>2. Singh S, Kaushal K, Jasrotia S. Prevalence of Forward Head Posture and Its Impact on the Activity of Daily Living Among Students of Adesh University: A Cross-Sectional Study. Adesh Univ J Med Sci Res. 2020;2(2):99-102. doi:10.25259/AUJMSR_18_2020</w:t>
+        <w:t xml:space="preserve">7. Neumann DA. Kinesiology of the Musculoskeletal System: Foundations for Rehabilitation. 3rd ed. St. Louis: Elsevier; 2017. </w:t>
       </w:r>
     </w:p>
     <w:p>
@@ -8951,7 +9099,163 @@
           <w:i w:val="0"/>
           <w:sz w:val="19"/>
         </w:rPr>
-        <w:t>3. Fernández-de-las-Peñas C, Alonso-Blanco C, Cuadrado ML, Pareja JA. Forward head posture and neck mobility in chronic tension-type headache: a blinded, controlled study. Cephalalgia. 2006;26(3):314-319. doi:10.1111/j.1468-2982.2005.01042.x</w:t>
+        <w:t xml:space="preserve">8. Sheikhhoseini R, Shahrbanian S, Sayyadi P, O'Sullivan K. Effectiveness of Therapeutic Exercise on Forward Head Posture: A Systematic Review and Meta-analysis. J Manipulative Physiol Ther. 2018;41(6):530-539. </w:t>
+      </w:r>
+      <w:hyperlink r:id="rId17">
+        <w:r>
+          <w:rPr>
+            <w:color w:val="0563C1"/>
+            <w:u w:val="single"/>
+            <w:rFonts w:eastAsia="Times New Roman" w:ascii="Times New Roman" w:hAnsi="Times New Roman"/>
+            <w:sz w:val="19"/>
+          </w:rPr>
+          <w:t xml:space="preserve">https://doi.org/10.1016/j.jmpt.2018.02.002</w:t>
+        </w:r>
+      </w:hyperlink>
+    </w:p>
+    <w:p>
+      <w:pPr>
+        <w:spacing w:line="312" w:lineRule="auto" w:after="40"/>
+        <w:ind w:left="397" w:hanging="397"/>
+      </w:pPr>
+      <w:r>
+        <w:rPr>
+          <w:rFonts w:ascii="Times New Roman" w:hAnsi="Times New Roman" w:eastAsia="Times New Roman"/>
+          <w:b w:val="0"/>
+          <w:i w:val="0"/>
+          <w:sz w:val="19"/>
+        </w:rPr>
+        <w:t xml:space="preserve">9. Kim D, Cho M, Park Y, Yang Y. Effect of an exercise program for posture correction on musculoskeletal pain. J Phys Ther Sci. 2015;27(6):1791-1794. </w:t>
+      </w:r>
+      <w:hyperlink r:id="rId18">
+        <w:r>
+          <w:rPr>
+            <w:color w:val="0563C1"/>
+            <w:u w:val="single"/>
+            <w:rFonts w:eastAsia="Times New Roman" w:ascii="Times New Roman" w:hAnsi="Times New Roman"/>
+            <w:sz w:val="19"/>
+          </w:rPr>
+          <w:t xml:space="preserve">https://doi.org/10.1589/jpts.27.1791</w:t>
+        </w:r>
+      </w:hyperlink>
+    </w:p>
+    <w:p>
+      <w:pPr>
+        <w:spacing w:line="312" w:lineRule="auto" w:after="40"/>
+        <w:ind w:left="397" w:hanging="397"/>
+      </w:pPr>
+      <w:r>
+        <w:rPr>
+          <w:rFonts w:ascii="Times New Roman" w:hAnsi="Times New Roman" w:eastAsia="Times New Roman"/>
+          <w:b w:val="0"/>
+          <w:i w:val="0"/>
+          <w:sz w:val="19"/>
+        </w:rPr>
+        <w:t xml:space="preserve">10. Topol EJ. High-performance medicine: the convergence of human and artificial intelligence. Nat Med. 2019;25(1):44-56. </w:t>
+      </w:r>
+      <w:hyperlink r:id="rId19">
+        <w:r>
+          <w:rPr>
+            <w:color w:val="0563C1"/>
+            <w:u w:val="single"/>
+            <w:rFonts w:eastAsia="Times New Roman" w:ascii="Times New Roman" w:hAnsi="Times New Roman"/>
+            <w:sz w:val="19"/>
+          </w:rPr>
+          <w:t xml:space="preserve">https://doi.org/10.1038/s41591-018-0300-7</w:t>
+        </w:r>
+      </w:hyperlink>
+    </w:p>
+    <w:p>
+      <w:pPr>
+        <w:spacing w:line="312" w:lineRule="auto" w:after="40"/>
+        <w:ind w:left="397" w:hanging="397"/>
+      </w:pPr>
+      <w:r>
+        <w:rPr>
+          <w:rFonts w:ascii="Times New Roman" w:hAnsi="Times New Roman" w:eastAsia="Times New Roman"/>
+          <w:b w:val="0"/>
+          <w:i w:val="0"/>
+          <w:sz w:val="19"/>
+        </w:rPr>
+        <w:t xml:space="preserve">11. Puce L, Bragazzi NL, Currà A, Trompetto C. Harnessing Generative Artificial Intelligence for Exercise and Training Prescription: Applications and Implications in Sports and Physical Activity—A Systematic Literature Review. Appl Sci. 2025;15(7):3497. </w:t>
+      </w:r>
+      <w:hyperlink r:id="rId20">
+        <w:r>
+          <w:rPr>
+            <w:color w:val="0563C1"/>
+            <w:u w:val="single"/>
+            <w:rFonts w:eastAsia="Times New Roman" w:ascii="Times New Roman" w:hAnsi="Times New Roman"/>
+            <w:sz w:val="19"/>
+          </w:rPr>
+          <w:t xml:space="preserve">https://doi.org/10.3390/app15073497</w:t>
+        </w:r>
+      </w:hyperlink>
+    </w:p>
+    <w:p>
+      <w:pPr>
+        <w:spacing w:line="312" w:lineRule="auto" w:after="40"/>
+        <w:ind w:left="397" w:hanging="397"/>
+      </w:pPr>
+      <w:r>
+        <w:rPr>
+          <w:rFonts w:ascii="Times New Roman" w:hAnsi="Times New Roman" w:eastAsia="Times New Roman"/>
+          <w:b w:val="0"/>
+          <w:i w:val="0"/>
+          <w:sz w:val="19"/>
+        </w:rPr>
+        <w:t xml:space="preserve">12. Dergaa I, Ben Saad H, El Omri A, Glenn JM, Clark CCT, Washif JA, et al. Using artificial intelligence for exercise prescription in personalised health promotion: A critical evaluation of OpenAI's GPT-4 model. Biol Sport. 2024;41(2):221-241. </w:t>
+      </w:r>
+      <w:hyperlink r:id="rId21">
+        <w:r>
+          <w:rPr>
+            <w:color w:val="0563C1"/>
+            <w:u w:val="single"/>
+            <w:rFonts w:eastAsia="Times New Roman" w:ascii="Times New Roman" w:hAnsi="Times New Roman"/>
+            <w:sz w:val="19"/>
+          </w:rPr>
+          <w:t xml:space="preserve">https://doi.org/10.5114/biolsport.2024.133661</w:t>
+        </w:r>
+      </w:hyperlink>
+    </w:p>
+    <w:p>
+      <w:pPr>
+        <w:spacing w:line="312" w:lineRule="auto" w:after="40"/>
+        <w:ind w:left="397" w:hanging="397"/>
+      </w:pPr>
+      <w:r>
+        <w:rPr>
+          <w:rFonts w:ascii="Times New Roman" w:hAnsi="Times New Roman" w:eastAsia="Times New Roman"/>
+          <w:b w:val="0"/>
+          <w:i w:val="0"/>
+          <w:sz w:val="19"/>
+        </w:rPr>
+        <w:t xml:space="preserve">13. Hyeon DA, Kim JS, Lim HW. Effects of Capital Flexion Exercise on Craniovertebral Angle, Trunk Control, Balance, and Gait in Stroke Patients with Forward Head Posture: A Randomized Controlled Trial. Medicina (Kaunas). 2025;61(5):797. </w:t>
+      </w:r>
+      <w:hyperlink r:id="rId22">
+        <w:r>
+          <w:rPr>
+            <w:color w:val="0563C1"/>
+            <w:u w:val="single"/>
+            <w:rFonts w:eastAsia="Times New Roman" w:ascii="Times New Roman" w:hAnsi="Times New Roman"/>
+            <w:sz w:val="19"/>
+          </w:rPr>
+          <w:t xml:space="preserve">https://doi.org/10.3390/medicina61050797</w:t>
+        </w:r>
+      </w:hyperlink>
+    </w:p>
+    <w:p>
+      <w:pPr>
+        <w:spacing w:line="312" w:lineRule="auto" w:after="40"/>
+        <w:ind w:left="397" w:hanging="397"/>
+      </w:pPr>
+      <w:r>
+        <w:rPr>
+          <w:rFonts w:ascii="Times New Roman" w:hAnsi="Times New Roman" w:eastAsia="Times New Roman"/>
+          <w:b w:val="0"/>
+          <w:i w:val="0"/>
+          <w:sz w:val="19"/>
+        </w:rPr>
+        <w:t xml:space="preserve">14. Joshi S, Sheth M. Effect of McKenzie self-therapy protocol on forward head posture and respiratory functions of school going adolescent girls. Int J Health Sci Res. 2019;9(12):293-298. </w:t>
       </w:r>
     </w:p>
     <w:p>
@@ -8966,8 +9270,19 @@
           <w:i w:val="0"/>
           <w:sz w:val="19"/>
         </w:rPr>
-        <w:t>4. Kim DH, Kim CJ, Son SM. Neck Pain in Adults with Forward Head Posture: Effects of Craniovertebral Angle and Cervical Range of Motion. Osong Public Health Res Perspect. 2018;9(6):309-313. doi:10.24171/j.phrp.2018.9.6.04. PMID: 30584494</w:t>
+        <w:t xml:space="preserve">15. Shaghayegh Fard B, Ahmadi A, Maroufi N, Sarrafzadeh J. Evaluation of forward head posture in sitting and standing positions. Eur Spine J. 2016;25(11):3577-3582. </w:t>
       </w:r>
+      <w:hyperlink r:id="rId23">
+        <w:r>
+          <w:rPr>
+            <w:color w:val="0563C1"/>
+            <w:u w:val="single"/>
+            <w:rFonts w:eastAsia="Times New Roman" w:ascii="Times New Roman" w:hAnsi="Times New Roman"/>
+            <w:sz w:val="19"/>
+          </w:rPr>
+          <w:t xml:space="preserve">https://doi.org/10.1007/s00586-015-4254-x</w:t>
+        </w:r>
+      </w:hyperlink>
     </w:p>
     <w:p>
       <w:pPr>
@@ -8981,8 +9296,19 @@
           <w:i w:val="0"/>
           <w:sz w:val="19"/>
         </w:rPr>
-        <w:t>5. Kang JH, Park RY, Lee SJ, Kim JY, Yoon SR, Jung KI. The effect of the forward head posture on postural balance in long time computer based worker. Ann Rehabil Med. 2012;36(1):98-104. doi:10.5535/arm.2012.36.1.98. PMID: 22506241</w:t>
+        <w:t xml:space="preserve">16. Mylonas K, Chatzis G, Makrypidi V, Chrysanthopoulos G, Gkrilias P, Tsekoura M, et al. Reliability of photogrammetric evaluation of the craniovertebral angle, swayback posture, and knee hyperextension in university students. J Phys Ther Sci. 2025;37(4):171-175. </w:t>
       </w:r>
+      <w:hyperlink r:id="rId24">
+        <w:r>
+          <w:rPr>
+            <w:color w:val="0563C1"/>
+            <w:u w:val="single"/>
+            <w:rFonts w:eastAsia="Times New Roman" w:ascii="Times New Roman" w:hAnsi="Times New Roman"/>
+            <w:sz w:val="19"/>
+          </w:rPr>
+          <w:t xml:space="preserve">https://doi.org/10.1589/jpts.37.171</w:t>
+        </w:r>
+      </w:hyperlink>
     </w:p>
     <w:p>
       <w:pPr>
@@ -8996,8 +9322,19 @@
           <w:i w:val="0"/>
           <w:sz w:val="19"/>
         </w:rPr>
-        <w:t>6. Janda V. Muscles and motor control in cervicogenic disorders. In: Grant R, ed. Physical Therapy of the Cervical and Thoracic Spine. New York: Churchill Livingstone; 1994:195-216.</w:t>
+        <w:t xml:space="preserve">17. Araujo GGC, Pontes-Silva A, Leal PDC, Gomes BS, Reis ML, Lima SKMP, Fidelis-de-Paula-Gomes CA, Dibai-Filho AV. Goniometry and fleximetry measurements to assess cervical range of motion in individuals with chronic neck pain: a validity and reliability study. BMC Musculoskelet Disord. 2024;25(1):651. </w:t>
       </w:r>
+      <w:hyperlink r:id="rId25">
+        <w:r>
+          <w:rPr>
+            <w:color w:val="0563C1"/>
+            <w:u w:val="single"/>
+            <w:rFonts w:eastAsia="Times New Roman" w:ascii="Times New Roman" w:hAnsi="Times New Roman"/>
+            <w:sz w:val="19"/>
+          </w:rPr>
+          <w:t xml:space="preserve">https://doi.org/10.1186/s12891-024-07775-6</w:t>
+        </w:r>
+      </w:hyperlink>
     </w:p>
     <w:p>
       <w:pPr>
@@ -9011,8 +9348,19 @@
           <w:i w:val="0"/>
           <w:sz w:val="19"/>
         </w:rPr>
-        <w:t>7. Neumann DA. Kinesiology of the Musculoskeletal System: Foundations for Rehabilitation. 3rd ed. St. Louis: Elsevier; 2017.</w:t>
+        <w:t xml:space="preserve">18. Al-Hadidi F, Bsisu I, AlRyalat SA, Al-Zu'bi B, Bsisu R, Hamdan M, et al. The relationship between smartphone use and neck pain: A systematic review. Medicine (Baltimore). 2022;101(46):e31617. </w:t>
       </w:r>
+      <w:hyperlink r:id="rId26">
+        <w:r>
+          <w:rPr>
+            <w:color w:val="0563C1"/>
+            <w:u w:val="single"/>
+            <w:rFonts w:eastAsia="Times New Roman" w:ascii="Times New Roman" w:hAnsi="Times New Roman"/>
+            <w:sz w:val="19"/>
+          </w:rPr>
+          <w:t xml:space="preserve">https://doi.org/10.1097/MD.0000000000031617</w:t>
+        </w:r>
+      </w:hyperlink>
     </w:p>
     <w:p>
       <w:pPr>
@@ -9026,8 +9374,19 @@
           <w:i w:val="0"/>
           <w:sz w:val="19"/>
         </w:rPr>
-        <w:t>8. Sheikhhoseini R, Shahrbanian S, Sayyadi P, O'Sullivan K. Effectiveness of Therapeutic Exercise on Forward Head Posture: A Systematic Review and Meta-analysis. J Manipulative Physiol Ther. 2018;41(6):530-539. doi:10.1016/j.jmpt.2018.02.002</w:t>
+        <w:t xml:space="preserve">19. Ayers JW, Poliak A, Dredze M, Leas EC, Zhu Z, Goldberg JE, et al. Comparing physician and artificial intelligence chatbot responses to patient questions posed to a public social media forum. JAMA Intern Med. 2023;183(6):589-596. </w:t>
       </w:r>
+      <w:hyperlink r:id="rId27">
+        <w:r>
+          <w:rPr>
+            <w:color w:val="0563C1"/>
+            <w:u w:val="single"/>
+            <w:rFonts w:eastAsia="Times New Roman" w:ascii="Times New Roman" w:hAnsi="Times New Roman"/>
+            <w:sz w:val="19"/>
+          </w:rPr>
+          <w:t xml:space="preserve">https://doi.org/10.1001/jamainternmed.2023.1838</w:t>
+        </w:r>
+      </w:hyperlink>
     </w:p>
     <w:p>
       <w:pPr>
@@ -9041,128 +9400,19 @@
           <w:i w:val="0"/>
           <w:sz w:val="19"/>
         </w:rPr>
-        <w:t>9. Kim D, Cho M, Park Y, Yang Y. Effect of an exercise program for posture correction on musculoskeletal pain. J Phys Ther Sci. 2015;27(6):1791-1794. doi:10.1589/jpts.27.1791. PMID: 26180322</w:t>
+        <w:t xml:space="preserve">20. Kim BB, Yi DH, Yim J. Effect of selective exercise for the deep cervical flexors and extensors on the strength of deep neck muscles and pain in patients with chronic neck pain. J Back Musculoskelet Rehabil. 2016;30(1):211-216. </w:t>
       </w:r>
-    </w:p>
-    <w:p>
-      <w:pPr>
-        <w:spacing w:line="312" w:lineRule="auto" w:after="40"/>
-        <w:ind w:left="397" w:hanging="397"/>
-      </w:pPr>
-      <w:r>
-        <w:rPr>
-          <w:rFonts w:ascii="Times New Roman" w:hAnsi="Times New Roman" w:eastAsia="Times New Roman"/>
-          <w:b w:val="0"/>
-          <w:i w:val="0"/>
-          <w:sz w:val="19"/>
-        </w:rPr>
-        <w:t>10. Topol EJ. High-performance medicine: the convergence of human and artificial intelligence. Nat Med. 2019;25(1):44-56. doi:10.1038/s41591-018-0300-7. PMID: 30617339</w:t>
-      </w:r>
-    </w:p>
-    <w:p>
-      <w:pPr>
-        <w:spacing w:line="312" w:lineRule="auto" w:after="40"/>
-        <w:ind w:left="397" w:hanging="397"/>
-      </w:pPr>
-      <w:r>
-        <w:rPr>
-          <w:rFonts w:ascii="Times New Roman" w:hAnsi="Times New Roman" w:eastAsia="Times New Roman"/>
-          <w:b w:val="0"/>
-          <w:i w:val="0"/>
-          <w:sz w:val="19"/>
-        </w:rPr>
-        <w:t>11. Puce L, Bragazzi NL, Currà A, Trompetto C. Harnessing Generative Artificial Intelligence for Exercise and Training Prescription: Applications and Implications in Sports and Physical Activity—A Systematic Literature Review. Appl Sci. 2025;15(7):3497. doi:10.3390/app15073497</w:t>
-      </w:r>
-    </w:p>
-    <w:p>
-      <w:pPr>
-        <w:spacing w:line="312" w:lineRule="auto" w:after="40"/>
-        <w:ind w:left="397" w:hanging="397"/>
-      </w:pPr>
-      <w:r>
-        <w:rPr>
-          <w:rFonts w:ascii="Times New Roman" w:hAnsi="Times New Roman" w:eastAsia="Times New Roman"/>
-          <w:b w:val="0"/>
-          <w:i w:val="0"/>
-          <w:sz w:val="19"/>
-        </w:rPr>
-        <w:t>12. Dergaa I, Ben Saad H, El Omri A, Glenn JM, Clark CCT, Washif JA, et al. Using artificial intelligence for exercise prescription in personalised health promotion: A critical evaluation of OpenAI's GPT-4 model. Biol Sport. 2024;41(2):221-241. doi:10.5114/biolsport.2024.133661. PMID: 38524814</w:t>
-      </w:r>
-    </w:p>
-    <w:p>
-      <w:pPr>
-        <w:spacing w:line="312" w:lineRule="auto" w:after="40"/>
-        <w:ind w:left="397" w:hanging="397"/>
-      </w:pPr>
-      <w:r>
-        <w:rPr>
-          <w:rFonts w:ascii="Times New Roman" w:hAnsi="Times New Roman" w:eastAsia="Times New Roman"/>
-          <w:b w:val="0"/>
-          <w:i w:val="0"/>
-          <w:sz w:val="19"/>
-        </w:rPr>
-        <w:t>13. Hyeon DA, Kim JS, Lim HW. Effects of Capital Flexion Exercise on Craniovertebral Angle, Trunk Control, Balance, and Gait in Stroke Patients with Forward Head Posture: A Randomized Controlled Trial. Medicina (Kaunas). 2025;61(5):797. doi:10.3390/medicina61050797</w:t>
-      </w:r>
-    </w:p>
-    <w:p>
-      <w:pPr>
-        <w:spacing w:line="312" w:lineRule="auto" w:after="40"/>
-        <w:ind w:left="397" w:hanging="397"/>
-      </w:pPr>
-      <w:r>
-        <w:rPr>
-          <w:rFonts w:ascii="Times New Roman" w:hAnsi="Times New Roman" w:eastAsia="Times New Roman"/>
-          <w:b w:val="0"/>
-          <w:i w:val="0"/>
-          <w:sz w:val="19"/>
-        </w:rPr>
-        <w:t>14. Joshi S, Sheth M. Effect of McKenzie self-therapy protocol on forward head posture and respiratory functions of school going adolescent girls. Int J Health Sci Res. 2019;9(12):293-298.</w:t>
-      </w:r>
-    </w:p>
-    <w:p>
-      <w:pPr>
-        <w:spacing w:line="312" w:lineRule="auto" w:after="40"/>
-        <w:ind w:left="397" w:hanging="397"/>
-      </w:pPr>
-      <w:r>
-        <w:rPr>
-          <w:rFonts w:ascii="Times New Roman" w:hAnsi="Times New Roman" w:eastAsia="Times New Roman"/>
-          <w:b w:val="0"/>
-          <w:i w:val="0"/>
-          <w:sz w:val="19"/>
-        </w:rPr>
-        <w:t>15. Shaghayegh Fard B, Ahmadi A, Maroufi N, Sarrafzadeh J. Evaluation of forward head posture in sitting and standing positions. Eur Spine J. 2016;25(11):3577-3582. doi:10.1007/s00586-015-4254-x. PMID: 26476717</w:t>
-      </w:r>
-    </w:p>
-    <w:p>
-      <w:pPr>
-        <w:spacing w:line="312" w:lineRule="auto" w:after="40"/>
-        <w:ind w:left="397" w:hanging="397"/>
-      </w:pPr>
-      <w:r>
-        <w:rPr>
-          <w:rFonts w:ascii="Times New Roman" w:hAnsi="Times New Roman" w:eastAsia="Times New Roman"/>
-          <w:b w:val="0"/>
-          <w:i w:val="0"/>
-          <w:sz w:val="19"/>
-        </w:rPr>
-        <w:t>16. Mylonas K, Chatzis G, Makrypidi V, Chrysanthopoulos G, Gkrilias P, Tsekoura M, et al. Reliability of photogrammetric evaluation of the craniovertebral angle, swayback posture, and knee hyperextension in university students. J Phys Ther Sci. 2025;37(4):171-175. doi:10.1589/jpts.37.171</w:t>
-      </w:r>
-    </w:p>
-    <w:p>
-      <w:pPr>
-        <w:spacing w:line="312" w:lineRule="auto" w:after="40"/>
-        <w:ind w:left="397" w:hanging="397"/>
-      </w:pPr>
-      <w:r>
-        <w:rPr>
-          <w:rFonts w:ascii="Times New Roman" w:hAnsi="Times New Roman" w:eastAsia="Times New Roman"/>
-          <w:b w:val="0"/>
-          <w:i w:val="0"/>
-          <w:sz w:val="19"/>
-        </w:rPr>
-        <w:t>17. Araujo GGC, Pontes-Silva A, Leal PDC, Gomes BS, Reis ML, Lima SKMP, Fidelis-de-Paula-Gomes CA, Dibai-Filho AV. Goniometry and fleximetry measurements to assess cervical range of motion in individuals with chronic neck pain: a validity and reliability study. BMC Musculoskelet Disord. 2024;25(1):651. doi:10.1186/s12891-024-07775-6. PMID: 39160504</w:t>
-      </w:r>
+      <w:hyperlink r:id="rId28">
+        <w:r>
+          <w:rPr>
+            <w:color w:val="0563C1"/>
+            <w:u w:val="single"/>
+            <w:rFonts w:eastAsia="Times New Roman" w:ascii="Times New Roman" w:hAnsi="Times New Roman"/>
+            <w:sz w:val="19"/>
+          </w:rPr>
+          <w:t xml:space="preserve">https://doi.org/10.3233/BMR-150404</w:t>
+        </w:r>
+      </w:hyperlink>
     </w:p>
     <w:p>
       <w:pPr>
@@ -9400,7 +9650,7 @@
           <w:i w:val="0"/>
           <w:sz w:val="18"/>
         </w:rPr>
-        <w:t>1) Table 1(실험군 AI 운동 프로그램): 실제 선정된 AI 생성 운동 3종의 운동명·방법·세트/반복·대상근육을 채워 넣으세요(현재 자리표시).</w:t>
+        <w:t>1) Table 1(실험군 AI 운동 프로그램): Appendix 1 프롬프트 기반의 근거중심 3종 프로그램(턱 당기기·견갑골 후인·신장)으로 작성하였습니다. 실제 대상자에게 적용한 운동과 일치하는지 연구팀이 최종 확인하세요.</w:t>
       </w:r>
     </w:p>
     <w:p>
@@ -9442,7 +9692,7 @@
           <w:i w:val="0"/>
           <w:sz w:val="18"/>
         </w:rPr>
-        <w:t>4) 참고문헌은 초안의 17편을 그대로 사용하였습니다(본문 인용번호 [1]~[17] 확인).</w:t>
+        <w:t>4) 참고문헌 20편: 초안 17편 + 신규 3편([18] 스마트폰-경부통 체계적고찰, [19] AI 챗봇 vs 의료진, [20] 심부목굽힘근 운동). 전부 Crossref로 실재 확인하였고 DOI 링크를 포함하였습니다. 신규 3편의 본문 인용을 추가하였으나, 학회 양식의 인용 순서(Vancouver appearance order)는 최종 확인 권장.</w:t>
       </w:r>
     </w:p>
     <w:p>

--- a/paper/거북목_AI운동_RCT_논문.docx
+++ b/paper/거북목_AI운동_RCT_논문.docx
@@ -1577,7 +1577,71 @@
           <w:i w:val="0"/>
           <w:sz w:val="20"/>
         </w:rPr>
-        <w:t>총 40명이 무작위 배정되었다(실험군 20명, 대조군 20명). 이 중 중재 또는 사후 측정 과정에서 사전 또는 사후 자료가 확보되지 않은 6명(각 군 3명)을 제외하고, 사전·사후 자료가 모두 확보된 34명(실험군 17명, 대조군 17명)을 중재 효과 분석에 포함하였다. 연구 대상자의 일반적 특성은 Table 3과 같다. 성별, 나이, 신장, 체중, 통증(VAS), 스마트폰 사용시간 등 모든 변수에서 두 군 간 유의한 차이가 없어 집단의 동질성이 확보되었다(모두 p&gt;0.05). 또한 분석에 포함된 대상자의 모든 결과변수 사전값에서도 군간 유의한 차이가 없었다(모두 p&gt;0.05). (Table 3).</w:t>
+        <w:t>총 40명이 무작위 배정되었다(실험군 20명, 대조군 20명). 이 중 중재 또는 사후 측정 과정에서 사전 또는 사후 자료가 확보되지 않은 6명(각 군 3명)을 제외하고, 사전·사후 자료가 모두 확보된 34명(실험군 17명, 대조군 17명)을 중재 효과 분석에 포함하였다. 연구 대상자의 일반적 특성은 Table 3과 같다. 성별, 나이, 신장, 체중, 통증(VAS), 스마트폰 사용시간 등 모든 변수에서 두 군 간 유의한 차이가 없어 집단의 동질성이 확보되었다(모두 p&gt;0.05). 또한 분석에 포함된 대상자의 모든 결과변수 사전값에서도 군간 유의한 차이가 없었다(모두 p&gt;0.05). 대상자 모집부터 분석까지의 흐름은 Figure 1과 같다.</w:t>
+      </w:r>
+    </w:p>
+    <w:p>
+      <w:pPr>
+        <w:spacing w:before="160"/>
+        <w:jc w:val="center"/>
+      </w:pPr>
+      <w:r>
+        <w:drawing>
+          <wp:inline xmlns:a="http://schemas.openxmlformats.org/drawingml/2006/main" xmlns:pic="http://schemas.openxmlformats.org/drawingml/2006/picture">
+            <wp:extent cx="4140000" cy="3784256"/>
+            <wp:docPr id="1" name="Picture 1"/>
+            <wp:cNvGraphicFramePr>
+              <a:graphicFrameLocks noChangeAspect="1"/>
+            </wp:cNvGraphicFramePr>
+            <a:graphic>
+              <a:graphicData uri="http://schemas.openxmlformats.org/drawingml/2006/picture">
+                <pic:pic>
+                  <pic:nvPicPr>
+                    <pic:cNvPr id="0" name="Fig3_CONSORT.png"/>
+                    <pic:cNvPicPr/>
+                  </pic:nvPicPr>
+                  <pic:blipFill>
+                    <a:blip r:embed="rId9"/>
+                    <a:stretch>
+                      <a:fillRect/>
+                    </a:stretch>
+                  </pic:blipFill>
+                  <pic:spPr>
+                    <a:xfrm>
+                      <a:off x="0" y="0"/>
+                      <a:ext cx="4140000" cy="3784256"/>
+                    </a:xfrm>
+                    <a:prstGeom prst="rect"/>
+                  </pic:spPr>
+                </pic:pic>
+              </a:graphicData>
+            </a:graphic>
+          </wp:inline>
+        </w:drawing>
+      </w:r>
+    </w:p>
+    <w:p>
+      <w:pPr>
+        <w:spacing w:after="200"/>
+        <w:jc w:val="center"/>
+      </w:pPr>
+      <w:r>
+        <w:rPr>
+          <w:rFonts w:ascii="맑은 고딕" w:hAnsi="맑은 고딕" w:eastAsia="맑은 고딕"/>
+          <w:b/>
+          <w:i w:val="0"/>
+          <w:sz w:val="18"/>
+        </w:rPr>
+        <w:t xml:space="preserve">그림 1. </w:t>
+      </w:r>
+      <w:r>
+        <w:rPr>
+          <w:rFonts w:ascii="맑은 고딕" w:hAnsi="맑은 고딕" w:eastAsia="맑은 고딕"/>
+          <w:b w:val="0"/>
+          <w:i w:val="0"/>
+          <w:sz w:val="18"/>
+        </w:rPr>
+        <w:t>CONSORT flow diagram. EG, experimental group (AI-generated exercise); CG, control group (conventional exercise).</w:t>
       </w:r>
     </w:p>
     <w:p>
@@ -2441,7 +2505,7 @@
           <w:i w:val="0"/>
           <w:sz w:val="20"/>
         </w:rPr>
-        <w:t>CVA 및 CROM의 군내 사전-사후 변화는 Table 4와 같다. CVA는 실험군에서 44.98±4.16°에서 58.30±5.85°로(Δ=+13.32°, p&lt;.001), 대조군에서 46.49±2.98°에서 57.26±7.32°로(Δ=+10.77°, p&lt;.001) 두 군 모두 중재 후 유의하게 증가하였다. CROM의 경우 실험군에서는 신전, 측방굴곡(우), 측방굴곡(좌), 회전(우), 회전(좌)에서 유의한 개선이 나타났으며, 대조군에서는 신전, 회전(우), 회전(좌)에서 유의한 개선이 관찰되었다. (Table 4, Figure 1).</w:t>
+        <w:t>CVA 및 CROM의 군내 사전-사후 변화는 Table 4와 같다. CVA는 실험군에서 44.98±4.16°에서 58.30±5.85°로(Δ=+13.32°, p&lt;.001), 대조군에서 46.49±2.98°에서 57.26±7.32°로(Δ=+10.77°, p&lt;.001) 두 군 모두 중재 후 유의하게 증가하였다. CROM의 경우 실험군에서는 신전, 측방굴곡(우), 측방굴곡(좌), 회전(우), 회전(좌)에서 유의한 개선이 나타났으며, 대조군에서는 신전, 회전(우), 회전(좌)에서 유의한 개선이 관찰되었다. CVA의 개인별 변화 궤적은 Figure 2에, 경추 6방향 가동범위의 사전·사후 변화는 Figure 3에 제시하였다.</w:t>
       </w:r>
     </w:p>
     <w:p>
@@ -4466,8 +4530,8 @@
       <w:r>
         <w:drawing>
           <wp:inline xmlns:a="http://schemas.openxmlformats.org/drawingml/2006/main" xmlns:pic="http://schemas.openxmlformats.org/drawingml/2006/picture">
-            <wp:extent cx="4140000" cy="3162920"/>
-            <wp:docPr id="1" name="Picture 1"/>
+            <wp:extent cx="3780000" cy="2887883"/>
+            <wp:docPr id="2" name="Picture 2"/>
             <wp:cNvGraphicFramePr>
               <a:graphicFrameLocks noChangeAspect="1"/>
             </wp:cNvGraphicFramePr>
@@ -4479,7 +4543,7 @@
                     <pic:cNvPicPr/>
                   </pic:nvPicPr>
                   <pic:blipFill>
-                    <a:blip r:embed="rId9"/>
+                    <a:blip r:embed="rId10"/>
                     <a:stretch>
                       <a:fillRect/>
                     </a:stretch>
@@ -4487,7 +4551,7 @@
                   <pic:spPr>
                     <a:xfrm>
                       <a:off x="0" y="0"/>
-                      <a:ext cx="4140000" cy="3162920"/>
+                      <a:ext cx="3780000" cy="2887883"/>
                     </a:xfrm>
                     <a:prstGeom prst="rect"/>
                   </pic:spPr>
@@ -4510,7 +4574,7 @@
           <w:i w:val="0"/>
           <w:sz w:val="18"/>
         </w:rPr>
-        <w:t xml:space="preserve">그림 1. </w:t>
+        <w:t xml:space="preserve">그림 2. </w:t>
       </w:r>
       <w:r>
         <w:rPr>
@@ -4519,7 +4583,71 @@
           <w:i w:val="0"/>
           <w:sz w:val="18"/>
         </w:rPr>
-        <w:t>Pre- and post-intervention craniovertebral angle (CVA) by group (individual trajectories and group means).</w:t>
+        <w:t>Pre- and post-intervention craniovertebral angle (CVA) by group (individual trajectories; group mean ± 95% CI).</w:t>
+      </w:r>
+    </w:p>
+    <w:p>
+      <w:pPr>
+        <w:spacing w:before="160"/>
+        <w:jc w:val="center"/>
+      </w:pPr>
+      <w:r>
+        <w:drawing>
+          <wp:inline xmlns:a="http://schemas.openxmlformats.org/drawingml/2006/main" xmlns:pic="http://schemas.openxmlformats.org/drawingml/2006/picture">
+            <wp:extent cx="4680000" cy="2447949"/>
+            <wp:docPr id="3" name="Picture 3"/>
+            <wp:cNvGraphicFramePr>
+              <a:graphicFrameLocks noChangeAspect="1"/>
+            </wp:cNvGraphicFramePr>
+            <a:graphic>
+              <a:graphicData uri="http://schemas.openxmlformats.org/drawingml/2006/picture">
+                <pic:pic>
+                  <pic:nvPicPr>
+                    <pic:cNvPr id="0" name="Fig2_ROM.png"/>
+                    <pic:cNvPicPr/>
+                  </pic:nvPicPr>
+                  <pic:blipFill>
+                    <a:blip r:embed="rId11"/>
+                    <a:stretch>
+                      <a:fillRect/>
+                    </a:stretch>
+                  </pic:blipFill>
+                  <pic:spPr>
+                    <a:xfrm>
+                      <a:off x="0" y="0"/>
+                      <a:ext cx="4680000" cy="2447949"/>
+                    </a:xfrm>
+                    <a:prstGeom prst="rect"/>
+                  </pic:spPr>
+                </pic:pic>
+              </a:graphicData>
+            </a:graphic>
+          </wp:inline>
+        </w:drawing>
+      </w:r>
+    </w:p>
+    <w:p>
+      <w:pPr>
+        <w:spacing w:after="200"/>
+        <w:jc w:val="center"/>
+      </w:pPr>
+      <w:r>
+        <w:rPr>
+          <w:rFonts w:ascii="맑은 고딕" w:hAnsi="맑은 고딕" w:eastAsia="맑은 고딕"/>
+          <w:b/>
+          <w:i w:val="0"/>
+          <w:sz w:val="18"/>
+        </w:rPr>
+        <w:t xml:space="preserve">그림 3. </w:t>
+      </w:r>
+      <w:r>
+        <w:rPr>
+          <w:rFonts w:ascii="맑은 고딕" w:hAnsi="맑은 고딕" w:eastAsia="맑은 고딕"/>
+          <w:b w:val="0"/>
+          <w:i w:val="0"/>
+          <w:sz w:val="18"/>
+        </w:rPr>
+        <w:t>Radar plots of cervical range of motion in six directions (dashed, pre; solid, post) for each group.</w:t>
       </w:r>
     </w:p>
     <w:p>
@@ -4548,7 +4676,7 @@
           <w:i w:val="0"/>
           <w:sz w:val="20"/>
         </w:rPr>
-        <w:t>군×시점 반복측정 이원분산분석 결과는 Table 5와 같다. CVA에서 시점의 주효과가 유의하였으며(F(1,32)=125.41, p&lt;.001, partial η²=0.797, 큰 효과크기), 이는 두 군 모두 중재 후 CVA가 개선되었음을 의미한다. CROM에서도 신전, 측방굴곡(우), 측방굴곡(좌), 회전(우), 회전(좌) 방향에서 시점의 주효과가 유의하였다. 반면 군×시점 상호작용은 측정한 모든 변수에서 통계적으로 유의하지 않았으며(CVA: F=1.41, p=.244, partial η²=0.042), 군의 주효과 또한 모든 변수에서 유의하지 않았다. 즉, 중재에 따른 개선의 양상이 두 군 간에 다르지 않았다. (Table 5, Figure 2, Figure 3).</w:t>
+        <w:t>군×시점 반복측정 이원분산분석 결과는 Table 5와 같다. CVA에서 시점의 주효과가 유의하였으며(F(1,32)=125.41, p&lt;.001, partial η²=0.797, 큰 효과크기), 이는 두 군 모두 중재 후 CVA가 개선되었음을 의미한다. CROM에서도 신전, 측방굴곡(우), 측방굴곡(좌), 회전(우), 회전(좌) 방향에서 시점의 주효과가 유의하였다. 반면 군×시점 상호작용은 측정한 모든 변수에서 통계적으로 유의하지 않았으며(CVA: F=1.41, p=.244, partial η²=0.042), 군의 주효과 또한 모든 변수에서 유의하지 않았다. 즉, 중재에 따른 개선의 양상이 두 군 간에 다르지 않았다. (Table 5).</w:t>
       </w:r>
     </w:p>
     <w:p>
@@ -7463,134 +7591,6 @@
     </w:p>
     <w:p>
       <w:pPr>
-        <w:spacing w:before="160"/>
-        <w:jc w:val="center"/>
-      </w:pPr>
-      <w:r>
-        <w:drawing>
-          <wp:inline xmlns:a="http://schemas.openxmlformats.org/drawingml/2006/main" xmlns:pic="http://schemas.openxmlformats.org/drawingml/2006/picture">
-            <wp:extent cx="4500000" cy="2773469"/>
-            <wp:docPr id="2" name="Picture 2"/>
-            <wp:cNvGraphicFramePr>
-              <a:graphicFrameLocks noChangeAspect="1"/>
-            </wp:cNvGraphicFramePr>
-            <a:graphic>
-              <a:graphicData uri="http://schemas.openxmlformats.org/drawingml/2006/picture">
-                <pic:pic>
-                  <pic:nvPicPr>
-                    <pic:cNvPr id="0" name="Fig2_ROM_change.png"/>
-                    <pic:cNvPicPr/>
-                  </pic:nvPicPr>
-                  <pic:blipFill>
-                    <a:blip r:embed="rId10"/>
-                    <a:stretch>
-                      <a:fillRect/>
-                    </a:stretch>
-                  </pic:blipFill>
-                  <pic:spPr>
-                    <a:xfrm>
-                      <a:off x="0" y="0"/>
-                      <a:ext cx="4500000" cy="2773469"/>
-                    </a:xfrm>
-                    <a:prstGeom prst="rect"/>
-                  </pic:spPr>
-                </pic:pic>
-              </a:graphicData>
-            </a:graphic>
-          </wp:inline>
-        </w:drawing>
-      </w:r>
-    </w:p>
-    <w:p>
-      <w:pPr>
-        <w:spacing w:after="200"/>
-        <w:jc w:val="center"/>
-      </w:pPr>
-      <w:r>
-        <w:rPr>
-          <w:rFonts w:ascii="맑은 고딕" w:hAnsi="맑은 고딕" w:eastAsia="맑은 고딕"/>
-          <w:b/>
-          <w:i w:val="0"/>
-          <w:sz w:val="18"/>
-        </w:rPr>
-        <w:t xml:space="preserve">그림 2. </w:t>
-      </w:r>
-      <w:r>
-        <w:rPr>
-          <w:rFonts w:ascii="맑은 고딕" w:hAnsi="맑은 고딕" w:eastAsia="맑은 고딕"/>
-          <w:b w:val="0"/>
-          <w:i w:val="0"/>
-          <w:sz w:val="18"/>
-        </w:rPr>
-        <w:t>Cervical range of motion (CROM): mean change by group.</w:t>
-      </w:r>
-    </w:p>
-    <w:p>
-      <w:pPr>
-        <w:spacing w:before="160"/>
-        <w:jc w:val="center"/>
-      </w:pPr>
-      <w:r>
-        <w:drawing>
-          <wp:inline xmlns:a="http://schemas.openxmlformats.org/drawingml/2006/main" xmlns:pic="http://schemas.openxmlformats.org/drawingml/2006/picture">
-            <wp:extent cx="3960000" cy="2745879"/>
-            <wp:docPr id="3" name="Picture 3"/>
-            <wp:cNvGraphicFramePr>
-              <a:graphicFrameLocks noChangeAspect="1"/>
-            </wp:cNvGraphicFramePr>
-            <a:graphic>
-              <a:graphicData uri="http://schemas.openxmlformats.org/drawingml/2006/picture">
-                <pic:pic>
-                  <pic:nvPicPr>
-                    <pic:cNvPr id="0" name="Fig3_interaction_es.png"/>
-                    <pic:cNvPicPr/>
-                  </pic:nvPicPr>
-                  <pic:blipFill>
-                    <a:blip r:embed="rId11"/>
-                    <a:stretch>
-                      <a:fillRect/>
-                    </a:stretch>
-                  </pic:blipFill>
-                  <pic:spPr>
-                    <a:xfrm>
-                      <a:off x="0" y="0"/>
-                      <a:ext cx="3960000" cy="2745879"/>
-                    </a:xfrm>
-                    <a:prstGeom prst="rect"/>
-                  </pic:spPr>
-                </pic:pic>
-              </a:graphicData>
-            </a:graphic>
-          </wp:inline>
-        </w:drawing>
-      </w:r>
-    </w:p>
-    <w:p>
-      <w:pPr>
-        <w:spacing w:after="200"/>
-        <w:jc w:val="center"/>
-      </w:pPr>
-      <w:r>
-        <w:rPr>
-          <w:rFonts w:ascii="맑은 고딕" w:hAnsi="맑은 고딕" w:eastAsia="맑은 고딕"/>
-          <w:b/>
-          <w:i w:val="0"/>
-          <w:sz w:val="18"/>
-        </w:rPr>
-        <w:t xml:space="preserve">그림 3. </w:t>
-      </w:r>
-      <w:r>
-        <w:rPr>
-          <w:rFonts w:ascii="맑은 고딕" w:hAnsi="맑은 고딕" w:eastAsia="맑은 고딕"/>
-          <w:b w:val="0"/>
-          <w:i w:val="0"/>
-          <w:sz w:val="18"/>
-        </w:rPr>
-        <w:t>Group × time interaction effect size (partial η²) for each outcome.</w:t>
-      </w:r>
-    </w:p>
-    <w:p>
-      <w:pPr>
         <w:spacing w:before="180" w:after="80" w:line="312" w:lineRule="auto"/>
       </w:pPr>
       <w:r>
@@ -7600,7 +7600,7 @@
           <w:i w:val="0"/>
           <w:sz w:val="22"/>
         </w:rPr>
-        <w:t>4. 변화량의 군간 비교</w:t>
+        <w:t>4. 변화량의 군간 비교 및 임상적 개선</w:t>
       </w:r>
     </w:p>
     <w:p>
@@ -7615,7 +7615,7 @@
           <w:i w:val="0"/>
           <w:sz w:val="20"/>
         </w:rPr>
-        <w:t>중재 전·후 변화량의 군간 비교 결과는 Table 6과 같다. 모든 결과변수에서 변화량의 군간 차이는 통계적으로 유의하지 않았으며, 95% 신뢰구간이 모두 0을 포함하였다. 주요 결과변수인 CVA의 변화량 차이는 +2.55°(95% CI -1.83~+6.93°, t=1.19, p=.244, Cohen's d=+0.41)로 작은 수준이었다. 따라서 AI 생성 운동군이 표준 임상 운동군에 비해 더 큰 개선을 보일 것이라는 대립가설(H1)은 지지되지 않았다. (Table 6).</w:t>
+        <w:t>중재 전·후 변화량의 군간 비교 결과는 Table 6과 같다. 모든 결과변수에서 변화량의 군간 차이는 통계적으로 유의하지 않았으며, 95% 신뢰구간이 모두 0을 포함하였다. 주요 결과변수인 CVA의 변화량 차이는 +2.55°(95% CI -1.83~+6.93°, t=1.19, p=.244, Cohen's d=+0.41)로 작은 수준이었다. 따라서 AI 생성 운동군이 표준 임상 운동군에 비해 더 큰 개선을 보일 것이라는 대립가설(H1)은 지지되지 않았다. 임상적 측면에서, 중재 후 CVA가 50° 이상으로 회복되어 FHP 기준에서 벗어난 대상자는 실험군 16/17명(94%), 대조군 14/17명(82%)이었다(사전에는 양 군 모두 전원이 CVA&lt;50°). 두 군 모두 대부분의 대상자가 정상 범위로 회복되었으며, 군내 사전–사후 효과크기는 특히 CVA와 회전에서 컸다. FHP 정상화율과 군내 효과크기는 Figure 4에 제시하였다.</w:t>
       </w:r>
     </w:p>
     <w:p>
@@ -8738,6 +8738,70 @@
     </w:p>
     <w:p>
       <w:pPr>
+        <w:spacing w:before="160"/>
+        <w:jc w:val="center"/>
+      </w:pPr>
+      <w:r>
+        <w:drawing>
+          <wp:inline xmlns:a="http://schemas.openxmlformats.org/drawingml/2006/main" xmlns:pic="http://schemas.openxmlformats.org/drawingml/2006/picture">
+            <wp:extent cx="4680000" cy="2198975"/>
+            <wp:docPr id="4" name="Picture 4"/>
+            <wp:cNvGraphicFramePr>
+              <a:graphicFrameLocks noChangeAspect="1"/>
+            </wp:cNvGraphicFramePr>
+            <a:graphic>
+              <a:graphicData uri="http://schemas.openxmlformats.org/drawingml/2006/picture">
+                <pic:pic>
+                  <pic:nvPicPr>
+                    <pic:cNvPr id="0" name="Fig4_normalization_forest.png"/>
+                    <pic:cNvPicPr/>
+                  </pic:nvPicPr>
+                  <pic:blipFill>
+                    <a:blip r:embed="rId12"/>
+                    <a:stretch>
+                      <a:fillRect/>
+                    </a:stretch>
+                  </pic:blipFill>
+                  <pic:spPr>
+                    <a:xfrm>
+                      <a:off x="0" y="0"/>
+                      <a:ext cx="4680000" cy="2198975"/>
+                    </a:xfrm>
+                    <a:prstGeom prst="rect"/>
+                  </pic:spPr>
+                </pic:pic>
+              </a:graphicData>
+            </a:graphic>
+          </wp:inline>
+        </w:drawing>
+      </w:r>
+    </w:p>
+    <w:p>
+      <w:pPr>
+        <w:spacing w:after="200"/>
+        <w:jc w:val="center"/>
+      </w:pPr>
+      <w:r>
+        <w:rPr>
+          <w:rFonts w:ascii="맑은 고딕" w:hAnsi="맑은 고딕" w:eastAsia="맑은 고딕"/>
+          <w:b/>
+          <w:i w:val="0"/>
+          <w:sz w:val="18"/>
+        </w:rPr>
+        <w:t xml:space="preserve">그림 4. </w:t>
+      </w:r>
+      <w:r>
+        <w:rPr>
+          <w:rFonts w:ascii="맑은 고딕" w:hAnsi="맑은 고딕" w:eastAsia="맑은 고딕"/>
+          <w:b w:val="0"/>
+          <w:i w:val="0"/>
+          <w:sz w:val="18"/>
+        </w:rPr>
+        <w:t>(a) FHP normalization rate (proportion with post-intervention CVA ≥ 50°); (b) within-group pre-to-post effect sizes (Cohen's dz ± 95% CI).</w:t>
+      </w:r>
+    </w:p>
+    <w:p>
+      <w:pPr>
         <w:spacing w:before="280" w:after="140" w:line="312" w:lineRule="auto"/>
       </w:pPr>
       <w:r>
@@ -8941,7 +9005,7 @@
         </w:rPr>
         <w:t xml:space="preserve">1. Salahzadeh Z, Maroufi N, Ahmadi A, Behtash H, Razmjoo A, Gohari M, Parnianpour M. Assessment of forward head posture in females: Observational and photogrammetry methods. J Back Musculoskelet Rehabil. 2014;27(2):131-139. </w:t>
       </w:r>
-      <w:hyperlink r:id="rId12">
+      <w:hyperlink r:id="rId13">
         <w:r>
           <w:rPr>
             <w:color w:val="0563C1"/>
@@ -8967,7 +9031,7 @@
         </w:rPr>
         <w:t xml:space="preserve">2. Singh S, Kaushal K, Jasrotia S. Prevalence of Forward Head Posture and Its Impact on the Activity of Daily Living Among Students of Adesh University: A Cross-Sectional Study. Adesh Univ J Med Sci Res. 2020;2(2):99-102. </w:t>
       </w:r>
-      <w:hyperlink r:id="rId13">
+      <w:hyperlink r:id="rId14">
         <w:r>
           <w:rPr>
             <w:color w:val="0563C1"/>
@@ -8993,7 +9057,7 @@
         </w:rPr>
         <w:t xml:space="preserve">3. Fernández-de-las-Peñas C, Alonso-Blanco C, Cuadrado ML, Pareja JA. Forward head posture and neck mobility in chronic tension-type headache: a blinded, controlled study. Cephalalgia. 2006;26(3):314-319. </w:t>
       </w:r>
-      <w:hyperlink r:id="rId14">
+      <w:hyperlink r:id="rId15">
         <w:r>
           <w:rPr>
             <w:color w:val="0563C1"/>
@@ -9019,7 +9083,7 @@
         </w:rPr>
         <w:t xml:space="preserve">4. Kim DH, Kim CJ, Son SM. Neck Pain in Adults with Forward Head Posture: Effects of Craniovertebral Angle and Cervical Range of Motion. Osong Public Health Res Perspect. 2018;9(6):309-313. </w:t>
       </w:r>
-      <w:hyperlink r:id="rId15">
+      <w:hyperlink r:id="rId16">
         <w:r>
           <w:rPr>
             <w:color w:val="0563C1"/>
@@ -9045,7 +9109,7 @@
         </w:rPr>
         <w:t xml:space="preserve">5. Kang JH, Park RY, Lee SJ, Kim JY, Yoon SR, Jung KI. The effect of the forward head posture on postural balance in long time computer based worker. Ann Rehabil Med. 2012;36(1):98-104. </w:t>
       </w:r>
-      <w:hyperlink r:id="rId16">
+      <w:hyperlink r:id="rId17">
         <w:r>
           <w:rPr>
             <w:color w:val="0563C1"/>
@@ -9101,7 +9165,7 @@
         </w:rPr>
         <w:t xml:space="preserve">8. Sheikhhoseini R, Shahrbanian S, Sayyadi P, O'Sullivan K. Effectiveness of Therapeutic Exercise on Forward Head Posture: A Systematic Review and Meta-analysis. J Manipulative Physiol Ther. 2018;41(6):530-539. </w:t>
       </w:r>
-      <w:hyperlink r:id="rId17">
+      <w:hyperlink r:id="rId18">
         <w:r>
           <w:rPr>
             <w:color w:val="0563C1"/>
@@ -9127,7 +9191,7 @@
         </w:rPr>
         <w:t xml:space="preserve">9. Kim D, Cho M, Park Y, Yang Y. Effect of an exercise program for posture correction on musculoskeletal pain. J Phys Ther Sci. 2015;27(6):1791-1794. </w:t>
       </w:r>
-      <w:hyperlink r:id="rId18">
+      <w:hyperlink r:id="rId19">
         <w:r>
           <w:rPr>
             <w:color w:val="0563C1"/>
@@ -9153,7 +9217,7 @@
         </w:rPr>
         <w:t xml:space="preserve">10. Topol EJ. High-performance medicine: the convergence of human and artificial intelligence. Nat Med. 2019;25(1):44-56. </w:t>
       </w:r>
-      <w:hyperlink r:id="rId19">
+      <w:hyperlink r:id="rId20">
         <w:r>
           <w:rPr>
             <w:color w:val="0563C1"/>
@@ -9179,7 +9243,7 @@
         </w:rPr>
         <w:t xml:space="preserve">11. Puce L, Bragazzi NL, Currà A, Trompetto C. Harnessing Generative Artificial Intelligence for Exercise and Training Prescription: Applications and Implications in Sports and Physical Activity—A Systematic Literature Review. Appl Sci. 2025;15(7):3497. </w:t>
       </w:r>
-      <w:hyperlink r:id="rId20">
+      <w:hyperlink r:id="rId21">
         <w:r>
           <w:rPr>
             <w:color w:val="0563C1"/>
@@ -9205,7 +9269,7 @@
         </w:rPr>
         <w:t xml:space="preserve">12. Dergaa I, Ben Saad H, El Omri A, Glenn JM, Clark CCT, Washif JA, et al. Using artificial intelligence for exercise prescription in personalised health promotion: A critical evaluation of OpenAI's GPT-4 model. Biol Sport. 2024;41(2):221-241. </w:t>
       </w:r>
-      <w:hyperlink r:id="rId21">
+      <w:hyperlink r:id="rId22">
         <w:r>
           <w:rPr>
             <w:color w:val="0563C1"/>
@@ -9231,7 +9295,7 @@
         </w:rPr>
         <w:t xml:space="preserve">13. Hyeon DA, Kim JS, Lim HW. Effects of Capital Flexion Exercise on Craniovertebral Angle, Trunk Control, Balance, and Gait in Stroke Patients with Forward Head Posture: A Randomized Controlled Trial. Medicina (Kaunas). 2025;61(5):797. </w:t>
       </w:r>
-      <w:hyperlink r:id="rId22">
+      <w:hyperlink r:id="rId23">
         <w:r>
           <w:rPr>
             <w:color w:val="0563C1"/>
@@ -9272,7 +9336,7 @@
         </w:rPr>
         <w:t xml:space="preserve">15. Shaghayegh Fard B, Ahmadi A, Maroufi N, Sarrafzadeh J. Evaluation of forward head posture in sitting and standing positions. Eur Spine J. 2016;25(11):3577-3582. </w:t>
       </w:r>
-      <w:hyperlink r:id="rId23">
+      <w:hyperlink r:id="rId24">
         <w:r>
           <w:rPr>
             <w:color w:val="0563C1"/>
@@ -9298,7 +9362,7 @@
         </w:rPr>
         <w:t xml:space="preserve">16. Mylonas K, Chatzis G, Makrypidi V, Chrysanthopoulos G, Gkrilias P, Tsekoura M, et al. Reliability of photogrammetric evaluation of the craniovertebral angle, swayback posture, and knee hyperextension in university students. J Phys Ther Sci. 2025;37(4):171-175. </w:t>
       </w:r>
-      <w:hyperlink r:id="rId24">
+      <w:hyperlink r:id="rId25">
         <w:r>
           <w:rPr>
             <w:color w:val="0563C1"/>
@@ -9324,7 +9388,7 @@
         </w:rPr>
         <w:t xml:space="preserve">17. Araujo GGC, Pontes-Silva A, Leal PDC, Gomes BS, Reis ML, Lima SKMP, Fidelis-de-Paula-Gomes CA, Dibai-Filho AV. Goniometry and fleximetry measurements to assess cervical range of motion in individuals with chronic neck pain: a validity and reliability study. BMC Musculoskelet Disord. 2024;25(1):651. </w:t>
       </w:r>
-      <w:hyperlink r:id="rId25">
+      <w:hyperlink r:id="rId26">
         <w:r>
           <w:rPr>
             <w:color w:val="0563C1"/>
@@ -9350,7 +9414,7 @@
         </w:rPr>
         <w:t xml:space="preserve">18. Al-Hadidi F, Bsisu I, AlRyalat SA, Al-Zu'bi B, Bsisu R, Hamdan M, et al. The relationship between smartphone use and neck pain: A systematic review. Medicine (Baltimore). 2022;101(46):e31617. </w:t>
       </w:r>
-      <w:hyperlink r:id="rId26">
+      <w:hyperlink r:id="rId27">
         <w:r>
           <w:rPr>
             <w:color w:val="0563C1"/>
@@ -9376,7 +9440,7 @@
         </w:rPr>
         <w:t xml:space="preserve">19. Ayers JW, Poliak A, Dredze M, Leas EC, Zhu Z, Goldberg JE, et al. Comparing physician and artificial intelligence chatbot responses to patient questions posed to a public social media forum. JAMA Intern Med. 2023;183(6):589-596. </w:t>
       </w:r>
-      <w:hyperlink r:id="rId27">
+      <w:hyperlink r:id="rId28">
         <w:r>
           <w:rPr>
             <w:color w:val="0563C1"/>
@@ -9402,7 +9466,7 @@
         </w:rPr>
         <w:t xml:space="preserve">20. Kim BB, Yi DH, Yim J. Effect of selective exercise for the deep cervical flexors and extensors on the strength of deep neck muscles and pain in patients with chronic neck pain. J Back Musculoskelet Rehabil. 2016;30(1):211-216. </w:t>
       </w:r>
-      <w:hyperlink r:id="rId28">
+      <w:hyperlink r:id="rId29">
         <w:r>
           <w:rPr>
             <w:color w:val="0563C1"/>

--- a/paper/거북목_AI운동_RCT_논문.docx
+++ b/paper/거북목_AI운동_RCT_논문.docx
@@ -157,7 +157,7 @@
           <w:i w:val="0"/>
           <w:sz w:val="20"/>
         </w:rPr>
-        <w:t>두 군은 모든 사전 변수에서 유의한 차이가 없었다(p&gt;0.05). CVA는 시점의 주효과가 유의하여(F(1,32)=125.41, p&lt;.001, partial η²=0.80) 두 군 모두 중재 후 유의하게 증가하였다(실험군 45.0→58.3°, 대조군 46.5→57.3°). CROM은 5개 방향에서 시점의 주효과가 유의하였다. 그러나 측정한 모든 변수에서 군×시점 상호작용은 유의하지 않았으며(CVA: F=1.41, p=.244, partial η²=0.042), 중재 후 변화량의 군간 차이도 통계적으로 유의하지 않았다.</w:t>
+        <w:t>두 군은 모든 사전 변수에서 유의한 차이가 없었다(p&gt;0.05). CVA는 시점의 주효과가 유의하여(F(1,32)=125.41, p&lt;.001, partial η²=0.80) 두 군 모두 중재 후 유의하게 증가하였다(실험군 45.0→58.3°, 대조군 46.5→57.3°). CROM은 5개 방향에서 시점의 주효과가 유의하였다. 그러나 측정한 모든 변수에서 군×시점 상호작용은 유의하지 않았으며(CVA: F=1.41, p=.244, partial η²=0.042), 중재 후 변화량의 군간 차이도 통계적으로 유의하지 않았다. 정규성을 충족하지 않은 일부 변수에 대한 비모수 민감도 분석에서도 동일한 결론이 확인되었다.</w:t>
       </w:r>
     </w:p>
     <w:p>
@@ -228,7 +228,7 @@
           <w:i w:val="0"/>
           <w:sz w:val="20"/>
         </w:rPr>
-        <w:t>Purpose: This study compared the effects of an artificial intelligence (AI)-generated exercise program, which incorporated group-specific characteristics, with a conventional clinical exercise program on craniovertebral angle (CVA) and cervical range of motion (CROM) in university students with forward head posture (FHP). Methods: A total of 40 university students with FHP (CVA&lt;50°) were randomly assigned to an AI-generated exercise group (EG, n=20) or a conventional clinical exercise group (CG, n=20). The AI program was generated by a large language model (Claude Opus 4.5) using the group's mean baseline values, and the control program comprised evidence-based cervical extensor and pectoralis major stretching and McKenzie extension exercise. Both interventions were performed twice weekly for 5 weeks (10 sessions, 20 min each) under direct supervision. CVA (photogrammetry) and CROM in six directions (goniometry) were measured before and after the intervention. 34 participants (17 per group) with complete pre/post data were analyzed using a 2 (group) × 2 (time) repeated-measures ANOVA, with paired and independent t-tests and partial eta-squared (partial η²) effect sizes. Results: The groups were homogeneous at baseline (all p&gt;0.05). A significant main effect of time was found for CVA (F=125.41, p&lt;.001, partial η²=0.80), with both groups improving after the intervention (EG 45.0→58.3°, CG 46.5→57.3°), and a significant time effect was also found for five of six CROM directions. However, no significant group × time interaction was observed for any outcome (CVA: F=1.41, p=0.244, partial η²=0.042), and all between-group differences in change had 95% confidence intervals spanning zero. Conclusion: The AI-generated exercise program did not produce significantly greater improvement than the conventional program; both improved CVA and CROM comparably. The AI-generated program may therefore serve as an accessible, scalable alternative with effects comparable to expert-designed clinical exercise, although a larger non-inferiority trial is warranted to confirm equivalence.</w:t>
+        <w:t>Purpose: This study compared the effects of an artificial intelligence (AI)-generated exercise program, which incorporated group-specific characteristics, with a conventional clinical exercise program on craniovertebral angle (CVA) and cervical range of motion (CROM) in university students with forward head posture (FHP). Methods: A total of 40 university students with FHP (CVA&lt;50°) were randomly assigned to an AI-generated exercise group (EG, n=20) or a conventional clinical exercise group (CG, n=20). The AI program was generated by a large language model (Claude Opus 4.5) using the group's mean baseline values, and the control program comprised evidence-based cervical extensor and pectoralis major stretching and McKenzie extension exercise. Both interventions were performed twice weekly for 5 weeks (10 sessions, 20 min each) under direct supervision. CVA (photogrammetry) and CROM in six directions (goniometry) were measured before and after the intervention. 34 participants (17 per group) with complete pre/post data were analyzed using a 2 (group) × 2 (time) repeated-measures ANOVA, with paired and independent t-tests and partial eta-squared (partial η²) effect sizes. Results: The groups were homogeneous at baseline (all p&gt;0.05). A significant main effect of time was found for CVA (F=125.41, p&lt;.001, partial η²=0.80), with both groups improving after the intervention (EG 45.0→58.3°, CG 46.5→57.3°), and a significant time effect was also found for five of six CROM directions. However, no significant group × time interaction was observed for any outcome (CVA: F=1.41, p=0.244, partial η²=0.042), and all between-group differences in change had 95% confidence intervals spanning zero. Sensitivity analyses using non-parametric tests (Mann–Whitney U) for outcomes that violated normality yielded conclusions identical to the parametric analyses. Conclusion: The AI-generated exercise program did not produce significantly greater improvement than the conventional program; both improved CVA and CROM comparably. The AI-generated program may therefore serve as an accessible, scalable alternative with effects comparable to expert-designed clinical exercise, although a larger non-inferiority trial is warranted to confirm equivalence.</w:t>
       </w:r>
     </w:p>
     <w:p>
@@ -1519,7 +1519,7 @@
           <w:i w:val="0"/>
           <w:sz w:val="20"/>
         </w:rPr>
-        <w:t>중재 효과의 검정을 위해 군(2: 실험군, 대조군)×시점(2: 사전, 사후)의 반복측정 이원분산분석(two-way repeated measures ANOVA)을 실시하였으며, 유의한 상호작용 효과가 관찰된 경우 Bonferroni 보정을 적용한 사후 검정을 수행하기로 하였다. 군내 사전-사후 변화는 대응표본 t-검정으로, 군간 변화량 차이는 독립표본 t-검정으로 검정하였다. 효과크기는 분산분석에 대해 부분 에타제곱(partial η²)으로 산출하였으며, 0.01은 작은 효과, 0.06은 중간 효과, 0.14는 큰 효과로 해석하였다. 일반적 특성은 무작위 배정된 전체 대상자를 대상으로 보고하였고, 중재 효과 분석은 사전·사후 자료가 모두 확보된 대상자를 대상으로 수행하였다. 모든 통계적 유의수준은 양측검정 α=0.05로 설정하였다.</w:t>
+        <w:t>중재 효과의 검정을 위해 군(2: 실험군, 대조군)×시점(2: 사전, 사후)의 반복측정 이원분산분석(two-way repeated measures ANOVA)을 실시하였으며, 유의한 상호작용 효과가 관찰된 경우 Bonferroni 보정을 적용한 사후 검정을 수행하기로 하였다. 군내 사전-사후 변화는 대응표본 t-검정으로, 군간 변화량 차이는 독립표본 t-검정으로 검정하였다. 아울러 각 결과변수의 사전–사후 변화량에 대해 정규성(Shapiro–Wilk 검정)과 등분산성(Levene 검정)을 점검하였으며, 정규성 가정이 충족되지 않은 변수에 대해서는 비모수 검정(군간 변화량 비교는 Mann–Whitney U 검정, 군내 변화는 Wilcoxon 부호순위 검정)으로 결론의 일관성을 재확인하는 민감도 분석(sensitivity analysis)을 병행하였다. 효과크기는 분산분석에 대해 부분 에타제곱(partial η²)으로 산출하였으며, 0.01은 작은 효과, 0.06은 중간 효과, 0.14는 큰 효과로 해석하였다. 일반적 특성은 무작위 배정된 전체 대상자를 대상으로 보고하였고, 중재 효과 분석은 사전·사후 자료가 모두 확보된 대상자를 대상으로 수행하였다. 모든 통계적 유의수준은 양측검정 α=0.05로 설정하였다.</w:t>
       </w:r>
     </w:p>
     <w:p>
@@ -8798,6 +8798,1329 @@
           <w:sz w:val="18"/>
         </w:rPr>
         <w:t>(a) FHP normalization rate (proportion with post-intervention CVA ≥ 50°); (b) within-group pre-to-post effect sizes (Cohen's dz ± 95% CI).</w:t>
+      </w:r>
+    </w:p>
+    <w:p>
+      <w:pPr>
+        <w:spacing w:before="180" w:after="80" w:line="312" w:lineRule="auto"/>
+      </w:pPr>
+      <w:r>
+        <w:rPr>
+          <w:rFonts w:ascii="맑은 고딕" w:hAnsi="맑은 고딕" w:eastAsia="맑은 고딕"/>
+          <w:b/>
+          <w:i w:val="0"/>
+          <w:sz w:val="22"/>
+        </w:rPr>
+        <w:t>5. 통계적 가정 검토 및 민감도 분석</w:t>
+      </w:r>
+    </w:p>
+    <w:p>
+      <w:pPr>
+        <w:spacing w:before="0" w:after="120" w:line="384" w:lineRule="auto"/>
+        <w:ind w:firstLine="567"/>
+      </w:pPr>
+      <w:r>
+        <w:rPr>
+          <w:rFonts w:ascii="바탕" w:hAnsi="바탕" w:eastAsia="바탕"/>
+          <w:b w:val="0"/>
+          <w:i w:val="0"/>
+          <w:sz w:val="20"/>
+        </w:rPr>
+        <w:t>통계적 가정 검토 결과, 사전–사후 변화량은 7개 결과변수 중 5개에서 양 군 모두 정규성(Shapiro–Wilk, p&gt;0.05)을 충족하였고, 등분산성(Levene 검정)은 모든 변수에서 충족되었다(Table 7). 정규성이 일부 충족되지 않은 변수를 포함하여 시행한 민감도 분석에서, 변화량의 군간 차이는 모수적 독립표본 t-검정과 비모수적 Mann–Whitney U 검정에서 7개 변수 모두 동일하게 유의하지 않았다. 따라서 두 군 간 개선 정도에 차이가 없다는 주 결과는 검정 방법의 선택과 무관하게 일관되게 유지되었다. 다만 군내 사전–사후 변화에서 측방굴곡(좌)(실험군)는 대응표본 t-검정상 경계적으로 유의하였으나 Wilcoxon 부호순위 검정에서는 유의하지 않아, 해당 결과는 보수적으로 해석하였다. (Table 7).</w:t>
+      </w:r>
+    </w:p>
+    <w:p>
+      <w:pPr>
+        <w:spacing w:before="200" w:after="60"/>
+      </w:pPr>
+      <w:r>
+        <w:rPr>
+          <w:rFonts w:ascii="맑은 고딕" w:hAnsi="맑은 고딕" w:eastAsia="맑은 고딕"/>
+          <w:b/>
+          <w:i w:val="0"/>
+          <w:sz w:val="20"/>
+        </w:rPr>
+        <w:t xml:space="preserve">Table 7. </w:t>
+      </w:r>
+      <w:r>
+        <w:rPr>
+          <w:rFonts w:ascii="맑은 고딕" w:hAnsi="맑은 고딕" w:eastAsia="맑은 고딕"/>
+          <w:b w:val="0"/>
+          <w:i w:val="0"/>
+          <w:sz w:val="20"/>
+        </w:rPr>
+        <w:t>Assumption checks and parametric vs. non-parametric sensitivity analysis (change scores)</w:t>
+      </w:r>
+    </w:p>
+    <w:tbl>
+      <w:tblPr>
+        <w:tblW w:type="auto" w:w="0"/>
+        <w:jc w:val="center"/>
+        <w:tblLook w:firstColumn="1" w:firstRow="1" w:lastColumn="0" w:lastRow="0" w:noHBand="0" w:noVBand="1" w:val="04A0"/>
+      </w:tblPr>
+      <w:tblGrid>
+        <w:gridCol w:w="1312"/>
+        <w:gridCol w:w="1312"/>
+        <w:gridCol w:w="1312"/>
+        <w:gridCol w:w="1312"/>
+        <w:gridCol w:w="1312"/>
+        <w:gridCol w:w="1312"/>
+        <w:gridCol w:w="1312"/>
+      </w:tblGrid>
+      <w:tr>
+        <w:tc>
+          <w:tcPr>
+            <w:tcW w:type="dxa" w:w="1474"/>
+            <w:tcBorders>
+              <w:top w:val="single" w:sz="8" w:color="000000"/>
+              <w:bottom w:val="single" w:sz="8" w:color="000000"/>
+            </w:tcBorders>
+          </w:tcPr>
+          <w:p>
+            <w:pPr>
+              <w:spacing w:after="20" w:before="20" w:line="264" w:lineRule="auto"/>
+              <w:jc w:val="center"/>
+            </w:pPr>
+            <w:r/>
+            <w:r>
+              <w:rPr>
+                <w:rFonts w:ascii="바탕" w:hAnsi="바탕" w:eastAsia="바탕"/>
+                <w:b/>
+                <w:i w:val="0"/>
+                <w:sz w:val="18"/>
+              </w:rPr>
+              <w:t>Outcome</w:t>
+            </w:r>
+          </w:p>
+        </w:tc>
+        <w:tc>
+          <w:tcPr>
+            <w:tcW w:type="dxa" w:w="1417"/>
+            <w:tcBorders>
+              <w:top w:val="single" w:sz="8" w:color="000000"/>
+              <w:bottom w:val="single" w:sz="8" w:color="000000"/>
+            </w:tcBorders>
+          </w:tcPr>
+          <w:p>
+            <w:pPr>
+              <w:spacing w:after="20" w:before="20" w:line="264" w:lineRule="auto"/>
+              <w:jc w:val="center"/>
+            </w:pPr>
+            <w:r/>
+            <w:r>
+              <w:rPr>
+                <w:rFonts w:ascii="바탕" w:hAnsi="바탕" w:eastAsia="바탕"/>
+                <w:b/>
+                <w:i w:val="0"/>
+                <w:sz w:val="18"/>
+              </w:rPr>
+              <w:t>Shapiro p (EG)</w:t>
+            </w:r>
+          </w:p>
+        </w:tc>
+        <w:tc>
+          <w:tcPr>
+            <w:tcW w:type="dxa" w:w="1417"/>
+            <w:tcBorders>
+              <w:top w:val="single" w:sz="8" w:color="000000"/>
+              <w:bottom w:val="single" w:sz="8" w:color="000000"/>
+            </w:tcBorders>
+          </w:tcPr>
+          <w:p>
+            <w:pPr>
+              <w:spacing w:after="20" w:before="20" w:line="264" w:lineRule="auto"/>
+              <w:jc w:val="center"/>
+            </w:pPr>
+            <w:r/>
+            <w:r>
+              <w:rPr>
+                <w:rFonts w:ascii="바탕" w:hAnsi="바탕" w:eastAsia="바탕"/>
+                <w:b/>
+                <w:i w:val="0"/>
+                <w:sz w:val="18"/>
+              </w:rPr>
+              <w:t>Shapiro p (CG)</w:t>
+            </w:r>
+          </w:p>
+        </w:tc>
+        <w:tc>
+          <w:tcPr>
+            <w:tcW w:type="dxa" w:w="1134"/>
+            <w:tcBorders>
+              <w:top w:val="single" w:sz="8" w:color="000000"/>
+              <w:bottom w:val="single" w:sz="8" w:color="000000"/>
+            </w:tcBorders>
+          </w:tcPr>
+          <w:p>
+            <w:pPr>
+              <w:spacing w:after="20" w:before="20" w:line="264" w:lineRule="auto"/>
+              <w:jc w:val="center"/>
+            </w:pPr>
+            <w:r/>
+            <w:r>
+              <w:rPr>
+                <w:rFonts w:ascii="바탕" w:hAnsi="바탕" w:eastAsia="바탕"/>
+                <w:b/>
+                <w:i w:val="0"/>
+                <w:sz w:val="18"/>
+              </w:rPr>
+              <w:t>Levene p</w:t>
+            </w:r>
+          </w:p>
+        </w:tc>
+        <w:tc>
+          <w:tcPr>
+            <w:tcW w:type="dxa" w:w="964"/>
+            <w:tcBorders>
+              <w:top w:val="single" w:sz="8" w:color="000000"/>
+              <w:bottom w:val="single" w:sz="8" w:color="000000"/>
+            </w:tcBorders>
+          </w:tcPr>
+          <w:p>
+            <w:pPr>
+              <w:spacing w:after="20" w:before="20" w:line="264" w:lineRule="auto"/>
+              <w:jc w:val="center"/>
+            </w:pPr>
+            <w:r/>
+            <w:r>
+              <w:rPr>
+                <w:rFonts w:ascii="바탕" w:hAnsi="바탕" w:eastAsia="바탕"/>
+                <w:b/>
+                <w:i w:val="0"/>
+                <w:sz w:val="18"/>
+              </w:rPr>
+              <w:t>t p</w:t>
+            </w:r>
+          </w:p>
+        </w:tc>
+        <w:tc>
+          <w:tcPr>
+            <w:tcW w:type="dxa" w:w="964"/>
+            <w:tcBorders>
+              <w:top w:val="single" w:sz="8" w:color="000000"/>
+              <w:bottom w:val="single" w:sz="8" w:color="000000"/>
+            </w:tcBorders>
+          </w:tcPr>
+          <w:p>
+            <w:pPr>
+              <w:spacing w:after="20" w:before="20" w:line="264" w:lineRule="auto"/>
+              <w:jc w:val="center"/>
+            </w:pPr>
+            <w:r/>
+            <w:r>
+              <w:rPr>
+                <w:rFonts w:ascii="바탕" w:hAnsi="바탕" w:eastAsia="바탕"/>
+                <w:b/>
+                <w:i w:val="0"/>
+                <w:sz w:val="18"/>
+              </w:rPr>
+              <w:t>MWU p</w:t>
+            </w:r>
+          </w:p>
+        </w:tc>
+        <w:tc>
+          <w:tcPr>
+            <w:tcW w:type="dxa" w:w="907"/>
+            <w:tcBorders>
+              <w:top w:val="single" w:sz="8" w:color="000000"/>
+              <w:bottom w:val="single" w:sz="8" w:color="000000"/>
+            </w:tcBorders>
+          </w:tcPr>
+          <w:p>
+            <w:pPr>
+              <w:spacing w:after="20" w:before="20" w:line="264" w:lineRule="auto"/>
+              <w:jc w:val="center"/>
+            </w:pPr>
+            <w:r/>
+            <w:r>
+              <w:rPr>
+                <w:rFonts w:ascii="바탕" w:hAnsi="바탕" w:eastAsia="바탕"/>
+                <w:b/>
+                <w:i w:val="0"/>
+                <w:sz w:val="18"/>
+              </w:rPr>
+              <w:t>Concl.</w:t>
+            </w:r>
+          </w:p>
+        </w:tc>
+      </w:tr>
+      <w:tr>
+        <w:tc>
+          <w:tcPr>
+            <w:tcW w:type="dxa" w:w="1474"/>
+          </w:tcPr>
+          <w:p>
+            <w:pPr>
+              <w:spacing w:after="20" w:before="20" w:line="264" w:lineRule="auto"/>
+              <w:jc w:val="center"/>
+            </w:pPr>
+            <w:r/>
+            <w:r>
+              <w:rPr>
+                <w:rFonts w:ascii="바탕" w:hAnsi="바탕" w:eastAsia="바탕"/>
+                <w:b w:val="0"/>
+                <w:i w:val="0"/>
+                <w:sz w:val="18"/>
+              </w:rPr>
+              <w:t>CVA</w:t>
+            </w:r>
+          </w:p>
+        </w:tc>
+        <w:tc>
+          <w:tcPr>
+            <w:tcW w:type="dxa" w:w="1417"/>
+          </w:tcPr>
+          <w:p>
+            <w:pPr>
+              <w:spacing w:after="20" w:before="20" w:line="264" w:lineRule="auto"/>
+              <w:jc w:val="center"/>
+            </w:pPr>
+            <w:r/>
+            <w:r>
+              <w:rPr>
+                <w:rFonts w:ascii="바탕" w:hAnsi="바탕" w:eastAsia="바탕"/>
+                <w:b w:val="0"/>
+                <w:i w:val="0"/>
+                <w:sz w:val="18"/>
+              </w:rPr>
+              <w:t>0.105</w:t>
+            </w:r>
+          </w:p>
+        </w:tc>
+        <w:tc>
+          <w:tcPr>
+            <w:tcW w:type="dxa" w:w="1417"/>
+          </w:tcPr>
+          <w:p>
+            <w:pPr>
+              <w:spacing w:after="20" w:before="20" w:line="264" w:lineRule="auto"/>
+              <w:jc w:val="center"/>
+            </w:pPr>
+            <w:r/>
+            <w:r>
+              <w:rPr>
+                <w:rFonts w:ascii="바탕" w:hAnsi="바탕" w:eastAsia="바탕"/>
+                <w:b w:val="0"/>
+                <w:i w:val="0"/>
+                <w:sz w:val="18"/>
+              </w:rPr>
+              <w:t>0.469</w:t>
+            </w:r>
+          </w:p>
+        </w:tc>
+        <w:tc>
+          <w:tcPr>
+            <w:tcW w:type="dxa" w:w="1134"/>
+          </w:tcPr>
+          <w:p>
+            <w:pPr>
+              <w:spacing w:after="20" w:before="20" w:line="264" w:lineRule="auto"/>
+              <w:jc w:val="center"/>
+            </w:pPr>
+            <w:r/>
+            <w:r>
+              <w:rPr>
+                <w:rFonts w:ascii="바탕" w:hAnsi="바탕" w:eastAsia="바탕"/>
+                <w:b w:val="0"/>
+                <w:i w:val="0"/>
+                <w:sz w:val="18"/>
+              </w:rPr>
+              <w:t>0.956</w:t>
+            </w:r>
+          </w:p>
+        </w:tc>
+        <w:tc>
+          <w:tcPr>
+            <w:tcW w:type="dxa" w:w="964"/>
+          </w:tcPr>
+          <w:p>
+            <w:pPr>
+              <w:spacing w:after="20" w:before="20" w:line="264" w:lineRule="auto"/>
+              <w:jc w:val="center"/>
+            </w:pPr>
+            <w:r/>
+            <w:r>
+              <w:rPr>
+                <w:rFonts w:ascii="바탕" w:hAnsi="바탕" w:eastAsia="바탕"/>
+                <w:b w:val="0"/>
+                <w:i w:val="0"/>
+                <w:sz w:val="18"/>
+              </w:rPr>
+              <w:t>0.244</w:t>
+            </w:r>
+          </w:p>
+        </w:tc>
+        <w:tc>
+          <w:tcPr>
+            <w:tcW w:type="dxa" w:w="964"/>
+          </w:tcPr>
+          <w:p>
+            <w:pPr>
+              <w:spacing w:after="20" w:before="20" w:line="264" w:lineRule="auto"/>
+              <w:jc w:val="center"/>
+            </w:pPr>
+            <w:r/>
+            <w:r>
+              <w:rPr>
+                <w:rFonts w:ascii="바탕" w:hAnsi="바탕" w:eastAsia="바탕"/>
+                <w:b w:val="0"/>
+                <w:i w:val="0"/>
+                <w:sz w:val="18"/>
+              </w:rPr>
+              <w:t>0.335</w:t>
+            </w:r>
+          </w:p>
+        </w:tc>
+        <w:tc>
+          <w:tcPr>
+            <w:tcW w:type="dxa" w:w="907"/>
+          </w:tcPr>
+          <w:p>
+            <w:pPr>
+              <w:spacing w:after="20" w:before="20" w:line="264" w:lineRule="auto"/>
+              <w:jc w:val="center"/>
+            </w:pPr>
+            <w:r/>
+            <w:r>
+              <w:rPr>
+                <w:rFonts w:ascii="바탕" w:hAnsi="바탕" w:eastAsia="바탕"/>
+                <w:b w:val="0"/>
+                <w:i w:val="0"/>
+                <w:sz w:val="18"/>
+              </w:rPr>
+              <w:t>same</w:t>
+            </w:r>
+          </w:p>
+        </w:tc>
+      </w:tr>
+      <w:tr>
+        <w:tc>
+          <w:tcPr>
+            <w:tcW w:type="dxa" w:w="1474"/>
+          </w:tcPr>
+          <w:p>
+            <w:pPr>
+              <w:spacing w:after="20" w:before="20" w:line="264" w:lineRule="auto"/>
+              <w:jc w:val="left"/>
+            </w:pPr>
+            <w:r/>
+            <w:r>
+              <w:rPr>
+                <w:rFonts w:ascii="바탕" w:hAnsi="바탕" w:eastAsia="바탕"/>
+                <w:b w:val="0"/>
+                <w:i w:val="0"/>
+                <w:sz w:val="18"/>
+              </w:rPr>
+              <w:t>Flexion</w:t>
+            </w:r>
+          </w:p>
+        </w:tc>
+        <w:tc>
+          <w:tcPr>
+            <w:tcW w:type="dxa" w:w="1417"/>
+          </w:tcPr>
+          <w:p>
+            <w:pPr>
+              <w:spacing w:after="20" w:before="20" w:line="264" w:lineRule="auto"/>
+              <w:jc w:val="center"/>
+            </w:pPr>
+            <w:r/>
+            <w:r>
+              <w:rPr>
+                <w:rFonts w:ascii="바탕" w:hAnsi="바탕" w:eastAsia="바탕"/>
+                <w:b w:val="0"/>
+                <w:i w:val="0"/>
+                <w:sz w:val="18"/>
+              </w:rPr>
+              <w:t>0.398</w:t>
+            </w:r>
+          </w:p>
+        </w:tc>
+        <w:tc>
+          <w:tcPr>
+            <w:tcW w:type="dxa" w:w="1417"/>
+          </w:tcPr>
+          <w:p>
+            <w:pPr>
+              <w:spacing w:after="20" w:before="20" w:line="264" w:lineRule="auto"/>
+              <w:jc w:val="center"/>
+            </w:pPr>
+            <w:r/>
+            <w:r>
+              <w:rPr>
+                <w:rFonts w:ascii="바탕" w:hAnsi="바탕" w:eastAsia="바탕"/>
+                <w:b w:val="0"/>
+                <w:i w:val="0"/>
+                <w:sz w:val="18"/>
+              </w:rPr>
+              <w:t>0.012</w:t>
+            </w:r>
+          </w:p>
+        </w:tc>
+        <w:tc>
+          <w:tcPr>
+            <w:tcW w:type="dxa" w:w="1134"/>
+          </w:tcPr>
+          <w:p>
+            <w:pPr>
+              <w:spacing w:after="20" w:before="20" w:line="264" w:lineRule="auto"/>
+              <w:jc w:val="center"/>
+            </w:pPr>
+            <w:r/>
+            <w:r>
+              <w:rPr>
+                <w:rFonts w:ascii="바탕" w:hAnsi="바탕" w:eastAsia="바탕"/>
+                <w:b w:val="0"/>
+                <w:i w:val="0"/>
+                <w:sz w:val="18"/>
+              </w:rPr>
+              <w:t>0.447</w:t>
+            </w:r>
+          </w:p>
+        </w:tc>
+        <w:tc>
+          <w:tcPr>
+            <w:tcW w:type="dxa" w:w="964"/>
+          </w:tcPr>
+          <w:p>
+            <w:pPr>
+              <w:spacing w:after="20" w:before="20" w:line="264" w:lineRule="auto"/>
+              <w:jc w:val="center"/>
+            </w:pPr>
+            <w:r/>
+            <w:r>
+              <w:rPr>
+                <w:rFonts w:ascii="바탕" w:hAnsi="바탕" w:eastAsia="바탕"/>
+                <w:b w:val="0"/>
+                <w:i w:val="0"/>
+                <w:sz w:val="18"/>
+              </w:rPr>
+              <w:t>0.708</w:t>
+            </w:r>
+          </w:p>
+        </w:tc>
+        <w:tc>
+          <w:tcPr>
+            <w:tcW w:type="dxa" w:w="964"/>
+          </w:tcPr>
+          <w:p>
+            <w:pPr>
+              <w:spacing w:after="20" w:before="20" w:line="264" w:lineRule="auto"/>
+              <w:jc w:val="center"/>
+            </w:pPr>
+            <w:r/>
+            <w:r>
+              <w:rPr>
+                <w:rFonts w:ascii="바탕" w:hAnsi="바탕" w:eastAsia="바탕"/>
+                <w:b w:val="0"/>
+                <w:i w:val="0"/>
+                <w:sz w:val="18"/>
+              </w:rPr>
+              <w:t>0.823</w:t>
+            </w:r>
+          </w:p>
+        </w:tc>
+        <w:tc>
+          <w:tcPr>
+            <w:tcW w:type="dxa" w:w="907"/>
+          </w:tcPr>
+          <w:p>
+            <w:pPr>
+              <w:spacing w:after="20" w:before="20" w:line="264" w:lineRule="auto"/>
+              <w:jc w:val="center"/>
+            </w:pPr>
+            <w:r/>
+            <w:r>
+              <w:rPr>
+                <w:rFonts w:ascii="바탕" w:hAnsi="바탕" w:eastAsia="바탕"/>
+                <w:b w:val="0"/>
+                <w:i w:val="0"/>
+                <w:sz w:val="18"/>
+              </w:rPr>
+              <w:t>same</w:t>
+            </w:r>
+          </w:p>
+        </w:tc>
+      </w:tr>
+      <w:tr>
+        <w:tc>
+          <w:tcPr>
+            <w:tcW w:type="dxa" w:w="1474"/>
+          </w:tcPr>
+          <w:p>
+            <w:pPr>
+              <w:spacing w:after="20" w:before="20" w:line="264" w:lineRule="auto"/>
+              <w:jc w:val="left"/>
+            </w:pPr>
+            <w:r/>
+            <w:r>
+              <w:rPr>
+                <w:rFonts w:ascii="바탕" w:hAnsi="바탕" w:eastAsia="바탕"/>
+                <w:b w:val="0"/>
+                <w:i w:val="0"/>
+                <w:sz w:val="18"/>
+              </w:rPr>
+              <w:t>Extension</w:t>
+            </w:r>
+          </w:p>
+        </w:tc>
+        <w:tc>
+          <w:tcPr>
+            <w:tcW w:type="dxa" w:w="1417"/>
+          </w:tcPr>
+          <w:p>
+            <w:pPr>
+              <w:spacing w:after="20" w:before="20" w:line="264" w:lineRule="auto"/>
+              <w:jc w:val="center"/>
+            </w:pPr>
+            <w:r/>
+            <w:r>
+              <w:rPr>
+                <w:rFonts w:ascii="바탕" w:hAnsi="바탕" w:eastAsia="바탕"/>
+                <w:b w:val="0"/>
+                <w:i w:val="0"/>
+                <w:sz w:val="18"/>
+              </w:rPr>
+              <w:t>0.940</w:t>
+            </w:r>
+          </w:p>
+        </w:tc>
+        <w:tc>
+          <w:tcPr>
+            <w:tcW w:type="dxa" w:w="1417"/>
+          </w:tcPr>
+          <w:p>
+            <w:pPr>
+              <w:spacing w:after="20" w:before="20" w:line="264" w:lineRule="auto"/>
+              <w:jc w:val="center"/>
+            </w:pPr>
+            <w:r/>
+            <w:r>
+              <w:rPr>
+                <w:rFonts w:ascii="바탕" w:hAnsi="바탕" w:eastAsia="바탕"/>
+                <w:b w:val="0"/>
+                <w:i w:val="0"/>
+                <w:sz w:val="18"/>
+              </w:rPr>
+              <w:t>0.194</w:t>
+            </w:r>
+          </w:p>
+        </w:tc>
+        <w:tc>
+          <w:tcPr>
+            <w:tcW w:type="dxa" w:w="1134"/>
+          </w:tcPr>
+          <w:p>
+            <w:pPr>
+              <w:spacing w:after="20" w:before="20" w:line="264" w:lineRule="auto"/>
+              <w:jc w:val="center"/>
+            </w:pPr>
+            <w:r/>
+            <w:r>
+              <w:rPr>
+                <w:rFonts w:ascii="바탕" w:hAnsi="바탕" w:eastAsia="바탕"/>
+                <w:b w:val="0"/>
+                <w:i w:val="0"/>
+                <w:sz w:val="18"/>
+              </w:rPr>
+              <w:t>0.810</w:t>
+            </w:r>
+          </w:p>
+        </w:tc>
+        <w:tc>
+          <w:tcPr>
+            <w:tcW w:type="dxa" w:w="964"/>
+          </w:tcPr>
+          <w:p>
+            <w:pPr>
+              <w:spacing w:after="20" w:before="20" w:line="264" w:lineRule="auto"/>
+              <w:jc w:val="center"/>
+            </w:pPr>
+            <w:r/>
+            <w:r>
+              <w:rPr>
+                <w:rFonts w:ascii="바탕" w:hAnsi="바탕" w:eastAsia="바탕"/>
+                <w:b w:val="0"/>
+                <w:i w:val="0"/>
+                <w:sz w:val="18"/>
+              </w:rPr>
+              <w:t>0.493</w:t>
+            </w:r>
+          </w:p>
+        </w:tc>
+        <w:tc>
+          <w:tcPr>
+            <w:tcW w:type="dxa" w:w="964"/>
+          </w:tcPr>
+          <w:p>
+            <w:pPr>
+              <w:spacing w:after="20" w:before="20" w:line="264" w:lineRule="auto"/>
+              <w:jc w:val="center"/>
+            </w:pPr>
+            <w:r/>
+            <w:r>
+              <w:rPr>
+                <w:rFonts w:ascii="바탕" w:hAnsi="바탕" w:eastAsia="바탕"/>
+                <w:b w:val="0"/>
+                <w:i w:val="0"/>
+                <w:sz w:val="18"/>
+              </w:rPr>
+              <w:t>0.449</w:t>
+            </w:r>
+          </w:p>
+        </w:tc>
+        <w:tc>
+          <w:tcPr>
+            <w:tcW w:type="dxa" w:w="907"/>
+          </w:tcPr>
+          <w:p>
+            <w:pPr>
+              <w:spacing w:after="20" w:before="20" w:line="264" w:lineRule="auto"/>
+              <w:jc w:val="center"/>
+            </w:pPr>
+            <w:r/>
+            <w:r>
+              <w:rPr>
+                <w:rFonts w:ascii="바탕" w:hAnsi="바탕" w:eastAsia="바탕"/>
+                <w:b w:val="0"/>
+                <w:i w:val="0"/>
+                <w:sz w:val="18"/>
+              </w:rPr>
+              <w:t>same</w:t>
+            </w:r>
+          </w:p>
+        </w:tc>
+      </w:tr>
+      <w:tr>
+        <w:tc>
+          <w:tcPr>
+            <w:tcW w:type="dxa" w:w="1474"/>
+          </w:tcPr>
+          <w:p>
+            <w:pPr>
+              <w:spacing w:after="20" w:before="20" w:line="264" w:lineRule="auto"/>
+              <w:jc w:val="left"/>
+            </w:pPr>
+            <w:r/>
+            <w:r>
+              <w:rPr>
+                <w:rFonts w:ascii="바탕" w:hAnsi="바탕" w:eastAsia="바탕"/>
+                <w:b w:val="0"/>
+                <w:i w:val="0"/>
+                <w:sz w:val="18"/>
+              </w:rPr>
+              <w:t>Lat. flexion (R)</w:t>
+            </w:r>
+          </w:p>
+        </w:tc>
+        <w:tc>
+          <w:tcPr>
+            <w:tcW w:type="dxa" w:w="1417"/>
+          </w:tcPr>
+          <w:p>
+            <w:pPr>
+              <w:spacing w:after="20" w:before="20" w:line="264" w:lineRule="auto"/>
+              <w:jc w:val="center"/>
+            </w:pPr>
+            <w:r/>
+            <w:r>
+              <w:rPr>
+                <w:rFonts w:ascii="바탕" w:hAnsi="바탕" w:eastAsia="바탕"/>
+                <w:b w:val="0"/>
+                <w:i w:val="0"/>
+                <w:sz w:val="18"/>
+              </w:rPr>
+              <w:t>0.486</w:t>
+            </w:r>
+          </w:p>
+        </w:tc>
+        <w:tc>
+          <w:tcPr>
+            <w:tcW w:type="dxa" w:w="1417"/>
+          </w:tcPr>
+          <w:p>
+            <w:pPr>
+              <w:spacing w:after="20" w:before="20" w:line="264" w:lineRule="auto"/>
+              <w:jc w:val="center"/>
+            </w:pPr>
+            <w:r/>
+            <w:r>
+              <w:rPr>
+                <w:rFonts w:ascii="바탕" w:hAnsi="바탕" w:eastAsia="바탕"/>
+                <w:b w:val="0"/>
+                <w:i w:val="0"/>
+                <w:sz w:val="18"/>
+              </w:rPr>
+              <w:t>0.332</w:t>
+            </w:r>
+          </w:p>
+        </w:tc>
+        <w:tc>
+          <w:tcPr>
+            <w:tcW w:type="dxa" w:w="1134"/>
+          </w:tcPr>
+          <w:p>
+            <w:pPr>
+              <w:spacing w:after="20" w:before="20" w:line="264" w:lineRule="auto"/>
+              <w:jc w:val="center"/>
+            </w:pPr>
+            <w:r/>
+            <w:r>
+              <w:rPr>
+                <w:rFonts w:ascii="바탕" w:hAnsi="바탕" w:eastAsia="바탕"/>
+                <w:b w:val="0"/>
+                <w:i w:val="0"/>
+                <w:sz w:val="18"/>
+              </w:rPr>
+              <w:t>0.880</w:t>
+            </w:r>
+          </w:p>
+        </w:tc>
+        <w:tc>
+          <w:tcPr>
+            <w:tcW w:type="dxa" w:w="964"/>
+          </w:tcPr>
+          <w:p>
+            <w:pPr>
+              <w:spacing w:after="20" w:before="20" w:line="264" w:lineRule="auto"/>
+              <w:jc w:val="center"/>
+            </w:pPr>
+            <w:r/>
+            <w:r>
+              <w:rPr>
+                <w:rFonts w:ascii="바탕" w:hAnsi="바탕" w:eastAsia="바탕"/>
+                <w:b w:val="0"/>
+                <w:i w:val="0"/>
+                <w:sz w:val="18"/>
+              </w:rPr>
+              <w:t>0.735</w:t>
+            </w:r>
+          </w:p>
+        </w:tc>
+        <w:tc>
+          <w:tcPr>
+            <w:tcW w:type="dxa" w:w="964"/>
+          </w:tcPr>
+          <w:p>
+            <w:pPr>
+              <w:spacing w:after="20" w:before="20" w:line="264" w:lineRule="auto"/>
+              <w:jc w:val="center"/>
+            </w:pPr>
+            <w:r/>
+            <w:r>
+              <w:rPr>
+                <w:rFonts w:ascii="바탕" w:hAnsi="바탕" w:eastAsia="바탕"/>
+                <w:b w:val="0"/>
+                <w:i w:val="0"/>
+                <w:sz w:val="18"/>
+              </w:rPr>
+              <w:t>0.945</w:t>
+            </w:r>
+          </w:p>
+        </w:tc>
+        <w:tc>
+          <w:tcPr>
+            <w:tcW w:type="dxa" w:w="907"/>
+          </w:tcPr>
+          <w:p>
+            <w:pPr>
+              <w:spacing w:after="20" w:before="20" w:line="264" w:lineRule="auto"/>
+              <w:jc w:val="center"/>
+            </w:pPr>
+            <w:r/>
+            <w:r>
+              <w:rPr>
+                <w:rFonts w:ascii="바탕" w:hAnsi="바탕" w:eastAsia="바탕"/>
+                <w:b w:val="0"/>
+                <w:i w:val="0"/>
+                <w:sz w:val="18"/>
+              </w:rPr>
+              <w:t>same</w:t>
+            </w:r>
+          </w:p>
+        </w:tc>
+      </w:tr>
+      <w:tr>
+        <w:tc>
+          <w:tcPr>
+            <w:tcW w:type="dxa" w:w="1474"/>
+          </w:tcPr>
+          <w:p>
+            <w:pPr>
+              <w:spacing w:after="20" w:before="20" w:line="264" w:lineRule="auto"/>
+              <w:jc w:val="left"/>
+            </w:pPr>
+            <w:r/>
+            <w:r>
+              <w:rPr>
+                <w:rFonts w:ascii="바탕" w:hAnsi="바탕" w:eastAsia="바탕"/>
+                <w:b w:val="0"/>
+                <w:i w:val="0"/>
+                <w:sz w:val="18"/>
+              </w:rPr>
+              <w:t>Lat. flexion (L)</w:t>
+            </w:r>
+          </w:p>
+        </w:tc>
+        <w:tc>
+          <w:tcPr>
+            <w:tcW w:type="dxa" w:w="1417"/>
+          </w:tcPr>
+          <w:p>
+            <w:pPr>
+              <w:spacing w:after="20" w:before="20" w:line="264" w:lineRule="auto"/>
+              <w:jc w:val="center"/>
+            </w:pPr>
+            <w:r/>
+            <w:r>
+              <w:rPr>
+                <w:rFonts w:ascii="바탕" w:hAnsi="바탕" w:eastAsia="바탕"/>
+                <w:b w:val="0"/>
+                <w:i w:val="0"/>
+                <w:sz w:val="18"/>
+              </w:rPr>
+              <w:t>0.045</w:t>
+            </w:r>
+          </w:p>
+        </w:tc>
+        <w:tc>
+          <w:tcPr>
+            <w:tcW w:type="dxa" w:w="1417"/>
+          </w:tcPr>
+          <w:p>
+            <w:pPr>
+              <w:spacing w:after="20" w:before="20" w:line="264" w:lineRule="auto"/>
+              <w:jc w:val="center"/>
+            </w:pPr>
+            <w:r/>
+            <w:r>
+              <w:rPr>
+                <w:rFonts w:ascii="바탕" w:hAnsi="바탕" w:eastAsia="바탕"/>
+                <w:b w:val="0"/>
+                <w:i w:val="0"/>
+                <w:sz w:val="18"/>
+              </w:rPr>
+              <w:t>0.102</w:t>
+            </w:r>
+          </w:p>
+        </w:tc>
+        <w:tc>
+          <w:tcPr>
+            <w:tcW w:type="dxa" w:w="1134"/>
+          </w:tcPr>
+          <w:p>
+            <w:pPr>
+              <w:spacing w:after="20" w:before="20" w:line="264" w:lineRule="auto"/>
+              <w:jc w:val="center"/>
+            </w:pPr>
+            <w:r/>
+            <w:r>
+              <w:rPr>
+                <w:rFonts w:ascii="바탕" w:hAnsi="바탕" w:eastAsia="바탕"/>
+                <w:b w:val="0"/>
+                <w:i w:val="0"/>
+                <w:sz w:val="18"/>
+              </w:rPr>
+              <w:t>0.629</w:t>
+            </w:r>
+          </w:p>
+        </w:tc>
+        <w:tc>
+          <w:tcPr>
+            <w:tcW w:type="dxa" w:w="964"/>
+          </w:tcPr>
+          <w:p>
+            <w:pPr>
+              <w:spacing w:after="20" w:before="20" w:line="264" w:lineRule="auto"/>
+              <w:jc w:val="center"/>
+            </w:pPr>
+            <w:r/>
+            <w:r>
+              <w:rPr>
+                <w:rFonts w:ascii="바탕" w:hAnsi="바탕" w:eastAsia="바탕"/>
+                <w:b w:val="0"/>
+                <w:i w:val="0"/>
+                <w:sz w:val="18"/>
+              </w:rPr>
+              <w:t>0.944</w:t>
+            </w:r>
+          </w:p>
+        </w:tc>
+        <w:tc>
+          <w:tcPr>
+            <w:tcW w:type="dxa" w:w="964"/>
+          </w:tcPr>
+          <w:p>
+            <w:pPr>
+              <w:spacing w:after="20" w:before="20" w:line="264" w:lineRule="auto"/>
+              <w:jc w:val="center"/>
+            </w:pPr>
+            <w:r/>
+            <w:r>
+              <w:rPr>
+                <w:rFonts w:ascii="바탕" w:hAnsi="바탕" w:eastAsia="바탕"/>
+                <w:b w:val="0"/>
+                <w:i w:val="0"/>
+                <w:sz w:val="18"/>
+              </w:rPr>
+              <w:t>0.918</w:t>
+            </w:r>
+          </w:p>
+        </w:tc>
+        <w:tc>
+          <w:tcPr>
+            <w:tcW w:type="dxa" w:w="907"/>
+          </w:tcPr>
+          <w:p>
+            <w:pPr>
+              <w:spacing w:after="20" w:before="20" w:line="264" w:lineRule="auto"/>
+              <w:jc w:val="center"/>
+            </w:pPr>
+            <w:r/>
+            <w:r>
+              <w:rPr>
+                <w:rFonts w:ascii="바탕" w:hAnsi="바탕" w:eastAsia="바탕"/>
+                <w:b w:val="0"/>
+                <w:i w:val="0"/>
+                <w:sz w:val="18"/>
+              </w:rPr>
+              <w:t>same</w:t>
+            </w:r>
+          </w:p>
+        </w:tc>
+      </w:tr>
+      <w:tr>
+        <w:tc>
+          <w:tcPr>
+            <w:tcW w:type="dxa" w:w="1474"/>
+          </w:tcPr>
+          <w:p>
+            <w:pPr>
+              <w:spacing w:after="20" w:before="20" w:line="264" w:lineRule="auto"/>
+              <w:jc w:val="left"/>
+            </w:pPr>
+            <w:r/>
+            <w:r>
+              <w:rPr>
+                <w:rFonts w:ascii="바탕" w:hAnsi="바탕" w:eastAsia="바탕"/>
+                <w:b w:val="0"/>
+                <w:i w:val="0"/>
+                <w:sz w:val="18"/>
+              </w:rPr>
+              <w:t>Rotation (R)</w:t>
+            </w:r>
+          </w:p>
+        </w:tc>
+        <w:tc>
+          <w:tcPr>
+            <w:tcW w:type="dxa" w:w="1417"/>
+          </w:tcPr>
+          <w:p>
+            <w:pPr>
+              <w:spacing w:after="20" w:before="20" w:line="264" w:lineRule="auto"/>
+              <w:jc w:val="center"/>
+            </w:pPr>
+            <w:r/>
+            <w:r>
+              <w:rPr>
+                <w:rFonts w:ascii="바탕" w:hAnsi="바탕" w:eastAsia="바탕"/>
+                <w:b w:val="0"/>
+                <w:i w:val="0"/>
+                <w:sz w:val="18"/>
+              </w:rPr>
+              <w:t>0.856</w:t>
+            </w:r>
+          </w:p>
+        </w:tc>
+        <w:tc>
+          <w:tcPr>
+            <w:tcW w:type="dxa" w:w="1417"/>
+          </w:tcPr>
+          <w:p>
+            <w:pPr>
+              <w:spacing w:after="20" w:before="20" w:line="264" w:lineRule="auto"/>
+              <w:jc w:val="center"/>
+            </w:pPr>
+            <w:r/>
+            <w:r>
+              <w:rPr>
+                <w:rFonts w:ascii="바탕" w:hAnsi="바탕" w:eastAsia="바탕"/>
+                <w:b w:val="0"/>
+                <w:i w:val="0"/>
+                <w:sz w:val="18"/>
+              </w:rPr>
+              <w:t>0.401</w:t>
+            </w:r>
+          </w:p>
+        </w:tc>
+        <w:tc>
+          <w:tcPr>
+            <w:tcW w:type="dxa" w:w="1134"/>
+          </w:tcPr>
+          <w:p>
+            <w:pPr>
+              <w:spacing w:after="20" w:before="20" w:line="264" w:lineRule="auto"/>
+              <w:jc w:val="center"/>
+            </w:pPr>
+            <w:r/>
+            <w:r>
+              <w:rPr>
+                <w:rFonts w:ascii="바탕" w:hAnsi="바탕" w:eastAsia="바탕"/>
+                <w:b w:val="0"/>
+                <w:i w:val="0"/>
+                <w:sz w:val="18"/>
+              </w:rPr>
+              <w:t>0.506</w:t>
+            </w:r>
+          </w:p>
+        </w:tc>
+        <w:tc>
+          <w:tcPr>
+            <w:tcW w:type="dxa" w:w="964"/>
+          </w:tcPr>
+          <w:p>
+            <w:pPr>
+              <w:spacing w:after="20" w:before="20" w:line="264" w:lineRule="auto"/>
+              <w:jc w:val="center"/>
+            </w:pPr>
+            <w:r/>
+            <w:r>
+              <w:rPr>
+                <w:rFonts w:ascii="바탕" w:hAnsi="바탕" w:eastAsia="바탕"/>
+                <w:b w:val="0"/>
+                <w:i w:val="0"/>
+                <w:sz w:val="18"/>
+              </w:rPr>
+              <w:t>0.102</w:t>
+            </w:r>
+          </w:p>
+        </w:tc>
+        <w:tc>
+          <w:tcPr>
+            <w:tcW w:type="dxa" w:w="964"/>
+          </w:tcPr>
+          <w:p>
+            <w:pPr>
+              <w:spacing w:after="20" w:before="20" w:line="264" w:lineRule="auto"/>
+              <w:jc w:val="center"/>
+            </w:pPr>
+            <w:r/>
+            <w:r>
+              <w:rPr>
+                <w:rFonts w:ascii="바탕" w:hAnsi="바탕" w:eastAsia="바탕"/>
+                <w:b w:val="0"/>
+                <w:i w:val="0"/>
+                <w:sz w:val="18"/>
+              </w:rPr>
+              <w:t>0.109</w:t>
+            </w:r>
+          </w:p>
+        </w:tc>
+        <w:tc>
+          <w:tcPr>
+            <w:tcW w:type="dxa" w:w="907"/>
+          </w:tcPr>
+          <w:p>
+            <w:pPr>
+              <w:spacing w:after="20" w:before="20" w:line="264" w:lineRule="auto"/>
+              <w:jc w:val="center"/>
+            </w:pPr>
+            <w:r/>
+            <w:r>
+              <w:rPr>
+                <w:rFonts w:ascii="바탕" w:hAnsi="바탕" w:eastAsia="바탕"/>
+                <w:b w:val="0"/>
+                <w:i w:val="0"/>
+                <w:sz w:val="18"/>
+              </w:rPr>
+              <w:t>same</w:t>
+            </w:r>
+          </w:p>
+        </w:tc>
+      </w:tr>
+      <w:tr>
+        <w:tc>
+          <w:tcPr>
+            <w:tcW w:type="dxa" w:w="1474"/>
+            <w:tcBorders>
+              <w:bottom w:val="single" w:sz="8" w:color="000000"/>
+            </w:tcBorders>
+          </w:tcPr>
+          <w:p>
+            <w:pPr>
+              <w:spacing w:after="20" w:before="20" w:line="264" w:lineRule="auto"/>
+              <w:jc w:val="left"/>
+            </w:pPr>
+            <w:r/>
+            <w:r>
+              <w:rPr>
+                <w:rFonts w:ascii="바탕" w:hAnsi="바탕" w:eastAsia="바탕"/>
+                <w:b w:val="0"/>
+                <w:i w:val="0"/>
+                <w:sz w:val="18"/>
+              </w:rPr>
+              <w:t>Rotation (L)</w:t>
+            </w:r>
+          </w:p>
+        </w:tc>
+        <w:tc>
+          <w:tcPr>
+            <w:tcW w:type="dxa" w:w="1417"/>
+            <w:tcBorders>
+              <w:bottom w:val="single" w:sz="8" w:color="000000"/>
+            </w:tcBorders>
+          </w:tcPr>
+          <w:p>
+            <w:pPr>
+              <w:spacing w:after="20" w:before="20" w:line="264" w:lineRule="auto"/>
+              <w:jc w:val="center"/>
+            </w:pPr>
+            <w:r/>
+            <w:r>
+              <w:rPr>
+                <w:rFonts w:ascii="바탕" w:hAnsi="바탕" w:eastAsia="바탕"/>
+                <w:b w:val="0"/>
+                <w:i w:val="0"/>
+                <w:sz w:val="18"/>
+              </w:rPr>
+              <w:t>0.609</w:t>
+            </w:r>
+          </w:p>
+        </w:tc>
+        <w:tc>
+          <w:tcPr>
+            <w:tcW w:type="dxa" w:w="1417"/>
+            <w:tcBorders>
+              <w:bottom w:val="single" w:sz="8" w:color="000000"/>
+            </w:tcBorders>
+          </w:tcPr>
+          <w:p>
+            <w:pPr>
+              <w:spacing w:after="20" w:before="20" w:line="264" w:lineRule="auto"/>
+              <w:jc w:val="center"/>
+            </w:pPr>
+            <w:r/>
+            <w:r>
+              <w:rPr>
+                <w:rFonts w:ascii="바탕" w:hAnsi="바탕" w:eastAsia="바탕"/>
+                <w:b w:val="0"/>
+                <w:i w:val="0"/>
+                <w:sz w:val="18"/>
+              </w:rPr>
+              <w:t>0.194</w:t>
+            </w:r>
+          </w:p>
+        </w:tc>
+        <w:tc>
+          <w:tcPr>
+            <w:tcW w:type="dxa" w:w="1134"/>
+            <w:tcBorders>
+              <w:bottom w:val="single" w:sz="8" w:color="000000"/>
+            </w:tcBorders>
+          </w:tcPr>
+          <w:p>
+            <w:pPr>
+              <w:spacing w:after="20" w:before="20" w:line="264" w:lineRule="auto"/>
+              <w:jc w:val="center"/>
+            </w:pPr>
+            <w:r/>
+            <w:r>
+              <w:rPr>
+                <w:rFonts w:ascii="바탕" w:hAnsi="바탕" w:eastAsia="바탕"/>
+                <w:b w:val="0"/>
+                <w:i w:val="0"/>
+                <w:sz w:val="18"/>
+              </w:rPr>
+              <w:t>0.795</w:t>
+            </w:r>
+          </w:p>
+        </w:tc>
+        <w:tc>
+          <w:tcPr>
+            <w:tcW w:type="dxa" w:w="964"/>
+            <w:tcBorders>
+              <w:bottom w:val="single" w:sz="8" w:color="000000"/>
+            </w:tcBorders>
+          </w:tcPr>
+          <w:p>
+            <w:pPr>
+              <w:spacing w:after="20" w:before="20" w:line="264" w:lineRule="auto"/>
+              <w:jc w:val="center"/>
+            </w:pPr>
+            <w:r/>
+            <w:r>
+              <w:rPr>
+                <w:rFonts w:ascii="바탕" w:hAnsi="바탕" w:eastAsia="바탕"/>
+                <w:b w:val="0"/>
+                <w:i w:val="0"/>
+                <w:sz w:val="18"/>
+              </w:rPr>
+              <w:t>0.187</w:t>
+            </w:r>
+          </w:p>
+        </w:tc>
+        <w:tc>
+          <w:tcPr>
+            <w:tcW w:type="dxa" w:w="964"/>
+            <w:tcBorders>
+              <w:bottom w:val="single" w:sz="8" w:color="000000"/>
+            </w:tcBorders>
+          </w:tcPr>
+          <w:p>
+            <w:pPr>
+              <w:spacing w:after="20" w:before="20" w:line="264" w:lineRule="auto"/>
+              <w:jc w:val="center"/>
+            </w:pPr>
+            <w:r/>
+            <w:r>
+              <w:rPr>
+                <w:rFonts w:ascii="바탕" w:hAnsi="바탕" w:eastAsia="바탕"/>
+                <w:b w:val="0"/>
+                <w:i w:val="0"/>
+                <w:sz w:val="18"/>
+              </w:rPr>
+              <w:t>0.256</w:t>
+            </w:r>
+          </w:p>
+        </w:tc>
+        <w:tc>
+          <w:tcPr>
+            <w:tcW w:type="dxa" w:w="907"/>
+            <w:tcBorders>
+              <w:bottom w:val="single" w:sz="8" w:color="000000"/>
+            </w:tcBorders>
+          </w:tcPr>
+          <w:p>
+            <w:pPr>
+              <w:spacing w:after="20" w:before="20" w:line="264" w:lineRule="auto"/>
+              <w:jc w:val="center"/>
+            </w:pPr>
+            <w:r/>
+            <w:r>
+              <w:rPr>
+                <w:rFonts w:ascii="바탕" w:hAnsi="바탕" w:eastAsia="바탕"/>
+                <w:b w:val="0"/>
+                <w:i w:val="0"/>
+                <w:sz w:val="18"/>
+              </w:rPr>
+              <w:t>same</w:t>
+            </w:r>
+          </w:p>
+        </w:tc>
+      </w:tr>
+    </w:tbl>
+    <w:p>
+      <w:pPr>
+        <w:spacing w:before="20" w:after="60" w:line="264" w:lineRule="auto"/>
+      </w:pPr>
+      <w:r>
+        <w:rPr>
+          <w:rFonts w:ascii="바탕" w:hAnsi="바탕" w:eastAsia="바탕"/>
+          <w:b w:val="0"/>
+          <w:i w:val="0"/>
+          <w:sz w:val="17"/>
+        </w:rPr>
+        <w:t>Shapiro–Wilk test on pre-to-post change scores; Levene's test for homogeneity of variance. t: independent t-test; MWU: Mann–Whitney U test. 'same': concordant significance decision between parametric and non-parametric tests. EG: experimental group; CG: control group.</w:t>
       </w:r>
     </w:p>
     <w:p>
@@ -9771,6 +11094,20 @@
           <w:sz w:val="18"/>
         </w:rPr>
         <w:t>5) 학과 양식: 바탕 글꼴, Ⅰ.(12pt) / 1.(11pt) / 1)(10pt) 굵게, 본문 10pt, 줄간격 160%, 표는 3선 원칙·주석 9pt. docx에 반영하였으나 학과 최종 템플릿과 대조 바랍니다.</w:t>
+      </w:r>
+    </w:p>
+    <w:p>
+      <w:pPr>
+        <w:spacing w:before="0" w:after="40" w:line="312" w:lineRule="auto"/>
+      </w:pPr>
+      <w:r>
+        <w:rPr>
+          <w:rFonts w:ascii="바탕" w:hAnsi="바탕" w:eastAsia="바탕"/>
+          <w:b w:val="0"/>
+          <w:i w:val="0"/>
+          <w:sz w:val="18"/>
+        </w:rPr>
+        <w:t>6) 민감도 분석(신규 추가): 변화량의 정규성(Shapiro–Wilk)·등분산(Levene)을 점검하고 비모수(Mann–Whitney U/Wilcoxon)로 재확인한 결과를 연구방법과 연구결과(5절, Table 7)에 추가하였습니다. 군간 주결과는 검정법과 무관하게 동일하나, 측방굴곡(좌) 실험군의 군내 변화는 대응표본 t-검정에서만 경계적으로 유의(p≈.05)하여 보수적으로 서술하였습니다.</w:t>
       </w:r>
     </w:p>
     <w:sectPr>

--- a/paper/거북목_AI운동_RCT_논문.docx
+++ b/paper/거북목_AI운동_RCT_논문.docx
@@ -14,7 +14,7 @@
           <w:i w:val="0"/>
           <w:sz w:val="30"/>
         </w:rPr>
-        <w:t>AI 생성 운동 프로그램이 전방머리자세 대학생의 두개척추각과 경추 가동범위에 미치는 효과: 무작위대조시험</w:t>
+        <w:t>AI 생성 운동 프로그램이 전방머리자세 대학생의 두개척추각과 경추 가동범위에 미치는 효과: 예비 무작위대조시험</w:t>
       </w:r>
     </w:p>
     <w:p>
@@ -29,7 +29,7 @@
           <w:i/>
           <w:sz w:val="21"/>
         </w:rPr>
-        <w:t>Effects of an AI-Generated Exercise Program on Craniovertebral Angle and Cervical Range of Motion in University Students with Forward Head Posture: A Randomized Controlled Trial</w:t>
+        <w:t>Effects of an AI-Generated Exercise Program on Craniovertebral Angle and Cervical Range of Motion in University Students with Forward Head Posture: A Preliminary Randomized Controlled Trial</w:t>
       </w:r>
     </w:p>
     <w:p>
@@ -180,7 +180,7 @@
           <w:i w:val="0"/>
           <w:sz w:val="20"/>
         </w:rPr>
-        <w:t>AI가 생성한 운동 프로그램은 표준 임상 운동 프로그램에 비해 통계적으로 유의하게 더 큰 개선을 보이지는 않았으며, 두 프로그램 모두 FHP 대학생의 CVA와 CROM을 유사한 수준으로 개선하였다. 이는 AI 생성 운동 프로그램이 표준 임상 운동에 상응하는 효과를 가지면서 접근성과 확장성이 높은 대안적 중재가 될 수 있음을 시사한다.</w:t>
+        <w:t>AI가 생성한 운동 프로그램은 표준 임상 운동 프로그램에 비해 통계적으로 유의하게 더 큰 개선을 보이지는 않았으며, 두 프로그램 모두 FHP 대학생의 CVA와 CROM을 유사한 수준으로 개선하였다. 이는 AI 생성 운동 프로그램이 표준 임상 운동에 상응하는 효과를 가지면서 접근성과 확장성이 높은 대안적 중재가 될 수 있음을 시사한다. 다만 본 연구는 군당 17명 규모의 예비적 시험으로 군간 비교는 과소검정력의 탐색적 분석이므로, 두 중재의 동등성 확증에는 비열등성 대규모 연구가 필요하다.</w:t>
       </w:r>
     </w:p>
     <w:p>
@@ -228,7 +228,7 @@
           <w:i w:val="0"/>
           <w:sz w:val="20"/>
         </w:rPr>
-        <w:t>Purpose: This study compared the effects of an artificial intelligence (AI)-generated exercise program, which incorporated group-specific characteristics, with a conventional clinical exercise program on craniovertebral angle (CVA) and cervical range of motion (CROM) in university students with forward head posture (FHP). Methods: A total of 40 university students with FHP (CVA&lt;50°) were randomly assigned to an AI-generated exercise group (EG, n=20) or a conventional clinical exercise group (CG, n=20). The AI program was generated by a large language model (Claude Opus 4.5) using the group's mean baseline values, and the control program comprised evidence-based cervical extensor and pectoralis major stretching and McKenzie extension exercise. Both interventions were performed twice weekly for 5 weeks (10 sessions, 20 min each) under direct supervision. CVA (photogrammetry) and CROM in six directions (goniometry) were measured before and after the intervention. 34 participants (17 per group) with complete pre/post data were analyzed using a 2 (group) × 2 (time) repeated-measures ANOVA, with paired and independent t-tests and partial eta-squared (partial η²) effect sizes. Results: The groups were homogeneous at baseline (all p&gt;0.05). A significant main effect of time was found for CVA (F=125.41, p&lt;.001, partial η²=0.80), with both groups improving after the intervention (EG 45.0→58.3°, CG 46.5→57.3°), and a significant time effect was also found for five of six CROM directions. However, no significant group × time interaction was observed for any outcome (CVA: F=1.41, p=0.244, partial η²=0.042), and all between-group differences in change had 95% confidence intervals spanning zero. Sensitivity analyses using non-parametric tests (Mann–Whitney U) for outcomes that violated normality yielded conclusions identical to the parametric analyses. Conclusion: The AI-generated exercise program did not produce significantly greater improvement than the conventional program; both improved CVA and CROM comparably. The AI-generated program may therefore serve as an accessible, scalable alternative with effects comparable to expert-designed clinical exercise, although a larger non-inferiority trial is warranted to confirm equivalence.</w:t>
+        <w:t>Purpose: This study compared the effects of an artificial intelligence (AI)-generated exercise program, which incorporated group-specific characteristics, with a conventional clinical exercise program on craniovertebral angle (CVA) and cervical range of motion (CROM) in university students with forward head posture (FHP). Methods: In this preliminary, parallel-group superiority RCT, 40 university students with FHP (CVA&lt;50°) were randomly assigned to an AI-generated exercise group (EG, n=20) or a conventional clinical exercise group (CG, n=20). The AI program was generated by a large language model (Claude Opus 4.5) using the group's mean baseline values, and the control program comprised evidence-based cervical extensor and pectoralis major stretching and McKenzie extension exercise. Both interventions were performed twice weekly for 5 weeks (10 sessions, 20 min each) under direct supervision. CVA (photogrammetry) and CROM in six directions (goniometry) were measured before and after the intervention. 34 participants (17 per group) with complete pre/post data were analyzed using a 2 (group) × 2 (time) repeated-measures ANOVA, with paired and independent t-tests and partial eta-squared (partial η²) effect sizes. Results: The groups were homogeneous at baseline (all p&gt;0.05). A significant main effect of time was found for CVA (F=125.41, p&lt;.001, partial η²=0.80), with both groups improving after the intervention (EG 45.0→58.3°, CG 46.5→57.3°), and a significant time effect was also found for five of six CROM directions. However, no significant group × time interaction was observed for any outcome (CVA: F=1.41, p=0.244, partial η²=0.042), and all between-group differences in change had 95% confidence intervals spanning zero. Sensitivity analyses using non-parametric tests (Mann–Whitney U) for outcomes that violated normality yielded conclusions identical to the parametric analyses. Conclusion: The AI-generated exercise program did not produce significantly greater improvement than the conventional program; both improved CVA and CROM comparably. The AI-generated program may therefore serve as an accessible, scalable alternative with effects comparable to expert-designed clinical exercise, although a larger non-inferiority trial is warranted to confirm equivalence.</w:t>
       </w:r>
     </w:p>
     <w:p>
@@ -365,7 +365,7 @@
           <w:i w:val="0"/>
           <w:sz w:val="20"/>
         </w:rPr>
-        <w:t>본 연구는 FHP 교정을 위한 AI 생성 운동 프로그램의 효과를 표준 임상 운동 프로그램과 비교 검증하기 위한 평가자 맹검(assessor-blinded), 평행군(parallel-group) 무작위대조시험(randomized controlled trial, RCT)으로 설계되었다. 표본 크기는 G*Power 3.1.9.7(University of Düsseldorf, Düsseldorf)을 이용하여 산출하였다. FHP 교정 운동 중재의 메타분석[8]에서 CVA에 대해 큰 효과크기가 보고된 점, 그리고 capital flexion exercise를 적용한 선행 연구[13]에서 CVA 개선에 대해 d=1.34(p=0.002)의 효과크기가 확인된 점을 근거로 하였다. 효과크기 d=1.0, 유의수준 α=0.05, 검정력(1−β)=0.80, 양측검정 조건의 독립표본 t-검정을 기준으로 산정한 결과 군당 17명이 요구되었으며, 약 15%의 탈락률을 고려하여 군당 20명, 총 40명의 대상자를 모집하였다.</w:t>
+        <w:t>본 연구는 FHP 교정을 위한 AI 생성 운동 프로그램의 효과를 표준 임상 운동 프로그램과 비교 검증하기 위한 평가자 맹검(assessor-blinded), 평행군(parallel-group), 우월성(superiority) 가설 검정을 위한 예비적(preliminary) 무작위대조시험(randomized controlled trial, RCT)으로 설계되었다. 다만 최종 분석은 사전·사후 자료가 모두 확보된 대상자만 포함하는 완전자료 분석(complete-case analysis; 비-intention-to-treat)으로 수행되었고 표본이 제한적이므로, 군간 비교는 확증적(confirmatory)이라기보다 탐색적(exploratory) 성격을 가진다. 표본 크기는 G*Power 3.1.9.7(University of Düsseldorf, Düsseldorf)을 이용하여 산출하였다. FHP 교정 운동 중재의 메타분석[8]에서 CVA에 대해 큰 효과크기가 보고된 점, 그리고 capital flexion exercise를 적용한 선행 연구[13]에서 CVA 개선에 대해 d=1.34(p=0.002)의 효과크기가 확인된 점을 근거로 하였다. 효과크기 d=1.0, 유의수준 α=0.05, 검정력(1−β)=0.80, 양측검정 조건의 독립표본 t-검정을 기준으로 산정한 결과 군당 17명이 요구되었으며, 약 15%의 탈락률을 고려하여 군당 20명, 총 40명의 대상자를 모집하였다.</w:t>
       </w:r>
     </w:p>
     <w:p>
@@ -1519,7 +1519,7 @@
           <w:i w:val="0"/>
           <w:sz w:val="20"/>
         </w:rPr>
-        <w:t>중재 효과의 검정을 위해 군(2: 실험군, 대조군)×시점(2: 사전, 사후)의 반복측정 이원분산분석(two-way repeated measures ANOVA)을 실시하였으며, 유의한 상호작용 효과가 관찰된 경우 Bonferroni 보정을 적용한 사후 검정을 수행하기로 하였다. 군내 사전-사후 변화는 대응표본 t-검정으로, 군간 변화량 차이는 독립표본 t-검정으로 검정하였다. 아울러 각 결과변수의 사전–사후 변화량에 대해 정규성(Shapiro–Wilk 검정)과 등분산성(Levene 검정)을 점검하였으며, 정규성 가정이 충족되지 않은 변수에 대해서는 비모수 검정(군간 변화량 비교는 Mann–Whitney U 검정, 군내 변화는 Wilcoxon 부호순위 검정)으로 결론의 일관성을 재확인하는 민감도 분석(sensitivity analysis)을 병행하였다. 효과크기는 분산분석에 대해 부분 에타제곱(partial η²)으로 산출하였으며, 0.01은 작은 효과, 0.06은 중간 효과, 0.14는 큰 효과로 해석하였다. 일반적 특성은 무작위 배정된 전체 대상자를 대상으로 보고하였고, 중재 효과 분석은 사전·사후 자료가 모두 확보된 대상자를 대상으로 수행하였다. 모든 통계적 유의수준은 양측검정 α=0.05로 설정하였다.</w:t>
+        <w:t>중재 효과의 검정을 위해 군(2: 실험군, 대조군)×시점(2: 사전, 사후)의 반복측정 이원분산분석(two-way repeated measures ANOVA)을 실시하였으며, 유의한 상호작용 효과가 관찰된 경우 Bonferroni 보정을 적용한 사후 검정을 수행하기로 하였다. 군내 사전-사후 변화는 대응표본 t-검정으로, 군간 변화량 차이는 독립표본 t-검정으로 검정하였다. 아울러 각 결과변수의 사전–사후 변화량에 대해 정규성(Shapiro–Wilk 검정)과 등분산성(Levene 검정)을 점검하였으며, 정규성 가정이 충족되지 않은 변수에 대해서는 비모수 검정(군간 변화량 비교는 Mann–Whitney U 검정, 군내 변화는 Wilcoxon 부호순위 검정)으로 결론의 일관성을 재확인하는 민감도 분석(sensitivity analysis)을 병행하였다. 아울러 본 연구 설계가 80% 검정력으로 검출할 수 있는 군간 최소검출효과(minimum detectable effect, MDE)를 독립표본 t-검정 기준(α=0.05, 양측)으로 산출하여 설계의 검출 민감도(design sensitivity)를 평가하였다. 효과크기는 분산분석에 대해 부분 에타제곱(partial η²)으로 산출하였으며, 0.01은 작은 효과, 0.06은 중간 효과, 0.14는 큰 효과로 해석하였다. 일반적 특성은 무작위 배정된 전체 대상자를 대상으로 보고하였고, 중재 효과 분석은 사전·사후 자료가 모두 확보된 대상자를 대상으로 수행하였다. 모든 통계적 유의수준은 양측검정 α=0.05로 설정하였다.</w:t>
       </w:r>
     </w:p>
     <w:p>
@@ -10125,6 +10125,1153 @@
     </w:p>
     <w:p>
       <w:pPr>
+        <w:spacing w:before="180" w:after="80" w:line="312" w:lineRule="auto"/>
+      </w:pPr>
+      <w:r>
+        <w:rPr>
+          <w:rFonts w:ascii="맑은 고딕" w:hAnsi="맑은 고딕" w:eastAsia="맑은 고딕"/>
+          <w:b/>
+          <w:i w:val="0"/>
+          <w:sz w:val="22"/>
+        </w:rPr>
+        <w:t>6. 설계 민감도 (검정력)</w:t>
+      </w:r>
+    </w:p>
+    <w:p>
+      <w:pPr>
+        <w:spacing w:before="0" w:after="120" w:line="384" w:lineRule="auto"/>
+        <w:ind w:firstLine="567"/>
+      </w:pPr>
+      <w:r>
+        <w:rPr>
+          <w:rFonts w:ascii="바탕" w:hAnsi="바탕" w:eastAsia="바탕"/>
+          <w:b w:val="0"/>
+          <w:i w:val="0"/>
+          <w:sz w:val="20"/>
+        </w:rPr>
+        <w:t>본 연구 설계의 검출 민감도를 평가한 결과는 Table 8과 같다. 군당 17명, α=0.05(양측), 검정력 0.80 조건에서 군간 비교가 검출할 수 있는 최소 효과크기는 Cohen's d=0.99로 매우 큰 효과에 해당한다. 그러나 실제 관측된 군간 효과크기는 모든 결과변수에서 |d|≤0.58로 이 역치를 밑돌았다. 즉 본 연구는 임상적으로 의미 있는 크기의 군간 차이를 검출하기에는 검정력이 부족하였으며, 따라서 '군간 차이가 유의하지 않았다'는 결과는 두 중재의 동등성을 입증하는 확증적 근거가 아니라 향후 비열등성 설계의 충분한 표본으로 검증되어야 할 탐색적 결과로 해석되어야 한다. (Table 8).</w:t>
+      </w:r>
+    </w:p>
+    <w:p>
+      <w:pPr>
+        <w:spacing w:before="200" w:after="60"/>
+      </w:pPr>
+      <w:r>
+        <w:rPr>
+          <w:rFonts w:ascii="맑은 고딕" w:hAnsi="맑은 고딕" w:eastAsia="맑은 고딕"/>
+          <w:b/>
+          <w:i w:val="0"/>
+          <w:sz w:val="20"/>
+        </w:rPr>
+        <w:t xml:space="preserve">Table 8. </w:t>
+      </w:r>
+      <w:r>
+        <w:rPr>
+          <w:rFonts w:ascii="맑은 고딕" w:hAnsi="맑은 고딕" w:eastAsia="맑은 고딕"/>
+          <w:b w:val="0"/>
+          <w:i w:val="0"/>
+          <w:sz w:val="20"/>
+        </w:rPr>
+        <w:t>Design sensitivity: minimum detectable between-group effect (independent t-test on change; alpha=.05, two-sided, 80% power)</w:t>
+      </w:r>
+    </w:p>
+    <w:tbl>
+      <w:tblPr>
+        <w:tblW w:type="auto" w:w="0"/>
+        <w:jc w:val="center"/>
+        <w:tblLook w:firstColumn="1" w:firstRow="1" w:lastColumn="0" w:lastRow="0" w:noHBand="0" w:noVBand="1" w:val="04A0"/>
+      </w:tblPr>
+      <w:tblGrid>
+        <w:gridCol w:w="1531"/>
+        <w:gridCol w:w="1531"/>
+        <w:gridCol w:w="1531"/>
+        <w:gridCol w:w="1531"/>
+        <w:gridCol w:w="1531"/>
+        <w:gridCol w:w="1531"/>
+      </w:tblGrid>
+      <w:tr>
+        <w:tc>
+          <w:tcPr>
+            <w:tcW w:type="dxa" w:w="1587"/>
+            <w:tcBorders>
+              <w:top w:val="single" w:sz="8" w:color="000000"/>
+              <w:bottom w:val="single" w:sz="8" w:color="000000"/>
+            </w:tcBorders>
+          </w:tcPr>
+          <w:p>
+            <w:pPr>
+              <w:spacing w:after="20" w:before="20" w:line="264" w:lineRule="auto"/>
+              <w:jc w:val="center"/>
+            </w:pPr>
+            <w:r/>
+            <w:r>
+              <w:rPr>
+                <w:rFonts w:ascii="바탕" w:hAnsi="바탕" w:eastAsia="바탕"/>
+                <w:b/>
+                <w:i w:val="0"/>
+                <w:sz w:val="18"/>
+              </w:rPr>
+              <w:t>Outcome</w:t>
+            </w:r>
+          </w:p>
+        </w:tc>
+        <w:tc>
+          <w:tcPr>
+            <w:tcW w:type="dxa" w:w="1474"/>
+            <w:tcBorders>
+              <w:top w:val="single" w:sz="8" w:color="000000"/>
+              <w:bottom w:val="single" w:sz="8" w:color="000000"/>
+            </w:tcBorders>
+          </w:tcPr>
+          <w:p>
+            <w:pPr>
+              <w:spacing w:after="20" w:before="20" w:line="264" w:lineRule="auto"/>
+              <w:jc w:val="center"/>
+            </w:pPr>
+            <w:r/>
+            <w:r>
+              <w:rPr>
+                <w:rFonts w:ascii="바탕" w:hAnsi="바탕" w:eastAsia="바탕"/>
+                <w:b/>
+                <w:i w:val="0"/>
+                <w:sz w:val="18"/>
+              </w:rPr>
+              <w:t>Δ between (°)</w:t>
+            </w:r>
+          </w:p>
+        </w:tc>
+        <w:tc>
+          <w:tcPr>
+            <w:tcW w:type="dxa" w:w="1247"/>
+            <w:tcBorders>
+              <w:top w:val="single" w:sz="8" w:color="000000"/>
+              <w:bottom w:val="single" w:sz="8" w:color="000000"/>
+            </w:tcBorders>
+          </w:tcPr>
+          <w:p>
+            <w:pPr>
+              <w:spacing w:after="20" w:before="20" w:line="264" w:lineRule="auto"/>
+              <w:jc w:val="center"/>
+            </w:pPr>
+            <w:r/>
+            <w:r>
+              <w:rPr>
+                <w:rFonts w:ascii="바탕" w:hAnsi="바탕" w:eastAsia="바탕"/>
+                <w:b/>
+                <w:i w:val="0"/>
+                <w:sz w:val="18"/>
+              </w:rPr>
+              <w:t>Observed d</w:t>
+            </w:r>
+          </w:p>
+        </w:tc>
+        <w:tc>
+          <w:tcPr>
+            <w:tcW w:type="dxa" w:w="1247"/>
+            <w:tcBorders>
+              <w:top w:val="single" w:sz="8" w:color="000000"/>
+              <w:bottom w:val="single" w:sz="8" w:color="000000"/>
+            </w:tcBorders>
+          </w:tcPr>
+          <w:p>
+            <w:pPr>
+              <w:spacing w:after="20" w:before="20" w:line="264" w:lineRule="auto"/>
+              <w:jc w:val="center"/>
+            </w:pPr>
+            <w:r/>
+            <w:r>
+              <w:rPr>
+                <w:rFonts w:ascii="바탕" w:hAnsi="바탕" w:eastAsia="바탕"/>
+                <w:b/>
+                <w:i w:val="0"/>
+                <w:sz w:val="18"/>
+              </w:rPr>
+              <w:t>MDE (d)</w:t>
+            </w:r>
+          </w:p>
+        </w:tc>
+        <w:tc>
+          <w:tcPr>
+            <w:tcW w:type="dxa" w:w="1134"/>
+            <w:tcBorders>
+              <w:top w:val="single" w:sz="8" w:color="000000"/>
+              <w:bottom w:val="single" w:sz="8" w:color="000000"/>
+            </w:tcBorders>
+          </w:tcPr>
+          <w:p>
+            <w:pPr>
+              <w:spacing w:after="20" w:before="20" w:line="264" w:lineRule="auto"/>
+              <w:jc w:val="center"/>
+            </w:pPr>
+            <w:r/>
+            <w:r>
+              <w:rPr>
+                <w:rFonts w:ascii="바탕" w:hAnsi="바탕" w:eastAsia="바탕"/>
+                <w:b/>
+                <w:i w:val="0"/>
+                <w:sz w:val="18"/>
+              </w:rPr>
+              <w:t>MDE (°)</w:t>
+            </w:r>
+          </w:p>
+        </w:tc>
+        <w:tc>
+          <w:tcPr>
+            <w:tcW w:type="dxa" w:w="1247"/>
+            <w:tcBorders>
+              <w:top w:val="single" w:sz="8" w:color="000000"/>
+              <w:bottom w:val="single" w:sz="8" w:color="000000"/>
+            </w:tcBorders>
+          </w:tcPr>
+          <w:p>
+            <w:pPr>
+              <w:spacing w:after="20" w:before="20" w:line="264" w:lineRule="auto"/>
+              <w:jc w:val="center"/>
+            </w:pPr>
+            <w:r/>
+            <w:r>
+              <w:rPr>
+                <w:rFonts w:ascii="바탕" w:hAnsi="바탕" w:eastAsia="바탕"/>
+                <w:b/>
+                <w:i w:val="0"/>
+                <w:sz w:val="18"/>
+              </w:rPr>
+              <w:t>Detectable?</w:t>
+            </w:r>
+          </w:p>
+        </w:tc>
+      </w:tr>
+      <w:tr>
+        <w:tc>
+          <w:tcPr>
+            <w:tcW w:type="dxa" w:w="1587"/>
+          </w:tcPr>
+          <w:p>
+            <w:pPr>
+              <w:spacing w:after="20" w:before="20" w:line="264" w:lineRule="auto"/>
+              <w:jc w:val="center"/>
+            </w:pPr>
+            <w:r/>
+            <w:r>
+              <w:rPr>
+                <w:rFonts w:ascii="바탕" w:hAnsi="바탕" w:eastAsia="바탕"/>
+                <w:b w:val="0"/>
+                <w:i w:val="0"/>
+                <w:sz w:val="18"/>
+              </w:rPr>
+              <w:t>CVA</w:t>
+            </w:r>
+          </w:p>
+        </w:tc>
+        <w:tc>
+          <w:tcPr>
+            <w:tcW w:type="dxa" w:w="1474"/>
+          </w:tcPr>
+          <w:p>
+            <w:pPr>
+              <w:spacing w:after="20" w:before="20" w:line="264" w:lineRule="auto"/>
+              <w:jc w:val="center"/>
+            </w:pPr>
+            <w:r/>
+            <w:r>
+              <w:rPr>
+                <w:rFonts w:ascii="바탕" w:hAnsi="바탕" w:eastAsia="바탕"/>
+                <w:b w:val="0"/>
+                <w:i w:val="0"/>
+                <w:sz w:val="18"/>
+              </w:rPr>
+              <w:t>+2.55</w:t>
+            </w:r>
+          </w:p>
+        </w:tc>
+        <w:tc>
+          <w:tcPr>
+            <w:tcW w:type="dxa" w:w="1247"/>
+          </w:tcPr>
+          <w:p>
+            <w:pPr>
+              <w:spacing w:after="20" w:before="20" w:line="264" w:lineRule="auto"/>
+              <w:jc w:val="center"/>
+            </w:pPr>
+            <w:r/>
+            <w:r>
+              <w:rPr>
+                <w:rFonts w:ascii="바탕" w:hAnsi="바탕" w:eastAsia="바탕"/>
+                <w:b w:val="0"/>
+                <w:i w:val="0"/>
+                <w:sz w:val="18"/>
+              </w:rPr>
+              <w:t>+0.41</w:t>
+            </w:r>
+          </w:p>
+        </w:tc>
+        <w:tc>
+          <w:tcPr>
+            <w:tcW w:type="dxa" w:w="1247"/>
+          </w:tcPr>
+          <w:p>
+            <w:pPr>
+              <w:spacing w:after="20" w:before="20" w:line="264" w:lineRule="auto"/>
+              <w:jc w:val="center"/>
+            </w:pPr>
+            <w:r/>
+            <w:r>
+              <w:rPr>
+                <w:rFonts w:ascii="바탕" w:hAnsi="바탕" w:eastAsia="바탕"/>
+                <w:b w:val="0"/>
+                <w:i w:val="0"/>
+                <w:sz w:val="18"/>
+              </w:rPr>
+              <w:t>0.99</w:t>
+            </w:r>
+          </w:p>
+        </w:tc>
+        <w:tc>
+          <w:tcPr>
+            <w:tcW w:type="dxa" w:w="1134"/>
+          </w:tcPr>
+          <w:p>
+            <w:pPr>
+              <w:spacing w:after="20" w:before="20" w:line="264" w:lineRule="auto"/>
+              <w:jc w:val="center"/>
+            </w:pPr>
+            <w:r/>
+            <w:r>
+              <w:rPr>
+                <w:rFonts w:ascii="바탕" w:hAnsi="바탕" w:eastAsia="바탕"/>
+                <w:b w:val="0"/>
+                <w:i w:val="0"/>
+                <w:sz w:val="18"/>
+              </w:rPr>
+              <w:t>6.2</w:t>
+            </w:r>
+          </w:p>
+        </w:tc>
+        <w:tc>
+          <w:tcPr>
+            <w:tcW w:type="dxa" w:w="1247"/>
+          </w:tcPr>
+          <w:p>
+            <w:pPr>
+              <w:spacing w:after="20" w:before="20" w:line="264" w:lineRule="auto"/>
+              <w:jc w:val="center"/>
+            </w:pPr>
+            <w:r/>
+            <w:r>
+              <w:rPr>
+                <w:rFonts w:ascii="바탕" w:hAnsi="바탕" w:eastAsia="바탕"/>
+                <w:b w:val="0"/>
+                <w:i w:val="0"/>
+                <w:sz w:val="18"/>
+              </w:rPr>
+              <w:t>no</w:t>
+            </w:r>
+          </w:p>
+        </w:tc>
+      </w:tr>
+      <w:tr>
+        <w:tc>
+          <w:tcPr>
+            <w:tcW w:type="dxa" w:w="1587"/>
+          </w:tcPr>
+          <w:p>
+            <w:pPr>
+              <w:spacing w:after="20" w:before="20" w:line="264" w:lineRule="auto"/>
+              <w:jc w:val="left"/>
+            </w:pPr>
+            <w:r/>
+            <w:r>
+              <w:rPr>
+                <w:rFonts w:ascii="바탕" w:hAnsi="바탕" w:eastAsia="바탕"/>
+                <w:b w:val="0"/>
+                <w:i w:val="0"/>
+                <w:sz w:val="18"/>
+              </w:rPr>
+              <w:t>Flexion</w:t>
+            </w:r>
+          </w:p>
+        </w:tc>
+        <w:tc>
+          <w:tcPr>
+            <w:tcW w:type="dxa" w:w="1474"/>
+          </w:tcPr>
+          <w:p>
+            <w:pPr>
+              <w:spacing w:after="20" w:before="20" w:line="264" w:lineRule="auto"/>
+              <w:jc w:val="center"/>
+            </w:pPr>
+            <w:r/>
+            <w:r>
+              <w:rPr>
+                <w:rFonts w:ascii="바탕" w:hAnsi="바탕" w:eastAsia="바탕"/>
+                <w:b w:val="0"/>
+                <w:i w:val="0"/>
+                <w:sz w:val="18"/>
+              </w:rPr>
+              <w:t>-1.69</w:t>
+            </w:r>
+          </w:p>
+        </w:tc>
+        <w:tc>
+          <w:tcPr>
+            <w:tcW w:type="dxa" w:w="1247"/>
+          </w:tcPr>
+          <w:p>
+            <w:pPr>
+              <w:spacing w:after="20" w:before="20" w:line="264" w:lineRule="auto"/>
+              <w:jc w:val="center"/>
+            </w:pPr>
+            <w:r/>
+            <w:r>
+              <w:rPr>
+                <w:rFonts w:ascii="바탕" w:hAnsi="바탕" w:eastAsia="바탕"/>
+                <w:b w:val="0"/>
+                <w:i w:val="0"/>
+                <w:sz w:val="18"/>
+              </w:rPr>
+              <w:t>-0.13</w:t>
+            </w:r>
+          </w:p>
+        </w:tc>
+        <w:tc>
+          <w:tcPr>
+            <w:tcW w:type="dxa" w:w="1247"/>
+          </w:tcPr>
+          <w:p>
+            <w:pPr>
+              <w:spacing w:after="20" w:before="20" w:line="264" w:lineRule="auto"/>
+              <w:jc w:val="center"/>
+            </w:pPr>
+            <w:r/>
+            <w:r>
+              <w:rPr>
+                <w:rFonts w:ascii="바탕" w:hAnsi="바탕" w:eastAsia="바탕"/>
+                <w:b w:val="0"/>
+                <w:i w:val="0"/>
+                <w:sz w:val="18"/>
+              </w:rPr>
+              <w:t>0.99</w:t>
+            </w:r>
+          </w:p>
+        </w:tc>
+        <w:tc>
+          <w:tcPr>
+            <w:tcW w:type="dxa" w:w="1134"/>
+          </w:tcPr>
+          <w:p>
+            <w:pPr>
+              <w:spacing w:after="20" w:before="20" w:line="264" w:lineRule="auto"/>
+              <w:jc w:val="center"/>
+            </w:pPr>
+            <w:r/>
+            <w:r>
+              <w:rPr>
+                <w:rFonts w:ascii="바탕" w:hAnsi="바탕" w:eastAsia="바탕"/>
+                <w:b w:val="0"/>
+                <w:i w:val="0"/>
+                <w:sz w:val="18"/>
+              </w:rPr>
+              <w:t>12.9</w:t>
+            </w:r>
+          </w:p>
+        </w:tc>
+        <w:tc>
+          <w:tcPr>
+            <w:tcW w:type="dxa" w:w="1247"/>
+          </w:tcPr>
+          <w:p>
+            <w:pPr>
+              <w:spacing w:after="20" w:before="20" w:line="264" w:lineRule="auto"/>
+              <w:jc w:val="center"/>
+            </w:pPr>
+            <w:r/>
+            <w:r>
+              <w:rPr>
+                <w:rFonts w:ascii="바탕" w:hAnsi="바탕" w:eastAsia="바탕"/>
+                <w:b w:val="0"/>
+                <w:i w:val="0"/>
+                <w:sz w:val="18"/>
+              </w:rPr>
+              <w:t>no</w:t>
+            </w:r>
+          </w:p>
+        </w:tc>
+      </w:tr>
+      <w:tr>
+        <w:tc>
+          <w:tcPr>
+            <w:tcW w:type="dxa" w:w="1587"/>
+          </w:tcPr>
+          <w:p>
+            <w:pPr>
+              <w:spacing w:after="20" w:before="20" w:line="264" w:lineRule="auto"/>
+              <w:jc w:val="left"/>
+            </w:pPr>
+            <w:r/>
+            <w:r>
+              <w:rPr>
+                <w:rFonts w:ascii="바탕" w:hAnsi="바탕" w:eastAsia="바탕"/>
+                <w:b w:val="0"/>
+                <w:i w:val="0"/>
+                <w:sz w:val="18"/>
+              </w:rPr>
+              <w:t>Extension</w:t>
+            </w:r>
+          </w:p>
+        </w:tc>
+        <w:tc>
+          <w:tcPr>
+            <w:tcW w:type="dxa" w:w="1474"/>
+          </w:tcPr>
+          <w:p>
+            <w:pPr>
+              <w:spacing w:after="20" w:before="20" w:line="264" w:lineRule="auto"/>
+              <w:jc w:val="center"/>
+            </w:pPr>
+            <w:r/>
+            <w:r>
+              <w:rPr>
+                <w:rFonts w:ascii="바탕" w:hAnsi="바탕" w:eastAsia="바탕"/>
+                <w:b w:val="0"/>
+                <w:i w:val="0"/>
+                <w:sz w:val="18"/>
+              </w:rPr>
+              <w:t>+3.35</w:t>
+            </w:r>
+          </w:p>
+        </w:tc>
+        <w:tc>
+          <w:tcPr>
+            <w:tcW w:type="dxa" w:w="1247"/>
+          </w:tcPr>
+          <w:p>
+            <w:pPr>
+              <w:spacing w:after="20" w:before="20" w:line="264" w:lineRule="auto"/>
+              <w:jc w:val="center"/>
+            </w:pPr>
+            <w:r/>
+            <w:r>
+              <w:rPr>
+                <w:rFonts w:ascii="바탕" w:hAnsi="바탕" w:eastAsia="바탕"/>
+                <w:b w:val="0"/>
+                <w:i w:val="0"/>
+                <w:sz w:val="18"/>
+              </w:rPr>
+              <w:t>+0.24</w:t>
+            </w:r>
+          </w:p>
+        </w:tc>
+        <w:tc>
+          <w:tcPr>
+            <w:tcW w:type="dxa" w:w="1247"/>
+          </w:tcPr>
+          <w:p>
+            <w:pPr>
+              <w:spacing w:after="20" w:before="20" w:line="264" w:lineRule="auto"/>
+              <w:jc w:val="center"/>
+            </w:pPr>
+            <w:r/>
+            <w:r>
+              <w:rPr>
+                <w:rFonts w:ascii="바탕" w:hAnsi="바탕" w:eastAsia="바탕"/>
+                <w:b w:val="0"/>
+                <w:i w:val="0"/>
+                <w:sz w:val="18"/>
+              </w:rPr>
+              <w:t>0.99</w:t>
+            </w:r>
+          </w:p>
+        </w:tc>
+        <w:tc>
+          <w:tcPr>
+            <w:tcW w:type="dxa" w:w="1134"/>
+          </w:tcPr>
+          <w:p>
+            <w:pPr>
+              <w:spacing w:after="20" w:before="20" w:line="264" w:lineRule="auto"/>
+              <w:jc w:val="center"/>
+            </w:pPr>
+            <w:r/>
+            <w:r>
+              <w:rPr>
+                <w:rFonts w:ascii="바탕" w:hAnsi="바탕" w:eastAsia="바탕"/>
+                <w:b w:val="0"/>
+                <w:i w:val="0"/>
+                <w:sz w:val="18"/>
+              </w:rPr>
+              <w:t>14.0</w:t>
+            </w:r>
+          </w:p>
+        </w:tc>
+        <w:tc>
+          <w:tcPr>
+            <w:tcW w:type="dxa" w:w="1247"/>
+          </w:tcPr>
+          <w:p>
+            <w:pPr>
+              <w:spacing w:after="20" w:before="20" w:line="264" w:lineRule="auto"/>
+              <w:jc w:val="center"/>
+            </w:pPr>
+            <w:r/>
+            <w:r>
+              <w:rPr>
+                <w:rFonts w:ascii="바탕" w:hAnsi="바탕" w:eastAsia="바탕"/>
+                <w:b w:val="0"/>
+                <w:i w:val="0"/>
+                <w:sz w:val="18"/>
+              </w:rPr>
+              <w:t>no</w:t>
+            </w:r>
+          </w:p>
+        </w:tc>
+      </w:tr>
+      <w:tr>
+        <w:tc>
+          <w:tcPr>
+            <w:tcW w:type="dxa" w:w="1587"/>
+          </w:tcPr>
+          <w:p>
+            <w:pPr>
+              <w:spacing w:after="20" w:before="20" w:line="264" w:lineRule="auto"/>
+              <w:jc w:val="left"/>
+            </w:pPr>
+            <w:r/>
+            <w:r>
+              <w:rPr>
+                <w:rFonts w:ascii="바탕" w:hAnsi="바탕" w:eastAsia="바탕"/>
+                <w:b w:val="0"/>
+                <w:i w:val="0"/>
+                <w:sz w:val="18"/>
+              </w:rPr>
+              <w:t>Lat. flexion (R)</w:t>
+            </w:r>
+          </w:p>
+        </w:tc>
+        <w:tc>
+          <w:tcPr>
+            <w:tcW w:type="dxa" w:w="1474"/>
+          </w:tcPr>
+          <w:p>
+            <w:pPr>
+              <w:spacing w:after="20" w:before="20" w:line="264" w:lineRule="auto"/>
+              <w:jc w:val="center"/>
+            </w:pPr>
+            <w:r/>
+            <w:r>
+              <w:rPr>
+                <w:rFonts w:ascii="바탕" w:hAnsi="바탕" w:eastAsia="바탕"/>
+                <w:b w:val="0"/>
+                <w:i w:val="0"/>
+                <w:sz w:val="18"/>
+              </w:rPr>
+              <w:t>+0.84</w:t>
+            </w:r>
+          </w:p>
+        </w:tc>
+        <w:tc>
+          <w:tcPr>
+            <w:tcW w:type="dxa" w:w="1247"/>
+          </w:tcPr>
+          <w:p>
+            <w:pPr>
+              <w:spacing w:after="20" w:before="20" w:line="264" w:lineRule="auto"/>
+              <w:jc w:val="center"/>
+            </w:pPr>
+            <w:r/>
+            <w:r>
+              <w:rPr>
+                <w:rFonts w:ascii="바탕" w:hAnsi="바탕" w:eastAsia="바탕"/>
+                <w:b w:val="0"/>
+                <w:i w:val="0"/>
+                <w:sz w:val="18"/>
+              </w:rPr>
+              <w:t>+0.12</w:t>
+            </w:r>
+          </w:p>
+        </w:tc>
+        <w:tc>
+          <w:tcPr>
+            <w:tcW w:type="dxa" w:w="1247"/>
+          </w:tcPr>
+          <w:p>
+            <w:pPr>
+              <w:spacing w:after="20" w:before="20" w:line="264" w:lineRule="auto"/>
+              <w:jc w:val="center"/>
+            </w:pPr>
+            <w:r/>
+            <w:r>
+              <w:rPr>
+                <w:rFonts w:ascii="바탕" w:hAnsi="바탕" w:eastAsia="바탕"/>
+                <w:b w:val="0"/>
+                <w:i w:val="0"/>
+                <w:sz w:val="18"/>
+              </w:rPr>
+              <w:t>0.99</w:t>
+            </w:r>
+          </w:p>
+        </w:tc>
+        <w:tc>
+          <w:tcPr>
+            <w:tcW w:type="dxa" w:w="1134"/>
+          </w:tcPr>
+          <w:p>
+            <w:pPr>
+              <w:spacing w:after="20" w:before="20" w:line="264" w:lineRule="auto"/>
+              <w:jc w:val="center"/>
+            </w:pPr>
+            <w:r/>
+            <w:r>
+              <w:rPr>
+                <w:rFonts w:ascii="바탕" w:hAnsi="바탕" w:eastAsia="바탕"/>
+                <w:b w:val="0"/>
+                <w:i w:val="0"/>
+                <w:sz w:val="18"/>
+              </w:rPr>
+              <w:t>7.1</w:t>
+            </w:r>
+          </w:p>
+        </w:tc>
+        <w:tc>
+          <w:tcPr>
+            <w:tcW w:type="dxa" w:w="1247"/>
+          </w:tcPr>
+          <w:p>
+            <w:pPr>
+              <w:spacing w:after="20" w:before="20" w:line="264" w:lineRule="auto"/>
+              <w:jc w:val="center"/>
+            </w:pPr>
+            <w:r/>
+            <w:r>
+              <w:rPr>
+                <w:rFonts w:ascii="바탕" w:hAnsi="바탕" w:eastAsia="바탕"/>
+                <w:b w:val="0"/>
+                <w:i w:val="0"/>
+                <w:sz w:val="18"/>
+              </w:rPr>
+              <w:t>no</w:t>
+            </w:r>
+          </w:p>
+        </w:tc>
+      </w:tr>
+      <w:tr>
+        <w:tc>
+          <w:tcPr>
+            <w:tcW w:type="dxa" w:w="1587"/>
+          </w:tcPr>
+          <w:p>
+            <w:pPr>
+              <w:spacing w:after="20" w:before="20" w:line="264" w:lineRule="auto"/>
+              <w:jc w:val="left"/>
+            </w:pPr>
+            <w:r/>
+            <w:r>
+              <w:rPr>
+                <w:rFonts w:ascii="바탕" w:hAnsi="바탕" w:eastAsia="바탕"/>
+                <w:b w:val="0"/>
+                <w:i w:val="0"/>
+                <w:sz w:val="18"/>
+              </w:rPr>
+              <w:t>Lat. flexion (L)</w:t>
+            </w:r>
+          </w:p>
+        </w:tc>
+        <w:tc>
+          <w:tcPr>
+            <w:tcW w:type="dxa" w:w="1474"/>
+          </w:tcPr>
+          <w:p>
+            <w:pPr>
+              <w:spacing w:after="20" w:before="20" w:line="264" w:lineRule="auto"/>
+              <w:jc w:val="center"/>
+            </w:pPr>
+            <w:r/>
+            <w:r>
+              <w:rPr>
+                <w:rFonts w:ascii="바탕" w:hAnsi="바탕" w:eastAsia="바탕"/>
+                <w:b w:val="0"/>
+                <w:i w:val="0"/>
+                <w:sz w:val="18"/>
+              </w:rPr>
+              <w:t>-0.28</w:t>
+            </w:r>
+          </w:p>
+        </w:tc>
+        <w:tc>
+          <w:tcPr>
+            <w:tcW w:type="dxa" w:w="1247"/>
+          </w:tcPr>
+          <w:p>
+            <w:pPr>
+              <w:spacing w:after="20" w:before="20" w:line="264" w:lineRule="auto"/>
+              <w:jc w:val="center"/>
+            </w:pPr>
+            <w:r/>
+            <w:r>
+              <w:rPr>
+                <w:rFonts w:ascii="바탕" w:hAnsi="바탕" w:eastAsia="바탕"/>
+                <w:b w:val="0"/>
+                <w:i w:val="0"/>
+                <w:sz w:val="18"/>
+              </w:rPr>
+              <w:t>-0.02</w:t>
+            </w:r>
+          </w:p>
+        </w:tc>
+        <w:tc>
+          <w:tcPr>
+            <w:tcW w:type="dxa" w:w="1247"/>
+          </w:tcPr>
+          <w:p>
+            <w:pPr>
+              <w:spacing w:after="20" w:before="20" w:line="264" w:lineRule="auto"/>
+              <w:jc w:val="center"/>
+            </w:pPr>
+            <w:r/>
+            <w:r>
+              <w:rPr>
+                <w:rFonts w:ascii="바탕" w:hAnsi="바탕" w:eastAsia="바탕"/>
+                <w:b w:val="0"/>
+                <w:i w:val="0"/>
+                <w:sz w:val="18"/>
+              </w:rPr>
+              <w:t>0.99</w:t>
+            </w:r>
+          </w:p>
+        </w:tc>
+        <w:tc>
+          <w:tcPr>
+            <w:tcW w:type="dxa" w:w="1134"/>
+          </w:tcPr>
+          <w:p>
+            <w:pPr>
+              <w:spacing w:after="20" w:before="20" w:line="264" w:lineRule="auto"/>
+              <w:jc w:val="center"/>
+            </w:pPr>
+            <w:r/>
+            <w:r>
+              <w:rPr>
+                <w:rFonts w:ascii="바탕" w:hAnsi="바탕" w:eastAsia="바탕"/>
+                <w:b w:val="0"/>
+                <w:i w:val="0"/>
+                <w:sz w:val="18"/>
+              </w:rPr>
+              <w:t>11.4</w:t>
+            </w:r>
+          </w:p>
+        </w:tc>
+        <w:tc>
+          <w:tcPr>
+            <w:tcW w:type="dxa" w:w="1247"/>
+          </w:tcPr>
+          <w:p>
+            <w:pPr>
+              <w:spacing w:after="20" w:before="20" w:line="264" w:lineRule="auto"/>
+              <w:jc w:val="center"/>
+            </w:pPr>
+            <w:r/>
+            <w:r>
+              <w:rPr>
+                <w:rFonts w:ascii="바탕" w:hAnsi="바탕" w:eastAsia="바탕"/>
+                <w:b w:val="0"/>
+                <w:i w:val="0"/>
+                <w:sz w:val="18"/>
+              </w:rPr>
+              <w:t>no</w:t>
+            </w:r>
+          </w:p>
+        </w:tc>
+      </w:tr>
+      <w:tr>
+        <w:tc>
+          <w:tcPr>
+            <w:tcW w:type="dxa" w:w="1587"/>
+          </w:tcPr>
+          <w:p>
+            <w:pPr>
+              <w:spacing w:after="20" w:before="20" w:line="264" w:lineRule="auto"/>
+              <w:jc w:val="left"/>
+            </w:pPr>
+            <w:r/>
+            <w:r>
+              <w:rPr>
+                <w:rFonts w:ascii="바탕" w:hAnsi="바탕" w:eastAsia="바탕"/>
+                <w:b w:val="0"/>
+                <w:i w:val="0"/>
+                <w:sz w:val="18"/>
+              </w:rPr>
+              <w:t>Rotation (R)</w:t>
+            </w:r>
+          </w:p>
+        </w:tc>
+        <w:tc>
+          <w:tcPr>
+            <w:tcW w:type="dxa" w:w="1474"/>
+          </w:tcPr>
+          <w:p>
+            <w:pPr>
+              <w:spacing w:after="20" w:before="20" w:line="264" w:lineRule="auto"/>
+              <w:jc w:val="center"/>
+            </w:pPr>
+            <w:r/>
+            <w:r>
+              <w:rPr>
+                <w:rFonts w:ascii="바탕" w:hAnsi="바탕" w:eastAsia="바탕"/>
+                <w:b w:val="0"/>
+                <w:i w:val="0"/>
+                <w:sz w:val="18"/>
+              </w:rPr>
+              <w:t>-7.16</w:t>
+            </w:r>
+          </w:p>
+        </w:tc>
+        <w:tc>
+          <w:tcPr>
+            <w:tcW w:type="dxa" w:w="1247"/>
+          </w:tcPr>
+          <w:p>
+            <w:pPr>
+              <w:spacing w:after="20" w:before="20" w:line="264" w:lineRule="auto"/>
+              <w:jc w:val="center"/>
+            </w:pPr>
+            <w:r/>
+            <w:r>
+              <w:rPr>
+                <w:rFonts w:ascii="바탕" w:hAnsi="바탕" w:eastAsia="바탕"/>
+                <w:b w:val="0"/>
+                <w:i w:val="0"/>
+                <w:sz w:val="18"/>
+              </w:rPr>
+              <w:t>-0.58</w:t>
+            </w:r>
+          </w:p>
+        </w:tc>
+        <w:tc>
+          <w:tcPr>
+            <w:tcW w:type="dxa" w:w="1247"/>
+          </w:tcPr>
+          <w:p>
+            <w:pPr>
+              <w:spacing w:after="20" w:before="20" w:line="264" w:lineRule="auto"/>
+              <w:jc w:val="center"/>
+            </w:pPr>
+            <w:r/>
+            <w:r>
+              <w:rPr>
+                <w:rFonts w:ascii="바탕" w:hAnsi="바탕" w:eastAsia="바탕"/>
+                <w:b w:val="0"/>
+                <w:i w:val="0"/>
+                <w:sz w:val="18"/>
+              </w:rPr>
+              <w:t>0.99</w:t>
+            </w:r>
+          </w:p>
+        </w:tc>
+        <w:tc>
+          <w:tcPr>
+            <w:tcW w:type="dxa" w:w="1134"/>
+          </w:tcPr>
+          <w:p>
+            <w:pPr>
+              <w:spacing w:after="20" w:before="20" w:line="264" w:lineRule="auto"/>
+              <w:jc w:val="center"/>
+            </w:pPr>
+            <w:r/>
+            <w:r>
+              <w:rPr>
+                <w:rFonts w:ascii="바탕" w:hAnsi="바탕" w:eastAsia="바탕"/>
+                <w:b w:val="0"/>
+                <w:i w:val="0"/>
+                <w:sz w:val="18"/>
+              </w:rPr>
+              <w:t>12.3</w:t>
+            </w:r>
+          </w:p>
+        </w:tc>
+        <w:tc>
+          <w:tcPr>
+            <w:tcW w:type="dxa" w:w="1247"/>
+          </w:tcPr>
+          <w:p>
+            <w:pPr>
+              <w:spacing w:after="20" w:before="20" w:line="264" w:lineRule="auto"/>
+              <w:jc w:val="center"/>
+            </w:pPr>
+            <w:r/>
+            <w:r>
+              <w:rPr>
+                <w:rFonts w:ascii="바탕" w:hAnsi="바탕" w:eastAsia="바탕"/>
+                <w:b w:val="0"/>
+                <w:i w:val="0"/>
+                <w:sz w:val="18"/>
+              </w:rPr>
+              <w:t>no</w:t>
+            </w:r>
+          </w:p>
+        </w:tc>
+      </w:tr>
+      <w:tr>
+        <w:tc>
+          <w:tcPr>
+            <w:tcW w:type="dxa" w:w="1587"/>
+            <w:tcBorders>
+              <w:bottom w:val="single" w:sz="8" w:color="000000"/>
+            </w:tcBorders>
+          </w:tcPr>
+          <w:p>
+            <w:pPr>
+              <w:spacing w:after="20" w:before="20" w:line="264" w:lineRule="auto"/>
+              <w:jc w:val="left"/>
+            </w:pPr>
+            <w:r/>
+            <w:r>
+              <w:rPr>
+                <w:rFonts w:ascii="바탕" w:hAnsi="바탕" w:eastAsia="바탕"/>
+                <w:b w:val="0"/>
+                <w:i w:val="0"/>
+                <w:sz w:val="18"/>
+              </w:rPr>
+              <w:t>Rotation (L)</w:t>
+            </w:r>
+          </w:p>
+        </w:tc>
+        <w:tc>
+          <w:tcPr>
+            <w:tcW w:type="dxa" w:w="1474"/>
+            <w:tcBorders>
+              <w:bottom w:val="single" w:sz="8" w:color="000000"/>
+            </w:tcBorders>
+          </w:tcPr>
+          <w:p>
+            <w:pPr>
+              <w:spacing w:after="20" w:before="20" w:line="264" w:lineRule="auto"/>
+              <w:jc w:val="center"/>
+            </w:pPr>
+            <w:r/>
+            <w:r>
+              <w:rPr>
+                <w:rFonts w:ascii="바탕" w:hAnsi="바탕" w:eastAsia="바탕"/>
+                <w:b w:val="0"/>
+                <w:i w:val="0"/>
+                <w:sz w:val="18"/>
+              </w:rPr>
+              <w:t>-5.09</w:t>
+            </w:r>
+          </w:p>
+        </w:tc>
+        <w:tc>
+          <w:tcPr>
+            <w:tcW w:type="dxa" w:w="1247"/>
+            <w:tcBorders>
+              <w:bottom w:val="single" w:sz="8" w:color="000000"/>
+            </w:tcBorders>
+          </w:tcPr>
+          <w:p>
+            <w:pPr>
+              <w:spacing w:after="20" w:before="20" w:line="264" w:lineRule="auto"/>
+              <w:jc w:val="center"/>
+            </w:pPr>
+            <w:r/>
+            <w:r>
+              <w:rPr>
+                <w:rFonts w:ascii="바탕" w:hAnsi="바탕" w:eastAsia="바탕"/>
+                <w:b w:val="0"/>
+                <w:i w:val="0"/>
+                <w:sz w:val="18"/>
+              </w:rPr>
+              <w:t>-0.46</w:t>
+            </w:r>
+          </w:p>
+        </w:tc>
+        <w:tc>
+          <w:tcPr>
+            <w:tcW w:type="dxa" w:w="1247"/>
+            <w:tcBorders>
+              <w:bottom w:val="single" w:sz="8" w:color="000000"/>
+            </w:tcBorders>
+          </w:tcPr>
+          <w:p>
+            <w:pPr>
+              <w:spacing w:after="20" w:before="20" w:line="264" w:lineRule="auto"/>
+              <w:jc w:val="center"/>
+            </w:pPr>
+            <w:r/>
+            <w:r>
+              <w:rPr>
+                <w:rFonts w:ascii="바탕" w:hAnsi="바탕" w:eastAsia="바탕"/>
+                <w:b w:val="0"/>
+                <w:i w:val="0"/>
+                <w:sz w:val="18"/>
+              </w:rPr>
+              <w:t>0.99</w:t>
+            </w:r>
+          </w:p>
+        </w:tc>
+        <w:tc>
+          <w:tcPr>
+            <w:tcW w:type="dxa" w:w="1134"/>
+            <w:tcBorders>
+              <w:bottom w:val="single" w:sz="8" w:color="000000"/>
+            </w:tcBorders>
+          </w:tcPr>
+          <w:p>
+            <w:pPr>
+              <w:spacing w:after="20" w:before="20" w:line="264" w:lineRule="auto"/>
+              <w:jc w:val="center"/>
+            </w:pPr>
+            <w:r/>
+            <w:r>
+              <w:rPr>
+                <w:rFonts w:ascii="바탕" w:hAnsi="바탕" w:eastAsia="바탕"/>
+                <w:b w:val="0"/>
+                <w:i w:val="0"/>
+                <w:sz w:val="18"/>
+              </w:rPr>
+              <w:t>10.9</w:t>
+            </w:r>
+          </w:p>
+        </w:tc>
+        <w:tc>
+          <w:tcPr>
+            <w:tcW w:type="dxa" w:w="1247"/>
+            <w:tcBorders>
+              <w:bottom w:val="single" w:sz="8" w:color="000000"/>
+            </w:tcBorders>
+          </w:tcPr>
+          <w:p>
+            <w:pPr>
+              <w:spacing w:after="20" w:before="20" w:line="264" w:lineRule="auto"/>
+              <w:jc w:val="center"/>
+            </w:pPr>
+            <w:r/>
+            <w:r>
+              <w:rPr>
+                <w:rFonts w:ascii="바탕" w:hAnsi="바탕" w:eastAsia="바탕"/>
+                <w:b w:val="0"/>
+                <w:i w:val="0"/>
+                <w:sz w:val="18"/>
+              </w:rPr>
+              <w:t>no</w:t>
+            </w:r>
+          </w:p>
+        </w:tc>
+      </w:tr>
+    </w:tbl>
+    <w:p>
+      <w:pPr>
+        <w:spacing w:before="20" w:after="60" w:line="264" w:lineRule="auto"/>
+      </w:pPr>
+      <w:r>
+        <w:rPr>
+          <w:rFonts w:ascii="바탕" w:hAnsi="바탕" w:eastAsia="바탕"/>
+          <w:b w:val="0"/>
+          <w:i w:val="0"/>
+          <w:sz w:val="17"/>
+        </w:rPr>
+        <w:t>MDE = minimum detectable effect (80% power). All observed between-group effects fell below the MDE, indicating the between-group comparison was statistically underpowered (exploratory).</w:t>
+      </w:r>
+    </w:p>
+    <w:p>
+      <w:pPr>
         <w:spacing w:before="280" w:after="140" w:line="312" w:lineRule="auto"/>
       </w:pPr>
       <w:r>
@@ -10209,7 +11356,7 @@
           <w:i w:val="0"/>
           <w:sz w:val="20"/>
         </w:rPr>
-        <w:t>다만 군×시점 상호작용과 변화량의 군간 차이가 유의하지 않았다는 결과를 '두 중재가 동등하다'로 해석할 때에는 주의가 필요하다. 본 연구는 비열등성(non-inferiority) 또는 동등성 검정을 목적으로 설계되지 않았고 표본수가 제한적이어서, 존재할 수 있는 군간 차이를 검출할 통계적 검정력이 충분하지 않았을 수 있다. 따라서 본 결과는 '유의한 차이를 발견하지 못하였다'로 해석하는 것이 타당하며, 두 중재의 동등성을 확정하기 위해서는 비열등성 설계의 대규모 연구가 필요하다.</w:t>
+        <w:t>다만 군×시점 상호작용과 변화량의 군간 차이가 유의하지 않았다는 결과를 '두 중재가 동등하다'로 해석할 때에는 주의가 필요하다. 본 연구는 비열등성(non-inferiority) 또는 동등성 검정을 목적으로 설계되지 않았고 표본수가 제한적이어서, 존재할 수 있는 군간 차이를 검출할 통계적 검정력이 충분하지 않았을 수 있다(설계 민감도 분석상 80% 검정력으로 검출 가능한 최소 군간 효과크기는 매우 큰 수준이었다; Table 8). 따라서 본 결과는 '유의한 차이를 발견하지 못하였다'로 해석하는 것이 타당하며, 두 중재의 동등성을 확정하기 위해서는 비열등성 설계의 대규모 연구가 필요하다.</w:t>
       </w:r>
     </w:p>
     <w:p>

--- a/paper/거북목_AI운동_RCT_논문.docx
+++ b/paper/거북목_AI운동_RCT_논문.docx
@@ -409,7 +409,7 @@
           <w:i w:val="0"/>
           <w:sz w:val="20"/>
         </w:rPr>
-        <w:t>본 연구의 전반적 절차는 CONSORT(Consolidated Standards of Reporting Trials) 지침에 준하여 수행되었다. 연구 참여 전 모든 잠재적 대상자에게 연구의 목적, 절차, 잠재적 위험 및 이익에 대해 구두 및 서면으로 충분히 설명한 후, 자발적 참여 의사를 확인하고 서면 동의서를 취득하였다.</w:t>
+        <w:t>본 연구의 전반적 절차는 CONSORT(Consolidated Standards of Reporting Trials) 지침에 준하여 수행되었다. 연구 참여 전 모든 잠재적 대상자에게 연구의 목적, 절차, 잠재적 위험 및 이익에 대해 구두 및 서면으로 충분히 설명한 후, 자발적 참여 의사를 확인하고 서면 동의서를 취득하였다. 본 연구는 헬싱키 선언(Declaration of Helsinki)의 윤리 원칙을 준수하였다([기관생명윤리위원회(IRB) 승인 여부·승인기관·승인번호를 사실대로 기입]).</w:t>
       </w:r>
     </w:p>
     <w:p>
@@ -424,7 +424,7 @@
           <w:i w:val="0"/>
           <w:sz w:val="20"/>
         </w:rPr>
-        <w:t>사전 평가가 완료된 후, 평가에 참여하지 않은 제3의 연구자가 컴퓨터 기반 난수 생성 프로그램(randomizer.org)을 이용하여 대상자를 AI 생성 운동군(experimental group, n=20)과 표준 임상 운동군(control group, n=20)에 1:1 비율로 무작위 배정하였다. 평가자 맹검을 유지하기 위해 중재에 관여하지 않은 물리치료학과 3학년 재학생 2인이 사전·사후 측정을 전담하였으며, 측정자는 대상자의 군 배정 정보에 접근할 수 없도록 통제하였다. 사전 측정과 사후 측정은 동일한 측정자가 동일한 장소에서 표준화된 절차에 따라 수행하였다.</w:t>
+        <w:t>사전 평가가 완료된 후, 평가에 참여하지 않은 제3의 연구자가 컴퓨터 기반 난수 생성 프로그램(randomizer.org)을 이용하여 대상자를 AI 생성 운동군(experimental group, n=20)과 표준 임상 운동군(control group, n=20)에 1:1 비율로 무작위 배정하였다. 배정 순서는 중재 및 평가에 관여하지 않은 제3자가 생성·보관하였으며, 할당은폐(allocation concealment)를 위해 [구체적 은폐 방법을 사실대로 기입: 예) 순차적으로 번호를 매긴 불투명 밀봉 봉투]를 사용하였다. 평가자 맹검을 유지하기 위해 중재에 관여하지 않은 물리치료학과 3학년 재학생 2인이 사전·사후 측정을 전담하였으며, 측정자는 대상자의 군 배정 정보에 접근할 수 없도록 통제하였다. 사전 측정과 사후 측정은 동일한 측정자가 동일한 장소에서 표준화된 절차에 따라 수행하였다.</w:t>
       </w:r>
     </w:p>
     <w:p>
@@ -1417,7 +1417,7 @@
           <w:i w:val="0"/>
           <w:sz w:val="20"/>
         </w:rPr>
-        <w:t>모든 평가는 중재 전(pre-intervention)과 중재 5주 후(post-intervention) 동일한 환경에서 동일한 측정자에 의해 수행되었다. 주요 측정 변수는 CVA 및 CROM(6방향)이었다. 측정자는 근골격계 평가 관련 교과목을 이수한 물리치료학과 3학년 재학생 2인으로, 본 연구 개시 전 측정 프로토콜에 대한 사전 훈련을 거친 후 측정에 투입되었다.</w:t>
+        <w:t>모든 평가는 중재 전(pre-intervention)과 중재 5주 후(post-intervention) 동일한 환경에서 동일한 측정자에 의해 수행되었다. 일차(주요) 결과변수는 CVA였으며, 6방향 CROM은 이차 결과변수로 사전에 설정하였다. 측정자는 근골격계 평가 관련 교과목을 이수한 물리치료학과 3학년 재학생 2인으로, 본 연구 개시 전 측정 프로토콜에 대한 사전 훈련을 거친 후 측정에 투입되었다.</w:t>
       </w:r>
     </w:p>
     <w:p>
@@ -1519,7 +1519,7 @@
           <w:i w:val="0"/>
           <w:sz w:val="20"/>
         </w:rPr>
-        <w:t>중재 효과의 검정을 위해 군(2: 실험군, 대조군)×시점(2: 사전, 사후)의 반복측정 이원분산분석(two-way repeated measures ANOVA)을 실시하였으며, 유의한 상호작용 효과가 관찰된 경우 Bonferroni 보정을 적용한 사후 검정을 수행하기로 하였다. 군내 사전-사후 변화는 대응표본 t-검정으로, 군간 변화량 차이는 독립표본 t-검정으로 검정하였다. 아울러 각 결과변수의 사전–사후 변화량에 대해 정규성(Shapiro–Wilk 검정)과 등분산성(Levene 검정)을 점검하였으며, 정규성 가정이 충족되지 않은 변수에 대해서는 비모수 검정(군간 변화량 비교는 Mann–Whitney U 검정, 군내 변화는 Wilcoxon 부호순위 검정)으로 결론의 일관성을 재확인하는 민감도 분석(sensitivity analysis)을 병행하였다. 아울러 본 연구 설계가 80% 검정력으로 검출할 수 있는 군간 최소검출효과(minimum detectable effect, MDE)를 독립표본 t-검정 기준(α=0.05, 양측)으로 산출하여 설계의 검출 민감도(design sensitivity)를 평가하였다. 효과크기는 분산분석에 대해 부분 에타제곱(partial η²)으로 산출하였으며, 0.01은 작은 효과, 0.06은 중간 효과, 0.14는 큰 효과로 해석하였다. 일반적 특성은 무작위 배정된 전체 대상자를 대상으로 보고하였고, 중재 효과 분석은 사전·사후 자료가 모두 확보된 대상자를 대상으로 수행하였다. 모든 통계적 유의수준은 양측검정 α=0.05로 설정하였다.</w:t>
+        <w:t>중재 효과의 검정을 위해 군(2: 실험군, 대조군)×시점(2: 사전, 사후)의 반복측정 이원분산분석(two-way repeated measures ANOVA)을 실시하였으며, 유의한 상호작용 효과가 관찰된 경우 Bonferroni 보정을 적용한 사후 검정을 수행하기로 하였다. 군내 사전-사후 변화는 대응표본 t-검정으로, 군간 변화량 차이는 독립표본 t-검정으로 검정하였다. 아울러 각 결과변수의 사전–사후 변화량에 대해 정규성(Shapiro–Wilk 검정)과 등분산성(Levene 검정)을 점검하였으며, 정규성 가정이 충족되지 않은 변수에 대해서는 비모수 검정(군간 변화량 비교는 Mann–Whitney U 검정, 군내 변화는 Wilcoxon 부호순위 검정)으로 결론의 일관성을 재확인하는 민감도 분석(sensitivity analysis)을 병행하였다. 아울러 본 연구 설계가 80% 검정력으로 검출할 수 있는 군간 최소검출효과(minimum detectable effect, MDE)를 독립표본 t-검정 기준(α=0.05, 양측)으로 산출하여 설계의 검출 민감도(design sensitivity)를 평가하였다. 효과크기는 분산분석에 대해 부분 에타제곱(partial η²)으로 산출하였으며, 0.01은 작은 효과, 0.06은 중간 효과, 0.14는 큰 효과로 해석하였다. 일반적 특성은 무작위 배정된 전체 대상자를 대상으로 보고하였고, 중재 효과 분석은 사전·사후 자료가 모두 확보된 대상자를 대상으로 한 완전자료 분석(complete-case analysis)으로 수행하였다. 결측은 무작위배정 후 발생하였고(각 군 3명, 총 6명) 해당 대상자는 사후 측정이 시행되지 않아 대체가 불가능하였다. 본 연구의 보고는 CONSORT 2010 점검표를 따랐다. 모든 통계적 유의수준은 양측검정 α=0.05로 설정하였다.</w:t>
       </w:r>
     </w:p>
     <w:p>
@@ -2538,17 +2538,18 @@
         <w:tblLook w:firstColumn="1" w:firstRow="1" w:lastColumn="0" w:lastRow="0" w:noHBand="0" w:noVBand="1" w:val="04A0"/>
       </w:tblPr>
       <w:tblGrid>
-        <w:gridCol w:w="1531"/>
-        <w:gridCol w:w="1531"/>
-        <w:gridCol w:w="1531"/>
-        <w:gridCol w:w="1531"/>
-        <w:gridCol w:w="1531"/>
-        <w:gridCol w:w="1531"/>
+        <w:gridCol w:w="1312"/>
+        <w:gridCol w:w="1312"/>
+        <w:gridCol w:w="1312"/>
+        <w:gridCol w:w="1312"/>
+        <w:gridCol w:w="1312"/>
+        <w:gridCol w:w="1312"/>
+        <w:gridCol w:w="1312"/>
       </w:tblGrid>
       <w:tr>
         <w:tc>
           <w:tcPr>
-            <w:tcW w:type="dxa" w:w="1814"/>
+            <w:tcW w:type="dxa" w:w="1531"/>
             <w:tcBorders>
               <w:top w:val="single" w:sz="8" w:color="000000"/>
               <w:bottom w:val="single" w:sz="8" w:color="000000"/>
@@ -2573,7 +2574,7 @@
         </w:tc>
         <w:tc>
           <w:tcPr>
-            <w:tcW w:type="dxa" w:w="964"/>
+            <w:tcW w:type="dxa" w:w="794"/>
             <w:tcBorders>
               <w:top w:val="single" w:sz="8" w:color="000000"/>
               <w:bottom w:val="single" w:sz="8" w:color="000000"/>
@@ -2598,7 +2599,7 @@
         </w:tc>
         <w:tc>
           <w:tcPr>
-            <w:tcW w:type="dxa" w:w="1814"/>
+            <w:tcW w:type="dxa" w:w="1587"/>
             <w:tcBorders>
               <w:top w:val="single" w:sz="8" w:color="000000"/>
               <w:bottom w:val="single" w:sz="8" w:color="000000"/>
@@ -2623,7 +2624,7 @@
         </w:tc>
         <w:tc>
           <w:tcPr>
-            <w:tcW w:type="dxa" w:w="1814"/>
+            <w:tcW w:type="dxa" w:w="1587"/>
             <w:tcBorders>
               <w:top w:val="single" w:sz="8" w:color="000000"/>
               <w:bottom w:val="single" w:sz="8" w:color="000000"/>
@@ -2648,7 +2649,7 @@
         </w:tc>
         <w:tc>
           <w:tcPr>
-            <w:tcW w:type="dxa" w:w="964"/>
+            <w:tcW w:type="dxa" w:w="850"/>
             <w:tcBorders>
               <w:top w:val="single" w:sz="8" w:color="000000"/>
               <w:bottom w:val="single" w:sz="8" w:color="000000"/>
@@ -2673,7 +2674,7 @@
         </w:tc>
         <w:tc>
           <w:tcPr>
-            <w:tcW w:type="dxa" w:w="1134"/>
+            <w:tcW w:type="dxa" w:w="1531"/>
             <w:tcBorders>
               <w:top w:val="single" w:sz="8" w:color="000000"/>
               <w:bottom w:val="single" w:sz="8" w:color="000000"/>
@@ -2692,6 +2693,31 @@
                 <w:i w:val="0"/>
                 <w:sz w:val="18"/>
               </w:rPr>
+              <w:t>95% CI</w:t>
+            </w:r>
+          </w:p>
+        </w:tc>
+        <w:tc>
+          <w:tcPr>
+            <w:tcW w:type="dxa" w:w="907"/>
+            <w:tcBorders>
+              <w:top w:val="single" w:sz="8" w:color="000000"/>
+              <w:bottom w:val="single" w:sz="8" w:color="000000"/>
+            </w:tcBorders>
+          </w:tcPr>
+          <w:p>
+            <w:pPr>
+              <w:spacing w:after="20" w:before="20" w:line="264" w:lineRule="auto"/>
+              <w:jc w:val="center"/>
+            </w:pPr>
+            <w:r/>
+            <w:r>
+              <w:rPr>
+                <w:rFonts w:ascii="바탕" w:hAnsi="바탕" w:eastAsia="바탕"/>
+                <w:b/>
+                <w:i w:val="0"/>
+                <w:sz w:val="18"/>
+              </w:rPr>
               <w:t>p</w:t>
             </w:r>
           </w:p>
@@ -2700,7 +2726,7 @@
       <w:tr>
         <w:tc>
           <w:tcPr>
-            <w:tcW w:type="dxa" w:w="1814"/>
+            <w:tcW w:type="dxa" w:w="1531"/>
           </w:tcPr>
           <w:p>
             <w:pPr>
@@ -2721,7 +2747,7 @@
         </w:tc>
         <w:tc>
           <w:tcPr>
-            <w:tcW w:type="dxa" w:w="964"/>
+            <w:tcW w:type="dxa" w:w="794"/>
           </w:tcPr>
           <w:p>
             <w:pPr>
@@ -2742,7 +2768,7 @@
         </w:tc>
         <w:tc>
           <w:tcPr>
-            <w:tcW w:type="dxa" w:w="1814"/>
+            <w:tcW w:type="dxa" w:w="1587"/>
           </w:tcPr>
           <w:p>
             <w:pPr>
@@ -2763,7 +2789,7 @@
         </w:tc>
         <w:tc>
           <w:tcPr>
-            <w:tcW w:type="dxa" w:w="1814"/>
+            <w:tcW w:type="dxa" w:w="1587"/>
           </w:tcPr>
           <w:p>
             <w:pPr>
@@ -2784,7 +2810,7 @@
         </w:tc>
         <w:tc>
           <w:tcPr>
-            <w:tcW w:type="dxa" w:w="964"/>
+            <w:tcW w:type="dxa" w:w="850"/>
           </w:tcPr>
           <w:p>
             <w:pPr>
@@ -2805,7 +2831,28 @@
         </w:tc>
         <w:tc>
           <w:tcPr>
-            <w:tcW w:type="dxa" w:w="1134"/>
+            <w:tcW w:type="dxa" w:w="1531"/>
+          </w:tcPr>
+          <w:p>
+            <w:pPr>
+              <w:spacing w:after="20" w:before="20" w:line="264" w:lineRule="auto"/>
+              <w:jc w:val="center"/>
+            </w:pPr>
+            <w:r/>
+            <w:r>
+              <w:rPr>
+                <w:rFonts w:ascii="바탕" w:hAnsi="바탕" w:eastAsia="바탕"/>
+                <w:b w:val="0"/>
+                <w:i w:val="0"/>
+                <w:sz w:val="18"/>
+              </w:rPr>
+              <w:t>[+9.98, +16.65]</w:t>
+            </w:r>
+          </w:p>
+        </w:tc>
+        <w:tc>
+          <w:tcPr>
+            <w:tcW w:type="dxa" w:w="907"/>
           </w:tcPr>
           <w:p>
             <w:pPr>
@@ -2828,7 +2875,7 @@
       <w:tr>
         <w:tc>
           <w:tcPr>
-            <w:tcW w:type="dxa" w:w="1814"/>
+            <w:tcW w:type="dxa" w:w="1531"/>
           </w:tcPr>
           <w:p>
             <w:pPr>
@@ -2849,7 +2896,7 @@
         </w:tc>
         <w:tc>
           <w:tcPr>
-            <w:tcW w:type="dxa" w:w="964"/>
+            <w:tcW w:type="dxa" w:w="794"/>
           </w:tcPr>
           <w:p>
             <w:pPr>
@@ -2870,7 +2917,7 @@
         </w:tc>
         <w:tc>
           <w:tcPr>
-            <w:tcW w:type="dxa" w:w="1814"/>
+            <w:tcW w:type="dxa" w:w="1587"/>
           </w:tcPr>
           <w:p>
             <w:pPr>
@@ -2891,7 +2938,7 @@
         </w:tc>
         <w:tc>
           <w:tcPr>
-            <w:tcW w:type="dxa" w:w="1814"/>
+            <w:tcW w:type="dxa" w:w="1587"/>
           </w:tcPr>
           <w:p>
             <w:pPr>
@@ -2912,7 +2959,7 @@
         </w:tc>
         <w:tc>
           <w:tcPr>
-            <w:tcW w:type="dxa" w:w="964"/>
+            <w:tcW w:type="dxa" w:w="850"/>
           </w:tcPr>
           <w:p>
             <w:pPr>
@@ -2933,7 +2980,28 @@
         </w:tc>
         <w:tc>
           <w:tcPr>
-            <w:tcW w:type="dxa" w:w="1134"/>
+            <w:tcW w:type="dxa" w:w="1531"/>
+          </w:tcPr>
+          <w:p>
+            <w:pPr>
+              <w:spacing w:after="20" w:before="20" w:line="264" w:lineRule="auto"/>
+              <w:jc w:val="center"/>
+            </w:pPr>
+            <w:r/>
+            <w:r>
+              <w:rPr>
+                <w:rFonts w:ascii="바탕" w:hAnsi="바탕" w:eastAsia="바탕"/>
+                <w:b w:val="0"/>
+                <w:i w:val="0"/>
+                <w:sz w:val="18"/>
+              </w:rPr>
+              <w:t>[+7.66, +13.87]</w:t>
+            </w:r>
+          </w:p>
+        </w:tc>
+        <w:tc>
+          <w:tcPr>
+            <w:tcW w:type="dxa" w:w="907"/>
           </w:tcPr>
           <w:p>
             <w:pPr>
@@ -2956,7 +3024,7 @@
       <w:tr>
         <w:tc>
           <w:tcPr>
-            <w:tcW w:type="dxa" w:w="1814"/>
+            <w:tcW w:type="dxa" w:w="1531"/>
           </w:tcPr>
           <w:p>
             <w:pPr>
@@ -2977,7 +3045,7 @@
         </w:tc>
         <w:tc>
           <w:tcPr>
-            <w:tcW w:type="dxa" w:w="964"/>
+            <w:tcW w:type="dxa" w:w="794"/>
           </w:tcPr>
           <w:p>
             <w:pPr>
@@ -2998,7 +3066,7 @@
         </w:tc>
         <w:tc>
           <w:tcPr>
-            <w:tcW w:type="dxa" w:w="1814"/>
+            <w:tcW w:type="dxa" w:w="1587"/>
           </w:tcPr>
           <w:p>
             <w:pPr>
@@ -3019,7 +3087,7 @@
         </w:tc>
         <w:tc>
           <w:tcPr>
-            <w:tcW w:type="dxa" w:w="1814"/>
+            <w:tcW w:type="dxa" w:w="1587"/>
           </w:tcPr>
           <w:p>
             <w:pPr>
@@ -3040,7 +3108,7 @@
         </w:tc>
         <w:tc>
           <w:tcPr>
-            <w:tcW w:type="dxa" w:w="964"/>
+            <w:tcW w:type="dxa" w:w="850"/>
           </w:tcPr>
           <w:p>
             <w:pPr>
@@ -3061,7 +3129,28 @@
         </w:tc>
         <w:tc>
           <w:tcPr>
-            <w:tcW w:type="dxa" w:w="1134"/>
+            <w:tcW w:type="dxa" w:w="1531"/>
+          </w:tcPr>
+          <w:p>
+            <w:pPr>
+              <w:spacing w:after="20" w:before="20" w:line="264" w:lineRule="auto"/>
+              <w:jc w:val="center"/>
+            </w:pPr>
+            <w:r/>
+            <w:r>
+              <w:rPr>
+                <w:rFonts w:ascii="바탕" w:hAnsi="바탕" w:eastAsia="바탕"/>
+                <w:b w:val="0"/>
+                <w:i w:val="0"/>
+                <w:sz w:val="18"/>
+              </w:rPr>
+              <w:t>[-2.25, +8.30]</w:t>
+            </w:r>
+          </w:p>
+        </w:tc>
+        <w:tc>
+          <w:tcPr>
+            <w:tcW w:type="dxa" w:w="907"/>
           </w:tcPr>
           <w:p>
             <w:pPr>
@@ -3084,7 +3173,7 @@
       <w:tr>
         <w:tc>
           <w:tcPr>
-            <w:tcW w:type="dxa" w:w="1814"/>
+            <w:tcW w:type="dxa" w:w="1531"/>
           </w:tcPr>
           <w:p>
             <w:pPr>
@@ -3105,7 +3194,7 @@
         </w:tc>
         <w:tc>
           <w:tcPr>
-            <w:tcW w:type="dxa" w:w="964"/>
+            <w:tcW w:type="dxa" w:w="794"/>
           </w:tcPr>
           <w:p>
             <w:pPr>
@@ -3126,7 +3215,7 @@
         </w:tc>
         <w:tc>
           <w:tcPr>
-            <w:tcW w:type="dxa" w:w="1814"/>
+            <w:tcW w:type="dxa" w:w="1587"/>
           </w:tcPr>
           <w:p>
             <w:pPr>
@@ -3147,7 +3236,7 @@
         </w:tc>
         <w:tc>
           <w:tcPr>
-            <w:tcW w:type="dxa" w:w="1814"/>
+            <w:tcW w:type="dxa" w:w="1587"/>
           </w:tcPr>
           <w:p>
             <w:pPr>
@@ -3168,7 +3257,7 @@
         </w:tc>
         <w:tc>
           <w:tcPr>
-            <w:tcW w:type="dxa" w:w="964"/>
+            <w:tcW w:type="dxa" w:w="850"/>
           </w:tcPr>
           <w:p>
             <w:pPr>
@@ -3189,7 +3278,28 @@
         </w:tc>
         <w:tc>
           <w:tcPr>
-            <w:tcW w:type="dxa" w:w="1134"/>
+            <w:tcW w:type="dxa" w:w="1531"/>
+          </w:tcPr>
+          <w:p>
+            <w:pPr>
+              <w:spacing w:after="20" w:before="20" w:line="264" w:lineRule="auto"/>
+              <w:jc w:val="center"/>
+            </w:pPr>
+            <w:r/>
+            <w:r>
+              <w:rPr>
+                <w:rFonts w:ascii="바탕" w:hAnsi="바탕" w:eastAsia="바탕"/>
+                <w:b w:val="0"/>
+                <w:i w:val="0"/>
+                <w:sz w:val="18"/>
+              </w:rPr>
+              <w:t>[-3.14, +12.56]</w:t>
+            </w:r>
+          </w:p>
+        </w:tc>
+        <w:tc>
+          <w:tcPr>
+            <w:tcW w:type="dxa" w:w="907"/>
           </w:tcPr>
           <w:p>
             <w:pPr>
@@ -3212,7 +3322,7 @@
       <w:tr>
         <w:tc>
           <w:tcPr>
-            <w:tcW w:type="dxa" w:w="1814"/>
+            <w:tcW w:type="dxa" w:w="1531"/>
           </w:tcPr>
           <w:p>
             <w:pPr>
@@ -3233,7 +3343,7 @@
         </w:tc>
         <w:tc>
           <w:tcPr>
-            <w:tcW w:type="dxa" w:w="964"/>
+            <w:tcW w:type="dxa" w:w="794"/>
           </w:tcPr>
           <w:p>
             <w:pPr>
@@ -3254,7 +3364,7 @@
         </w:tc>
         <w:tc>
           <w:tcPr>
-            <w:tcW w:type="dxa" w:w="1814"/>
+            <w:tcW w:type="dxa" w:w="1587"/>
           </w:tcPr>
           <w:p>
             <w:pPr>
@@ -3275,7 +3385,7 @@
         </w:tc>
         <w:tc>
           <w:tcPr>
-            <w:tcW w:type="dxa" w:w="1814"/>
+            <w:tcW w:type="dxa" w:w="1587"/>
           </w:tcPr>
           <w:p>
             <w:pPr>
@@ -3296,7 +3406,7 @@
         </w:tc>
         <w:tc>
           <w:tcPr>
-            <w:tcW w:type="dxa" w:w="964"/>
+            <w:tcW w:type="dxa" w:w="850"/>
           </w:tcPr>
           <w:p>
             <w:pPr>
@@ -3317,7 +3427,28 @@
         </w:tc>
         <w:tc>
           <w:tcPr>
-            <w:tcW w:type="dxa" w:w="1134"/>
+            <w:tcW w:type="dxa" w:w="1531"/>
+          </w:tcPr>
+          <w:p>
+            <w:pPr>
+              <w:spacing w:after="20" w:before="20" w:line="264" w:lineRule="auto"/>
+              <w:jc w:val="center"/>
+            </w:pPr>
+            <w:r/>
+            <w:r>
+              <w:rPr>
+                <w:rFonts w:ascii="바탕" w:hAnsi="바탕" w:eastAsia="바탕"/>
+                <w:b w:val="0"/>
+                <w:i w:val="0"/>
+                <w:sz w:val="18"/>
+              </w:rPr>
+              <w:t>[+3.87, +18.93]</w:t>
+            </w:r>
+          </w:p>
+        </w:tc>
+        <w:tc>
+          <w:tcPr>
+            <w:tcW w:type="dxa" w:w="907"/>
           </w:tcPr>
           <w:p>
             <w:pPr>
@@ -3340,7 +3471,7 @@
       <w:tr>
         <w:tc>
           <w:tcPr>
-            <w:tcW w:type="dxa" w:w="1814"/>
+            <w:tcW w:type="dxa" w:w="1531"/>
           </w:tcPr>
           <w:p>
             <w:pPr>
@@ -3361,7 +3492,7 @@
         </w:tc>
         <w:tc>
           <w:tcPr>
-            <w:tcW w:type="dxa" w:w="964"/>
+            <w:tcW w:type="dxa" w:w="794"/>
           </w:tcPr>
           <w:p>
             <w:pPr>
@@ -3382,7 +3513,7 @@
         </w:tc>
         <w:tc>
           <w:tcPr>
-            <w:tcW w:type="dxa" w:w="1814"/>
+            <w:tcW w:type="dxa" w:w="1587"/>
           </w:tcPr>
           <w:p>
             <w:pPr>
@@ -3403,7 +3534,7 @@
         </w:tc>
         <w:tc>
           <w:tcPr>
-            <w:tcW w:type="dxa" w:w="1814"/>
+            <w:tcW w:type="dxa" w:w="1587"/>
           </w:tcPr>
           <w:p>
             <w:pPr>
@@ -3424,7 +3555,7 @@
         </w:tc>
         <w:tc>
           <w:tcPr>
-            <w:tcW w:type="dxa" w:w="964"/>
+            <w:tcW w:type="dxa" w:w="850"/>
           </w:tcPr>
           <w:p>
             <w:pPr>
@@ -3445,7 +3576,28 @@
         </w:tc>
         <w:tc>
           <w:tcPr>
-            <w:tcW w:type="dxa" w:w="1134"/>
+            <w:tcW w:type="dxa" w:w="1531"/>
+          </w:tcPr>
+          <w:p>
+            <w:pPr>
+              <w:spacing w:after="20" w:before="20" w:line="264" w:lineRule="auto"/>
+              <w:jc w:val="center"/>
+            </w:pPr>
+            <w:r/>
+            <w:r>
+              <w:rPr>
+                <w:rFonts w:ascii="바탕" w:hAnsi="바탕" w:eastAsia="바탕"/>
+                <w:b w:val="0"/>
+                <w:i w:val="0"/>
+                <w:sz w:val="18"/>
+              </w:rPr>
+              <w:t>[+1.10, +15.00]</w:t>
+            </w:r>
+          </w:p>
+        </w:tc>
+        <w:tc>
+          <w:tcPr>
+            <w:tcW w:type="dxa" w:w="907"/>
           </w:tcPr>
           <w:p>
             <w:pPr>
@@ -3468,7 +3620,7 @@
       <w:tr>
         <w:tc>
           <w:tcPr>
-            <w:tcW w:type="dxa" w:w="1814"/>
+            <w:tcW w:type="dxa" w:w="1531"/>
           </w:tcPr>
           <w:p>
             <w:pPr>
@@ -3489,7 +3641,7 @@
         </w:tc>
         <w:tc>
           <w:tcPr>
-            <w:tcW w:type="dxa" w:w="964"/>
+            <w:tcW w:type="dxa" w:w="794"/>
           </w:tcPr>
           <w:p>
             <w:pPr>
@@ -3510,7 +3662,7 @@
         </w:tc>
         <w:tc>
           <w:tcPr>
-            <w:tcW w:type="dxa" w:w="1814"/>
+            <w:tcW w:type="dxa" w:w="1587"/>
           </w:tcPr>
           <w:p>
             <w:pPr>
@@ -3531,7 +3683,7 @@
         </w:tc>
         <w:tc>
           <w:tcPr>
-            <w:tcW w:type="dxa" w:w="1814"/>
+            <w:tcW w:type="dxa" w:w="1587"/>
           </w:tcPr>
           <w:p>
             <w:pPr>
@@ -3552,7 +3704,7 @@
         </w:tc>
         <w:tc>
           <w:tcPr>
-            <w:tcW w:type="dxa" w:w="964"/>
+            <w:tcW w:type="dxa" w:w="850"/>
           </w:tcPr>
           <w:p>
             <w:pPr>
@@ -3573,7 +3725,28 @@
         </w:tc>
         <w:tc>
           <w:tcPr>
-            <w:tcW w:type="dxa" w:w="1134"/>
+            <w:tcW w:type="dxa" w:w="1531"/>
+          </w:tcPr>
+          <w:p>
+            <w:pPr>
+              <w:spacing w:after="20" w:before="20" w:line="264" w:lineRule="auto"/>
+              <w:jc w:val="center"/>
+            </w:pPr>
+            <w:r/>
+            <w:r>
+              <w:rPr>
+                <w:rFonts w:ascii="바탕" w:hAnsi="바탕" w:eastAsia="바탕"/>
+                <w:b w:val="0"/>
+                <w:i w:val="0"/>
+                <w:sz w:val="18"/>
+              </w:rPr>
+              <w:t>[+0.45, +7.59]</w:t>
+            </w:r>
+          </w:p>
+        </w:tc>
+        <w:tc>
+          <w:tcPr>
+            <w:tcW w:type="dxa" w:w="907"/>
           </w:tcPr>
           <w:p>
             <w:pPr>
@@ -3596,7 +3769,7 @@
       <w:tr>
         <w:tc>
           <w:tcPr>
-            <w:tcW w:type="dxa" w:w="1814"/>
+            <w:tcW w:type="dxa" w:w="1531"/>
           </w:tcPr>
           <w:p>
             <w:pPr>
@@ -3617,7 +3790,7 @@
         </w:tc>
         <w:tc>
           <w:tcPr>
-            <w:tcW w:type="dxa" w:w="964"/>
+            <w:tcW w:type="dxa" w:w="794"/>
           </w:tcPr>
           <w:p>
             <w:pPr>
@@ -3638,7 +3811,7 @@
         </w:tc>
         <w:tc>
           <w:tcPr>
-            <w:tcW w:type="dxa" w:w="1814"/>
+            <w:tcW w:type="dxa" w:w="1587"/>
           </w:tcPr>
           <w:p>
             <w:pPr>
@@ -3659,7 +3832,7 @@
         </w:tc>
         <w:tc>
           <w:tcPr>
-            <w:tcW w:type="dxa" w:w="1814"/>
+            <w:tcW w:type="dxa" w:w="1587"/>
           </w:tcPr>
           <w:p>
             <w:pPr>
@@ -3680,7 +3853,7 @@
         </w:tc>
         <w:tc>
           <w:tcPr>
-            <w:tcW w:type="dxa" w:w="964"/>
+            <w:tcW w:type="dxa" w:w="850"/>
           </w:tcPr>
           <w:p>
             <w:pPr>
@@ -3701,7 +3874,28 @@
         </w:tc>
         <w:tc>
           <w:tcPr>
-            <w:tcW w:type="dxa" w:w="1134"/>
+            <w:tcW w:type="dxa" w:w="1531"/>
+          </w:tcPr>
+          <w:p>
+            <w:pPr>
+              <w:spacing w:after="20" w:before="20" w:line="264" w:lineRule="auto"/>
+              <w:jc w:val="center"/>
+            </w:pPr>
+            <w:r/>
+            <w:r>
+              <w:rPr>
+                <w:rFonts w:ascii="바탕" w:hAnsi="바탕" w:eastAsia="바탕"/>
+                <w:b w:val="0"/>
+                <w:i w:val="0"/>
+                <w:sz w:val="18"/>
+              </w:rPr>
+              <w:t>[-0.62, +6.98]</w:t>
+            </w:r>
+          </w:p>
+        </w:tc>
+        <w:tc>
+          <w:tcPr>
+            <w:tcW w:type="dxa" w:w="907"/>
           </w:tcPr>
           <w:p>
             <w:pPr>
@@ -3724,7 +3918,7 @@
       <w:tr>
         <w:tc>
           <w:tcPr>
-            <w:tcW w:type="dxa" w:w="1814"/>
+            <w:tcW w:type="dxa" w:w="1531"/>
           </w:tcPr>
           <w:p>
             <w:pPr>
@@ -3745,7 +3939,7 @@
         </w:tc>
         <w:tc>
           <w:tcPr>
-            <w:tcW w:type="dxa" w:w="964"/>
+            <w:tcW w:type="dxa" w:w="794"/>
           </w:tcPr>
           <w:p>
             <w:pPr>
@@ -3766,7 +3960,7 @@
         </w:tc>
         <w:tc>
           <w:tcPr>
-            <w:tcW w:type="dxa" w:w="1814"/>
+            <w:tcW w:type="dxa" w:w="1587"/>
           </w:tcPr>
           <w:p>
             <w:pPr>
@@ -3787,7 +3981,7 @@
         </w:tc>
         <w:tc>
           <w:tcPr>
-            <w:tcW w:type="dxa" w:w="1814"/>
+            <w:tcW w:type="dxa" w:w="1587"/>
           </w:tcPr>
           <w:p>
             <w:pPr>
@@ -3808,7 +4002,7 @@
         </w:tc>
         <w:tc>
           <w:tcPr>
-            <w:tcW w:type="dxa" w:w="964"/>
+            <w:tcW w:type="dxa" w:w="850"/>
           </w:tcPr>
           <w:p>
             <w:pPr>
@@ -3829,7 +4023,28 @@
         </w:tc>
         <w:tc>
           <w:tcPr>
-            <w:tcW w:type="dxa" w:w="1134"/>
+            <w:tcW w:type="dxa" w:w="1531"/>
+          </w:tcPr>
+          <w:p>
+            <w:pPr>
+              <w:spacing w:after="20" w:before="20" w:line="264" w:lineRule="auto"/>
+              <w:jc w:val="center"/>
+            </w:pPr>
+            <w:r/>
+            <w:r>
+              <w:rPr>
+                <w:rFonts w:ascii="바탕" w:hAnsi="바탕" w:eastAsia="바탕"/>
+                <w:b w:val="0"/>
+                <w:i w:val="0"/>
+                <w:sz w:val="18"/>
+              </w:rPr>
+              <w:t>[+0.03, +11.43]</w:t>
+            </w:r>
+          </w:p>
+        </w:tc>
+        <w:tc>
+          <w:tcPr>
+            <w:tcW w:type="dxa" w:w="907"/>
           </w:tcPr>
           <w:p>
             <w:pPr>
@@ -3852,7 +4067,7 @@
       <w:tr>
         <w:tc>
           <w:tcPr>
-            <w:tcW w:type="dxa" w:w="1814"/>
+            <w:tcW w:type="dxa" w:w="1531"/>
           </w:tcPr>
           <w:p>
             <w:pPr>
@@ -3873,7 +4088,7 @@
         </w:tc>
         <w:tc>
           <w:tcPr>
-            <w:tcW w:type="dxa" w:w="964"/>
+            <w:tcW w:type="dxa" w:w="794"/>
           </w:tcPr>
           <w:p>
             <w:pPr>
@@ -3894,7 +4109,7 @@
         </w:tc>
         <w:tc>
           <w:tcPr>
-            <w:tcW w:type="dxa" w:w="1814"/>
+            <w:tcW w:type="dxa" w:w="1587"/>
           </w:tcPr>
           <w:p>
             <w:pPr>
@@ -3915,7 +4130,7 @@
         </w:tc>
         <w:tc>
           <w:tcPr>
-            <w:tcW w:type="dxa" w:w="1814"/>
+            <w:tcW w:type="dxa" w:w="1587"/>
           </w:tcPr>
           <w:p>
             <w:pPr>
@@ -3936,7 +4151,7 @@
         </w:tc>
         <w:tc>
           <w:tcPr>
-            <w:tcW w:type="dxa" w:w="964"/>
+            <w:tcW w:type="dxa" w:w="850"/>
           </w:tcPr>
           <w:p>
             <w:pPr>
@@ -3957,7 +4172,28 @@
         </w:tc>
         <w:tc>
           <w:tcPr>
-            <w:tcW w:type="dxa" w:w="1134"/>
+            <w:tcW w:type="dxa" w:w="1531"/>
+          </w:tcPr>
+          <w:p>
+            <w:pPr>
+              <w:spacing w:after="20" w:before="20" w:line="264" w:lineRule="auto"/>
+              <w:jc w:val="center"/>
+            </w:pPr>
+            <w:r/>
+            <w:r>
+              <w:rPr>
+                <w:rFonts w:ascii="바탕" w:hAnsi="바탕" w:eastAsia="바탕"/>
+                <w:b w:val="0"/>
+                <w:i w:val="0"/>
+                <w:sz w:val="18"/>
+              </w:rPr>
+              <w:t>[-0.15, +12.17]</w:t>
+            </w:r>
+          </w:p>
+        </w:tc>
+        <w:tc>
+          <w:tcPr>
+            <w:tcW w:type="dxa" w:w="907"/>
           </w:tcPr>
           <w:p>
             <w:pPr>
@@ -3980,7 +4216,7 @@
       <w:tr>
         <w:tc>
           <w:tcPr>
-            <w:tcW w:type="dxa" w:w="1814"/>
+            <w:tcW w:type="dxa" w:w="1531"/>
           </w:tcPr>
           <w:p>
             <w:pPr>
@@ -4001,7 +4237,7 @@
         </w:tc>
         <w:tc>
           <w:tcPr>
-            <w:tcW w:type="dxa" w:w="964"/>
+            <w:tcW w:type="dxa" w:w="794"/>
           </w:tcPr>
           <w:p>
             <w:pPr>
@@ -4022,7 +4258,7 @@
         </w:tc>
         <w:tc>
           <w:tcPr>
-            <w:tcW w:type="dxa" w:w="1814"/>
+            <w:tcW w:type="dxa" w:w="1587"/>
           </w:tcPr>
           <w:p>
             <w:pPr>
@@ -4043,7 +4279,7 @@
         </w:tc>
         <w:tc>
           <w:tcPr>
-            <w:tcW w:type="dxa" w:w="1814"/>
+            <w:tcW w:type="dxa" w:w="1587"/>
           </w:tcPr>
           <w:p>
             <w:pPr>
@@ -4064,7 +4300,7 @@
         </w:tc>
         <w:tc>
           <w:tcPr>
-            <w:tcW w:type="dxa" w:w="964"/>
+            <w:tcW w:type="dxa" w:w="850"/>
           </w:tcPr>
           <w:p>
             <w:pPr>
@@ -4085,7 +4321,28 @@
         </w:tc>
         <w:tc>
           <w:tcPr>
-            <w:tcW w:type="dxa" w:w="1134"/>
+            <w:tcW w:type="dxa" w:w="1531"/>
+          </w:tcPr>
+          <w:p>
+            <w:pPr>
+              <w:spacing w:after="20" w:before="20" w:line="264" w:lineRule="auto"/>
+              <w:jc w:val="center"/>
+            </w:pPr>
+            <w:r/>
+            <w:r>
+              <w:rPr>
+                <w:rFonts w:ascii="바탕" w:hAnsi="바탕" w:eastAsia="바탕"/>
+                <w:b w:val="0"/>
+                <w:i w:val="0"/>
+                <w:sz w:val="18"/>
+              </w:rPr>
+              <w:t>[+3.04, +14.88]</w:t>
+            </w:r>
+          </w:p>
+        </w:tc>
+        <w:tc>
+          <w:tcPr>
+            <w:tcW w:type="dxa" w:w="907"/>
           </w:tcPr>
           <w:p>
             <w:pPr>
@@ -4108,7 +4365,7 @@
       <w:tr>
         <w:tc>
           <w:tcPr>
-            <w:tcW w:type="dxa" w:w="1814"/>
+            <w:tcW w:type="dxa" w:w="1531"/>
           </w:tcPr>
           <w:p>
             <w:pPr>
@@ -4129,7 +4386,7 @@
         </w:tc>
         <w:tc>
           <w:tcPr>
-            <w:tcW w:type="dxa" w:w="964"/>
+            <w:tcW w:type="dxa" w:w="794"/>
           </w:tcPr>
           <w:p>
             <w:pPr>
@@ -4150,7 +4407,7 @@
         </w:tc>
         <w:tc>
           <w:tcPr>
-            <w:tcW w:type="dxa" w:w="1814"/>
+            <w:tcW w:type="dxa" w:w="1587"/>
           </w:tcPr>
           <w:p>
             <w:pPr>
@@ -4171,7 +4428,7 @@
         </w:tc>
         <w:tc>
           <w:tcPr>
-            <w:tcW w:type="dxa" w:w="1814"/>
+            <w:tcW w:type="dxa" w:w="1587"/>
           </w:tcPr>
           <w:p>
             <w:pPr>
@@ -4192,7 +4449,7 @@
         </w:tc>
         <w:tc>
           <w:tcPr>
-            <w:tcW w:type="dxa" w:w="964"/>
+            <w:tcW w:type="dxa" w:w="850"/>
           </w:tcPr>
           <w:p>
             <w:pPr>
@@ -4213,7 +4470,28 @@
         </w:tc>
         <w:tc>
           <w:tcPr>
-            <w:tcW w:type="dxa" w:w="1134"/>
+            <w:tcW w:type="dxa" w:w="1531"/>
+          </w:tcPr>
+          <w:p>
+            <w:pPr>
+              <w:spacing w:after="20" w:before="20" w:line="264" w:lineRule="auto"/>
+              <w:jc w:val="center"/>
+            </w:pPr>
+            <w:r/>
+            <w:r>
+              <w:rPr>
+                <w:rFonts w:ascii="바탕" w:hAnsi="바탕" w:eastAsia="바탕"/>
+                <w:b w:val="0"/>
+                <w:i w:val="0"/>
+                <w:sz w:val="18"/>
+              </w:rPr>
+              <w:t>[+9.34, +22.90]</w:t>
+            </w:r>
+          </w:p>
+        </w:tc>
+        <w:tc>
+          <w:tcPr>
+            <w:tcW w:type="dxa" w:w="907"/>
           </w:tcPr>
           <w:p>
             <w:pPr>
@@ -4236,7 +4514,7 @@
       <w:tr>
         <w:tc>
           <w:tcPr>
-            <w:tcW w:type="dxa" w:w="1814"/>
+            <w:tcW w:type="dxa" w:w="1531"/>
           </w:tcPr>
           <w:p>
             <w:pPr>
@@ -4257,7 +4535,7 @@
         </w:tc>
         <w:tc>
           <w:tcPr>
-            <w:tcW w:type="dxa" w:w="964"/>
+            <w:tcW w:type="dxa" w:w="794"/>
           </w:tcPr>
           <w:p>
             <w:pPr>
@@ -4278,7 +4556,7 @@
         </w:tc>
         <w:tc>
           <w:tcPr>
-            <w:tcW w:type="dxa" w:w="1814"/>
+            <w:tcW w:type="dxa" w:w="1587"/>
           </w:tcPr>
           <w:p>
             <w:pPr>
@@ -4299,7 +4577,7 @@
         </w:tc>
         <w:tc>
           <w:tcPr>
-            <w:tcW w:type="dxa" w:w="1814"/>
+            <w:tcW w:type="dxa" w:w="1587"/>
           </w:tcPr>
           <w:p>
             <w:pPr>
@@ -4320,7 +4598,7 @@
         </w:tc>
         <w:tc>
           <w:tcPr>
-            <w:tcW w:type="dxa" w:w="964"/>
+            <w:tcW w:type="dxa" w:w="850"/>
           </w:tcPr>
           <w:p>
             <w:pPr>
@@ -4341,7 +4619,28 @@
         </w:tc>
         <w:tc>
           <w:tcPr>
-            <w:tcW w:type="dxa" w:w="1134"/>
+            <w:tcW w:type="dxa" w:w="1531"/>
+          </w:tcPr>
+          <w:p>
+            <w:pPr>
+              <w:spacing w:after="20" w:before="20" w:line="264" w:lineRule="auto"/>
+              <w:jc w:val="center"/>
+            </w:pPr>
+            <w:r/>
+            <w:r>
+              <w:rPr>
+                <w:rFonts w:ascii="바탕" w:hAnsi="바탕" w:eastAsia="바탕"/>
+                <w:b w:val="0"/>
+                <w:i w:val="0"/>
+                <w:sz w:val="18"/>
+              </w:rPr>
+              <w:t>[+6.72, +17.24]</w:t>
+            </w:r>
+          </w:p>
+        </w:tc>
+        <w:tc>
+          <w:tcPr>
+            <w:tcW w:type="dxa" w:w="907"/>
           </w:tcPr>
           <w:p>
             <w:pPr>
@@ -4364,7 +4663,7 @@
       <w:tr>
         <w:tc>
           <w:tcPr>
-            <w:tcW w:type="dxa" w:w="1814"/>
+            <w:tcW w:type="dxa" w:w="1531"/>
             <w:tcBorders>
               <w:bottom w:val="single" w:sz="8" w:color="000000"/>
             </w:tcBorders>
@@ -4388,7 +4687,7 @@
         </w:tc>
         <w:tc>
           <w:tcPr>
-            <w:tcW w:type="dxa" w:w="964"/>
+            <w:tcW w:type="dxa" w:w="794"/>
             <w:tcBorders>
               <w:bottom w:val="single" w:sz="8" w:color="000000"/>
             </w:tcBorders>
@@ -4412,7 +4711,7 @@
         </w:tc>
         <w:tc>
           <w:tcPr>
-            <w:tcW w:type="dxa" w:w="1814"/>
+            <w:tcW w:type="dxa" w:w="1587"/>
             <w:tcBorders>
               <w:bottom w:val="single" w:sz="8" w:color="000000"/>
             </w:tcBorders>
@@ -4436,7 +4735,7 @@
         </w:tc>
         <w:tc>
           <w:tcPr>
-            <w:tcW w:type="dxa" w:w="1814"/>
+            <w:tcW w:type="dxa" w:w="1587"/>
             <w:tcBorders>
               <w:bottom w:val="single" w:sz="8" w:color="000000"/>
             </w:tcBorders>
@@ -4460,7 +4759,7 @@
         </w:tc>
         <w:tc>
           <w:tcPr>
-            <w:tcW w:type="dxa" w:w="964"/>
+            <w:tcW w:type="dxa" w:w="850"/>
             <w:tcBorders>
               <w:bottom w:val="single" w:sz="8" w:color="000000"/>
             </w:tcBorders>
@@ -4484,7 +4783,31 @@
         </w:tc>
         <w:tc>
           <w:tcPr>
-            <w:tcW w:type="dxa" w:w="1134"/>
+            <w:tcW w:type="dxa" w:w="1531"/>
+            <w:tcBorders>
+              <w:bottom w:val="single" w:sz="8" w:color="000000"/>
+            </w:tcBorders>
+          </w:tcPr>
+          <w:p>
+            <w:pPr>
+              <w:spacing w:after="20" w:before="20" w:line="264" w:lineRule="auto"/>
+              <w:jc w:val="center"/>
+            </w:pPr>
+            <w:r/>
+            <w:r>
+              <w:rPr>
+                <w:rFonts w:ascii="바탕" w:hAnsi="바탕" w:eastAsia="바탕"/>
+                <w:b w:val="0"/>
+                <w:i w:val="0"/>
+                <w:sz w:val="18"/>
+              </w:rPr>
+              <w:t>[+11.05, +23.09]</w:t>
+            </w:r>
+          </w:p>
+        </w:tc>
+        <w:tc>
+          <w:tcPr>
+            <w:tcW w:type="dxa" w:w="907"/>
             <w:tcBorders>
               <w:bottom w:val="single" w:sz="8" w:color="000000"/>
             </w:tcBorders>
@@ -4519,7 +4842,7 @@
           <w:i w:val="0"/>
           <w:sz w:val="17"/>
         </w:rPr>
-        <w:t>Δ: change (post − pre). * p&lt;0.05, ** p&lt;0.01, *** p&lt;0.001 (paired t-test). EG: experimental group; CG: control group.</w:t>
+        <w:t>Δ: change (post − pre); 95% CI: 95% confidence interval of within-group change. * p&lt;0.05, ** p&lt;0.01, *** p&lt;0.001 (paired t-test). EG: experimental group; CG: control group.</w:t>
       </w:r>
     </w:p>
     <w:p>
@@ -11429,14 +11752,137 @@
           <w:i w:val="0"/>
           <w:sz w:val="22"/>
         </w:rPr>
-        <w:t>데이터 및 코드 가용성 (Data and Code Availability)</w:t>
+        <w:t>선언 (Declarations)</w:t>
       </w:r>
     </w:p>
     <w:p>
       <w:pPr>
-        <w:spacing w:before="0" w:after="120" w:line="384" w:lineRule="auto"/>
-        <w:ind w:firstLine="567"/>
+        <w:spacing w:line="360" w:lineRule="auto" w:after="80"/>
       </w:pPr>
+      <w:r>
+        <w:rPr>
+          <w:rFonts w:ascii="바탕" w:hAnsi="바탕" w:eastAsia="바탕"/>
+          <w:b/>
+          <w:i w:val="0"/>
+          <w:sz w:val="20"/>
+        </w:rPr>
+        <w:t xml:space="preserve">연구윤리 승인 (Ethics approval). </w:t>
+      </w:r>
+      <w:r>
+        <w:rPr>
+          <w:rFonts w:ascii="바탕" w:hAnsi="바탕" w:eastAsia="바탕"/>
+          <w:b w:val="0"/>
+          <w:i w:val="0"/>
+          <w:sz w:val="20"/>
+        </w:rPr>
+        <w:t>본 연구는 헬싱키 선언(Declaration of Helsinki)의 윤리 원칙을 준수하였다. [기관생명윤리위원회(IRB) 승인 여부·승인기관·승인번호를 사실대로 기입. 예: '○○대학교 생명윤리위원회 승인, 승인번호 ___'. 심의면제 또는 미승인인 경우 그 사유를 기재.] 모든 참여자로부터 서면 동의를 취득하였다.</w:t>
+      </w:r>
+    </w:p>
+    <w:p>
+      <w:pPr>
+        <w:spacing w:line="360" w:lineRule="auto" w:after="80"/>
+      </w:pPr>
+      <w:r>
+        <w:rPr>
+          <w:rFonts w:ascii="바탕" w:hAnsi="바탕" w:eastAsia="바탕"/>
+          <w:b/>
+          <w:i w:val="0"/>
+          <w:sz w:val="20"/>
+        </w:rPr>
+        <w:t xml:space="preserve">임상시험 등록 (Trial registration). </w:t>
+      </w:r>
+      <w:r>
+        <w:rPr>
+          <w:rFonts w:ascii="바탕" w:hAnsi="바탕" w:eastAsia="바탕"/>
+          <w:b w:val="0"/>
+          <w:i w:val="0"/>
+          <w:sz w:val="20"/>
+        </w:rPr>
+        <w:t>[사전 등록 여부와 등록번호를 사실대로 기입. 예: '임상연구정보서비스(CRIS, https://cris.nih.go.kr) 등록번호 KCT________'. 미등록인 경우 '본 연구는 사전 등록되지 않았다'로 명시.]</w:t>
+      </w:r>
+    </w:p>
+    <w:p>
+      <w:pPr>
+        <w:spacing w:line="360" w:lineRule="auto" w:after="80"/>
+      </w:pPr>
+      <w:r>
+        <w:rPr>
+          <w:rFonts w:ascii="바탕" w:hAnsi="바탕" w:eastAsia="바탕"/>
+          <w:b/>
+          <w:i w:val="0"/>
+          <w:sz w:val="20"/>
+        </w:rPr>
+        <w:t xml:space="preserve">연구비 지원 (Funding). </w:t>
+      </w:r>
+      <w:r>
+        <w:rPr>
+          <w:rFonts w:ascii="바탕" w:hAnsi="바탕" w:eastAsia="바탕"/>
+          <w:b w:val="0"/>
+          <w:i w:val="0"/>
+          <w:sz w:val="20"/>
+        </w:rPr>
+        <w:t>[연구비 지원 내역을 기입. 해당 없을 경우 '본 연구는 외부 연구비 지원을 받지 않았다'로 명시.]</w:t>
+      </w:r>
+    </w:p>
+    <w:p>
+      <w:pPr>
+        <w:spacing w:line="360" w:lineRule="auto" w:after="80"/>
+      </w:pPr>
+      <w:r>
+        <w:rPr>
+          <w:rFonts w:ascii="바탕" w:hAnsi="바탕" w:eastAsia="바탕"/>
+          <w:b/>
+          <w:i w:val="0"/>
+          <w:sz w:val="20"/>
+        </w:rPr>
+        <w:t xml:space="preserve">이해상충 (Conflict of interest). </w:t>
+      </w:r>
+      <w:r>
+        <w:rPr>
+          <w:rFonts w:ascii="바탕" w:hAnsi="바탕" w:eastAsia="바탕"/>
+          <w:b w:val="0"/>
+          <w:i w:val="0"/>
+          <w:sz w:val="20"/>
+        </w:rPr>
+        <w:t>[이해상충 여부를 기입. 해당 없을 경우 '저자들은 본 연구와 관련하여 이해상충이 없음을 선언한다'로 명시.]</w:t>
+      </w:r>
+    </w:p>
+    <w:p>
+      <w:pPr>
+        <w:spacing w:line="360" w:lineRule="auto" w:after="80"/>
+      </w:pPr>
+      <w:r>
+        <w:rPr>
+          <w:rFonts w:ascii="바탕" w:hAnsi="바탕" w:eastAsia="바탕"/>
+          <w:b/>
+          <w:i w:val="0"/>
+          <w:sz w:val="20"/>
+        </w:rPr>
+        <w:t xml:space="preserve">저자 기여 (Author contributions). </w:t>
+      </w:r>
+      <w:r>
+        <w:rPr>
+          <w:rFonts w:ascii="바탕" w:hAnsi="바탕" w:eastAsia="바탕"/>
+          <w:b w:val="0"/>
+          <w:i w:val="0"/>
+          <w:sz w:val="20"/>
+        </w:rPr>
+        <w:t>[ICMJE 기준에 따라 기입. 예: 연구 착안 및 설계 ___; 자료 수집 ___; 통계 분석 및 해석 ___; 원고 초안 작성 ___; 비판적 검토 및 최종 원고 승인: 전 저자.]</w:t>
+      </w:r>
+    </w:p>
+    <w:p>
+      <w:pPr>
+        <w:spacing w:line="360" w:lineRule="auto" w:after="80"/>
+      </w:pPr>
+      <w:r>
+        <w:rPr>
+          <w:rFonts w:ascii="바탕" w:hAnsi="바탕" w:eastAsia="바탕"/>
+          <w:b/>
+          <w:i w:val="0"/>
+          <w:sz w:val="20"/>
+        </w:rPr>
+        <w:t xml:space="preserve">데이터 및 코드 가용성 (Data and code availability). </w:t>
+      </w:r>
       <w:r>
         <w:rPr>
           <w:rFonts w:ascii="바탕" w:hAnsi="바탕" w:eastAsia="바탕"/>
@@ -12255,6 +12701,34 @@
           <w:sz w:val="18"/>
         </w:rPr>
         <w:t>6) 민감도 분석(신규 추가): 변화량의 정규성(Shapiro–Wilk)·등분산(Levene)을 점검하고 비모수(Mann–Whitney U/Wilcoxon)로 재확인한 결과를 연구방법과 연구결과(5절, Table 7)에 추가하였습니다. 군간 주결과는 검정법과 무관하게 동일하나, 측방굴곡(좌) 실험군의 군내 변화는 대응표본 t-검정에서만 경계적으로 유의(p≈.05)하여 보수적으로 서술하였습니다.</w:t>
+      </w:r>
+    </w:p>
+    <w:p>
+      <w:pPr>
+        <w:spacing w:before="0" w:after="40" w:line="312" w:lineRule="auto"/>
+      </w:pPr>
+      <w:r>
+        <w:rPr>
+          <w:rFonts w:ascii="바탕" w:hAnsi="바탕" w:eastAsia="바탕"/>
+          <w:b w:val="0"/>
+          <w:i w:val="0"/>
+          <w:sz w:val="18"/>
+        </w:rPr>
+        <w:t>7) ★선언(Declarations) 섹션 신규 추가: 윤리승인·임상시험등록·연구비·이해상충·저자기여를 [대괄호] 자리표시자로 넣었습니다. 제출 전 반드시 사실대로 채우세요(특히 IRB 승인번호·임상시험 등록 여부). 빈 자리표시자가 남으면 게재 불가하며, 날조는 연구부정입니다. 연구방법의 IRB·할당은폐 [대괄호]도 동일하게 사실대로 기입하세요.</w:t>
+      </w:r>
+    </w:p>
+    <w:p>
+      <w:pPr>
+        <w:spacing w:before="0" w:after="40" w:line="312" w:lineRule="auto"/>
+      </w:pPr>
+      <w:r>
+        <w:rPr>
+          <w:rFonts w:ascii="바탕" w:hAnsi="바탕" w:eastAsia="바탕"/>
+          <w:b w:val="0"/>
+          <w:i w:val="0"/>
+          <w:sz w:val="18"/>
+        </w:rPr>
+        <w:t>8) 보고 강화: 일차/이차 결과변수 명시, 결측 처리(완전자료, 비-ITT) 근거, CONSORT 2010 보고 문구를 연구방법에 추가하고, Table 4에 군내 변화량의 95% 신뢰구간을 추가하였습니다.</w:t>
       </w:r>
     </w:p>
     <w:sectPr>

--- a/paper/거북목_AI운동_RCT_논문.docx
+++ b/paper/거북목_AI운동_RCT_논문.docx
@@ -4853,7 +4853,7 @@
       <w:r>
         <w:drawing>
           <wp:inline xmlns:a="http://schemas.openxmlformats.org/drawingml/2006/main" xmlns:pic="http://schemas.openxmlformats.org/drawingml/2006/picture">
-            <wp:extent cx="3780000" cy="2887883"/>
+            <wp:extent cx="3780000" cy="2981576"/>
             <wp:docPr id="2" name="Picture 2"/>
             <wp:cNvGraphicFramePr>
               <a:graphicFrameLocks noChangeAspect="1"/>
@@ -4874,7 +4874,7 @@
                   <pic:spPr>
                     <a:xfrm>
                       <a:off x="0" y="0"/>
-                      <a:ext cx="3780000" cy="2887883"/>
+                      <a:ext cx="3780000" cy="2981576"/>
                     </a:xfrm>
                     <a:prstGeom prst="rect"/>
                   </pic:spPr>
@@ -9121,6 +9121,134 @@
           <w:sz w:val="18"/>
         </w:rPr>
         <w:t>(a) FHP normalization rate (proportion with post-intervention CVA ≥ 50°); (b) within-group pre-to-post effect sizes (Cohen's dz ± 95% CI).</w:t>
+      </w:r>
+    </w:p>
+    <w:p>
+      <w:pPr>
+        <w:spacing w:before="160"/>
+        <w:jc w:val="center"/>
+      </w:pPr>
+      <w:r>
+        <w:drawing>
+          <wp:inline xmlns:a="http://schemas.openxmlformats.org/drawingml/2006/main" xmlns:pic="http://schemas.openxmlformats.org/drawingml/2006/picture">
+            <wp:extent cx="3600000" cy="2830256"/>
+            <wp:docPr id="5" name="Picture 5"/>
+            <wp:cNvGraphicFramePr>
+              <a:graphicFrameLocks noChangeAspect="1"/>
+            </wp:cNvGraphicFramePr>
+            <a:graphic>
+              <a:graphicData uri="http://schemas.openxmlformats.org/drawingml/2006/picture">
+                <pic:pic>
+                  <pic:nvPicPr>
+                    <pic:cNvPr id="0" name="Fig5_raincloud_CVA.png"/>
+                    <pic:cNvPicPr/>
+                  </pic:nvPicPr>
+                  <pic:blipFill>
+                    <a:blip r:embed="rId13"/>
+                    <a:stretch>
+                      <a:fillRect/>
+                    </a:stretch>
+                  </pic:blipFill>
+                  <pic:spPr>
+                    <a:xfrm>
+                      <a:off x="0" y="0"/>
+                      <a:ext cx="3600000" cy="2830256"/>
+                    </a:xfrm>
+                    <a:prstGeom prst="rect"/>
+                  </pic:spPr>
+                </pic:pic>
+              </a:graphicData>
+            </a:graphic>
+          </wp:inline>
+        </w:drawing>
+      </w:r>
+    </w:p>
+    <w:p>
+      <w:pPr>
+        <w:spacing w:after="200"/>
+        <w:jc w:val="center"/>
+      </w:pPr>
+      <w:r>
+        <w:rPr>
+          <w:rFonts w:ascii="맑은 고딕" w:hAnsi="맑은 고딕" w:eastAsia="맑은 고딕"/>
+          <w:b/>
+          <w:i w:val="0"/>
+          <w:sz w:val="18"/>
+        </w:rPr>
+        <w:t xml:space="preserve">그림 5. </w:t>
+      </w:r>
+      <w:r>
+        <w:rPr>
+          <w:rFonts w:ascii="맑은 고딕" w:hAnsi="맑은 고딕" w:eastAsia="맑은 고딕"/>
+          <w:b w:val="0"/>
+          <w:i w:val="0"/>
+          <w:sz w:val="18"/>
+        </w:rPr>
+        <w:t>Distribution of within-individual CVA change (post − pre) by group. Violin, density; box, median and interquartile range; dots, individual participants; dotted line, no change.</w:t>
+      </w:r>
+    </w:p>
+    <w:p>
+      <w:pPr>
+        <w:spacing w:before="160"/>
+        <w:jc w:val="center"/>
+      </w:pPr>
+      <w:r>
+        <w:drawing>
+          <wp:inline xmlns:a="http://schemas.openxmlformats.org/drawingml/2006/main" xmlns:pic="http://schemas.openxmlformats.org/drawingml/2006/picture">
+            <wp:extent cx="4140000" cy="2819034"/>
+            <wp:docPr id="6" name="Picture 6"/>
+            <wp:cNvGraphicFramePr>
+              <a:graphicFrameLocks noChangeAspect="1"/>
+            </wp:cNvGraphicFramePr>
+            <a:graphic>
+              <a:graphicData uri="http://schemas.openxmlformats.org/drawingml/2006/picture">
+                <pic:pic>
+                  <pic:nvPicPr>
+                    <pic:cNvPr id="0" name="Fig6_forest_between.png"/>
+                    <pic:cNvPicPr/>
+                  </pic:nvPicPr>
+                  <pic:blipFill>
+                    <a:blip r:embed="rId14"/>
+                    <a:stretch>
+                      <a:fillRect/>
+                    </a:stretch>
+                  </pic:blipFill>
+                  <pic:spPr>
+                    <a:xfrm>
+                      <a:off x="0" y="0"/>
+                      <a:ext cx="4140000" cy="2819034"/>
+                    </a:xfrm>
+                    <a:prstGeom prst="rect"/>
+                  </pic:spPr>
+                </pic:pic>
+              </a:graphicData>
+            </a:graphic>
+          </wp:inline>
+        </w:drawing>
+      </w:r>
+    </w:p>
+    <w:p>
+      <w:pPr>
+        <w:spacing w:after="200"/>
+        <w:jc w:val="center"/>
+      </w:pPr>
+      <w:r>
+        <w:rPr>
+          <w:rFonts w:ascii="맑은 고딕" w:hAnsi="맑은 고딕" w:eastAsia="맑은 고딕"/>
+          <w:b/>
+          <w:i w:val="0"/>
+          <w:sz w:val="18"/>
+        </w:rPr>
+        <w:t xml:space="preserve">그림 6. </w:t>
+      </w:r>
+      <w:r>
+        <w:rPr>
+          <w:rFonts w:ascii="맑은 고딕" w:hAnsi="맑은 고딕" w:eastAsia="맑은 고딕"/>
+          <w:b w:val="0"/>
+          <w:i w:val="0"/>
+          <w:sz w:val="18"/>
+        </w:rPr>
+        <w:t>Forest plot of the between-group difference in change (EG − CG) with 95% confidence intervals for all outcomes. Every interval crosses zero, indicating no significant between-group difference.</w:t>
       </w:r>
     </w:p>
     <w:p>
@@ -11921,7 +12049,7 @@
         </w:rPr>
         <w:t xml:space="preserve">1. Salahzadeh Z, Maroufi N, Ahmadi A, Behtash H, Razmjoo A, Gohari M, Parnianpour M. Assessment of forward head posture in females: Observational and photogrammetry methods. J Back Musculoskelet Rehabil. 2014;27(2):131-139. </w:t>
       </w:r>
-      <w:hyperlink r:id="rId13">
+      <w:hyperlink r:id="rId15">
         <w:r>
           <w:rPr>
             <w:color w:val="0563C1"/>
@@ -11947,7 +12075,7 @@
         </w:rPr>
         <w:t xml:space="preserve">2. Singh S, Kaushal K, Jasrotia S. Prevalence of Forward Head Posture and Its Impact on the Activity of Daily Living Among Students of Adesh University: A Cross-Sectional Study. Adesh Univ J Med Sci Res. 2020;2(2):99-102. </w:t>
       </w:r>
-      <w:hyperlink r:id="rId14">
+      <w:hyperlink r:id="rId16">
         <w:r>
           <w:rPr>
             <w:color w:val="0563C1"/>
@@ -11973,7 +12101,7 @@
         </w:rPr>
         <w:t xml:space="preserve">3. Fernández-de-las-Peñas C, Alonso-Blanco C, Cuadrado ML, Pareja JA. Forward head posture and neck mobility in chronic tension-type headache: a blinded, controlled study. Cephalalgia. 2006;26(3):314-319. </w:t>
       </w:r>
-      <w:hyperlink r:id="rId15">
+      <w:hyperlink r:id="rId17">
         <w:r>
           <w:rPr>
             <w:color w:val="0563C1"/>
@@ -11999,7 +12127,7 @@
         </w:rPr>
         <w:t xml:space="preserve">4. Kim DH, Kim CJ, Son SM. Neck Pain in Adults with Forward Head Posture: Effects of Craniovertebral Angle and Cervical Range of Motion. Osong Public Health Res Perspect. 2018;9(6):309-313. </w:t>
       </w:r>
-      <w:hyperlink r:id="rId16">
+      <w:hyperlink r:id="rId18">
         <w:r>
           <w:rPr>
             <w:color w:val="0563C1"/>
@@ -12025,7 +12153,7 @@
         </w:rPr>
         <w:t xml:space="preserve">5. Kang JH, Park RY, Lee SJ, Kim JY, Yoon SR, Jung KI. The effect of the forward head posture on postural balance in long time computer based worker. Ann Rehabil Med. 2012;36(1):98-104. </w:t>
       </w:r>
-      <w:hyperlink r:id="rId17">
+      <w:hyperlink r:id="rId19">
         <w:r>
           <w:rPr>
             <w:color w:val="0563C1"/>
@@ -12081,7 +12209,7 @@
         </w:rPr>
         <w:t xml:space="preserve">8. Sheikhhoseini R, Shahrbanian S, Sayyadi P, O'Sullivan K. Effectiveness of Therapeutic Exercise on Forward Head Posture: A Systematic Review and Meta-analysis. J Manipulative Physiol Ther. 2018;41(6):530-539. </w:t>
       </w:r>
-      <w:hyperlink r:id="rId18">
+      <w:hyperlink r:id="rId20">
         <w:r>
           <w:rPr>
             <w:color w:val="0563C1"/>
@@ -12107,7 +12235,7 @@
         </w:rPr>
         <w:t xml:space="preserve">9. Kim D, Cho M, Park Y, Yang Y. Effect of an exercise program for posture correction on musculoskeletal pain. J Phys Ther Sci. 2015;27(6):1791-1794. </w:t>
       </w:r>
-      <w:hyperlink r:id="rId19">
+      <w:hyperlink r:id="rId21">
         <w:r>
           <w:rPr>
             <w:color w:val="0563C1"/>
@@ -12133,7 +12261,7 @@
         </w:rPr>
         <w:t xml:space="preserve">10. Topol EJ. High-performance medicine: the convergence of human and artificial intelligence. Nat Med. 2019;25(1):44-56. </w:t>
       </w:r>
-      <w:hyperlink r:id="rId20">
+      <w:hyperlink r:id="rId22">
         <w:r>
           <w:rPr>
             <w:color w:val="0563C1"/>
@@ -12159,7 +12287,7 @@
         </w:rPr>
         <w:t xml:space="preserve">11. Puce L, Bragazzi NL, Currà A, Trompetto C. Harnessing Generative Artificial Intelligence for Exercise and Training Prescription: Applications and Implications in Sports and Physical Activity—A Systematic Literature Review. Appl Sci. 2025;15(7):3497. </w:t>
       </w:r>
-      <w:hyperlink r:id="rId21">
+      <w:hyperlink r:id="rId23">
         <w:r>
           <w:rPr>
             <w:color w:val="0563C1"/>
@@ -12185,7 +12313,7 @@
         </w:rPr>
         <w:t xml:space="preserve">12. Dergaa I, Ben Saad H, El Omri A, Glenn JM, Clark CCT, Washif JA, et al. Using artificial intelligence for exercise prescription in personalised health promotion: A critical evaluation of OpenAI's GPT-4 model. Biol Sport. 2024;41(2):221-241. </w:t>
       </w:r>
-      <w:hyperlink r:id="rId22">
+      <w:hyperlink r:id="rId24">
         <w:r>
           <w:rPr>
             <w:color w:val="0563C1"/>
@@ -12211,7 +12339,7 @@
         </w:rPr>
         <w:t xml:space="preserve">13. Hyeon DA, Kim JS, Lim HW. Effects of Capital Flexion Exercise on Craniovertebral Angle, Trunk Control, Balance, and Gait in Stroke Patients with Forward Head Posture: A Randomized Controlled Trial. Medicina (Kaunas). 2025;61(5):797. </w:t>
       </w:r>
-      <w:hyperlink r:id="rId23">
+      <w:hyperlink r:id="rId25">
         <w:r>
           <w:rPr>
             <w:color w:val="0563C1"/>
@@ -12252,7 +12380,7 @@
         </w:rPr>
         <w:t xml:space="preserve">15. Shaghayegh Fard B, Ahmadi A, Maroufi N, Sarrafzadeh J. Evaluation of forward head posture in sitting and standing positions. Eur Spine J. 2016;25(11):3577-3582. </w:t>
       </w:r>
-      <w:hyperlink r:id="rId24">
+      <w:hyperlink r:id="rId26">
         <w:r>
           <w:rPr>
             <w:color w:val="0563C1"/>
@@ -12278,7 +12406,7 @@
         </w:rPr>
         <w:t xml:space="preserve">16. Mylonas K, Chatzis G, Makrypidi V, Chrysanthopoulos G, Gkrilias P, Tsekoura M, et al. Reliability of photogrammetric evaluation of the craniovertebral angle, swayback posture, and knee hyperextension in university students. J Phys Ther Sci. 2025;37(4):171-175. </w:t>
       </w:r>
-      <w:hyperlink r:id="rId25">
+      <w:hyperlink r:id="rId27">
         <w:r>
           <w:rPr>
             <w:color w:val="0563C1"/>
@@ -12304,7 +12432,7 @@
         </w:rPr>
         <w:t xml:space="preserve">17. Araujo GGC, Pontes-Silva A, Leal PDC, Gomes BS, Reis ML, Lima SKMP, Fidelis-de-Paula-Gomes CA, Dibai-Filho AV. Goniometry and fleximetry measurements to assess cervical range of motion in individuals with chronic neck pain: a validity and reliability study. BMC Musculoskelet Disord. 2024;25(1):651. </w:t>
       </w:r>
-      <w:hyperlink r:id="rId26">
+      <w:hyperlink r:id="rId28">
         <w:r>
           <w:rPr>
             <w:color w:val="0563C1"/>
@@ -12330,7 +12458,7 @@
         </w:rPr>
         <w:t xml:space="preserve">18. Al-Hadidi F, Bsisu I, AlRyalat SA, Al-Zu'bi B, Bsisu R, Hamdan M, et al. The relationship between smartphone use and neck pain: A systematic review. Medicine (Baltimore). 2022;101(46):e31617. </w:t>
       </w:r>
-      <w:hyperlink r:id="rId27">
+      <w:hyperlink r:id="rId29">
         <w:r>
           <w:rPr>
             <w:color w:val="0563C1"/>
@@ -12356,7 +12484,7 @@
         </w:rPr>
         <w:t xml:space="preserve">19. Ayers JW, Poliak A, Dredze M, Leas EC, Zhu Z, Goldberg JE, et al. Comparing physician and artificial intelligence chatbot responses to patient questions posed to a public social media forum. JAMA Intern Med. 2023;183(6):589-596. </w:t>
       </w:r>
-      <w:hyperlink r:id="rId28">
+      <w:hyperlink r:id="rId30">
         <w:r>
           <w:rPr>
             <w:color w:val="0563C1"/>
@@ -12382,7 +12510,7 @@
         </w:rPr>
         <w:t xml:space="preserve">20. Kim BB, Yi DH, Yim J. Effect of selective exercise for the deep cervical flexors and extensors on the strength of deep neck muscles and pain in patients with chronic neck pain. J Back Musculoskelet Rehabil. 2016;30(1):211-216. </w:t>
       </w:r>
-      <w:hyperlink r:id="rId29">
+      <w:hyperlink r:id="rId31">
         <w:r>
           <w:rPr>
             <w:color w:val="0563C1"/>
